--- a/bin/zdocument/Class Document_Backend.docx
+++ b/bin/zdocument/Class Document_Backend.docx
@@ -3565,17 +3565,7 @@
                                 <w:color w:val="00B050"/>
                                 <w:lang w:val="en-US"/>
                               </w:rPr>
-                              <w:t xml:space="preserve">ELSE </w:t>
-                            </w:r>
-                            <w:r>
-                              <w:rPr>
-                                <w:rFonts w:ascii="Bookman Old Style" w:hAnsi="Bookman Old Style"/>
-                                <w:b/>
-                                <w:bCs/>
-                                <w:color w:val="00B050"/>
-                                <w:lang w:val="en-US"/>
-                              </w:rPr>
-                              <w:t xml:space="preserve">IF </w:t>
+                              <w:t xml:space="preserve">ELSE IF </w:t>
                             </w:r>
                             <w:r>
                               <w:rPr>
@@ -3890,17 +3880,7 @@
                           <w:color w:val="00B050"/>
                           <w:lang w:val="en-US"/>
                         </w:rPr>
-                        <w:t xml:space="preserve">ELSE </w:t>
-                      </w:r>
-                      <w:r>
-                        <w:rPr>
-                          <w:rFonts w:ascii="Bookman Old Style" w:hAnsi="Bookman Old Style"/>
-                          <w:b/>
-                          <w:bCs/>
-                          <w:color w:val="00B050"/>
-                          <w:lang w:val="en-US"/>
-                        </w:rPr>
-                        <w:t xml:space="preserve">IF </w:t>
+                        <w:t xml:space="preserve">ELSE IF </w:t>
                       </w:r>
                       <w:r>
                         <w:rPr>
@@ -5417,6 +5397,709 @@
     <w:p>
       <w:pPr>
         <w:ind w:left="720"/>
+        <w:rPr>
+          <w:rFonts w:ascii="Bookman Old Style" w:hAnsi="Bookman Old Style"/>
+          <w:b/>
+          <w:bCs/>
+          <w:lang w:val="en-US"/>
+        </w:rPr>
+      </w:pPr>
+    </w:p>
+    <w:p>
+      <w:pPr>
+        <w:ind w:left="720"/>
+        <w:rPr>
+          <w:rFonts w:ascii="Bookman Old Style" w:hAnsi="Bookman Old Style"/>
+          <w:b/>
+          <w:bCs/>
+          <w:lang w:val="en-US"/>
+        </w:rPr>
+      </w:pPr>
+    </w:p>
+    <w:p>
+      <w:pPr>
+        <w:rPr>
+          <w:rFonts w:ascii="Bookman Old Style" w:hAnsi="Bookman Old Style"/>
+          <w:b/>
+          <w:bCs/>
+          <w:color w:val="EE0000"/>
+          <w:lang w:val="en-US"/>
+        </w:rPr>
+      </w:pPr>
+      <w:r>
+        <w:rPr>
+          <w:rFonts w:ascii="Bookman Old Style" w:hAnsi="Bookman Old Style"/>
+          <w:b/>
+          <w:bCs/>
+          <w:color w:val="EE0000"/>
+          <w:lang w:val="en-US"/>
+        </w:rPr>
+        <w:lastRenderedPageBreak/>
+        <w:t>LOOPING CONTROL</w:t>
+      </w:r>
+    </w:p>
+    <w:p>
+      <w:pPr>
+        <w:rPr>
+          <w:rFonts w:ascii="Bookman Old Style" w:hAnsi="Bookman Old Style"/>
+          <w:b/>
+          <w:bCs/>
+          <w:lang w:val="en-US"/>
+        </w:rPr>
+      </w:pPr>
+      <w:r>
+        <w:rPr>
+          <w:rFonts w:ascii="Bookman Old Style" w:hAnsi="Bookman Old Style"/>
+          <w:b/>
+          <w:bCs/>
+          <w:lang w:val="en-US"/>
+        </w:rPr>
+        <w:t>Iterating the process</w:t>
+      </w:r>
+    </w:p>
+    <w:p>
+      <w:pPr>
+        <w:rPr>
+          <w:rFonts w:ascii="Bookman Old Style" w:hAnsi="Bookman Old Style"/>
+          <w:b/>
+          <w:bCs/>
+          <w:color w:val="FFC000"/>
+          <w:lang w:val="en-US"/>
+        </w:rPr>
+      </w:pPr>
+      <w:r>
+        <w:rPr>
+          <w:rFonts w:ascii="Bookman Old Style" w:hAnsi="Bookman Old Style"/>
+          <w:b/>
+          <w:bCs/>
+          <w:color w:val="FFC000"/>
+          <w:lang w:val="en-US"/>
+        </w:rPr>
+        <w:t>For Loop</w:t>
+      </w:r>
+    </w:p>
+    <w:p>
+      <w:pPr>
+        <w:rPr>
+          <w:rFonts w:ascii="Bookman Old Style" w:hAnsi="Bookman Old Style"/>
+          <w:b/>
+          <w:bCs/>
+          <w:lang w:val="en-US"/>
+        </w:rPr>
+      </w:pPr>
+      <w:r>
+        <w:rPr>
+          <w:rFonts w:ascii="Bookman Old Style" w:hAnsi="Bookman Old Style"/>
+          <w:b/>
+          <w:bCs/>
+          <w:lang w:val="en-US"/>
+        </w:rPr>
+        <w:t>For (init; cond; incr/decr) {</w:t>
+      </w:r>
+    </w:p>
+    <w:p>
+      <w:pPr>
+        <w:rPr>
+          <w:rFonts w:ascii="Bookman Old Style" w:hAnsi="Bookman Old Style"/>
+          <w:b/>
+          <w:bCs/>
+          <w:lang w:val="en-US"/>
+        </w:rPr>
+      </w:pPr>
+      <w:r>
+        <w:rPr>
+          <w:rFonts w:ascii="Bookman Old Style" w:hAnsi="Bookman Old Style"/>
+          <w:b/>
+          <w:bCs/>
+          <w:lang w:val="en-US"/>
+        </w:rPr>
+        <w:tab/>
+        <w:t>Statements</w:t>
+      </w:r>
+    </w:p>
+    <w:p>
+      <w:pPr>
+        <w:rPr>
+          <w:rFonts w:ascii="Bookman Old Style" w:hAnsi="Bookman Old Style"/>
+          <w:b/>
+          <w:bCs/>
+          <w:lang w:val="en-US"/>
+        </w:rPr>
+      </w:pPr>
+      <w:r>
+        <w:rPr>
+          <w:rFonts w:ascii="Bookman Old Style" w:hAnsi="Bookman Old Style"/>
+          <w:b/>
+          <w:bCs/>
+          <w:lang w:val="en-US"/>
+        </w:rPr>
+        <w:t>}</w:t>
+      </w:r>
+    </w:p>
+    <w:p>
+      <w:pPr>
+        <w:rPr>
+          <w:rFonts w:ascii="Bookman Old Style" w:hAnsi="Bookman Old Style"/>
+          <w:b/>
+          <w:bCs/>
+          <w:color w:val="FFC000"/>
+          <w:lang w:val="en-US"/>
+        </w:rPr>
+      </w:pPr>
+      <w:r>
+        <w:rPr>
+          <w:rFonts w:ascii="Bookman Old Style" w:hAnsi="Bookman Old Style"/>
+          <w:b/>
+          <w:bCs/>
+          <w:color w:val="FFC000"/>
+          <w:lang w:val="en-US"/>
+        </w:rPr>
+        <w:t>While Loop:</w:t>
+      </w:r>
+    </w:p>
+    <w:p>
+      <w:pPr>
+        <w:rPr>
+          <w:rFonts w:ascii="Bookman Old Style" w:hAnsi="Bookman Old Style"/>
+          <w:b/>
+          <w:bCs/>
+          <w:lang w:val="en-US"/>
+        </w:rPr>
+      </w:pPr>
+      <w:r>
+        <w:rPr>
+          <w:rFonts w:ascii="Bookman Old Style" w:hAnsi="Bookman Old Style"/>
+          <w:b/>
+          <w:bCs/>
+          <w:lang w:val="en-US"/>
+        </w:rPr>
+        <w:t>While (cond) {</w:t>
+      </w:r>
+    </w:p>
+    <w:p>
+      <w:pPr>
+        <w:rPr>
+          <w:rFonts w:ascii="Bookman Old Style" w:hAnsi="Bookman Old Style"/>
+          <w:b/>
+          <w:bCs/>
+          <w:lang w:val="en-US"/>
+        </w:rPr>
+      </w:pPr>
+      <w:r>
+        <w:rPr>
+          <w:rFonts w:ascii="Bookman Old Style" w:hAnsi="Bookman Old Style"/>
+          <w:b/>
+          <w:bCs/>
+          <w:lang w:val="en-US"/>
+        </w:rPr>
+        <w:tab/>
+        <w:t>Statements</w:t>
+      </w:r>
+    </w:p>
+    <w:p>
+      <w:pPr>
+        <w:rPr>
+          <w:rFonts w:ascii="Bookman Old Style" w:hAnsi="Bookman Old Style"/>
+          <w:b/>
+          <w:bCs/>
+          <w:lang w:val="en-US"/>
+        </w:rPr>
+      </w:pPr>
+      <w:r>
+        <w:rPr>
+          <w:rFonts w:ascii="Bookman Old Style" w:hAnsi="Bookman Old Style"/>
+          <w:b/>
+          <w:bCs/>
+          <w:lang w:val="en-US"/>
+        </w:rPr>
+        <w:t>}</w:t>
+      </w:r>
+    </w:p>
+    <w:p>
+      <w:pPr>
+        <w:rPr>
+          <w:rFonts w:ascii="Bookman Old Style" w:hAnsi="Bookman Old Style"/>
+          <w:b/>
+          <w:bCs/>
+          <w:color w:val="FFC000"/>
+          <w:lang w:val="en-US"/>
+        </w:rPr>
+      </w:pPr>
+      <w:r>
+        <w:rPr>
+          <w:rFonts w:ascii="Bookman Old Style" w:hAnsi="Bookman Old Style"/>
+          <w:b/>
+          <w:bCs/>
+          <w:color w:val="FFC000"/>
+          <w:lang w:val="en-US"/>
+        </w:rPr>
+        <w:t>Do While Loop:</w:t>
+      </w:r>
+    </w:p>
+    <w:p>
+      <w:pPr>
+        <w:rPr>
+          <w:rFonts w:ascii="Bookman Old Style" w:hAnsi="Bookman Old Style"/>
+          <w:b/>
+          <w:bCs/>
+          <w:lang w:val="en-US"/>
+        </w:rPr>
+      </w:pPr>
+      <w:r>
+        <w:rPr>
+          <w:rFonts w:ascii="Bookman Old Style" w:hAnsi="Bookman Old Style"/>
+          <w:b/>
+          <w:bCs/>
+          <w:lang w:val="en-US"/>
+        </w:rPr>
+        <w:t>Do {</w:t>
+      </w:r>
+    </w:p>
+    <w:p>
+      <w:pPr>
+        <w:rPr>
+          <w:rFonts w:ascii="Bookman Old Style" w:hAnsi="Bookman Old Style"/>
+          <w:b/>
+          <w:bCs/>
+          <w:lang w:val="en-US"/>
+        </w:rPr>
+      </w:pPr>
+      <w:r>
+        <w:rPr>
+          <w:rFonts w:ascii="Bookman Old Style" w:hAnsi="Bookman Old Style"/>
+          <w:b/>
+          <w:bCs/>
+          <w:lang w:val="en-US"/>
+        </w:rPr>
+        <w:tab/>
+        <w:t>Statements</w:t>
+      </w:r>
+    </w:p>
+    <w:p>
+      <w:pPr>
+        <w:rPr>
+          <w:rFonts w:ascii="Bookman Old Style" w:hAnsi="Bookman Old Style"/>
+          <w:b/>
+          <w:bCs/>
+          <w:lang w:val="en-US"/>
+        </w:rPr>
+      </w:pPr>
+      <w:r>
+        <w:rPr>
+          <w:rFonts w:ascii="Bookman Old Style" w:hAnsi="Bookman Old Style"/>
+          <w:b/>
+          <w:bCs/>
+          <w:lang w:val="en-US"/>
+        </w:rPr>
+        <w:t>} while (cond);</w:t>
+      </w:r>
+      <w:r>
+        <w:rPr>
+          <w:rFonts w:ascii="Bookman Old Style" w:hAnsi="Bookman Old Style"/>
+          <w:b/>
+          <w:bCs/>
+          <w:lang w:val="en-US"/>
+        </w:rPr>
+        <w:t>`</w:t>
+      </w:r>
+    </w:p>
+    <w:p>
+      <w:pPr>
+        <w:rPr>
+          <w:rFonts w:ascii="Bookman Old Style" w:hAnsi="Bookman Old Style"/>
+          <w:b/>
+          <w:bCs/>
+          <w:lang w:val="en-US"/>
+        </w:rPr>
+      </w:pPr>
+      <w:r>
+        <w:rPr>
+          <w:rFonts w:ascii="Bookman Old Style" w:hAnsi="Bookman Old Style"/>
+          <w:b/>
+          <w:bCs/>
+          <w:lang w:val="en-US"/>
+        </w:rPr>
+        <w:br w:type="page"/>
+      </w:r>
+    </w:p>
+    <w:p>
+      <w:pPr>
+        <w:rPr>
+          <w:rFonts w:ascii="Bookman Old Style" w:hAnsi="Bookman Old Style"/>
+          <w:b/>
+          <w:bCs/>
+          <w:color w:val="EE0000"/>
+          <w:lang w:val="en-US"/>
+        </w:rPr>
+      </w:pPr>
+      <w:r>
+        <w:rPr>
+          <w:rFonts w:ascii="Bookman Old Style" w:hAnsi="Bookman Old Style"/>
+          <w:b/>
+          <w:bCs/>
+          <w:color w:val="EE0000"/>
+          <w:lang w:val="en-US"/>
+        </w:rPr>
+        <w:lastRenderedPageBreak/>
+        <w:t>ARRAY:</w:t>
+      </w:r>
+    </w:p>
+    <w:p>
+      <w:pPr>
+        <w:rPr>
+          <w:rFonts w:ascii="Bookman Old Style" w:hAnsi="Bookman Old Style"/>
+          <w:b/>
+          <w:bCs/>
+          <w:lang w:val="en-US"/>
+        </w:rPr>
+      </w:pPr>
+      <w:r>
+        <w:rPr>
+          <w:rFonts w:ascii="Bookman Old Style" w:hAnsi="Bookman Old Style"/>
+          <w:b/>
+          <w:bCs/>
+          <w:lang w:val="en-US"/>
+        </w:rPr>
+        <w:tab/>
+        <w:t>Collection of data which shared same memory location with same data type</w:t>
+      </w:r>
+    </w:p>
+    <w:p>
+      <w:pPr>
+        <w:rPr>
+          <w:rFonts w:ascii="Bookman Old Style" w:hAnsi="Bookman Old Style"/>
+          <w:b/>
+          <w:bCs/>
+          <w:color w:val="BF8F00" w:themeColor="accent4" w:themeShade="BF"/>
+          <w:lang w:val="en-US"/>
+        </w:rPr>
+      </w:pPr>
+      <w:r>
+        <w:rPr>
+          <w:rFonts w:ascii="Bookman Old Style" w:hAnsi="Bookman Old Style"/>
+          <w:b/>
+          <w:bCs/>
+          <w:color w:val="BF8F00" w:themeColor="accent4" w:themeShade="BF"/>
+          <w:lang w:val="en-US"/>
+        </w:rPr>
+        <w:t>Why Array?</w:t>
+      </w:r>
+    </w:p>
+    <w:p>
+      <w:pPr>
+        <w:rPr>
+          <w:rFonts w:ascii="Bookman Old Style" w:hAnsi="Bookman Old Style"/>
+          <w:b/>
+          <w:bCs/>
+          <w:lang w:val="en-US"/>
+        </w:rPr>
+      </w:pPr>
+      <w:r>
+        <w:rPr>
+          <w:rFonts w:ascii="Bookman Old Style" w:hAnsi="Bookman Old Style"/>
+          <w:b/>
+          <w:bCs/>
+          <w:lang w:val="en-US"/>
+        </w:rPr>
+        <w:tab/>
+        <w:t>To avoid fragmentation</w:t>
+      </w:r>
+    </w:p>
+    <w:p>
+      <w:pPr>
+        <w:rPr>
+          <w:rFonts w:ascii="Bookman Old Style" w:hAnsi="Bookman Old Style"/>
+          <w:b/>
+          <w:bCs/>
+          <w:lang w:val="en-US"/>
+        </w:rPr>
+      </w:pPr>
+      <w:r>
+        <w:rPr>
+          <w:rFonts w:ascii="Bookman Old Style" w:hAnsi="Bookman Old Style"/>
+          <w:b/>
+          <w:bCs/>
+          <w:lang w:val="en-US"/>
+        </w:rPr>
+        <w:t>Array Creation</w:t>
+      </w:r>
+    </w:p>
+    <w:p>
+      <w:pPr>
+        <w:rPr>
+          <w:rFonts w:ascii="Bookman Old Style" w:hAnsi="Bookman Old Style"/>
+          <w:b/>
+          <w:bCs/>
+          <w:lang w:val="en-US"/>
+        </w:rPr>
+      </w:pPr>
+      <w:r>
+        <w:rPr>
+          <w:rFonts w:ascii="Bookman Old Style" w:hAnsi="Bookman Old Style"/>
+          <w:b/>
+          <w:bCs/>
+          <w:lang w:val="en-US"/>
+        </w:rPr>
+        <w:t>Method #1:</w:t>
+      </w:r>
+    </w:p>
+    <w:p>
+      <w:pPr>
+        <w:rPr>
+          <w:rFonts w:ascii="Bookman Old Style" w:hAnsi="Bookman Old Style"/>
+          <w:b/>
+          <w:bCs/>
+          <w:lang w:val="en-US"/>
+        </w:rPr>
+      </w:pPr>
+      <w:r>
+        <w:rPr>
+          <w:rFonts w:ascii="Bookman Old Style" w:hAnsi="Bookman Old Style"/>
+          <w:b/>
+          <w:bCs/>
+          <w:lang w:val="en-US"/>
+        </w:rPr>
+        <w:tab/>
+        <w:t>Data_Type</w:t>
+      </w:r>
+      <w:r>
+        <w:rPr>
+          <w:rFonts w:ascii="Bookman Old Style" w:hAnsi="Bookman Old Style"/>
+          <w:b/>
+          <w:bCs/>
+          <w:lang w:val="en-US"/>
+        </w:rPr>
+        <w:tab/>
+        <w:t>token[ ]</w:t>
+      </w:r>
+      <w:r>
+        <w:rPr>
+          <w:rFonts w:ascii="Bookman Old Style" w:hAnsi="Bookman Old Style"/>
+          <w:b/>
+          <w:bCs/>
+          <w:lang w:val="en-US"/>
+        </w:rPr>
+        <w:tab/>
+        <w:t>=</w:t>
+      </w:r>
+      <w:r>
+        <w:rPr>
+          <w:rFonts w:ascii="Bookman Old Style" w:hAnsi="Bookman Old Style"/>
+          <w:b/>
+          <w:bCs/>
+          <w:lang w:val="en-US"/>
+        </w:rPr>
+        <w:tab/>
+        <w:t>new</w:t>
+      </w:r>
+      <w:r>
+        <w:rPr>
+          <w:rFonts w:ascii="Bookman Old Style" w:hAnsi="Bookman Old Style"/>
+          <w:b/>
+          <w:bCs/>
+          <w:lang w:val="en-US"/>
+        </w:rPr>
+        <w:tab/>
+        <w:t>Data_Type[size];</w:t>
+      </w:r>
+    </w:p>
+    <w:p>
+      <w:pPr>
+        <w:rPr>
+          <w:rFonts w:ascii="Bookman Old Style" w:hAnsi="Bookman Old Style"/>
+          <w:b/>
+          <w:bCs/>
+          <w:lang w:val="en-US"/>
+        </w:rPr>
+      </w:pPr>
+      <w:r>
+        <w:rPr>
+          <w:rFonts w:ascii="Bookman Old Style" w:hAnsi="Bookman Old Style"/>
+          <w:b/>
+          <w:bCs/>
+          <w:lang w:val="en-US"/>
+        </w:rPr>
+        <w:tab/>
+        <w:t>Int [ ]</w:t>
+      </w:r>
+      <w:r>
+        <w:rPr>
+          <w:rFonts w:ascii="Bookman Old Style" w:hAnsi="Bookman Old Style"/>
+          <w:b/>
+          <w:bCs/>
+          <w:lang w:val="en-US"/>
+        </w:rPr>
+        <w:tab/>
+      </w:r>
+      <w:r>
+        <w:rPr>
+          <w:rFonts w:ascii="Bookman Old Style" w:hAnsi="Bookman Old Style"/>
+          <w:b/>
+          <w:bCs/>
+          <w:lang w:val="en-US"/>
+        </w:rPr>
+        <w:tab/>
+        <w:t>x</w:t>
+      </w:r>
+      <w:r>
+        <w:rPr>
+          <w:rFonts w:ascii="Bookman Old Style" w:hAnsi="Bookman Old Style"/>
+          <w:b/>
+          <w:bCs/>
+          <w:lang w:val="en-US"/>
+        </w:rPr>
+        <w:tab/>
+      </w:r>
+      <w:r>
+        <w:rPr>
+          <w:rFonts w:ascii="Bookman Old Style" w:hAnsi="Bookman Old Style"/>
+          <w:b/>
+          <w:bCs/>
+          <w:lang w:val="en-US"/>
+        </w:rPr>
+        <w:tab/>
+        <w:t>=</w:t>
+      </w:r>
+      <w:r>
+        <w:rPr>
+          <w:rFonts w:ascii="Bookman Old Style" w:hAnsi="Bookman Old Style"/>
+          <w:b/>
+          <w:bCs/>
+          <w:lang w:val="en-US"/>
+        </w:rPr>
+        <w:tab/>
+        <w:t>new</w:t>
+      </w:r>
+      <w:r>
+        <w:rPr>
+          <w:rFonts w:ascii="Bookman Old Style" w:hAnsi="Bookman Old Style"/>
+          <w:b/>
+          <w:bCs/>
+          <w:lang w:val="en-US"/>
+        </w:rPr>
+        <w:tab/>
+        <w:t>int[4];</w:t>
+      </w:r>
+    </w:p>
+    <w:p>
+      <w:pPr>
+        <w:rPr>
+          <w:rFonts w:ascii="Bookman Old Style" w:hAnsi="Bookman Old Style"/>
+          <w:b/>
+          <w:bCs/>
+          <w:lang w:val="en-US"/>
+        </w:rPr>
+      </w:pPr>
+    </w:p>
+    <w:p>
+      <w:pPr>
+        <w:rPr>
+          <w:rFonts w:ascii="Bookman Old Style" w:hAnsi="Bookman Old Style"/>
+          <w:b/>
+          <w:bCs/>
+          <w:lang w:val="en-US"/>
+        </w:rPr>
+      </w:pPr>
+      <w:r>
+        <w:rPr>
+          <w:rFonts w:ascii="Bookman Old Style" w:hAnsi="Bookman Old Style"/>
+          <w:b/>
+          <w:bCs/>
+          <w:lang w:val="en-US"/>
+        </w:rPr>
+        <w:t>Method #2:</w:t>
+      </w:r>
+    </w:p>
+    <w:p>
+      <w:pPr>
+        <w:rPr>
+          <w:rFonts w:ascii="Bookman Old Style" w:hAnsi="Bookman Old Style"/>
+          <w:b/>
+          <w:bCs/>
+          <w:lang w:val="en-US"/>
+        </w:rPr>
+      </w:pPr>
+      <w:r>
+        <w:rPr>
+          <w:rFonts w:ascii="Bookman Old Style" w:hAnsi="Bookman Old Style"/>
+          <w:b/>
+          <w:bCs/>
+          <w:lang w:val="en-US"/>
+        </w:rPr>
+        <w:tab/>
+        <w:t>Data_Type[ ]</w:t>
+      </w:r>
+      <w:r>
+        <w:rPr>
+          <w:rFonts w:ascii="Bookman Old Style" w:hAnsi="Bookman Old Style"/>
+          <w:b/>
+          <w:bCs/>
+          <w:lang w:val="en-US"/>
+        </w:rPr>
+        <w:tab/>
+        <w:t>token  =  {value1, value2 , … valueN};</w:t>
+      </w:r>
+    </w:p>
+    <w:p>
+      <w:pPr>
+        <w:rPr>
+          <w:rFonts w:ascii="Bookman Old Style" w:hAnsi="Bookman Old Style"/>
+          <w:b/>
+          <w:bCs/>
+          <w:lang w:val="en-US"/>
+        </w:rPr>
+      </w:pPr>
+      <w:r>
+        <w:rPr>
+          <w:rFonts w:ascii="Bookman Old Style" w:hAnsi="Bookman Old Style"/>
+          <w:b/>
+          <w:bCs/>
+          <w:lang w:val="en-US"/>
+        </w:rPr>
+        <w:tab/>
+        <w:t>Int[ ]</w:t>
+      </w:r>
+      <w:r>
+        <w:rPr>
+          <w:rFonts w:ascii="Bookman Old Style" w:hAnsi="Bookman Old Style"/>
+          <w:b/>
+          <w:bCs/>
+          <w:lang w:val="en-US"/>
+        </w:rPr>
+        <w:tab/>
+      </w:r>
+      <w:r>
+        <w:rPr>
+          <w:rFonts w:ascii="Bookman Old Style" w:hAnsi="Bookman Old Style"/>
+          <w:b/>
+          <w:bCs/>
+          <w:lang w:val="en-US"/>
+        </w:rPr>
+        <w:tab/>
+        <w:t>y</w:t>
+      </w:r>
+      <w:r>
+        <w:rPr>
+          <w:rFonts w:ascii="Bookman Old Style" w:hAnsi="Bookman Old Style"/>
+          <w:b/>
+          <w:bCs/>
+          <w:lang w:val="en-US"/>
+        </w:rPr>
+        <w:tab/>
+        <w:t xml:space="preserve"> =  {10,20,30,40,50};</w:t>
+      </w:r>
+      <w:r>
+        <w:rPr>
+          <w:rFonts w:ascii="Bookman Old Style" w:hAnsi="Bookman Old Style"/>
+          <w:b/>
+          <w:bCs/>
+          <w:lang w:val="en-US"/>
+        </w:rPr>
+        <w:tab/>
+      </w:r>
+    </w:p>
+    <w:p>
+      <w:pPr>
         <w:rPr>
           <w:rFonts w:ascii="Bookman Old Style" w:hAnsi="Bookman Old Style"/>
           <w:b/>

--- a/bin/zdocument/Class Document_Backend.docx
+++ b/bin/zdocument/Class Document_Backend.docx
@@ -6088,6 +6088,420 @@
         <w:tab/>
         <w:t xml:space="preserve"> =  {10,20,30,40,50};</w:t>
       </w:r>
+    </w:p>
+    <w:p>
+      <w:pPr>
+        <w:rPr>
+          <w:rFonts w:ascii="Bookman Old Style" w:hAnsi="Bookman Old Style"/>
+          <w:b/>
+          <w:bCs/>
+          <w:lang w:val="en-US"/>
+        </w:rPr>
+      </w:pPr>
+    </w:p>
+    <w:p>
+      <w:pPr>
+        <w:rPr>
+          <w:rFonts w:ascii="Bookman Old Style" w:hAnsi="Bookman Old Style"/>
+          <w:b/>
+          <w:bCs/>
+          <w:lang w:val="en-US"/>
+        </w:rPr>
+      </w:pPr>
+      <w:r>
+        <w:rPr>
+          <w:rFonts w:ascii="Bookman Old Style" w:hAnsi="Bookman Old Style"/>
+          <w:b/>
+          <w:bCs/>
+          <w:lang w:val="en-US"/>
+        </w:rPr>
+        <w:br w:type="page"/>
+      </w:r>
+    </w:p>
+    <w:p>
+      <w:pPr>
+        <w:rPr>
+          <w:rFonts w:ascii="Bookman Old Style" w:hAnsi="Bookman Old Style"/>
+          <w:b/>
+          <w:bCs/>
+          <w:color w:val="EE0000"/>
+          <w:lang w:val="en-US"/>
+        </w:rPr>
+      </w:pPr>
+      <w:r>
+        <w:rPr>
+          <w:rFonts w:ascii="Bookman Old Style" w:hAnsi="Bookman Old Style"/>
+          <w:b/>
+          <w:bCs/>
+          <w:color w:val="EE0000"/>
+          <w:lang w:val="en-US"/>
+        </w:rPr>
+        <w:lastRenderedPageBreak/>
+        <w:t>FUNCTIONS</w:t>
+      </w:r>
+    </w:p>
+    <w:p>
+      <w:pPr>
+        <w:rPr>
+          <w:rFonts w:ascii="Bookman Old Style" w:hAnsi="Bookman Old Style"/>
+          <w:b/>
+          <w:bCs/>
+          <w:lang w:val="en-US"/>
+        </w:rPr>
+      </w:pPr>
+      <w:r>
+        <w:rPr>
+          <w:rFonts w:ascii="Bookman Old Style" w:hAnsi="Bookman Old Style"/>
+          <w:b/>
+          <w:bCs/>
+          <w:lang w:val="en-US"/>
+        </w:rPr>
+        <w:t>Block of code to perform specified task</w:t>
+      </w:r>
+    </w:p>
+    <w:p>
+      <w:pPr>
+        <w:rPr>
+          <w:rFonts w:ascii="Bookman Old Style" w:hAnsi="Bookman Old Style"/>
+          <w:b/>
+          <w:bCs/>
+          <w:color w:val="385623" w:themeColor="accent6" w:themeShade="80"/>
+          <w:lang w:val="en-US"/>
+        </w:rPr>
+      </w:pPr>
+      <w:r>
+        <w:rPr>
+          <w:rFonts w:ascii="Bookman Old Style" w:hAnsi="Bookman Old Style"/>
+          <w:b/>
+          <w:bCs/>
+          <w:color w:val="385623" w:themeColor="accent6" w:themeShade="80"/>
+          <w:lang w:val="en-US"/>
+        </w:rPr>
+        <w:t>Why Function?</w:t>
+      </w:r>
+    </w:p>
+    <w:p>
+      <w:pPr>
+        <w:rPr>
+          <w:rFonts w:ascii="Bookman Old Style" w:hAnsi="Bookman Old Style"/>
+          <w:b/>
+          <w:bCs/>
+          <w:lang w:val="en-US"/>
+        </w:rPr>
+      </w:pPr>
+      <w:r>
+        <w:rPr>
+          <w:rFonts w:ascii="Bookman Old Style" w:hAnsi="Bookman Old Style"/>
+          <w:b/>
+          <w:bCs/>
+          <w:noProof/>
+          <w:lang w:val="en-US"/>
+        </w:rPr>
+        <mc:AlternateContent>
+          <mc:Choice Requires="wpi">
+            <w:drawing>
+              <wp:anchor distT="0" distB="0" distL="114300" distR="114300" simplePos="0" relativeHeight="251812864" behindDoc="0" locked="0" layoutInCell="1" allowOverlap="1" wp14:anchorId="2D61B522" wp14:editId="1670272C">
+                <wp:simplePos x="0" y="0"/>
+                <wp:positionH relativeFrom="column">
+                  <wp:posOffset>1064895</wp:posOffset>
+                </wp:positionH>
+                <wp:positionV relativeFrom="paragraph">
+                  <wp:posOffset>989965</wp:posOffset>
+                </wp:positionV>
+                <wp:extent cx="2421105" cy="841400"/>
+                <wp:effectExtent l="38100" t="38100" r="17780" b="34925"/>
+                <wp:wrapNone/>
+                <wp:docPr id="1869112245" name="Ink 78"/>
+                <wp:cNvGraphicFramePr/>
+                <a:graphic xmlns:a="http://schemas.openxmlformats.org/drawingml/2006/main">
+                  <a:graphicData uri="http://schemas.microsoft.com/office/word/2010/wordprocessingInk">
+                    <w14:contentPart bwMode="auto" r:id="rId31">
+                      <w14:nvContentPartPr>
+                        <w14:cNvContentPartPr/>
+                      </w14:nvContentPartPr>
+                      <w14:xfrm>
+                        <a:off x="0" y="0"/>
+                        <a:ext cx="2421105" cy="841400"/>
+                      </w14:xfrm>
+                    </w14:contentPart>
+                  </a:graphicData>
+                </a:graphic>
+              </wp:anchor>
+            </w:drawing>
+          </mc:Choice>
+          <mc:Fallback>
+            <w:pict>
+              <v:shapetype w14:anchorId="4A0DBA8C" id="_x0000_t75" coordsize="21600,21600" o:spt="75" o:preferrelative="t" path="m@4@5l@4@11@9@11@9@5xe" filled="f" stroked="f">
+                <v:stroke joinstyle="miter"/>
+                <v:formulas>
+                  <v:f eqn="if lineDrawn pixelLineWidth 0"/>
+                  <v:f eqn="sum @0 1 0"/>
+                  <v:f eqn="sum 0 0 @1"/>
+                  <v:f eqn="prod @2 1 2"/>
+                  <v:f eqn="prod @3 21600 pixelWidth"/>
+                  <v:f eqn="prod @3 21600 pixelHeight"/>
+                  <v:f eqn="sum @0 0 1"/>
+                  <v:f eqn="prod @6 1 2"/>
+                  <v:f eqn="prod @7 21600 pixelWidth"/>
+                  <v:f eqn="sum @8 21600 0"/>
+                  <v:f eqn="prod @7 21600 pixelHeight"/>
+                  <v:f eqn="sum @10 21600 0"/>
+                </v:formulas>
+                <v:path o:extrusionok="f" gradientshapeok="t" o:connecttype="rect"/>
+                <o:lock v:ext="edit" aspectratio="t"/>
+              </v:shapetype>
+              <v:shape id="Ink 78" o:spid="_x0000_s1026" type="#_x0000_t75" style="position:absolute;margin-left:83.35pt;margin-top:77.45pt;width:191.65pt;height:67.2pt;z-index:251812864;visibility:visible;mso-wrap-style:square;mso-wrap-distance-left:9pt;mso-wrap-distance-top:0;mso-wrap-distance-right:9pt;mso-wrap-distance-bottom:0;mso-position-horizontal:absolute;mso-position-horizontal-relative:text;mso-position-vertical:absolute;mso-position-vertical-relative:text" o:gfxdata="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">
+                <v:imagedata r:id="rId32" o:title=""/>
+              </v:shape>
+            </w:pict>
+          </mc:Fallback>
+        </mc:AlternateContent>
+      </w:r>
+      <w:r>
+        <w:rPr>
+          <w:rFonts w:ascii="Bookman Old Style" w:hAnsi="Bookman Old Style"/>
+          <w:b/>
+          <w:bCs/>
+          <w:noProof/>
+          <w:lang w:val="en-US"/>
+        </w:rPr>
+        <mc:AlternateContent>
+          <mc:Choice Requires="wpi">
+            <w:drawing>
+              <wp:anchor distT="0" distB="0" distL="114300" distR="114300" simplePos="0" relativeHeight="251796480" behindDoc="0" locked="0" layoutInCell="1" allowOverlap="1" wp14:anchorId="758C774E" wp14:editId="3E1F26F7">
+                <wp:simplePos x="0" y="0"/>
+                <wp:positionH relativeFrom="column">
+                  <wp:posOffset>3376295</wp:posOffset>
+                </wp:positionH>
+                <wp:positionV relativeFrom="paragraph">
+                  <wp:posOffset>115570</wp:posOffset>
+                </wp:positionV>
+                <wp:extent cx="2568235" cy="1068545"/>
+                <wp:effectExtent l="38100" t="38100" r="41910" b="36830"/>
+                <wp:wrapNone/>
+                <wp:docPr id="1488965034" name="Ink 62"/>
+                <wp:cNvGraphicFramePr/>
+                <a:graphic xmlns:a="http://schemas.openxmlformats.org/drawingml/2006/main">
+                  <a:graphicData uri="http://schemas.microsoft.com/office/word/2010/wordprocessingInk">
+                    <w14:contentPart bwMode="auto" r:id="rId33">
+                      <w14:nvContentPartPr>
+                        <w14:cNvContentPartPr/>
+                      </w14:nvContentPartPr>
+                      <w14:xfrm>
+                        <a:off x="0" y="0"/>
+                        <a:ext cx="2568235" cy="1068545"/>
+                      </w14:xfrm>
+                    </w14:contentPart>
+                  </a:graphicData>
+                </a:graphic>
+              </wp:anchor>
+            </w:drawing>
+          </mc:Choice>
+          <mc:Fallback>
+            <w:pict>
+              <v:shape w14:anchorId="7D49CDC7" id="Ink 62" o:spid="_x0000_s1026" type="#_x0000_t75" style="position:absolute;margin-left:265.35pt;margin-top:8.6pt;width:203.2pt;height:85.15pt;z-index:251796480;visibility:visible;mso-wrap-style:square;mso-wrap-distance-left:9pt;mso-wrap-distance-top:0;mso-wrap-distance-right:9pt;mso-wrap-distance-bottom:0;mso-position-horizontal:absolute;mso-position-horizontal-relative:text;mso-position-vertical:absolute;mso-position-vertical-relative:text" o:gfxdata="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">
+                <v:imagedata r:id="rId34" o:title=""/>
+              </v:shape>
+            </w:pict>
+          </mc:Fallback>
+        </mc:AlternateContent>
+      </w:r>
+      <w:r>
+        <w:rPr>
+          <w:rFonts w:ascii="Bookman Old Style" w:hAnsi="Bookman Old Style"/>
+          <w:b/>
+          <w:bCs/>
+          <w:noProof/>
+          <w:lang w:val="en-US"/>
+        </w:rPr>
+        <mc:AlternateContent>
+          <mc:Choice Requires="wpi">
+            <w:drawing>
+              <wp:anchor distT="0" distB="0" distL="114300" distR="114300" simplePos="0" relativeHeight="251768832" behindDoc="0" locked="0" layoutInCell="1" allowOverlap="1" wp14:anchorId="565E0CE6" wp14:editId="21D4F350">
+                <wp:simplePos x="0" y="0"/>
+                <wp:positionH relativeFrom="column">
+                  <wp:posOffset>57150</wp:posOffset>
+                </wp:positionH>
+                <wp:positionV relativeFrom="paragraph">
+                  <wp:posOffset>246380</wp:posOffset>
+                </wp:positionV>
+                <wp:extent cx="2259925" cy="1172845"/>
+                <wp:effectExtent l="38100" t="38100" r="45720" b="46355"/>
+                <wp:wrapNone/>
+                <wp:docPr id="926388764" name="Ink 35"/>
+                <wp:cNvGraphicFramePr/>
+                <a:graphic xmlns:a="http://schemas.openxmlformats.org/drawingml/2006/main">
+                  <a:graphicData uri="http://schemas.microsoft.com/office/word/2010/wordprocessingInk">
+                    <w14:contentPart bwMode="auto" r:id="rId35">
+                      <w14:nvContentPartPr>
+                        <w14:cNvContentPartPr/>
+                      </w14:nvContentPartPr>
+                      <w14:xfrm>
+                        <a:off x="0" y="0"/>
+                        <a:ext cx="2259925" cy="1172845"/>
+                      </w14:xfrm>
+                    </w14:contentPart>
+                  </a:graphicData>
+                </a:graphic>
+              </wp:anchor>
+            </w:drawing>
+          </mc:Choice>
+          <mc:Fallback>
+            <w:pict>
+              <v:shape w14:anchorId="45F46DC5" id="Ink 35" o:spid="_x0000_s1026" type="#_x0000_t75" style="position:absolute;margin-left:4pt;margin-top:18.9pt;width:178.95pt;height:93.3pt;z-index:251768832;visibility:visible;mso-wrap-style:square;mso-wrap-distance-left:9pt;mso-wrap-distance-top:0;mso-wrap-distance-right:9pt;mso-wrap-distance-bottom:0;mso-position-horizontal:absolute;mso-position-horizontal-relative:text;mso-position-vertical:absolute;mso-position-vertical-relative:text" o:gfxdata="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">
+                <v:imagedata r:id="rId36" o:title=""/>
+              </v:shape>
+            </w:pict>
+          </mc:Fallback>
+        </mc:AlternateContent>
+      </w:r>
+      <w:r>
+        <w:rPr>
+          <w:rFonts w:ascii="Bookman Old Style" w:hAnsi="Bookman Old Style"/>
+          <w:b/>
+          <w:bCs/>
+          <w:noProof/>
+          <w:lang w:val="en-US"/>
+        </w:rPr>
+        <mc:AlternateContent>
+          <mc:Choice Requires="wpi">
+            <w:drawing>
+              <wp:anchor distT="0" distB="0" distL="114300" distR="114300" simplePos="0" relativeHeight="251756544" behindDoc="0" locked="0" layoutInCell="1" allowOverlap="1" wp14:anchorId="3C75F375" wp14:editId="2AB8E201">
+                <wp:simplePos x="0" y="0"/>
+                <wp:positionH relativeFrom="column">
+                  <wp:posOffset>2050415</wp:posOffset>
+                </wp:positionH>
+                <wp:positionV relativeFrom="paragraph">
+                  <wp:posOffset>8890</wp:posOffset>
+                </wp:positionV>
+                <wp:extent cx="1004310" cy="328930"/>
+                <wp:effectExtent l="38100" t="38100" r="24765" b="52070"/>
+                <wp:wrapNone/>
+                <wp:docPr id="1917990863" name="Ink 23"/>
+                <wp:cNvGraphicFramePr/>
+                <a:graphic xmlns:a="http://schemas.openxmlformats.org/drawingml/2006/main">
+                  <a:graphicData uri="http://schemas.microsoft.com/office/word/2010/wordprocessingInk">
+                    <w14:contentPart bwMode="auto" r:id="rId37">
+                      <w14:nvContentPartPr>
+                        <w14:cNvContentPartPr/>
+                      </w14:nvContentPartPr>
+                      <w14:xfrm>
+                        <a:off x="0" y="0"/>
+                        <a:ext cx="1004310" cy="328930"/>
+                      </w14:xfrm>
+                    </w14:contentPart>
+                  </a:graphicData>
+                </a:graphic>
+              </wp:anchor>
+            </w:drawing>
+          </mc:Choice>
+          <mc:Fallback>
+            <w:pict>
+              <v:shape w14:anchorId="1AD53F6D" id="Ink 23" o:spid="_x0000_s1026" type="#_x0000_t75" style="position:absolute;margin-left:160.95pt;margin-top:.2pt;width:80.1pt;height:26.85pt;z-index:251756544;visibility:visible;mso-wrap-style:square;mso-wrap-distance-left:9pt;mso-wrap-distance-top:0;mso-wrap-distance-right:9pt;mso-wrap-distance-bottom:0;mso-position-horizontal:absolute;mso-position-horizontal-relative:text;mso-position-vertical:absolute;mso-position-vertical-relative:text" o:gfxdata="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">
+                <v:imagedata r:id="rId38" o:title=""/>
+              </v:shape>
+            </w:pict>
+          </mc:Fallback>
+        </mc:AlternateContent>
+      </w:r>
+      <w:r>
+        <w:rPr>
+          <w:rFonts w:ascii="Bookman Old Style" w:hAnsi="Bookman Old Style"/>
+          <w:b/>
+          <w:bCs/>
+          <w:noProof/>
+          <w:lang w:val="en-US"/>
+        </w:rPr>
+        <mc:AlternateContent>
+          <mc:Choice Requires="wpi">
+            <w:drawing>
+              <wp:anchor distT="0" distB="0" distL="114300" distR="114300" simplePos="0" relativeHeight="251749376" behindDoc="0" locked="0" layoutInCell="1" allowOverlap="1" wp14:anchorId="55EA93D4" wp14:editId="5ADC7C99">
+                <wp:simplePos x="0" y="0"/>
+                <wp:positionH relativeFrom="column">
+                  <wp:posOffset>2355215</wp:posOffset>
+                </wp:positionH>
+                <wp:positionV relativeFrom="paragraph">
+                  <wp:posOffset>445135</wp:posOffset>
+                </wp:positionV>
+                <wp:extent cx="1001880" cy="375340"/>
+                <wp:effectExtent l="38100" t="38100" r="8255" b="43815"/>
+                <wp:wrapNone/>
+                <wp:docPr id="1422583183" name="Ink 16"/>
+                <wp:cNvGraphicFramePr/>
+                <a:graphic xmlns:a="http://schemas.openxmlformats.org/drawingml/2006/main">
+                  <a:graphicData uri="http://schemas.microsoft.com/office/word/2010/wordprocessingInk">
+                    <w14:contentPart bwMode="auto" r:id="rId39">
+                      <w14:nvContentPartPr>
+                        <w14:cNvContentPartPr/>
+                      </w14:nvContentPartPr>
+                      <w14:xfrm>
+                        <a:off x="0" y="0"/>
+                        <a:ext cx="1001880" cy="375340"/>
+                      </w14:xfrm>
+                    </w14:contentPart>
+                  </a:graphicData>
+                </a:graphic>
+              </wp:anchor>
+            </w:drawing>
+          </mc:Choice>
+          <mc:Fallback>
+            <w:pict>
+              <v:shape w14:anchorId="2B1C557B" id="Ink 16" o:spid="_x0000_s1026" type="#_x0000_t75" style="position:absolute;margin-left:184.95pt;margin-top:34.55pt;width:79.9pt;height:30.5pt;z-index:251749376;visibility:visible;mso-wrap-style:square;mso-wrap-distance-left:9pt;mso-wrap-distance-top:0;mso-wrap-distance-right:9pt;mso-wrap-distance-bottom:0;mso-position-horizontal:absolute;mso-position-horizontal-relative:text;mso-position-vertical:absolute;mso-position-vertical-relative:text" o:gfxdata="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">
+                <v:imagedata r:id="rId40" o:title=""/>
+              </v:shape>
+            </w:pict>
+          </mc:Fallback>
+        </mc:AlternateContent>
+      </w:r>
+      <w:r>
+        <w:rPr>
+          <w:rFonts w:ascii="Bookman Old Style" w:hAnsi="Bookman Old Style"/>
+          <w:b/>
+          <w:bCs/>
+          <w:noProof/>
+          <w:lang w:val="en-US"/>
+        </w:rPr>
+        <mc:AlternateContent>
+          <mc:Choice Requires="wpi">
+            <w:drawing>
+              <wp:anchor distT="0" distB="0" distL="114300" distR="114300" simplePos="0" relativeHeight="251745280" behindDoc="0" locked="0" layoutInCell="1" allowOverlap="1" wp14:anchorId="23633893" wp14:editId="3ED2BCBE">
+                <wp:simplePos x="0" y="0"/>
+                <wp:positionH relativeFrom="column">
+                  <wp:posOffset>205105</wp:posOffset>
+                </wp:positionH>
+                <wp:positionV relativeFrom="paragraph">
+                  <wp:posOffset>1522730</wp:posOffset>
+                </wp:positionV>
+                <wp:extent cx="653760" cy="264635"/>
+                <wp:effectExtent l="38100" t="38100" r="13335" b="40640"/>
+                <wp:wrapNone/>
+                <wp:docPr id="1474659585" name="Ink 12"/>
+                <wp:cNvGraphicFramePr/>
+                <a:graphic xmlns:a="http://schemas.openxmlformats.org/drawingml/2006/main">
+                  <a:graphicData uri="http://schemas.microsoft.com/office/word/2010/wordprocessingInk">
+                    <w14:contentPart bwMode="auto" r:id="rId41">
+                      <w14:nvContentPartPr>
+                        <w14:cNvContentPartPr/>
+                      </w14:nvContentPartPr>
+                      <w14:xfrm>
+                        <a:off x="0" y="0"/>
+                        <a:ext cx="653760" cy="264635"/>
+                      </w14:xfrm>
+                    </w14:contentPart>
+                  </a:graphicData>
+                </a:graphic>
+              </wp:anchor>
+            </w:drawing>
+          </mc:Choice>
+          <mc:Fallback>
+            <w:pict>
+              <v:shape w14:anchorId="4C35CFD5" id="Ink 12" o:spid="_x0000_s1026" type="#_x0000_t75" style="position:absolute;margin-left:15.65pt;margin-top:119.4pt;width:52.5pt;height:21.85pt;z-index:251745280;visibility:visible;mso-wrap-style:square;mso-wrap-distance-left:9pt;mso-wrap-distance-top:0;mso-wrap-distance-right:9pt;mso-wrap-distance-bottom:0;mso-position-horizontal:absolute;mso-position-horizontal-relative:text;mso-position-vertical:absolute;mso-position-vertical-relative:text" o:gfxdata="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">
+                <v:imagedata r:id="rId42" o:title=""/>
+              </v:shape>
+            </w:pict>
+          </mc:Fallback>
+        </mc:AlternateContent>
+      </w:r>
       <w:r>
         <w:rPr>
           <w:rFonts w:ascii="Bookman Old Style" w:hAnsi="Bookman Old Style"/>
@@ -6107,6 +6521,799 @@
           <w:lang w:val="en-US"/>
         </w:rPr>
       </w:pPr>
+    </w:p>
+    <w:p>
+      <w:pPr>
+        <w:rPr>
+          <w:rFonts w:ascii="Bookman Old Style" w:hAnsi="Bookman Old Style"/>
+          <w:b/>
+          <w:bCs/>
+          <w:lang w:val="en-US"/>
+        </w:rPr>
+      </w:pPr>
+    </w:p>
+    <w:p>
+      <w:pPr>
+        <w:rPr>
+          <w:rFonts w:ascii="Bookman Old Style" w:hAnsi="Bookman Old Style"/>
+          <w:b/>
+          <w:bCs/>
+          <w:lang w:val="en-US"/>
+        </w:rPr>
+      </w:pPr>
+    </w:p>
+    <w:p>
+      <w:pPr>
+        <w:rPr>
+          <w:rFonts w:ascii="Bookman Old Style" w:hAnsi="Bookman Old Style"/>
+          <w:b/>
+          <w:bCs/>
+          <w:lang w:val="en-US"/>
+        </w:rPr>
+      </w:pPr>
+    </w:p>
+    <w:p>
+      <w:pPr>
+        <w:rPr>
+          <w:rFonts w:ascii="Bookman Old Style" w:hAnsi="Bookman Old Style"/>
+          <w:b/>
+          <w:bCs/>
+          <w:lang w:val="en-US"/>
+        </w:rPr>
+      </w:pPr>
+    </w:p>
+    <w:p>
+      <w:pPr>
+        <w:rPr>
+          <w:rFonts w:ascii="Bookman Old Style" w:hAnsi="Bookman Old Style"/>
+          <w:b/>
+          <w:bCs/>
+          <w:lang w:val="en-US"/>
+        </w:rPr>
+      </w:pPr>
+    </w:p>
+    <w:p>
+      <w:pPr>
+        <w:rPr>
+          <w:rFonts w:ascii="Bookman Old Style" w:hAnsi="Bookman Old Style"/>
+          <w:b/>
+          <w:bCs/>
+          <w:lang w:val="en-US"/>
+        </w:rPr>
+      </w:pPr>
+    </w:p>
+    <w:p>
+      <w:pPr>
+        <w:rPr>
+          <w:rFonts w:ascii="Bookman Old Style" w:hAnsi="Bookman Old Style"/>
+          <w:b/>
+          <w:bCs/>
+          <w:color w:val="FFC000"/>
+          <w:lang w:val="en-US"/>
+        </w:rPr>
+      </w:pPr>
+      <w:r>
+        <w:rPr>
+          <w:rFonts w:ascii="Bookman Old Style" w:hAnsi="Bookman Old Style"/>
+          <w:b/>
+          <w:bCs/>
+          <w:color w:val="FFC000"/>
+          <w:lang w:val="en-US"/>
+        </w:rPr>
+        <w:t>Syntax:</w:t>
+      </w:r>
+    </w:p>
+    <w:p>
+      <w:pPr>
+        <w:rPr>
+          <w:rFonts w:ascii="Bookman Old Style" w:hAnsi="Bookman Old Style"/>
+          <w:b/>
+          <w:bCs/>
+          <w:highlight w:val="cyan"/>
+          <w:lang w:val="en-US"/>
+        </w:rPr>
+      </w:pPr>
+      <w:r>
+        <w:rPr>
+          <w:rFonts w:ascii="Bookman Old Style" w:hAnsi="Bookman Old Style"/>
+          <w:b/>
+          <w:bCs/>
+          <w:highlight w:val="cyan"/>
+          <w:lang w:val="en-US"/>
+        </w:rPr>
+        <w:t>[Access_Specifier]</w:t>
+      </w:r>
+      <w:r>
+        <w:rPr>
+          <w:rFonts w:ascii="Bookman Old Style" w:hAnsi="Bookman Old Style"/>
+          <w:b/>
+          <w:bCs/>
+          <w:highlight w:val="cyan"/>
+          <w:lang w:val="en-US"/>
+        </w:rPr>
+        <w:tab/>
+        <w:t>Return_Type</w:t>
+      </w:r>
+      <w:r>
+        <w:rPr>
+          <w:rFonts w:ascii="Bookman Old Style" w:hAnsi="Bookman Old Style"/>
+          <w:b/>
+          <w:bCs/>
+          <w:highlight w:val="cyan"/>
+          <w:lang w:val="en-US"/>
+        </w:rPr>
+        <w:tab/>
+        <w:t>Func_Name(arg1,arg2,…) {</w:t>
+      </w:r>
+    </w:p>
+    <w:p>
+      <w:pPr>
+        <w:rPr>
+          <w:rFonts w:ascii="Bookman Old Style" w:hAnsi="Bookman Old Style"/>
+          <w:b/>
+          <w:bCs/>
+          <w:highlight w:val="cyan"/>
+          <w:lang w:val="en-US"/>
+        </w:rPr>
+      </w:pPr>
+      <w:r>
+        <w:rPr>
+          <w:rFonts w:ascii="Bookman Old Style" w:hAnsi="Bookman Old Style"/>
+          <w:b/>
+          <w:bCs/>
+          <w:highlight w:val="cyan"/>
+          <w:lang w:val="en-US"/>
+        </w:rPr>
+        <w:tab/>
+        <w:t>Statements</w:t>
+      </w:r>
+    </w:p>
+    <w:p>
+      <w:pPr>
+        <w:rPr>
+          <w:rFonts w:ascii="Bookman Old Style" w:hAnsi="Bookman Old Style"/>
+          <w:b/>
+          <w:bCs/>
+          <w:lang w:val="en-US"/>
+        </w:rPr>
+      </w:pPr>
+      <w:r>
+        <w:rPr>
+          <w:rFonts w:ascii="Bookman Old Style" w:hAnsi="Bookman Old Style"/>
+          <w:b/>
+          <w:bCs/>
+          <w:highlight w:val="cyan"/>
+          <w:lang w:val="en-US"/>
+        </w:rPr>
+        <w:t>}</w:t>
+      </w:r>
+    </w:p>
+    <w:p>
+      <w:pPr>
+        <w:rPr>
+          <w:rFonts w:ascii="Bookman Old Style" w:hAnsi="Bookman Old Style"/>
+          <w:b/>
+          <w:bCs/>
+          <w:color w:val="FFC000"/>
+          <w:lang w:val="en-US"/>
+        </w:rPr>
+      </w:pPr>
+      <w:r>
+        <w:rPr>
+          <w:rFonts w:ascii="Bookman Old Style" w:hAnsi="Bookman Old Style"/>
+          <w:b/>
+          <w:bCs/>
+          <w:color w:val="FFC000"/>
+          <w:lang w:val="en-US"/>
+        </w:rPr>
+        <w:t>Types of Function</w:t>
+      </w:r>
+    </w:p>
+    <w:p>
+      <w:pPr>
+        <w:rPr>
+          <w:rFonts w:ascii="Bookman Old Style" w:hAnsi="Bookman Old Style"/>
+          <w:b/>
+          <w:bCs/>
+          <w:color w:val="00B050"/>
+          <w:lang w:val="en-US"/>
+        </w:rPr>
+      </w:pPr>
+      <w:r>
+        <w:rPr>
+          <w:rFonts w:ascii="Bookman Old Style" w:hAnsi="Bookman Old Style"/>
+          <w:b/>
+          <w:bCs/>
+          <w:color w:val="00B050"/>
+          <w:lang w:val="en-US"/>
+        </w:rPr>
+        <w:t>Function with return type with arguments</w:t>
+      </w:r>
+    </w:p>
+    <w:p>
+      <w:pPr>
+        <w:rPr>
+          <w:rFonts w:ascii="Bookman Old Style" w:hAnsi="Bookman Old Style"/>
+          <w:b/>
+          <w:bCs/>
+          <w:lang w:val="en-US"/>
+        </w:rPr>
+      </w:pPr>
+      <w:r>
+        <w:rPr>
+          <w:rFonts w:ascii="Bookman Old Style" w:hAnsi="Bookman Old Style"/>
+          <w:b/>
+          <w:bCs/>
+          <w:lang w:val="en-US"/>
+        </w:rPr>
+        <w:t xml:space="preserve">Public </w:t>
+      </w:r>
+      <w:r>
+        <w:rPr>
+          <w:rFonts w:ascii="Bookman Old Style" w:hAnsi="Bookman Old Style"/>
+          <w:b/>
+          <w:bCs/>
+          <w:lang w:val="en-US"/>
+        </w:rPr>
+        <w:t>double</w:t>
+      </w:r>
+      <w:r>
+        <w:rPr>
+          <w:rFonts w:ascii="Bookman Old Style" w:hAnsi="Bookman Old Style"/>
+          <w:b/>
+          <w:bCs/>
+          <w:lang w:val="en-US"/>
+        </w:rPr>
+        <w:t xml:space="preserve"> calc1 (int x, double y) {</w:t>
+      </w:r>
+    </w:p>
+    <w:p>
+      <w:pPr>
+        <w:rPr>
+          <w:rFonts w:ascii="Bookman Old Style" w:hAnsi="Bookman Old Style"/>
+          <w:b/>
+          <w:bCs/>
+          <w:lang w:val="en-US"/>
+        </w:rPr>
+      </w:pPr>
+      <w:r>
+        <w:rPr>
+          <w:rFonts w:ascii="Bookman Old Style" w:hAnsi="Bookman Old Style"/>
+          <w:b/>
+          <w:bCs/>
+          <w:lang w:val="en-US"/>
+        </w:rPr>
+        <w:tab/>
+        <w:t>Double z = x + y;</w:t>
+      </w:r>
+      <w:r>
+        <w:rPr>
+          <w:rFonts w:ascii="Bookman Old Style" w:hAnsi="Bookman Old Style"/>
+          <w:b/>
+          <w:bCs/>
+          <w:lang w:val="en-US"/>
+        </w:rPr>
+        <w:t xml:space="preserve"> // 100 + 200.34 = 300.24 (z)</w:t>
+      </w:r>
+    </w:p>
+    <w:p>
+      <w:pPr>
+        <w:rPr>
+          <w:rFonts w:ascii="Bookman Old Style" w:hAnsi="Bookman Old Style"/>
+          <w:b/>
+          <w:bCs/>
+          <w:lang w:val="en-US"/>
+        </w:rPr>
+      </w:pPr>
+      <w:r>
+        <w:rPr>
+          <w:rFonts w:ascii="Bookman Old Style" w:hAnsi="Bookman Old Style"/>
+          <w:b/>
+          <w:bCs/>
+          <w:lang w:val="en-US"/>
+        </w:rPr>
+        <w:tab/>
+        <w:t xml:space="preserve">Return </w:t>
+      </w:r>
+      <w:r>
+        <w:rPr>
+          <w:rFonts w:ascii="Bookman Old Style" w:hAnsi="Bookman Old Style"/>
+          <w:b/>
+          <w:bCs/>
+          <w:lang w:val="en-US"/>
+        </w:rPr>
+        <w:t>z</w:t>
+      </w:r>
+      <w:r>
+        <w:rPr>
+          <w:rFonts w:ascii="Bookman Old Style" w:hAnsi="Bookman Old Style"/>
+          <w:b/>
+          <w:bCs/>
+          <w:lang w:val="en-US"/>
+        </w:rPr>
+        <w:t>;</w:t>
+      </w:r>
+      <w:r>
+        <w:rPr>
+          <w:rFonts w:ascii="Bookman Old Style" w:hAnsi="Bookman Old Style"/>
+          <w:b/>
+          <w:bCs/>
+          <w:lang w:val="en-US"/>
+        </w:rPr>
+        <w:t xml:space="preserve"> //300.24</w:t>
+      </w:r>
+    </w:p>
+    <w:p>
+      <w:pPr>
+        <w:rPr>
+          <w:rFonts w:ascii="Bookman Old Style" w:hAnsi="Bookman Old Style"/>
+          <w:b/>
+          <w:bCs/>
+          <w:lang w:val="en-US"/>
+        </w:rPr>
+      </w:pPr>
+      <w:r>
+        <w:rPr>
+          <w:rFonts w:ascii="Bookman Old Style" w:hAnsi="Bookman Old Style"/>
+          <w:b/>
+          <w:bCs/>
+          <w:lang w:val="en-US"/>
+        </w:rPr>
+        <w:t>}</w:t>
+      </w:r>
+    </w:p>
+    <w:p>
+      <w:pPr>
+        <w:rPr>
+          <w:rFonts w:ascii="Bookman Old Style" w:hAnsi="Bookman Old Style"/>
+          <w:b/>
+          <w:bCs/>
+          <w:lang w:val="en-US"/>
+        </w:rPr>
+      </w:pPr>
+      <w:r>
+        <w:rPr>
+          <w:rFonts w:ascii="Bookman Old Style" w:hAnsi="Bookman Old Style"/>
+          <w:b/>
+          <w:bCs/>
+          <w:lang w:val="en-US"/>
+        </w:rPr>
+        <w:t>Double res = Calc1(100,200.34); //function call</w:t>
+      </w:r>
+    </w:p>
+    <w:p>
+      <w:pPr>
+        <w:rPr>
+          <w:rFonts w:ascii="Bookman Old Style" w:hAnsi="Bookman Old Style"/>
+          <w:b/>
+          <w:bCs/>
+          <w:color w:val="00B050"/>
+          <w:lang w:val="en-US"/>
+        </w:rPr>
+      </w:pPr>
+      <w:r>
+        <w:rPr>
+          <w:rFonts w:ascii="Bookman Old Style" w:hAnsi="Bookman Old Style"/>
+          <w:b/>
+          <w:bCs/>
+          <w:color w:val="00B050"/>
+          <w:lang w:val="en-US"/>
+        </w:rPr>
+        <w:t>Function with return type with</w:t>
+      </w:r>
+      <w:r>
+        <w:rPr>
+          <w:rFonts w:ascii="Bookman Old Style" w:hAnsi="Bookman Old Style"/>
+          <w:b/>
+          <w:bCs/>
+          <w:color w:val="00B050"/>
+          <w:lang w:val="en-US"/>
+        </w:rPr>
+        <w:t>o</w:t>
+      </w:r>
+      <w:r>
+        <w:rPr>
+          <w:rFonts w:ascii="Bookman Old Style" w:hAnsi="Bookman Old Style"/>
+          <w:b/>
+          <w:bCs/>
+          <w:color w:val="00B050"/>
+          <w:lang w:val="en-US"/>
+        </w:rPr>
+        <w:t>ut arguments</w:t>
+      </w:r>
+    </w:p>
+    <w:p>
+      <w:pPr>
+        <w:rPr>
+          <w:rFonts w:ascii="Bookman Old Style" w:hAnsi="Bookman Old Style"/>
+          <w:b/>
+          <w:bCs/>
+          <w:lang w:val="en-US"/>
+        </w:rPr>
+      </w:pPr>
+      <w:r>
+        <w:rPr>
+          <w:rFonts w:ascii="Bookman Old Style" w:hAnsi="Bookman Old Style"/>
+          <w:b/>
+          <w:bCs/>
+          <w:lang w:val="en-US"/>
+        </w:rPr>
+        <w:t>Public String calc2() {</w:t>
+      </w:r>
+    </w:p>
+    <w:p>
+      <w:pPr>
+        <w:rPr>
+          <w:rFonts w:ascii="Bookman Old Style" w:hAnsi="Bookman Old Style"/>
+          <w:b/>
+          <w:bCs/>
+          <w:lang w:val="en-US"/>
+        </w:rPr>
+      </w:pPr>
+      <w:r>
+        <w:rPr>
+          <w:rFonts w:ascii="Bookman Old Style" w:hAnsi="Bookman Old Style"/>
+          <w:b/>
+          <w:bCs/>
+          <w:lang w:val="en-US"/>
+        </w:rPr>
+        <w:tab/>
+        <w:t>Return “success”;</w:t>
+      </w:r>
+    </w:p>
+    <w:p>
+      <w:pPr>
+        <w:rPr>
+          <w:rFonts w:ascii="Bookman Old Style" w:hAnsi="Bookman Old Style"/>
+          <w:b/>
+          <w:bCs/>
+          <w:lang w:val="en-US"/>
+        </w:rPr>
+      </w:pPr>
+      <w:r>
+        <w:rPr>
+          <w:rFonts w:ascii="Bookman Old Style" w:hAnsi="Bookman Old Style"/>
+          <w:b/>
+          <w:bCs/>
+          <w:lang w:val="en-US"/>
+        </w:rPr>
+        <w:t>}</w:t>
+      </w:r>
+    </w:p>
+    <w:p>
+      <w:pPr>
+        <w:rPr>
+          <w:rFonts w:ascii="Bookman Old Style" w:hAnsi="Bookman Old Style"/>
+          <w:b/>
+          <w:bCs/>
+          <w:lang w:val="en-US"/>
+        </w:rPr>
+      </w:pPr>
+      <w:r>
+        <w:rPr>
+          <w:rFonts w:ascii="Bookman Old Style" w:hAnsi="Bookman Old Style"/>
+          <w:b/>
+          <w:bCs/>
+          <w:lang w:val="en-US"/>
+        </w:rPr>
+        <w:t>String res = Calc2( ); // success</w:t>
+      </w:r>
+    </w:p>
+    <w:p>
+      <w:pPr>
+        <w:rPr>
+          <w:rFonts w:ascii="Bookman Old Style" w:hAnsi="Bookman Old Style"/>
+          <w:b/>
+          <w:bCs/>
+          <w:lang w:val="en-US"/>
+        </w:rPr>
+      </w:pPr>
+      <w:r>
+        <w:rPr>
+          <w:rFonts w:ascii="Bookman Old Style" w:hAnsi="Bookman Old Style"/>
+          <w:b/>
+          <w:bCs/>
+          <w:lang w:val="en-US"/>
+        </w:rPr>
+        <w:br w:type="page"/>
+      </w:r>
+    </w:p>
+    <w:p>
+      <w:pPr>
+        <w:rPr>
+          <w:rFonts w:ascii="Bookman Old Style" w:hAnsi="Bookman Old Style"/>
+          <w:b/>
+          <w:bCs/>
+          <w:color w:val="00B050"/>
+          <w:lang w:val="en-US"/>
+        </w:rPr>
+      </w:pPr>
+      <w:r>
+        <w:rPr>
+          <w:rFonts w:ascii="Bookman Old Style" w:hAnsi="Bookman Old Style"/>
+          <w:b/>
+          <w:bCs/>
+          <w:color w:val="00B050"/>
+          <w:lang w:val="en-US"/>
+        </w:rPr>
+        <w:lastRenderedPageBreak/>
+        <w:t>Function with</w:t>
+      </w:r>
+      <w:r>
+        <w:rPr>
+          <w:rFonts w:ascii="Bookman Old Style" w:hAnsi="Bookman Old Style"/>
+          <w:b/>
+          <w:bCs/>
+          <w:color w:val="00B050"/>
+          <w:lang w:val="en-US"/>
+        </w:rPr>
+        <w:t>out</w:t>
+      </w:r>
+      <w:r>
+        <w:rPr>
+          <w:rFonts w:ascii="Bookman Old Style" w:hAnsi="Bookman Old Style"/>
+          <w:b/>
+          <w:bCs/>
+          <w:color w:val="00B050"/>
+          <w:lang w:val="en-US"/>
+        </w:rPr>
+        <w:t xml:space="preserve"> return type with arguments</w:t>
+      </w:r>
+    </w:p>
+    <w:p>
+      <w:pPr>
+        <w:rPr>
+          <w:rFonts w:ascii="Bookman Old Style" w:hAnsi="Bookman Old Style"/>
+          <w:b/>
+          <w:bCs/>
+          <w:color w:val="000000" w:themeColor="text1"/>
+          <w:lang w:val="en-US"/>
+        </w:rPr>
+      </w:pPr>
+      <w:r>
+        <w:rPr>
+          <w:rFonts w:ascii="Bookman Old Style" w:hAnsi="Bookman Old Style"/>
+          <w:b/>
+          <w:bCs/>
+          <w:color w:val="000000" w:themeColor="text1"/>
+          <w:lang w:val="en-US"/>
+        </w:rPr>
+        <w:t>Public void studentInfo(String rollno, int rank, double mark) {</w:t>
+      </w:r>
+    </w:p>
+    <w:p>
+      <w:pPr>
+        <w:rPr>
+          <w:rFonts w:ascii="Bookman Old Style" w:hAnsi="Bookman Old Style"/>
+          <w:b/>
+          <w:bCs/>
+          <w:color w:val="000000" w:themeColor="text1"/>
+          <w:lang w:val="en-US"/>
+        </w:rPr>
+      </w:pPr>
+      <w:r>
+        <w:rPr>
+          <w:rFonts w:ascii="Bookman Old Style" w:hAnsi="Bookman Old Style"/>
+          <w:b/>
+          <w:bCs/>
+          <w:color w:val="000000" w:themeColor="text1"/>
+          <w:lang w:val="en-US"/>
+        </w:rPr>
+        <w:tab/>
+        <w:t>System.out.println(rollno);</w:t>
+      </w:r>
+    </w:p>
+    <w:p>
+      <w:pPr>
+        <w:rPr>
+          <w:rFonts w:ascii="Bookman Old Style" w:hAnsi="Bookman Old Style"/>
+          <w:b/>
+          <w:bCs/>
+          <w:color w:val="000000" w:themeColor="text1"/>
+          <w:lang w:val="en-US"/>
+        </w:rPr>
+      </w:pPr>
+      <w:r>
+        <w:rPr>
+          <w:rFonts w:ascii="Bookman Old Style" w:hAnsi="Bookman Old Style"/>
+          <w:b/>
+          <w:bCs/>
+          <w:color w:val="000000" w:themeColor="text1"/>
+          <w:lang w:val="en-US"/>
+        </w:rPr>
+        <w:tab/>
+        <w:t>System.out.println(rank);</w:t>
+      </w:r>
+    </w:p>
+    <w:p>
+      <w:pPr>
+        <w:rPr>
+          <w:rFonts w:ascii="Bookman Old Style" w:hAnsi="Bookman Old Style"/>
+          <w:b/>
+          <w:bCs/>
+          <w:color w:val="000000" w:themeColor="text1"/>
+          <w:lang w:val="en-US"/>
+        </w:rPr>
+      </w:pPr>
+      <w:r>
+        <w:rPr>
+          <w:rFonts w:ascii="Bookman Old Style" w:hAnsi="Bookman Old Style"/>
+          <w:b/>
+          <w:bCs/>
+          <w:color w:val="000000" w:themeColor="text1"/>
+          <w:lang w:val="en-US"/>
+        </w:rPr>
+        <w:tab/>
+        <w:t>System.out.println(mark);</w:t>
+      </w:r>
+    </w:p>
+    <w:p>
+      <w:pPr>
+        <w:rPr>
+          <w:rFonts w:ascii="Bookman Old Style" w:hAnsi="Bookman Old Style"/>
+          <w:b/>
+          <w:bCs/>
+          <w:color w:val="000000" w:themeColor="text1"/>
+          <w:lang w:val="en-US"/>
+        </w:rPr>
+      </w:pPr>
+      <w:r>
+        <w:rPr>
+          <w:rFonts w:ascii="Bookman Old Style" w:hAnsi="Bookman Old Style"/>
+          <w:b/>
+          <w:bCs/>
+          <w:color w:val="000000" w:themeColor="text1"/>
+          <w:lang w:val="en-US"/>
+        </w:rPr>
+        <w:t>}</w:t>
+      </w:r>
+    </w:p>
+    <w:p>
+      <w:pPr>
+        <w:rPr>
+          <w:rFonts w:ascii="Bookman Old Style" w:hAnsi="Bookman Old Style"/>
+          <w:b/>
+          <w:bCs/>
+          <w:color w:val="000000" w:themeColor="text1"/>
+          <w:lang w:val="en-US"/>
+        </w:rPr>
+      </w:pPr>
+      <w:r>
+        <w:rPr>
+          <w:rFonts w:ascii="Bookman Old Style" w:hAnsi="Bookman Old Style"/>
+          <w:b/>
+          <w:bCs/>
+          <w:color w:val="000000" w:themeColor="text1"/>
+          <w:lang w:val="en-US"/>
+        </w:rPr>
+        <w:t>studentInfo(“st-1”,1,98.78);</w:t>
+      </w:r>
+    </w:p>
+    <w:p>
+      <w:pPr>
+        <w:rPr>
+          <w:rFonts w:ascii="Bookman Old Style" w:hAnsi="Bookman Old Style"/>
+          <w:b/>
+          <w:bCs/>
+          <w:color w:val="00B050"/>
+          <w:lang w:val="en-US"/>
+        </w:rPr>
+      </w:pPr>
+      <w:r>
+        <w:rPr>
+          <w:rFonts w:ascii="Bookman Old Style" w:hAnsi="Bookman Old Style"/>
+          <w:b/>
+          <w:bCs/>
+          <w:color w:val="00B050"/>
+          <w:lang w:val="en-US"/>
+        </w:rPr>
+        <w:t>Function with</w:t>
+      </w:r>
+      <w:r>
+        <w:rPr>
+          <w:rFonts w:ascii="Bookman Old Style" w:hAnsi="Bookman Old Style"/>
+          <w:b/>
+          <w:bCs/>
+          <w:color w:val="00B050"/>
+          <w:lang w:val="en-US"/>
+        </w:rPr>
+        <w:t>out</w:t>
+      </w:r>
+      <w:r>
+        <w:rPr>
+          <w:rFonts w:ascii="Bookman Old Style" w:hAnsi="Bookman Old Style"/>
+          <w:b/>
+          <w:bCs/>
+          <w:color w:val="00B050"/>
+          <w:lang w:val="en-US"/>
+        </w:rPr>
+        <w:t xml:space="preserve"> return type without arguments</w:t>
+      </w:r>
+    </w:p>
+    <w:p>
+      <w:pPr>
+        <w:rPr>
+          <w:rFonts w:ascii="Bookman Old Style" w:hAnsi="Bookman Old Style"/>
+          <w:b/>
+          <w:bCs/>
+          <w:color w:val="000000" w:themeColor="text1"/>
+          <w:lang w:val="en-US"/>
+        </w:rPr>
+      </w:pPr>
+      <w:r>
+        <w:rPr>
+          <w:rFonts w:ascii="Bookman Old Style" w:hAnsi="Bookman Old Style"/>
+          <w:b/>
+          <w:bCs/>
+          <w:color w:val="000000" w:themeColor="text1"/>
+          <w:lang w:val="en-US"/>
+        </w:rPr>
+        <w:t>Public void book_info() {</w:t>
+      </w:r>
+    </w:p>
+    <w:p>
+      <w:pPr>
+        <w:rPr>
+          <w:rFonts w:ascii="Bookman Old Style" w:hAnsi="Bookman Old Style"/>
+          <w:b/>
+          <w:bCs/>
+          <w:color w:val="000000" w:themeColor="text1"/>
+          <w:lang w:val="en-US"/>
+        </w:rPr>
+      </w:pPr>
+      <w:r>
+        <w:rPr>
+          <w:rFonts w:ascii="Bookman Old Style" w:hAnsi="Bookman Old Style"/>
+          <w:b/>
+          <w:bCs/>
+          <w:color w:val="000000" w:themeColor="text1"/>
+          <w:lang w:val="en-US"/>
+        </w:rPr>
+        <w:tab/>
+        <w:t>System.out.println(“The complete reference of java”);</w:t>
+      </w:r>
+    </w:p>
+    <w:p>
+      <w:pPr>
+        <w:rPr>
+          <w:rFonts w:ascii="Bookman Old Style" w:hAnsi="Bookman Old Style"/>
+          <w:b/>
+          <w:bCs/>
+          <w:color w:val="000000" w:themeColor="text1"/>
+          <w:lang w:val="en-US"/>
+        </w:rPr>
+      </w:pPr>
+      <w:r>
+        <w:rPr>
+          <w:rFonts w:ascii="Bookman Old Style" w:hAnsi="Bookman Old Style"/>
+          <w:b/>
+          <w:bCs/>
+          <w:color w:val="000000" w:themeColor="text1"/>
+          <w:lang w:val="en-US"/>
+        </w:rPr>
+        <w:t>}</w:t>
+      </w:r>
+    </w:p>
+    <w:p>
+      <w:pPr>
+        <w:rPr>
+          <w:rFonts w:ascii="Bookman Old Style" w:hAnsi="Bookman Old Style"/>
+          <w:b/>
+          <w:bCs/>
+          <w:color w:val="000000" w:themeColor="text1"/>
+          <w:lang w:val="en-US"/>
+        </w:rPr>
+      </w:pPr>
+      <w:r>
+        <w:rPr>
+          <w:rFonts w:ascii="Bookman Old Style" w:hAnsi="Bookman Old Style"/>
+          <w:b/>
+          <w:bCs/>
+          <w:color w:val="000000" w:themeColor="text1"/>
+          <w:lang w:val="en-US"/>
+        </w:rPr>
+        <w:t>Book_info();</w:t>
+      </w:r>
     </w:p>
     <w:sectPr>
       <w:pgSz w:w="11906" w:h="16838"/>
@@ -6299,16 +7506,16 @@
     </w:lvl>
   </w:abstractNum>
   <w:abstractNum w:abstractNumId="2" w15:restartNumberingAfterBreak="0">
-    <w:nsid w:val="1CE40430"/>
+    <w:nsid w:val="18F40B2B"/>
     <w:multiLevelType w:val="hybridMultilevel"/>
-    <w:tmpl w:val="0EC8771A"/>
-    <w:lvl w:ilvl="0" w:tplc="39689218">
+    <w:tmpl w:val="E8EC299C"/>
+    <w:lvl w:ilvl="0" w:tplc="4009000F">
       <w:start w:val="1"/>
       <w:numFmt w:val="decimal"/>
       <w:lvlText w:val="%1."/>
       <w:lvlJc w:val="left"/>
       <w:pPr>
-        <w:ind w:left="1800" w:hanging="360"/>
+        <w:ind w:left="720" w:hanging="360"/>
       </w:pPr>
       <w:rPr>
         <w:rFonts w:hint="default"/>
@@ -6320,7 +7527,7 @@
       <w:lvlText w:val="%2."/>
       <w:lvlJc w:val="left"/>
       <w:pPr>
-        <w:ind w:left="2520" w:hanging="360"/>
+        <w:ind w:left="1440" w:hanging="360"/>
       </w:pPr>
     </w:lvl>
     <w:lvl w:ilvl="2" w:tplc="4009001B" w:tentative="1">
@@ -6329,7 +7536,7 @@
       <w:lvlText w:val="%3."/>
       <w:lvlJc w:val="right"/>
       <w:pPr>
-        <w:ind w:left="3240" w:hanging="180"/>
+        <w:ind w:left="2160" w:hanging="180"/>
       </w:pPr>
     </w:lvl>
     <w:lvl w:ilvl="3" w:tplc="4009000F" w:tentative="1">
@@ -6338,7 +7545,7 @@
       <w:lvlText w:val="%4."/>
       <w:lvlJc w:val="left"/>
       <w:pPr>
-        <w:ind w:left="3960" w:hanging="360"/>
+        <w:ind w:left="2880" w:hanging="360"/>
       </w:pPr>
     </w:lvl>
     <w:lvl w:ilvl="4" w:tplc="40090019" w:tentative="1">
@@ -6347,7 +7554,7 @@
       <w:lvlText w:val="%5."/>
       <w:lvlJc w:val="left"/>
       <w:pPr>
-        <w:ind w:left="4680" w:hanging="360"/>
+        <w:ind w:left="3600" w:hanging="360"/>
       </w:pPr>
     </w:lvl>
     <w:lvl w:ilvl="5" w:tplc="4009001B" w:tentative="1">
@@ -6356,7 +7563,7 @@
       <w:lvlText w:val="%6."/>
       <w:lvlJc w:val="right"/>
       <w:pPr>
-        <w:ind w:left="5400" w:hanging="180"/>
+        <w:ind w:left="4320" w:hanging="180"/>
       </w:pPr>
     </w:lvl>
     <w:lvl w:ilvl="6" w:tplc="4009000F" w:tentative="1">
@@ -6365,7 +7572,7 @@
       <w:lvlText w:val="%7."/>
       <w:lvlJc w:val="left"/>
       <w:pPr>
-        <w:ind w:left="6120" w:hanging="360"/>
+        <w:ind w:left="5040" w:hanging="360"/>
       </w:pPr>
     </w:lvl>
     <w:lvl w:ilvl="7" w:tplc="40090019" w:tentative="1">
@@ -6374,7 +7581,7 @@
       <w:lvlText w:val="%8."/>
       <w:lvlJc w:val="left"/>
       <w:pPr>
-        <w:ind w:left="6840" w:hanging="360"/>
+        <w:ind w:left="5760" w:hanging="360"/>
       </w:pPr>
     </w:lvl>
     <w:lvl w:ilvl="8" w:tplc="4009001B" w:tentative="1">
@@ -6383,15 +7590,15 @@
       <w:lvlText w:val="%9."/>
       <w:lvlJc w:val="right"/>
       <w:pPr>
-        <w:ind w:left="7560" w:hanging="180"/>
+        <w:ind w:left="6480" w:hanging="180"/>
       </w:pPr>
     </w:lvl>
   </w:abstractNum>
   <w:abstractNum w:abstractNumId="3" w15:restartNumberingAfterBreak="0">
-    <w:nsid w:val="1ECD5931"/>
+    <w:nsid w:val="1CE40430"/>
     <w:multiLevelType w:val="hybridMultilevel"/>
-    <w:tmpl w:val="1E32DCDC"/>
-    <w:lvl w:ilvl="0" w:tplc="1D349E22">
+    <w:tmpl w:val="0EC8771A"/>
+    <w:lvl w:ilvl="0" w:tplc="39689218">
       <w:start w:val="1"/>
       <w:numFmt w:val="decimal"/>
       <w:lvlText w:val="%1."/>
@@ -6477,16 +7684,16 @@
     </w:lvl>
   </w:abstractNum>
   <w:abstractNum w:abstractNumId="4" w15:restartNumberingAfterBreak="0">
-    <w:nsid w:val="399B3732"/>
+    <w:nsid w:val="1ECD5931"/>
     <w:multiLevelType w:val="hybridMultilevel"/>
-    <w:tmpl w:val="F36036E2"/>
-    <w:lvl w:ilvl="0" w:tplc="AF34D864">
+    <w:tmpl w:val="1E32DCDC"/>
+    <w:lvl w:ilvl="0" w:tplc="1D349E22">
       <w:start w:val="1"/>
       <w:numFmt w:val="decimal"/>
       <w:lvlText w:val="%1."/>
       <w:lvlJc w:val="left"/>
       <w:pPr>
-        <w:ind w:left="1080" w:hanging="360"/>
+        <w:ind w:left="1800" w:hanging="360"/>
       </w:pPr>
       <w:rPr>
         <w:rFonts w:hint="default"/>
@@ -6498,7 +7705,7 @@
       <w:lvlText w:val="%2."/>
       <w:lvlJc w:val="left"/>
       <w:pPr>
-        <w:ind w:left="1800" w:hanging="360"/>
+        <w:ind w:left="2520" w:hanging="360"/>
       </w:pPr>
     </w:lvl>
     <w:lvl w:ilvl="2" w:tplc="4009001B" w:tentative="1">
@@ -6507,7 +7714,7 @@
       <w:lvlText w:val="%3."/>
       <w:lvlJc w:val="right"/>
       <w:pPr>
-        <w:ind w:left="2520" w:hanging="180"/>
+        <w:ind w:left="3240" w:hanging="180"/>
       </w:pPr>
     </w:lvl>
     <w:lvl w:ilvl="3" w:tplc="4009000F" w:tentative="1">
@@ -6516,7 +7723,7 @@
       <w:lvlText w:val="%4."/>
       <w:lvlJc w:val="left"/>
       <w:pPr>
-        <w:ind w:left="3240" w:hanging="360"/>
+        <w:ind w:left="3960" w:hanging="360"/>
       </w:pPr>
     </w:lvl>
     <w:lvl w:ilvl="4" w:tplc="40090019" w:tentative="1">
@@ -6525,7 +7732,7 @@
       <w:lvlText w:val="%5."/>
       <w:lvlJc w:val="left"/>
       <w:pPr>
-        <w:ind w:left="3960" w:hanging="360"/>
+        <w:ind w:left="4680" w:hanging="360"/>
       </w:pPr>
     </w:lvl>
     <w:lvl w:ilvl="5" w:tplc="4009001B" w:tentative="1">
@@ -6534,7 +7741,7 @@
       <w:lvlText w:val="%6."/>
       <w:lvlJc w:val="right"/>
       <w:pPr>
-        <w:ind w:left="4680" w:hanging="180"/>
+        <w:ind w:left="5400" w:hanging="180"/>
       </w:pPr>
     </w:lvl>
     <w:lvl w:ilvl="6" w:tplc="4009000F" w:tentative="1">
@@ -6543,7 +7750,7 @@
       <w:lvlText w:val="%7."/>
       <w:lvlJc w:val="left"/>
       <w:pPr>
-        <w:ind w:left="5400" w:hanging="360"/>
+        <w:ind w:left="6120" w:hanging="360"/>
       </w:pPr>
     </w:lvl>
     <w:lvl w:ilvl="7" w:tplc="40090019" w:tentative="1">
@@ -6552,7 +7759,7 @@
       <w:lvlText w:val="%8."/>
       <w:lvlJc w:val="left"/>
       <w:pPr>
-        <w:ind w:left="6120" w:hanging="360"/>
+        <w:ind w:left="6840" w:hanging="360"/>
       </w:pPr>
     </w:lvl>
     <w:lvl w:ilvl="8" w:tplc="4009001B" w:tentative="1">
@@ -6561,11 +7768,100 @@
       <w:lvlText w:val="%9."/>
       <w:lvlJc w:val="right"/>
       <w:pPr>
-        <w:ind w:left="6840" w:hanging="180"/>
+        <w:ind w:left="7560" w:hanging="180"/>
       </w:pPr>
     </w:lvl>
   </w:abstractNum>
   <w:abstractNum w:abstractNumId="5" w15:restartNumberingAfterBreak="0">
+    <w:nsid w:val="399B3732"/>
+    <w:multiLevelType w:val="hybridMultilevel"/>
+    <w:tmpl w:val="F36036E2"/>
+    <w:lvl w:ilvl="0" w:tplc="AF34D864">
+      <w:start w:val="1"/>
+      <w:numFmt w:val="decimal"/>
+      <w:lvlText w:val="%1."/>
+      <w:lvlJc w:val="left"/>
+      <w:pPr>
+        <w:ind w:left="1080" w:hanging="360"/>
+      </w:pPr>
+      <w:rPr>
+        <w:rFonts w:hint="default"/>
+      </w:rPr>
+    </w:lvl>
+    <w:lvl w:ilvl="1" w:tplc="40090019" w:tentative="1">
+      <w:start w:val="1"/>
+      <w:numFmt w:val="lowerLetter"/>
+      <w:lvlText w:val="%2."/>
+      <w:lvlJc w:val="left"/>
+      <w:pPr>
+        <w:ind w:left="1800" w:hanging="360"/>
+      </w:pPr>
+    </w:lvl>
+    <w:lvl w:ilvl="2" w:tplc="4009001B" w:tentative="1">
+      <w:start w:val="1"/>
+      <w:numFmt w:val="lowerRoman"/>
+      <w:lvlText w:val="%3."/>
+      <w:lvlJc w:val="right"/>
+      <w:pPr>
+        <w:ind w:left="2520" w:hanging="180"/>
+      </w:pPr>
+    </w:lvl>
+    <w:lvl w:ilvl="3" w:tplc="4009000F" w:tentative="1">
+      <w:start w:val="1"/>
+      <w:numFmt w:val="decimal"/>
+      <w:lvlText w:val="%4."/>
+      <w:lvlJc w:val="left"/>
+      <w:pPr>
+        <w:ind w:left="3240" w:hanging="360"/>
+      </w:pPr>
+    </w:lvl>
+    <w:lvl w:ilvl="4" w:tplc="40090019" w:tentative="1">
+      <w:start w:val="1"/>
+      <w:numFmt w:val="lowerLetter"/>
+      <w:lvlText w:val="%5."/>
+      <w:lvlJc w:val="left"/>
+      <w:pPr>
+        <w:ind w:left="3960" w:hanging="360"/>
+      </w:pPr>
+    </w:lvl>
+    <w:lvl w:ilvl="5" w:tplc="4009001B" w:tentative="1">
+      <w:start w:val="1"/>
+      <w:numFmt w:val="lowerRoman"/>
+      <w:lvlText w:val="%6."/>
+      <w:lvlJc w:val="right"/>
+      <w:pPr>
+        <w:ind w:left="4680" w:hanging="180"/>
+      </w:pPr>
+    </w:lvl>
+    <w:lvl w:ilvl="6" w:tplc="4009000F" w:tentative="1">
+      <w:start w:val="1"/>
+      <w:numFmt w:val="decimal"/>
+      <w:lvlText w:val="%7."/>
+      <w:lvlJc w:val="left"/>
+      <w:pPr>
+        <w:ind w:left="5400" w:hanging="360"/>
+      </w:pPr>
+    </w:lvl>
+    <w:lvl w:ilvl="7" w:tplc="40090019" w:tentative="1">
+      <w:start w:val="1"/>
+      <w:numFmt w:val="lowerLetter"/>
+      <w:lvlText w:val="%8."/>
+      <w:lvlJc w:val="left"/>
+      <w:pPr>
+        <w:ind w:left="6120" w:hanging="360"/>
+      </w:pPr>
+    </w:lvl>
+    <w:lvl w:ilvl="8" w:tplc="4009001B" w:tentative="1">
+      <w:start w:val="1"/>
+      <w:numFmt w:val="lowerRoman"/>
+      <w:lvlText w:val="%9."/>
+      <w:lvlJc w:val="right"/>
+      <w:pPr>
+        <w:ind w:left="6840" w:hanging="180"/>
+      </w:pPr>
+    </w:lvl>
+  </w:abstractNum>
+  <w:abstractNum w:abstractNumId="6" w15:restartNumberingAfterBreak="0">
     <w:nsid w:val="43571F1A"/>
     <w:multiLevelType w:val="hybridMultilevel"/>
     <w:tmpl w:val="D146F79E"/>
@@ -6678,7 +7974,7 @@
       </w:rPr>
     </w:lvl>
   </w:abstractNum>
-  <w:abstractNum w:abstractNumId="6" w15:restartNumberingAfterBreak="0">
+  <w:abstractNum w:abstractNumId="7" w15:restartNumberingAfterBreak="0">
     <w:nsid w:val="45C37FD9"/>
     <w:multiLevelType w:val="hybridMultilevel"/>
     <w:tmpl w:val="7A44F792"/>
@@ -6767,7 +8063,7 @@
       </w:pPr>
     </w:lvl>
   </w:abstractNum>
-  <w:abstractNum w:abstractNumId="7" w15:restartNumberingAfterBreak="0">
+  <w:abstractNum w:abstractNumId="8" w15:restartNumberingAfterBreak="0">
     <w:nsid w:val="4D557950"/>
     <w:multiLevelType w:val="hybridMultilevel"/>
     <w:tmpl w:val="F934CA56"/>
@@ -6856,7 +8152,7 @@
       </w:pPr>
     </w:lvl>
   </w:abstractNum>
-  <w:abstractNum w:abstractNumId="8" w15:restartNumberingAfterBreak="0">
+  <w:abstractNum w:abstractNumId="9" w15:restartNumberingAfterBreak="0">
     <w:nsid w:val="57CC749E"/>
     <w:multiLevelType w:val="hybridMultilevel"/>
     <w:tmpl w:val="495EE9BC"/>
@@ -6945,7 +8241,7 @@
       </w:pPr>
     </w:lvl>
   </w:abstractNum>
-  <w:abstractNum w:abstractNumId="9" w15:restartNumberingAfterBreak="0">
+  <w:abstractNum w:abstractNumId="10" w15:restartNumberingAfterBreak="0">
     <w:nsid w:val="60822EC6"/>
     <w:multiLevelType w:val="hybridMultilevel"/>
     <w:tmpl w:val="33E8D0B2"/>
@@ -7035,34 +8331,37 @@
     </w:lvl>
   </w:abstractNum>
   <w:num w:numId="1" w16cid:durableId="238365774">
-    <w:abstractNumId w:val="7"/>
+    <w:abstractNumId w:val="8"/>
   </w:num>
   <w:num w:numId="2" w16cid:durableId="1002048439">
-    <w:abstractNumId w:val="3"/>
+    <w:abstractNumId w:val="4"/>
   </w:num>
   <w:num w:numId="3" w16cid:durableId="483664882">
     <w:abstractNumId w:val="1"/>
   </w:num>
   <w:num w:numId="4" w16cid:durableId="360740328">
-    <w:abstractNumId w:val="8"/>
+    <w:abstractNumId w:val="9"/>
   </w:num>
   <w:num w:numId="5" w16cid:durableId="1935435232">
-    <w:abstractNumId w:val="9"/>
+    <w:abstractNumId w:val="10"/>
   </w:num>
   <w:num w:numId="6" w16cid:durableId="2140412542">
-    <w:abstractNumId w:val="6"/>
+    <w:abstractNumId w:val="7"/>
   </w:num>
   <w:num w:numId="7" w16cid:durableId="1925992286">
-    <w:abstractNumId w:val="2"/>
+    <w:abstractNumId w:val="3"/>
   </w:num>
   <w:num w:numId="8" w16cid:durableId="1638147036">
     <w:abstractNumId w:val="0"/>
   </w:num>
   <w:num w:numId="9" w16cid:durableId="460391549">
-    <w:abstractNumId w:val="4"/>
+    <w:abstractNumId w:val="5"/>
   </w:num>
   <w:num w:numId="10" w16cid:durableId="1048845448">
-    <w:abstractNumId w:val="5"/>
+    <w:abstractNumId w:val="6"/>
+  </w:num>
+  <w:num w:numId="11" w16cid:durableId="368071004">
+    <w:abstractNumId w:val="2"/>
   </w:num>
 </w:numbering>
 </file>
@@ -8138,6 +9437,231 @@
 </inkml:ink>
 </file>
 
+<file path=word/ink/ink14.xml><?xml version="1.0" encoding="utf-8"?>
+<inkml:ink xmlns:inkml="http://www.w3.org/2003/InkML">
+  <inkml:definitions>
+    <inkml:context xml:id="ctx0">
+      <inkml:inkSource xml:id="inkSrc0">
+        <inkml:traceFormat>
+          <inkml:channel name="X" type="integer" min="-2.14748E9" max="2.14748E9" units="cm"/>
+          <inkml:channel name="Y" type="integer" min="-2.14748E9" max="2.14748E9" units="cm"/>
+          <inkml:channel name="F" type="integer" max="32767" units="dev"/>
+        </inkml:traceFormat>
+        <inkml:channelProperties>
+          <inkml:channelProperty channel="X" name="resolution" value="1000" units="1/cm"/>
+          <inkml:channelProperty channel="Y" name="resolution" value="1000" units="1/cm"/>
+          <inkml:channelProperty channel="F" name="resolution" value="0" units="1/dev"/>
+        </inkml:channelProperties>
+      </inkml:inkSource>
+      <inkml:timestamp xml:id="ts0" timeString="2026-06-11T14:57:34.781"/>
+    </inkml:context>
+    <inkml:brush xml:id="br0">
+      <inkml:brushProperty name="width" value="0.035" units="cm"/>
+      <inkml:brushProperty name="height" value="0.035" units="cm"/>
+      <inkml:brushProperty name="color" value="#E71224"/>
+    </inkml:brush>
+  </inkml:definitions>
+  <inkml:trace contextRef="#ctx0" brushRef="#br0">1 0 24575,'1'19'0,"-2"-10"0,15 170 0,7-2 0,8-1 0,62 206 0,-88-373 0,-2-5 0,-1 0 0,1-1 0,1 1 0,-1-1 0,0 1 0,1-1 0,0 0 0,2 4 0,-2-5 0,-1-1 0,1 0 0,-1 0 0,1 0 0,0 0 0,0 0 0,-1 0 0,1 0 0,0-1 0,0 1 0,0-1 0,0 1 0,0-1 0,0 0 0,0 0 0,0 0 0,0 0 0,2 0 0,36-2 0,-1-2 0,61-12 0,78-30 0,-109 27 0,-30 10 0,-25 7 0,0-1 0,0-1 0,0 0 0,0-1 0,-1-1 0,0 0 0,16-9 0,-28 14-59,0 0 0,0-1-1,0 1 1,0 0-1,0-1 1,0 1 0,0 0-1,0-1 1,-1 1 0,1-1-1,0 1 1,-1-1 0,0 0-1,1 1 1,-1-1-1,0 1 1,1-1 0,-1 0-1,0 1 1,0-1 0,-1 0-1,1-3 1</inkml:trace>
+  <inkml:trace contextRef="#ctx0" brushRef="#br0" timeOffset="636.88">748 486 24575,'0'0'0,"0"0"0,0 0 0,0 0 0,0 0 0,0 0 0,3 10 0,5 8 0,0 0 0,2 0 0,0-1 0,1 0 0,0-1 0,20 21 0,1-3 0,58 49 0,37 12 0,-126-94 0,0 0 0,-1 0 0,1 0 0,0 0 0,-1 0 0,1 0 0,-1 0 0,1 1 0,-1-1 0,0 0 0,1 0 0,-1 0 0,0 0 0,0 1 0,0-1 0,0 0 0,0 0 0,0 0 0,0 1 0,0-1 0,0 0 0,-1 0 0,1 0 0,0 0 0,-1 1 0,1-1 0,-1 0 0,1 0 0,-1 0 0,0 0 0,0 0 0,1 0 0,-3 1 0,-32 39 0,25-30 0,-31 34-85,-90 96-1195,125-136-5546</inkml:trace>
+  <inkml:trace contextRef="#ctx0" brushRef="#br0" timeOffset="1196.54">1456 559 24575,'3'12'0,"50"224"0,40 442 0,-91-654-1365</inkml:trace>
+  <inkml:trace contextRef="#ctx0" brushRef="#br0" timeOffset="1604.86">1617 560 24575,'0'0'0,"13"-2"0,14-3 0,12-2 0,7-3 0,0 1 0,-3 1 0,-7 3 0,-8 2 0,-8 1 0,-5 2 0,-6 0 0,-4 0 0</inkml:trace>
+  <inkml:trace contextRef="#ctx0" brushRef="#br0" timeOffset="1860.07">1594 1131 24575,'0'0'0,"8"-2"0,12-3 0,10-6 0,11-7 0,8-5 0,2-4 0,3-2 0,-3 1 0,-10 4 0,-11 7-8191</inkml:trace>
+  <inkml:trace contextRef="#ctx0" brushRef="#br0" timeOffset="2339.41">2203 884 24575,'0'0'0,"0"8"0,1 9 0,1-1 0,0 1 0,1-1 0,1 0 0,0 0 0,1 0 0,8 15 0,-1-5 0,1-1 0,0-1 0,25 32 0,-36-53 0,0 0 0,1 1 0,0-1 0,-1 0 0,1-1 0,0 1 0,1-1 0,-1 1 0,0-1 0,1 0 0,-1 0 0,1 0 0,-1-1 0,1 1 0,0-1 0,0 0 0,0 0 0,0 0 0,0 0 0,0-1 0,0 0 0,7 0 0,-3-1 0,0-1 0,-1 0 0,1-1 0,-1 1 0,1-1 0,-1-1 0,0 1 0,-1-1 0,1 0 0,11-10 0,-6 3 0,0 0 0,0 0 0,-1-1 0,-1-1 0,0 0 0,14-24 0,-9 10 0,-2-1 0,16-47 0,-29 74 0,1 0 0,-1 0 0,0 0 0,1 0 0,-1 0 0,0 0 0,1 0 0,-1 0 0,1 0 0,0 0 0,-1 0 0,1 0 0,0 0 0,0 0 0,-1 1 0,1-1 0,0 0 0,0 1 0,1-1 0,-2 1 0,1-1 0,0 2 0,-1-1 0,1 0 0,0 0 0,-1 0 0,1 0 0,0 0 0,-1 0 0,1 1 0,-1-1 0,1 0 0,-1 1 0,1-1 0,0 0 0,-1 1 0,1-1 0,-1 0 0,1 1 0,-1-1 0,0 1 0,1-1 0,0 2 0,4 5 0,0 1 0,-1-1 0,6 16 0,-4-11 0,8 16-117,7 16-507,32 47 0,-48-84-6202</inkml:trace>
+  <inkml:trace contextRef="#ctx0" brushRef="#br0" timeOffset="2834.75">2887 945 24575,'8'25'0,"9"28"0,40 78 0,-63-143 0,1 0 0,0 0 0,1 0 0,0-1 0,1 1 0,1-1 0,-2-21 0,3 26 0,1 0 0,1 0 0,-1 0 0,1 0 0,1 0 0,-1 0 0,1 0 0,1 1 0,-1-1 0,1 1 0,1 0 0,-1 0 0,1 0 0,1 0 0,8-11 0,-7 11 0,1 0 0,0 0 0,1 0 0,0 1 0,0 0 0,0 1 0,13-7 0,-18 10 0,1 1 0,-1-1 0,0 1 0,0 0 0,1 0 0,-1 0 0,0 1 0,1-1 0,-1 1 0,1 0 0,-1 0 0,1 0 0,-1 0 0,0 1 0,1-1 0,-1 1 0,1 0 0,-1 0 0,0 0 0,0 1 0,0-1 0,1 1 0,-1-1 0,4 5 0,6 5 0,-1 1 0,-1 1 0,0 0 0,-1 1 0,0 0 0,-1 0 0,9 19 0,44 112 0,-43-93-1365,-13-36-5461</inkml:trace>
+  <inkml:trace contextRef="#ctx0" brushRef="#br0" timeOffset="3502.25">3609 833 24575,'0'0'0,"0"0"0,0 0 0,-5-8 0,3 6 0,0-1 0,0 1 0,0-1 0,-1 1 0,1 0 0,-1 0 0,1 0 0,-1 0 0,0 0 0,1 1 0,-1-1 0,0 1 0,0 0 0,0 0 0,0 0 0,0 0 0,-1 0 0,1 1 0,0-1 0,0 1 0,-7 0 0,8 0 0,-1 1 0,0 0 0,0 0 0,1 0 0,-1 0 0,1 0 0,-1 0 0,1 1 0,-1-1 0,1 1 0,0 0 0,-1 0 0,1 0 0,0 0 0,1 0 0,-1 0 0,0 0 0,0 1 0,1-1 0,-1 1 0,1-1 0,0 1 0,0-1 0,0 1 0,-1 4 0,0 2 0,1-1 0,0 1 0,0 0 0,1-1 0,0 1 0,1 0 0,-1-1 0,2 1 0,-1-1 0,1 1 0,1-1 0,-1 1 0,7 11 0,-6-12 0,0-1 0,1-1 0,0 1 0,0 0 0,1-1 0,-1 0 0,2 0 0,-1 0 0,0 0 0,1-1 0,0 0 0,0-1 0,1 1 0,0-1 0,9 5 0,-6-6 0,0 1 0,0-2 0,1 1 0,-1-1 0,1-1 0,0 0 0,-1 0 0,1-1 0,0-1 0,-1 0 0,1 0 0,0-1 0,-1 0 0,1-1 0,-1 0 0,19-9 0,-17 6 0,-1-1 0,0 0 0,0 0 0,0-1 0,-1-1 0,-1 0 0,1 0 0,-1-1 0,-1 0 0,0 0 0,0-1 0,-1 0 0,8-17 0,-4 5 0,-1-1 0,-2 0 0,0-1 0,-1 1 0,-2-1 0,0-1 0,-2 1 0,0-28 0,-3 68 0,5 160 0,-2-153 0,0 0 0,1-1 0,2 1 0,0-1 0,1 0 0,1-1 0,1 0 0,16 27 0,-19-37 0,1-1 0,0-1 0,0 1 0,0-1 0,1 0 0,0-1 0,1 0 0,0 0 0,0-1 0,0 0 0,1-1 0,0 0 0,0 0 0,0-1 0,1 0 0,-1-1 0,1 0 0,16 2 0,-1-3-1365,-7-2-5461</inkml:trace>
+  <inkml:trace contextRef="#ctx0" brushRef="#br0" timeOffset="3908.02">3933 945 24575,'18'-5'0,"191"-58"0,-53 14 0,-152 47 0,1 1 0,-1 0 0,1 0 0,-1 0 0,1 0 0,0 1 0,-1 0 0,8 0 0,-10 1 0,0 0 0,0-1 0,0 1 0,-1 0 0,1 0 0,-1 0 0,1 0 0,0 0 0,-1 1 0,0-1 0,1 0 0,-1 1 0,0-1 0,0 1 0,0 0 0,0-1 0,0 1 0,0 0 0,0-1 0,0 1 0,-1 0 0,1 0 0,0 2 0,125 318-1365,-119-308-5461</inkml:trace>
+  <inkml:trace contextRef="#ctx0" brushRef="#br0" timeOffset="4089.49">4395 522 24575,'0'0'0,"0"0"0,0 0 0,0 0 0</inkml:trace>
+  <inkml:trace contextRef="#ctx0" brushRef="#br0" timeOffset="4644.42">4792 946 24575,'0'11'0,"2"-1"0,-1 1 0,1-1 0,1 0 0,0 1 0,0-1 0,1 0 0,0-1 0,1 1 0,0-1 0,1 0 0,0 0 0,0 0 0,1-1 0,12 12 0,-10-10 0,2-1 0,0 0 0,0 0 0,0-1 0,1-1 0,1 0 0,-1 0 0,1-1 0,0-1 0,0 0 0,16 3 0,-24-7 0,0 0 0,0 0 0,0-1 0,0 0 0,1 0 0,-1 0 0,0-1 0,0 0 0,0 0 0,0 0 0,-1-1 0,1 1 0,0-1 0,0 0 0,-1 0 0,1-1 0,-1 0 0,0 1 0,0-2 0,0 1 0,0 0 0,0-1 0,-1 1 0,0-1 0,1 0 0,-1 0 0,-1-1 0,1 1 0,-1 0 0,1-1 0,-1 0 0,-1 1 0,1-1 0,-1 0 0,1 0 0,-1 0 0,-1 0 0,1 0 0,-1 0 0,0 0 0,0 0 0,0-1 0,-1 1 0,0 0 0,-1-6 0,-1 3 0,0-1 0,-1 1 0,1 0 0,-1 0 0,-1 0 0,0 1 0,0-1 0,0 1 0,-1 1 0,0-1 0,0 1 0,-1 0 0,0 0 0,0 1 0,0 0 0,-1 0 0,1 0 0,-1 1 0,-14-5 0,8 3 0,-1 1 0,0 1 0,0 0 0,0 1 0,0 1 0,0 0 0,-1 1 0,1 1 0,0 0 0,-25 4 0,28-1 0,-1 0 0,1 1 0,0 0 0,0 1 0,1 1 0,0 0 0,-17 11 0,24-15 0,1 1 0,0-1 0,0 1 0,1-1 0,-1 1 0,1 0 0,-1 0 0,1 1 0,0-1 0,0 0 0,0 1 0,-2 5 0,4-6 0,-1-1 0,1 1 0,0-1 0,0 1 0,0-1 0,0 1 0,0-1 0,0 1 0,1-1 0,-1 0 0,1 1 0,0-1 0,0 1 0,0-1 0,0 0 0,0 0 0,0 1 0,1-1 0,-1 0 0,1 0 0,2 3 0,5 3-1365,-1-2-5461</inkml:trace>
+  <inkml:trace contextRef="#ctx0" brushRef="#br0" timeOffset="5170.13">5240 772 24575,'0'0'0,"3"11"0,6 30 0,3 1 0,1-2 0,2 0 0,2 0 0,1-2 0,40 61 0,-46-88 0,-11-11 0,-1 0 0,0 0 0,1 0 0,-1-1 0,0 1 0,1 0 0,-1 0 0,0 0 0,1-1 0,-1 1 0,0 0 0,0 0 0,1-1 0,-1 1 0,0 0 0,0-1 0,1 1 0,-1 0 0,0-1 0,0 1 0,0 0 0,0-1 0,0 1 0,0 0 0,1-1 0,-1 1 0,0-1 0,2-39 0,-2 25 0,3-8 0,1 0 0,0 1 0,15-42 0,-14 52 0,0 1 0,0 0 0,1 0 0,0 0 0,0 1 0,2 0 0,-1 0 0,1 1 0,9-9 0,-14 16 0,-1 0 0,0 0 0,0 1 0,1-1 0,-1 1 0,0-1 0,1 1 0,0 0 0,-1 0 0,1 0 0,0 0 0,-1 1 0,1-1 0,0 1 0,0 0 0,-1-1 0,1 1 0,0 1 0,0-1 0,3 1 0,-1 0 0,-1 1 0,1-1 0,0 1 0,-1 1 0,1-1 0,-1 0 0,0 1 0,1 0 0,-1 0 0,5 6 0,4 5 0,-1 0 0,0 1 0,-1 0 0,-1 1 0,9 17 0,11 32 1,-3 1 0,26 97-1,-15-44-1367,-28-88-5459</inkml:trace>
+  <inkml:trace contextRef="#ctx0" brushRef="#br0" timeOffset="6143.99">4903 2066 24575,'0'0'0,"0"0"0,0 0 0,-11-3 0,-3 2 0,-1 0 0,0 1 0,0 0 0,0 2 0,0-1 0,0 2 0,1 0 0,-1 1 0,1 0 0,0 1 0,0 1 0,1 0 0,-1 1 0,1 0 0,1 1 0,-22 17 0,30-22 0,1 0 0,0 0 0,0 1 0,0-1 0,0 1 0,1 0 0,-1-1 0,1 1 0,0 1 0,0-1 0,1 0 0,-1 0 0,1 1 0,0-1 0,0 0 0,0 1 0,1-1 0,0 1 0,-1-1 0,2 1 0,-1-1 0,0 1 0,1-1 0,0 1 0,0-1 0,0 1 0,1-1 0,-1 0 0,1 0 0,0 0 0,0 0 0,1 0 0,-1 0 0,1 0 0,0-1 0,0 1 0,0-1 0,0 0 0,0 0 0,1 0 0,-1 0 0,1-1 0,0 1 0,0-1 0,0 0 0,7 2 0,2 0 0,0 0 0,0-1 0,0-1 0,1 0 0,-1-1 0,0 0 0,1-1 0,25-4 0,108-24 0,-134 25 0,139-41-1365,-123 33-5461</inkml:trace>
+  <inkml:trace contextRef="#ctx0" brushRef="#br0" timeOffset="7177.47">5538 2126 24575,'-30'-14'0,"11"4"0,2 0 0,-1 1 0,0 1 0,-1 1 0,1 1 0,-28-6 0,42 11 0,0 0 0,-1 1 0,1 0 0,0 0 0,0 0 0,-1 0 0,1 1 0,0-1 0,0 1 0,0 0 0,-1 1 0,1-1 0,0 1 0,1 0 0,-1-1 0,0 2 0,0-1 0,1 0 0,-1 1 0,1 0 0,0 0 0,0 0 0,0 0 0,0 0 0,1 0 0,-1 1 0,1-1 0,0 1 0,0 0 0,-3 8 0,-1 0 0,2 1 0,-1 0 0,2 0 0,0 0 0,0 1 0,1-1 0,1 1 0,0 0 0,1-1 0,2 23 0,-1-34 0,-1 0 0,0-1 0,1 1 0,0 0 0,-1 0 0,1 0 0,0-1 0,0 1 0,0 0 0,0-1 0,0 1 0,0-1 0,1 1 0,-1-1 0,0 0 0,1 1 0,-1-1 0,1 0 0,-1 0 0,1 0 0,0 0 0,2 1 0,0-1 0,0 0 0,0 0 0,0-1 0,0 1 0,0-1 0,0 0 0,0 0 0,0-1 0,0 1 0,6-2 0,3-2 0,1 0 0,-1-1 0,1 0 0,-1-1 0,13-9 0,-8 2 0,-1 0 0,0-1 0,-1-1 0,27-32 0,3-3 0,-46 50 0,0-1 0,1 0 0,-1 1 0,1-1 0,-1 0 0,1 1 0,-1-1 0,1 1 0,-1-1 0,1 1 0,0-1 0,-1 1 0,1-1 0,0 1 0,-1 0 0,1-1 0,0 1 0,-1 0 0,1 0 0,0-1 0,0 1 0,-1 0 0,1 0 0,0 0 0,0 0 0,-1 0 0,1 0 0,0 0 0,0 0 0,-1 0 0,1 1 0,0-1 0,0 0 0,-1 0 0,1 1 0,0-1 0,-1 0 0,1 1 0,0-1 0,-1 1 0,1-1 0,0 1 0,-1-1 0,1 1 0,-1-1 0,1 2 0,2 3 0,0 1 0,0 0 0,-1 0 0,0 0 0,2 8 0,-3-9 0,0 0 0,0-1 0,1 1 0,-1 0 0,1-1 0,5 9 0,-4-11 0,-1-1 0,0 1 0,1-1 0,-1 1 0,0-1 0,1 0 0,0 0 0,-1 0 0,1 0 0,0-1 0,-1 1 0,1-1 0,0 0 0,0 1 0,0-1 0,-1 0 0,1-1 0,0 1 0,0 0 0,0-1 0,-1 0 0,1 1 0,4-3 0,3 0 0,-1-1 0,1-1 0,-1 1 0,0-1 0,10-8 0,-4 1 0,-1-1 0,-1 0 0,0-1 0,-1 0 0,0-1 0,-1-1 0,-1 1 0,0-2 0,-2 0 0,1 0 0,6-22 0,-5 9 0,-1 1 0,-2-1 0,-1-1 0,-1 0 0,-2 1 0,0-36 0,-3 59 0,-1-30 0,1 35 0,0 1 0,0-1 0,-1 1 0,1-1 0,0 0 0,0 1 0,-1-1 0,1 1 0,-1-1 0,0 1 0,1-1 0,-1 1 0,0 0 0,0-1 0,0 1 0,-1-2 0,0 33 0,15 77 0,33 123 0,-44-219 0,1 0 0,1 0 0,-1-1 0,2 1 0,-1-1 0,2 0 0,-1-1 0,1 1 0,1-1 0,7 9 0,-10-14 0,0-1 0,0 1 0,0-1 0,0 0 0,1-1 0,-1 1 0,1-1 0,0 1 0,0-1 0,-1-1 0,1 1 0,0-1 0,1 0 0,-1 0 0,0 0 0,0-1 0,0 1 0,1-1 0,-1-1 0,0 1 0,0-1 0,0 0 0,9-2 0,-6 0 0,0-1 0,0 1 0,0-1 0,0-1 0,-1 0 0,0 0 0,0 0 0,0-1 0,-1 0 0,1 0 0,-1-1 0,-1 1 0,1-1 0,-1-1 0,-1 1 0,1-1 0,4-10 0,4-11 0,-1 0 0,-2-1 0,10-45 0,-9 28 0,-2 0 0,-2 0 0,-2-1 0,-2-69 0,-2 131 0,1 25 0,2 1 0,10 39 0,-11-65 0,1-1 0,0 1 0,1-1 0,1 1 0,0-1 0,1-1 0,0 1 0,1-1 0,0-1 0,12 13 0,-10-15-76,0 0 1,0 0-1,1-1 0,0-1 0,0 0 0,1 0 0,0-1 0,1 0 1,-1-1-1,1-1 0,0 0 0,0-1 0,0 0 0,0-1 1,1 0-1,-1-1 0,16-1 0,0-2-6750</inkml:trace>
+</inkml:ink>
+</file>
+
+<file path=word/ink/ink15.xml><?xml version="1.0" encoding="utf-8"?>
+<inkml:ink xmlns:inkml="http://www.w3.org/2003/InkML">
+  <inkml:definitions>
+    <inkml:context xml:id="ctx0">
+      <inkml:inkSource xml:id="inkSrc0">
+        <inkml:traceFormat>
+          <inkml:channel name="X" type="integer" min="-2.14748E9" max="2.14748E9" units="cm"/>
+          <inkml:channel name="Y" type="integer" min="-2.14748E9" max="2.14748E9" units="cm"/>
+          <inkml:channel name="F" type="integer" max="32767" units="dev"/>
+        </inkml:traceFormat>
+        <inkml:channelProperties>
+          <inkml:channelProperty channel="X" name="resolution" value="1000" units="1/cm"/>
+          <inkml:channelProperty channel="Y" name="resolution" value="1000" units="1/cm"/>
+          <inkml:channelProperty channel="F" name="resolution" value="0" units="1/dev"/>
+        </inkml:channelProperties>
+      </inkml:inkSource>
+      <inkml:timestamp xml:id="ts0" timeString="2026-06-11T14:57:20.377"/>
+    </inkml:context>
+    <inkml:brush xml:id="br0">
+      <inkml:brushProperty name="width" value="0.035" units="cm"/>
+      <inkml:brushProperty name="height" value="0.035" units="cm"/>
+      <inkml:brushProperty name="color" value="#E71224"/>
+    </inkml:brush>
+  </inkml:definitions>
+  <inkml:trace contextRef="#ctx0" brushRef="#br0">549 15 24575,'4'0'0,"0"1"0,1-1 0,-1-1 0,1 1 0,-1-1 0,0 1 0,6-3 0,8 0 0,0 0 0,-4 1 0,0 1 0,0 0 0,0 1 0,20 2 0,-33-2 0,0 1 0,0-1 0,0 1 0,0 0 0,0-1 0,0 1 0,0 0 0,0 0 0,0 0 0,0 0 0,-1 0 0,1 0 0,0 0 0,-1 0 0,1 0 0,-1 0 0,1 0 0,-1 0 0,0 0 0,1 1 0,-1-1 0,0 0 0,0 0 0,0 2 0,4 35 0,-4-30 0,11 567 0,-3-101 0,26-4 0,37-41 0,-25-181 0,-42-225 0,-1-1 0,-1 1 0,-1 0 0,-2 25 0,0-39 0,0-1 0,-1 0 0,0 1 0,0-1 0,-1 0 0,0 0 0,0 0 0,-1 0 0,0 0 0,0-1 0,-1 0 0,0 0 0,0 0 0,-7 6 0,-1-1 0,-1-1 0,0-1 0,0 0 0,-1-1 0,0 0 0,-1-1 0,0-1 0,-34 10 0,21-8 0,-1-3 0,0 0 0,-1-2 0,-40 1 0,41-6-85,0-1 0,1-2-1,-1 0 1,1-2 0,0-2-1,0 0 1,1-2 0,1-1-1,-1-2 1,2 0 0,0-2-1,0 0 1,2-2 0,0-1-1,-27-26 1,17 12-6741</inkml:trace>
+  <inkml:trace contextRef="#ctx0" brushRef="#br0" timeOffset="572.93">349 91 24575,'0'0'0,"9"2"0,11 1 0,12 0 0,10-3 0,8-2 0,-2 1 0,-7-3 0,-9 0 0,-10 0 0,-8 1-8191</inkml:trace>
+  <inkml:trace contextRef="#ctx0" brushRef="#br0" timeOffset="1639.29">1320 1024 24575,'42'-16'0,"-2"-2"0,0-1 0,-1-3 0,0-1 0,49-40 0,-82 58 0,-1 1 0,0-1 0,0 0 0,0 0 0,0 0 0,-1-1 0,0 1 0,0-1 0,-1 0 0,0 0 0,0-1 0,4-9 0,-7 12 0,1 1 0,-1-1 0,1 1 0,-1 0 0,0-1 0,-1 1 0,1-1 0,0 1 0,-1-1 0,0 1 0,0 0 0,0-1 0,0 1 0,-1 0 0,1 0 0,-1 0 0,1 0 0,-1 0 0,0 0 0,-1 1 0,1-1 0,0 1 0,-1-1 0,1 1 0,-1 0 0,0 0 0,-3-2 0,1 0 0,-1 0 0,0 0 0,0 1 0,0 0 0,0 0 0,0 1 0,-1 0 0,1 0 0,-1 0 0,1 1 0,-1 0 0,0 0 0,1 1 0,-1 0 0,0 0 0,0 0 0,1 1 0,-1 0 0,0 1 0,1-1 0,-1 1 0,1 0 0,0 1 0,-12 6 0,9-4 0,0 1 0,0 0 0,1 1 0,0 0 0,1 0 0,0 0 0,0 1 0,0 0 0,1 1 0,0 0 0,1 0 0,0 0 0,0 0 0,1 1 0,-6 16 0,3 7 0,0-1 0,3 2 0,0-1 0,2 0 0,2 1 0,3 36 0,7 19 0,23 92 0,77 209 0,-73-271 0,-36-117-64,0 4-152,1 0-1,0-1 0,-1 1 0,0 0 0,0 6 0</inkml:trace>
+  <inkml:trace contextRef="#ctx0" brushRef="#br0" timeOffset="2275.43">998 1433 24575,'0'0'0,"21"-9"0,-9 3 0,67-29 0,137-68 0,-176 82 0,-2-3 0,0-1 0,44-38 0,-80 61 0,0 0 0,-1 1 0,0-1 0,1 1 0,0 0 0,-1-1 0,1 1 0,0 0 0,0 0 0,-1 0 0,1 0 0,3 0 0,-4 1 0,0 1 0,-1-1 0,1 1 0,0-1 0,0 1 0,0 0 0,0-1 0,-1 1 0,1 0 0,0-1 0,-1 1 0,1 0 0,0 0 0,-1 0 0,1 0 0,-1 0 0,0 0 0,1-1 0,-1 1 0,0 0 0,1 0 0,-1 0 0,0 0 0,0 0 0,0 2 0,5 11 0,0 0 0,1 0 0,0-1 0,1 0 0,0 0 0,1-1 0,1 1 0,0-2 0,1 1 0,15 13 0,-21-21 0,1 0 0,0 0 0,-1 0 0,2 0 0,-1-1 0,0 0 0,1 0 0,-1-1 0,1 1 0,0-1 0,0 0 0,0-1 0,0 0 0,0 0 0,0 0 0,0 0 0,0-1 0,0 0 0,0 0 0,1-1 0,-1 0 0,0 0 0,0 0 0,0-1 0,0 0 0,-1 0 0,9-4 0,-8 2 0,-1 1 0,1-1 0,-1 0 0,0 0 0,-1 0 0,1-1 0,-1 0 0,1 0 0,5-9 0,-1-3 0,15-33 0,-2 2 0,-22 48 0,0-1 0,1 1 0,-1-1 0,0 1 0,0-1 0,1 1 0,-1 0 0,0-1 0,1 1 0,-1 0 0,0-1 0,1 1 0,-1 0 0,1-1 0,-1 1 0,1 0 0,-1 0 0,0-1 0,1 1 0,-1 0 0,1 0 0,-1 0 0,1 0 0,-1 0 0,1 0 0,-1 0 0,1 0 0,-1 0 0,1 0 0,-1 0 0,1 0 0,-1 0 0,1 0 0,-1 0 0,1 0 0,-1 0 0,1 1 0,-1-1 0,1 0 0,-1 0 0,1 1 0,-1-1 0,0 0 0,1 1 0,-1-1 0,0 0 0,1 1 0,-1-1 0,0 0 0,1 1 0,-1-1 0,0 1 0,19 27 0,-18-26 0,39 79-103,-22-43 178,2 0 1,30 44-1,-43-73-181,0 1 0,0-2-1,1 1 1,0-1 0,1 0-1,-1-1 1,2 0 0,-1 0 0,1-1-1,0-1 1,0 1 0,0-1-1,13 3 1,-1-3-6720</inkml:trace>
+  <inkml:trace contextRef="#ctx0" brushRef="#br0" timeOffset="2759.63">2230 1073 24575,'0'0'0,"-2"10"0,1 32 0,2 0 0,1 0 0,3 0 0,10 45 0,-12-68 0,-7-42 0,-4-19 0,-2-55 0,9 85 0,1 1 0,0-1 0,1 1 0,0-1 0,1 1 0,0 0 0,0-1 0,2 1 0,-1 0 0,9-16 0,-10 24 0,-1 1 0,1-1 0,-1 1 0,1 0 0,0 0 0,0 0 0,0 0 0,0 0 0,0 0 0,0 0 0,1 1 0,-1-1 0,1 1 0,-1-1 0,1 1 0,-1 0 0,1 0 0,0 0 0,4 0 0,-2 1 0,-1 0 0,1 0 0,0 0 0,0 0 0,-1 1 0,1 0 0,0 0 0,-1 1 0,1-1 0,7 4 0,4 4 0,0 0 0,-1 2 0,0-1 0,-1 2 0,14 13 0,0 4 0,-1 1 0,-1 1 0,-2 2 0,-2 0 0,-1 2 0,-1 0 0,-2 1 0,-2 1 0,-1 0 0,11 43 0,-18-33-1365,-7-34-5461</inkml:trace>
+  <inkml:trace contextRef="#ctx0" brushRef="#br0" timeOffset="3395.94">2976 1073 24575,'0'0'0,"0"0"0,0 0 0,0 0 0,-7 0 0,2 1 0,0 0 0,1 0 0,-1 0 0,0 1 0,1-1 0,0 1 0,-1 0 0,1 0 0,0 1 0,0-1 0,0 1 0,0 0 0,1 0 0,-1 1 0,1-1 0,0 0 0,-1 1 0,2 0 0,-1 0 0,0 0 0,1 0 0,0 0 0,0 1 0,-2 4 0,2-3 0,0 1 0,0 0 0,1-1 0,-1 1 0,2 0 0,-1 0 0,1 0 0,0 0 0,0 0 0,0 0 0,1 0 0,1 0 0,-1-1 0,1 1 0,0 0 0,3 6 0,-2-7 0,0 1 0,1-1 0,0 0 0,0 0 0,0 0 0,1-1 0,0 0 0,0 1 0,0-2 0,0 1 0,1-1 0,0 1 0,0-2 0,0 1 0,1-1 0,-1 0 0,1 0 0,-1 0 0,13 2 0,-7-3 0,-1-1 0,0 0 0,1-1 0,-1 0 0,1-1 0,-1 0 0,0-1 0,0 0 0,0-1 0,0 0 0,20-9 0,-9 2 0,-1-2 0,0 0 0,0-2 0,-1 0 0,-1-1 0,-1-1 0,0 0 0,-1-2 0,0 0 0,-2-1 0,0 0 0,17-31 0,-8 7 0,-2-1 0,-2-1 0,-2-1 0,-2 0 0,12-59 0,-16 264 0,-10-137 0,2-1 0,0 0 0,1 0 0,1 0 0,1-1 0,15 30 0,-18-42 0,1 1 0,1 0 0,0-1 0,0 0 0,0 0 0,1-1 0,0 0 0,0 0 0,1 0 0,0-1 0,0 0 0,1-1 0,-1 0 0,1 0 0,0-1 0,11 4 0,-15-7-59,1 0 0,0 0-1,0 0 1,-1-1-1,1 1 1,0-1 0,0-1-1,-1 1 1,1-1 0,0 0-1,-1 0 1,1-1 0,-1 0-1,1 0 1,-1 0-1,0-1 1,0 1 0,0-1-1,0 0 1,0-1 0,-1 1-1,7-7 1,3-2-6767</inkml:trace>
+  <inkml:trace contextRef="#ctx0" brushRef="#br0" timeOffset="3631.55">3486 999 24575,'0'0'0,"0"0"0,0 0 0,0 0 0,0 0 0,14-6 0,19-9 0,5-2 0,6-3 0,5-6 0,2-5 0,-1-4 0,-9 2 0,-11 8-8191</inkml:trace>
+  <inkml:trace contextRef="#ctx0" brushRef="#br0" timeOffset="3841.29">4072 774 24575,'0'0'0,"0"0"0,0 0 0,0 0 0,0 0 0,4 11 0,8 16 0,6 13 0,4 12 0,5 5 0,0 1 0,-1-3 0,-2-9 0,-4-7 0,-4-9 0,-6-10 0,-4-7-8191</inkml:trace>
+  <inkml:trace contextRef="#ctx0" brushRef="#br0" timeOffset="4014.7">3972 539 24575,'0'0'0,"0"0"0,0 0 0,0 0 0,0 0 0</inkml:trace>
+  <inkml:trace contextRef="#ctx0" brushRef="#br0" timeOffset="4559.36">4406 887 24575,'16'28'0,"2"1"0,1-2 0,1 0 0,1-2 0,1 0 0,2-1 0,37 29 0,-51-45 0,1-1 0,-1 0 0,2-1 0,-1 0 0,1-1 0,0 0 0,0-1 0,0 0 0,0-1 0,1 0 0,0-1 0,21 1 0,-27-2 0,1-2 0,-1 1 0,0-1 0,1 0 0,-1-1 0,0 1 0,0-2 0,0 1 0,0-1 0,0 0 0,0 0 0,-1-1 0,1 1 0,-1-2 0,0 1 0,0-1 0,-1 0 0,1 0 0,-1 0 0,0-1 0,-1 0 0,9-12 0,-10 11 0,1 0 0,-1 0 0,0-1 0,0 1 0,-1-1 0,0 1 0,0-1 0,-1 0 0,0 0 0,0 0 0,-1 0 0,0 0 0,0 1 0,-1-1 0,0 0 0,0 0 0,-1 0 0,0 1 0,-1-1 0,1 1 0,-2-1 0,1 1 0,-1 0 0,0 0 0,0 0 0,-5-5 0,0 1 0,1 2 0,-1-1 0,0 1 0,-1 0 0,0 1 0,0 0 0,-1 1 0,0 0 0,-1 1 0,1 0 0,-1 0 0,0 2 0,0-1 0,-1 1 0,-16-2 0,8 3 0,0 2 0,0 0 0,0 1 0,0 1 0,0 1 0,0 1 0,0 1 0,1 0 0,-1 2 0,1 0 0,0 2 0,1 0 0,0 1 0,0 1 0,-18 13 0,31-19-105,1 1 0,-1-1 0,1 1 0,0 0 0,1 1 0,-1-1 0,1 1 0,0 0 0,0 0 0,1 1 0,-1-1 0,-2 9 0,5-8-6721</inkml:trace>
+  <inkml:trace contextRef="#ctx0" brushRef="#br0" timeOffset="5064.05">5005 688 24575,'2'10'0,"21"65"0,-10-28 0,39 88 0,-52-135 0,0 1 0,0-1 0,0 0 0,0 1 0,0-1 0,0 0 0,0 1 0,0-1 0,0 0 0,0 1 0,0-1 0,1 0 0,-1 1 0,0-1 0,0 0 0,0 1 0,0-1 0,1 0 0,-1 0 0,0 1 0,0-1 0,1 0 0,-1 0 0,0 0 0,1 1 0,-1-1 0,0 0 0,1 0 0,-1 0 0,0 0 0,1 1 0,-1-1 0,0 0 0,1 0 0,-1 0 0,0 0 0,1 0 0,-1 0 0,0 0 0,1 0 0,-1 0 0,0 0 0,1 0 0,-1 0 0,0-1 0,1 1 0,6-20 0,-3-30 0,-5-51 0,2-42 0,-1 142 0,0 1 0,0-1 0,0 1 0,0-1 0,0 1 0,0-1 0,0 1 0,0-1 0,0 1 0,0-1 0,0 1 0,1 0 0,-1-1 0,0 1 0,0-1 0,0 1 0,1-1 0,-1 1 0,0 0 0,0-1 0,1 1 0,-1 0 0,1-1 0,-1 1 0,0 0 0,1-1 0,-1 1 0,0 0 0,1 0 0,-1 0 0,1-1 0,-1 1 0,1 0 0,-1 0 0,1 0 0,-1 0 0,1 0 0,-1 0 0,1 0 0,-1 0 0,0 0 0,1 0 0,-1 0 0,1 0 0,-1 0 0,1 0 0,-1 0 0,1 0 0,-1 1 0,1-1 0,-1 0 0,1 1 0,24 15 0,-21-13 0,33 27 0,-2 1 0,0 2 0,49 63 0,-63-68 0,-1 2 0,-1 0 0,-2 1 0,-1 0 0,19 57 0,-6 17-1365,-25-84-5461</inkml:trace>
+  <inkml:trace contextRef="#ctx0" brushRef="#br0" timeOffset="6829.35">2788 2516 24575,'0'0'0,"0"0"0,0 0 0,0-8 0,-1-1 0,0 0 0,0 0 0,-1 0 0,0 0 0,-1 1 0,0-1 0,0 1 0,-7-13 0,8 18 0,0 0 0,0 1 0,0-1 0,0 1 0,-1 0 0,1 0 0,-1 0 0,1 0 0,-1 0 0,0 0 0,0 1 0,1-1 0,-1 1 0,0 0 0,0 0 0,-1 0 0,1 0 0,0 1 0,0-1 0,0 1 0,-1 0 0,1-1 0,0 2 0,0-1 0,0 0 0,-1 1 0,-3 0 0,-6 3 0,1 0 0,0 0 0,0 2 0,1-1 0,0 1 0,0 1 0,0 0 0,0 0 0,1 1 0,1 0 0,-1 1 0,1 0 0,1 1 0,0 0 0,-7 11 0,3-5 0,1 1 0,1 1 0,1 0 0,1 0 0,0 0 0,1 1 0,1 0 0,-7 39 0,12-48 0,1 1 0,0 0 0,0-1 0,1 1 0,0 0 0,1-1 0,0 1 0,1-1 0,0 0 0,1 1 0,6 12 0,-8-19 0,0 0 0,0 0 0,1 0 0,-1-1 0,1 1 0,0-1 0,0 1 0,0-1 0,0 0 0,0 0 0,1-1 0,-1 1 0,1-1 0,0 0 0,0 1 0,0-2 0,0 1 0,0 0 0,0-1 0,1 0 0,-1 0 0,0 0 0,1 0 0,-1-1 0,1 0 0,-1 0 0,0 0 0,1 0 0,8-2 0,-4-1 0,0-1 0,0 0 0,0 0 0,0-1 0,0 0 0,-1 0 0,0-1 0,0 0 0,-1-1 0,1 1 0,-2-2 0,1 1 0,-1-1 0,0 0 0,8-13 0,5-10 0,-2-1 0,-2 0 0,12-35 0,-9 14 0,-1-1 0,-4 0 0,-2-1 0,-2 0 0,3-79 0,-11 86 0,-2 1 0,-2-1 0,-3 1 0,-1 0 0,-2 1 0,-28-82 0,36 125 0,-1-2 0,0 0 0,0 0 0,0 0 0,0 0 0,-1 0 0,0 1 0,-4-6 0,7 10 0,0 0 0,0 0 0,0 0 0,0-1 0,0 1 0,0 0 0,-1 0 0,1 0 0,0 0 0,0-1 0,0 1 0,-1 0 0,1 0 0,0 0 0,0 0 0,0 0 0,-1 0 0,1 0 0,0-1 0,0 1 0,0 0 0,-1 0 0,1 0 0,0 0 0,0 0 0,-1 0 0,1 0 0,0 0 0,0 0 0,-1 0 0,1 0 0,0 0 0,0 1 0,0-1 0,-1 0 0,1 0 0,0 0 0,0 0 0,-1 0 0,1 1 0,-4 11 0,4 18 0,10 21 0,2-1 0,2 1 0,29 67 0,-27-76 0,71 183 0,103 316 0,-181-505-1365,-4-11-5461</inkml:trace>
+  <inkml:trace contextRef="#ctx0" brushRef="#br0" timeOffset="7543.82">3150 2503 24575,'14'-5'0,"-1"-1"0,21-4 0,9-3 0,-31 8 0,52-22 0,-60 24 0,0 1 0,1-1 0,-1 1 0,-1-1 0,1 0 0,0-1 0,-1 1 0,1-1 0,-1 1 0,0-1 0,4-6 0,-7 9 0,1-1 0,0 1 0,-1 0 0,1 0 0,-1 0 0,0-1 0,1 1 0,-1 0 0,0 0 0,0-1 0,0 1 0,0 0 0,0-1 0,0 1 0,0 0 0,0-1 0,0 1 0,-1 0 0,1 0 0,0-1 0,-1 1 0,1 0 0,-1 0 0,0 0 0,1 0 0,-1-1 0,0 1 0,0 0 0,0 0 0,1 0 0,-1 1 0,0-1 0,0 0 0,0 0 0,-1 0 0,1 1 0,0-1 0,0 0 0,0 1 0,0-1 0,-1 1 0,1 0 0,0-1 0,-3 1 0,0-2 0,-1 1 0,0 1 0,0-1 0,1 0 0,-1 1 0,0 0 0,0 0 0,0 1 0,0-1 0,0 1 0,-4 1 0,2 2 0,1-1 0,0 1 0,0 0 0,1 0 0,-1 0 0,1 1 0,0 0 0,0 0 0,0 1 0,1-1 0,-1 1 0,2 0 0,-1 0 0,1 0 0,-1 1 0,2-1 0,-4 10 0,0 1 0,1 0 0,1 0 0,0 1 0,1 0 0,0 32 0,3-40 0,0 0 0,1-1 0,1 1 0,-1 0 0,2-1 0,-1 1 0,1-1 0,1 0 0,0 0 0,0 0 0,0-1 0,1 1 0,1-1 0,10 13 0,-11-16 0,0 0 0,0 0 0,0-1 0,1 0 0,0 0 0,-1 0 0,1 0 0,1-1 0,-1 0 0,0-1 0,1 1 0,-1-1 0,1 0 0,0-1 0,0 0 0,0 0 0,-1 0 0,1-1 0,0 0 0,0 0 0,11-2 0,-5-1 0,0-1 0,-1 0 0,0-1 0,1 0 0,-2-1 0,1 0 0,-1-1 0,0 0 0,0-1 0,-1 0 0,0 0 0,0-1 0,-1-1 0,0 0 0,-1 0 0,0 0 0,7-13 0,3-7 0,-1-1 0,-2-1 0,-1 0 0,-2-1 0,11-42 0,-9 19 0,14-110 0,-26 139 0,-1 0 0,-1 1 0,-1-1 0,-1 0 0,-1 0 0,-10-36 0,10 55 0,0 0 0,0 0 0,0 0 0,-1 1 0,-6-9 0,10 16 0,0-1 0,-1 0 0,1 0 0,-1 0 0,1 1 0,-1-1 0,1 0 0,-1 0 0,1 1 0,-1-1 0,0 0 0,1 1 0,-1-1 0,0 1 0,0-1 0,1 1 0,-1-1 0,0 1 0,0 0 0,0-1 0,0 1 0,0 0 0,0 0 0,1-1 0,-1 1 0,0 0 0,0 0 0,0 0 0,0 0 0,0 0 0,0 0 0,0 1 0,0-1 0,0 0 0,1 0 0,-1 1 0,0-1 0,0 0 0,0 1 0,0-1 0,1 1 0,-1-1 0,0 1 0,0-1 0,1 1 0,-1 0 0,0-1 0,1 1 0,-1 0 0,1-1 0,-1 1 0,1 0 0,-1 0 0,1 0 0,0 0 0,-1-1 0,1 3 0,-3 4 0,0 1 0,0 0 0,1 0 0,0 0 0,1 0 0,0 0 0,0 0 0,1 0 0,0 0 0,0 0 0,1 1 0,1 8 0,5 19 0,14 47 0,-20-80 0,124 337 0,-81-234 0,60 220 0,-98-298-1365,-4-9-5461</inkml:trace>
+  <inkml:trace contextRef="#ctx0" brushRef="#br0" timeOffset="7767.8">3562 2541 24575,'0'0'0,"0"0"0,0 0 0,6-2 0,11-3 0,10-4 0,12-8 0,10-5 0,-4 0 0,4-4 0,3-3 0,4-1 0,-8 5 0,-11 6-8191</inkml:trace>
+  <inkml:trace contextRef="#ctx0" brushRef="#br0" timeOffset="7940.29">4196 2169 24575,'0'0'0,"0"0"0,0 0 0,0 0 0,0 0 0,0 6 0,2 11 0,3 11 0,5 11 0,2 7 0,2 7 0,1 0 0,-3-8 0,-3-12 0,-4-10 0,-1-9 0,-3-6-8191</inkml:trace>
+  <inkml:trace contextRef="#ctx0" brushRef="#br0" timeOffset="8117.12">4120 1856 24575,'0'0'0,"0"0"0</inkml:trace>
+  <inkml:trace contextRef="#ctx0" brushRef="#br0" timeOffset="8768.35">4344 2019 24575,'4'10'0,"24"56"0,4-1 0,3-1 0,2-2 0,50 62 0,-86-132 0,-9-24 0,-8-47 0,16 63 0,0 1 0,1 0 0,0 0 0,1 0 0,1 0 0,8-27 0,-8 33 0,0 0 0,1 0 0,0 0 0,1 1 0,0 0 0,0-1 0,1 2 0,0-1 0,0 1 0,0 0 0,15-12 0,-18 17 0,1 0 0,0 0 0,0 1 0,0-1 0,0 1 0,1-1 0,-1 2 0,0-1 0,1 0 0,-1 1 0,0-1 0,1 1 0,-1 1 0,0-1 0,1 0 0,-1 1 0,0 0 0,1 0 0,-1 0 0,0 1 0,0 0 0,6 3 0,10 5 0,0 1 0,-1 1 0,19 15 0,-26-19 0,12 10-124,0 1 0,-1 1 0,0 1 0,-2 1 0,-1 0 0,-1 2-1,-1 1 1,0 0 0,-2 1 0,23 51 0,-32-60-6702</inkml:trace>
+  <inkml:trace contextRef="#ctx0" brushRef="#br0" timeOffset="8973.37">5129 2180 24575,'0'0'0,"2"6"0,3 11 0,3 9 0,0 0 0,-2-5 0,-1-3 0,-2-6 0,-1-3-8191</inkml:trace>
+  <inkml:trace contextRef="#ctx0" brushRef="#br0" timeOffset="9130.14">4817 1757 24575,'0'0'0,"0"0"0</inkml:trace>
+  <inkml:trace contextRef="#ctx0" brushRef="#br0" timeOffset="9480.34">5340 1831 24575,'0'0'0,"0"3"0,12 49 0,1 0 0,3 0 0,34 72 0,-36-92 0,-2-2 0,1 0 0,2-2 0,25 39 0,-35-59 0,1-1 0,-1 0 0,1 0 0,1 0 0,-1-1 0,1 0 0,0 0 0,0-1 0,1 0 0,0 0 0,0-1 0,0 0 0,0 0 0,0-1 0,1 0 0,17 4 0,-22-7-62,1 0 0,0 0 0,0 0 0,-1-1 0,1 1 0,0-1 0,-1 0 0,1 0 0,-1-1 0,1 0 0,-1 1 0,0-1-1,1-1 1,-1 1 0,0-1 0,-1 1 0,1-1 0,0 0 0,-1-1 0,1 1 0,2-5 0,6-7-6764</inkml:trace>
+  <inkml:trace contextRef="#ctx0" brushRef="#br0" timeOffset="9704.23">5340 2106 24575,'0'0'0,"0"0"0,6 0 0,11-2 0,11-3 0,17-5 0,17-4 0,7-5 0,-5 1 0,-14 4 0,-13 1 0,-11 4 0,-10 3 0,-7 3-8191</inkml:trace>
+  <inkml:trace contextRef="#ctx0" brushRef="#br0" timeOffset="9928.31">5963 1883 24575,'0'0'0,"0"0"0,0 0 0,6 10 0,9 17 0,8 14 0,6 10 0,5 6 0,3 1 0,-1-5 0,-2-8 0,-5-8 0,-7-11 0,-7-11-8191</inkml:trace>
+  <inkml:trace contextRef="#ctx0" brushRef="#br0" timeOffset="10118.89">5926 1608 24575,'0'0'0</inkml:trace>
+  <inkml:trace contextRef="#ctx0" brushRef="#br0" timeOffset="10674.13">6261 1819 24575,'0'0'0,"0"0"0,7 25 0,3 24 0,-6-23 0,1-1 0,2 0 0,0 0 0,18 38 0,-23-58 0,0 0 0,1 0 0,0 0 0,0-1 0,0 0 0,1 1 0,-1-1 0,1 0 0,0-1 0,0 1 0,1-1 0,-1 0 0,1 0 0,-1 0 0,1 0 0,0-1 0,0 0 0,0 0 0,1 0 0,-1-1 0,0 1 0,0-1 0,1-1 0,-1 1 0,1-1 0,-1 0 0,10-1 0,-10 1 0,0-1 0,0 0 0,0 0 0,0 0 0,0 0 0,0-1 0,0 0 0,-1 0 0,1 0 0,0-1 0,-1 0 0,0 1 0,0-2 0,0 1 0,0 0 0,0-1 0,0 0 0,-1 1 0,0-1 0,0-1 0,0 1 0,0 0 0,-1-1 0,1 0 0,-1 1 0,-1-1 0,1 0 0,0 0 0,-1 0 0,0 0 0,-1 0 0,1 0 0,-1-1 0,0 1 0,0 0 0,0 0 0,-1 0 0,1 0 0,-2 0 0,1 0 0,-3-9 0,-2 4 0,1-1 0,-2 0 0,1 1 0,-2 1 0,1-1 0,-1 1 0,0 0 0,-1 1 0,0 0 0,-1 0 0,0 1 0,0 0 0,0 1 0,-1 0 0,0 0 0,0 2 0,0-1 0,-19-4 0,1 2 0,0 0 0,-1 2 0,1 2 0,-1 0 0,0 2 0,-42 4 0,58-2 30,0 1 0,0 0 0,-26 8 0,38-10-74,0 1 1,-1-1-1,1 1 0,0 0 1,0 0-1,0 0 0,0 0 1,1 0-1,-1 0 0,0 0 1,0 1-1,1-1 0,-1 1 1,0-1-1,1 1 0,0 0 0,-1-1 1,1 1-1,0 0 0,0 0 1,0 0-1,0 0 0,0 0 1,0 0-1,1 0 0,-1 0 1,1 0-1,0 1 0,-1-1 1,1 0-1,0 0 0,0 0 1,1 5-1,1 1-6782</inkml:trace>
+  <inkml:trace contextRef="#ctx0" brushRef="#br0" timeOffset="11214">6634 1633 24575,'0'0'0,"3"8"0,15 45 0,-3 0 0,12 71 0,-4-10 0,-18-107 0,-2-17 0,1-18 0,-4-32 0,-1 40 0,1 0 0,1 0 0,1 0 0,6-29 0,-7 44 0,1-1 0,-1 1 0,1 1 0,1-1 0,-1 0 0,1 0 0,-1 1 0,1 0 0,0-1 0,1 1 0,-1 0 0,1 1 0,0-1 0,0 1 0,0-1 0,0 1 0,1 0 0,-1 1 0,1-1 0,0 1 0,9-3 0,-6 2 0,0 0 0,1 1 0,0 1 0,-1-1 0,1 1 0,0 1 0,0 0 0,0 0 0,-1 0 0,1 1 0,0 1 0,0-1 0,10 5 0,-12-3 0,0 0 0,-1 0 0,1 0 0,-1 1 0,0 0 0,0 1 0,0-1 0,0 1 0,-1 0 0,0 0 0,0 1 0,0 0 0,-1 0 0,0 0 0,0 0 0,4 9 0,3 12 0,-1 0 0,-1 0 0,10 54 0,4 88 0,-20-139 0,0 3-1365,-1-9-5461</inkml:trace>
+</inkml:ink>
+</file>
+
+<file path=word/ink/ink16.xml><?xml version="1.0" encoding="utf-8"?>
+<inkml:ink xmlns:inkml="http://www.w3.org/2003/InkML">
+  <inkml:definitions>
+    <inkml:context xml:id="ctx0">
+      <inkml:inkSource xml:id="inkSrc0">
+        <inkml:traceFormat>
+          <inkml:channel name="X" type="integer" min="-2.14748E9" max="2.14748E9" units="cm"/>
+          <inkml:channel name="Y" type="integer" min="-2.14748E9" max="2.14748E9" units="cm"/>
+          <inkml:channel name="F" type="integer" max="32767" units="dev"/>
+        </inkml:traceFormat>
+        <inkml:channelProperties>
+          <inkml:channelProperty channel="X" name="resolution" value="1000" units="1/cm"/>
+          <inkml:channelProperty channel="Y" name="resolution" value="1000" units="1/cm"/>
+          <inkml:channelProperty channel="F" name="resolution" value="0" units="1/dev"/>
+        </inkml:channelProperties>
+      </inkml:inkSource>
+      <inkml:timestamp xml:id="ts0" timeString="2026-06-11T14:56:04.189"/>
+    </inkml:context>
+    <inkml:brush xml:id="br0">
+      <inkml:brushProperty name="width" value="0.035" units="cm"/>
+      <inkml:brushProperty name="height" value="0.035" units="cm"/>
+      <inkml:brushProperty name="color" value="#E71224"/>
+    </inkml:brush>
+  </inkml:definitions>
+  <inkml:trace contextRef="#ctx0" brushRef="#br0">0 1 24575,'12'2'0,"658"88"0,-456-69 0,404 25 0,-458-45 0,296-34 0,-256 7 0,-196 25-50,-1 1-1,0-1 1,0 0-1,0 0 0,0 0 1,0-1-1,0 1 1,-1-1-1,1 1 1,0-1-1,-1 0 0,1 0 1,-1 0-1,0 0 1,1-1-1,-1 1 1,0-1-1,0 1 0,-1-1 1,1 0-1,-1 1 1,1-1-1,-1 0 1,0 0-1,0 0 1,1-4-1,3-7-6775</inkml:trace>
+  <inkml:trace contextRef="#ctx0" brushRef="#br0" timeOffset="938.34">0 784 24575,'16'-7'0,"36"-11"0,1 1 0,66-10 0,115-10 0,-211 34 0,1090-92 0,-1007 89 0,403-6 0,-507 12-8,0 0 1,-1 0-1,1 0 0,0 0 0,-1 0 1,1 0-1,-1-1 0,1 1 0,0 0 1,-1-1-1,1 1 0,2-2 0,-4 1 13,0 1 0,0 0 0,0-1 0,1 1 0,-1 0 0,0-1 0,0 1 0,0 0 0,0-1 0,0 1 0,0 0 0,0-1 0,0 1 0,0 0 0,0-1-1,0 1 1,0 0 0,-1-1 0,1 1 0,0 0 0,0-1 0,0 1 0,0 0 0,0 0 0,-1-1 0,1 1 0,0 0 0,0-1 0,0 1 0,-1 0 0,1 0 0,0 0 0,-1-1-1,1 1 1,-1 0 0,-39-26-582,30 20-288,-4-2-5961</inkml:trace>
+  <inkml:trace contextRef="#ctx0" brushRef="#br0" timeOffset="2927.72">336 3259 24575,'0'0'0,"0"0"0,0 0 0,1-1 0,17-6 0,70-28 0,142-37 0,281-9 0,6 48 0,-23 12 0,-506 22-1365,3-1-5461</inkml:trace>
+  <inkml:trace contextRef="#ctx0" brushRef="#br0" timeOffset="55440.9">26 1407 24575,'19'526'0,"0"-70"0,-18-476 0,0 0 0,1 0 0,1 1 0,1-1 0,0 1 0,2 0 0,0 0 0,1 1 0,1-1 0,1 2 0,1-1 0,0 1 0,1 1 0,18-21 0,-12 19 0,1 1 0,32-24 0,-43 36 0,0 0 0,0 0 0,0 1 0,1 0 0,-1 1 0,1 0 0,0 0 0,0 1 0,0-1 0,0 2 0,14-2 0,-20 3 0,0 0 0,0 0 0,0 1 0,0-1 0,0 1 0,-1-1 0,1 1 0,0-1 0,0 1 0,0 0 0,-1 0 0,1 0 0,0 0 0,-1 1 0,1-1 0,-1 0 0,1 0 0,1 3 0,20 33 0,-20-31 0,0 0 0,0 0 0,1-1 0,7 11 0,-5-12 0,0 0 0,0 0 0,0-1 0,0 0 0,0 0 0,1 0 0,-1 0 0,1-1 0,0 0 0,-1-1 0,1 0 0,0 0 0,0 0 0,0-1 0,0 0 0,0 0 0,0-1 0,0 0 0,8-2 0,-1 1 0,-1-1 0,1-1 0,-1 0 0,0-1 0,0-1 0,-1 0 0,0 0 0,22-16 0,-23 12 0,-1 0 0,0-1 0,0-1 0,-1 0 0,0 0 0,-1-1 0,-1 0 0,0 0 0,-1-1 0,0 0 0,-1 0 0,-1 0 0,0 0 0,0-1 0,-2 0 0,0 0 0,-1 0 0,0 1 0,-1-1 0,-3-25 0,3 38 0,0 0 0,-1 1 0,1-1 0,0 0 0,-1 0 0,1 1 0,-1-1 0,1 0 0,-1 1 0,0-1 0,0 1 0,1-1 0,-1 1 0,0-1 0,0 1 0,-1 0 0,1-1 0,0 1 0,0 0 0,-1 0 0,-1-1 0,2 1 0,-1 1 0,1 0 0,0 0 0,-1 0 0,1 0 0,0 0 0,-1 0 0,1 0 0,-1 0 0,1 1 0,0-1 0,-1 0 0,1 1 0,0-1 0,0 1 0,-1 0 0,1-1 0,0 1 0,0 0 0,-2 1 0,-2 2 0,0 1 0,0 0 0,0 0 0,0 0 0,1 0 0,0 1 0,0 0 0,1 0 0,-5 8 0,6-7 0,0 0 0,0 0 0,0 0 0,0 1 0,1-1 0,1 0 0,-1 1 0,1-1 0,0 1 0,1-1 0,0 1 0,0-1 0,1 0 0,-1 1 0,2-1 0,-1 0 0,1 0 0,4 8 0,-2-7 0,0 0 0,0-1 0,1 1 0,0-1 0,0-1 0,1 1 0,0-1 0,0 0 0,0 0 0,1-1 0,0 0 0,0-1 0,0 1 0,11 3 0,-1-2-105,0 0 0,0-1 0,1-1 0,-1-1 0,1 0 0,0-1 0,0-1 0,0-1 0,-1-1 0,1-1 0,0 0 0,35-10 0,-32 4-6721</inkml:trace>
+  <inkml:trace contextRef="#ctx0" brushRef="#br0" timeOffset="55709.91">1220 1407 24575,'0'1'0,"-1"1"0,1-1 0,-1 1 0,1 0 0,0-1 0,0 1 0,0 0 0,0-1 0,0 1 0,0 0 0,1 2 0,0 9 0,3 151 0,38 249 0,-29-321-1365,-9-63-5461</inkml:trace>
+  <inkml:trace contextRef="#ctx0" brushRef="#br0" timeOffset="55996.54">1469 1455 24575,'0'0'0,"0"0"0,0 0 0,0 0 0,0 9 0,0 17 0,2 21 0,1 18 0,2 10 0,0 5 0,1 0 0,0-6 0,1-8 0,1-10 0,0-10 0,-2-11 0,-2-11-8191</inkml:trace>
+  <inkml:trace contextRef="#ctx0" brushRef="#br0" timeOffset="56476.36">1618 1730 24575,'0'0'0,"0"0"0,0 7 0,0 3 0,1-1 0,0 0 0,1 0 0,0 0 0,1-1 0,-1 1 0,2 0 0,-1-1 0,1 0 0,0 0 0,1 0 0,0 0 0,0-1 0,1 0 0,0 0 0,0 0 0,11 9 0,-12-12 0,0-1 0,0 1 0,0-1 0,0 0 0,0 0 0,0 0 0,1-1 0,-1 0 0,1 0 0,0 0 0,0-1 0,0 0 0,0 0 0,0 0 0,0-1 0,0 0 0,0 0 0,0-1 0,-1 1 0,1-1 0,0 0 0,0-1 0,0 0 0,-1 0 0,1 0 0,-1 0 0,10-7 0,-5 3 0,-1-2 0,-1 1 0,1-1 0,-1 0 0,-1-1 0,1 0 0,-2 0 0,1-1 0,-1 0 0,-1 0 0,0 0 0,0 0 0,3-13 0,3-10 0,-2 1 0,-2-1 0,5-40 0,-11 64 0,0 0 0,-1 1 0,0-1 0,0 0 0,0 0 0,-1 1 0,-1-1 0,0 1 0,0-1 0,-5-12 0,5 18 0,0-1 0,0 0 0,0 1 0,0 0 0,-1-1 0,0 1 0,0 0 0,0 0 0,0 1 0,0-1 0,0 0 0,-1 1 0,1 0 0,-1 0 0,0 0 0,0 0 0,1 1 0,-1 0 0,0-1 0,0 1 0,0 1 0,-1-1 0,-7 0 0,6 1-35,0-1 0,0 1 0,0 0 0,-1 1 0,1 0 0,0 0 0,0 0 0,0 1 0,0-1 0,0 1 0,0 1 0,1-1 0,-1 1 0,1 0 0,-1 1 0,1-1 0,0 1 0,0 0 0,1 0 0,-1 0 0,1 1 0,0 0 0,0 0 0,1 0 0,-1 0 0,1 0 0,0 1 0,0-1 0,1 1 0,0 0 0,0 0 0,0 0 0,1 0 0,0 0 0,0 0 0,0 0 0,1 1 0,0 6 0,2 4-6791</inkml:trace>
+  <inkml:trace contextRef="#ctx0" brushRef="#br0" timeOffset="56775.84">2427 1170 24575,'0'0'0</inkml:trace>
+  <inkml:trace contextRef="#ctx0" brushRef="#br0" timeOffset="57144.98">2426 1170 24575,'0'29'0,"-2"0"0,-7 34 0,-23 186 0,30-212 0,2 0 0,2 0 0,1 0 0,13 62 0,-14-92 9,-1-1 1,2 1-1,-1 0 0,1-1 0,0 0 1,0 0-1,0 0 0,1 0 0,0 0 0,0-1 1,1 0-1,10 10 0,-8-10-158,0 1 1,1-2-1,0 1 1,0-1-1,1 0 1,-1-1-1,1 0 1,-1 0-1,12 1 1,11 2-6678</inkml:trace>
+  <inkml:trace contextRef="#ctx0" brushRef="#br0" timeOffset="57528.2">2837 1007 24575,'98'115'0,"-67"-82"0,-1 1 0,-2 1 0,35 59 0,-53-75 0,0 1 0,-1 0 0,-1 0 0,-1 1 0,-1 0 0,6 38 0,-11-44 0,0 1 0,0-1 0,-2 0 0,0 1 0,-1-1 0,0 0 0,-1 0 0,-1 0 0,0 0 0,-9 19 0,-3-2-273,-1-1 0,-1 0 0,-2-2 0,-41 49 0,23-36-6553</inkml:trace>
+  <inkml:trace contextRef="#ctx0" brushRef="#br0" timeOffset="59794.11">5973 325 24575,'-2'1'0,"0"0"0,0-1 0,0 1 0,0 0 0,0 1 0,0-1 0,0 0 0,1 0 0,-1 1 0,-2 2 0,-5 4 0,-2-1 0,-43 30 0,-52 46 0,91-69 0,1 0 0,0 1 0,0 0 0,2 1 0,0 0 0,1 1 0,-17 35 0,26-47 0,-1 0 0,2 0 0,-1 0 0,1 1 0,-1-1 0,1 0 0,1 1 0,-1-1 0,1 1 0,0-1 0,0 1 0,1-1 0,0 1 0,0-1 0,0 1 0,3 8 0,0-6 0,0 0 0,1 0 0,0-1 0,0 1 0,1-1 0,-1 0 0,2-1 0,-1 0 0,11 9 0,50 36 0,-41-33 0,-1 2 0,27 26 0,-44-37 0,0 0 0,-1 0 0,0 0 0,-1 1 0,0 0 0,-1 0 0,0 1 0,0 0 0,5 19 0,-6-17 0,-2-1 0,1 1 0,-1 0 0,-1-1 0,-1 1 0,0 0 0,-1 13 0,0-18 0,-1-1 0,1 0 0,-1 0 0,-1 0 0,1 0 0,-1-1 0,-1 1 0,1-1 0,-1 0 0,0 0 0,0 0 0,-1 0 0,-9 9 0,0-2 0,-1-2 0,0 0 0,0 0 0,-1-1 0,-22 9 0,-90 31 0,93-37 0,84-13 0,-24 0 0,0 0 0,0 1 0,48 10 0,-67-10 0,0 0 0,0 1 0,0 0 0,0 0 0,-1 1 0,1 0 0,0 0 0,-1 0 0,0 0 0,0 1 0,0 0 0,0 0 0,-1 0 0,1 1 0,-1 0 0,0-1 0,-1 1 0,1 1 0,-1-1 0,0 0 0,4 10 0,1 14 0,-2 1 0,-1-1 0,-1 1 0,0 56 0,4 36 0,-7-117 4,0 1 0,1-1-1,0 0 1,0 1 0,1-1-1,-1 0 1,1 0 0,0-1-1,0 1 1,1-1 0,-1 1-1,1-1 1,0 0 0,0 0-1,1-1 1,-1 1 0,1-1-1,-1 0 1,1 0 0,0 0-1,0-1 1,1 0 0,6 2-1,15 5-186,0-2-1,0-1 0,40 4 1,-38-6-536,9 2-6107</inkml:trace>
+  <inkml:trace contextRef="#ctx0" brushRef="#br0" timeOffset="61654.98">4940 735 24575,'0'0'0,"0"0"0,0 0 0,0 0 0,8 5 0,8 7 0,0 1 0,-1 0 0,0 1 0,-1 1 0,-1 0 0,0 1 0,-1 1 0,-1 0 0,17 35 0,-16-27 0,-2 1 0,0 0 0,-2 0 0,-1 1 0,-1 0 0,4 50 0,-9-68 0,-1 1 0,0-1 0,-1 0 0,0 1 0,0-1 0,-1 0 0,0 0 0,-1 0 0,0 0 0,0 0 0,-1-1 0,0 1 0,-7 10 0,1-6 0,0-1 0,-1 0 0,0 0 0,-1-1 0,0-1 0,-27 18 0,11-11 0,-1-1 0,-1-1 0,0-1 0,-1-2 0,0-2 0,-1 0 0,0-2 0,0-2 0,-45 4 0,-3-5 0,0-4 0,-135-15 0,148 9 0,38 4 0,0-2 0,1 0 0,-1-2 0,-49-15 0,61 15 0,-1 1 0,0 1 0,0 0 0,0 2 0,-1 0 0,1 1 0,-25 3 0,-5-1 0,-57 5 0,-16 0 0,99-1 51,21-5-125,-1-1-1,1 1 1,-1 0-1,1-1 0,-1 0 1,0 1-1,1-1 1,-1 0-1,0 1 1,1-1-1,-1 0 1,1 0-1,-1 0 1,0-1-1,1 1 1,-1 0-1,1-1 0,-3 0 1</inkml:trace>
+  <inkml:trace contextRef="#ctx0" brushRef="#br0" timeOffset="62410.79">3709 1133 24575,'0'0'0,"0"0"0,0 0 0,0 0 0,0 0 0,0 0 0,-5 10 0,-10 20 0,-2 0 0,-1-1 0,-1 0 0,-1-2 0,-1 0 0,-1-2 0,-2 0 0,-1-2 0,0 0 0,-38 24 0,61-45 0,0-1 0,0 0 0,0 1 0,0-1 0,0 1 0,0 0 0,1 0 0,-1 0 0,0 0 0,1 0 0,-2 3 0,3-5 0,0 1 0,0 0 0,0 0 0,0 0 0,0-1 0,0 1 0,1 0 0,-1 0 0,0 0 0,0-1 0,1 1 0,-1 0 0,0-1 0,1 1 0,-1 0 0,1-1 0,-1 1 0,1 0 0,-1-1 0,1 1 0,0-1 0,-1 1 0,1-1 0,0 1 0,-1-1 0,1 1 0,0-1 0,-1 0 0,1 1 0,0-1 0,0 0 0,-1 0 0,1 0 0,0 1 0,1-1 0,124 39 0,-77-26 0,66 28 0,48 45-1365,-139-72-5461</inkml:trace>
+</inkml:ink>
+</file>
+
+<file path=word/ink/ink17.xml><?xml version="1.0" encoding="utf-8"?>
+<inkml:ink xmlns:inkml="http://www.w3.org/2003/InkML">
+  <inkml:definitions>
+    <inkml:context xml:id="ctx0">
+      <inkml:inkSource xml:id="inkSrc0">
+        <inkml:traceFormat>
+          <inkml:channel name="X" type="integer" min="-2.14748E9" max="2.14748E9" units="cm"/>
+          <inkml:channel name="Y" type="integer" min="-2.14748E9" max="2.14748E9" units="cm"/>
+          <inkml:channel name="F" type="integer" max="32767" units="dev"/>
+        </inkml:traceFormat>
+        <inkml:channelProperties>
+          <inkml:channelProperty channel="X" name="resolution" value="1000" units="1/cm"/>
+          <inkml:channelProperty channel="Y" name="resolution" value="1000" units="1/cm"/>
+          <inkml:channelProperty channel="F" name="resolution" value="0" units="1/dev"/>
+        </inkml:channelProperties>
+      </inkml:inkSource>
+      <inkml:timestamp xml:id="ts0" timeString="2026-06-11T14:56:39.752"/>
+    </inkml:context>
+    <inkml:brush xml:id="br0">
+      <inkml:brushProperty name="width" value="0.035" units="cm"/>
+      <inkml:brushProperty name="height" value="0.035" units="cm"/>
+      <inkml:brushProperty name="color" value="#E71224"/>
+    </inkml:brush>
+  </inkml:definitions>
+  <inkml:trace contextRef="#ctx0" brushRef="#br0">0 0 24575,'15'221'0,"-4"-83"0,-6-57 0,15 394 0,-20-504 0,1 0 0,2 0 0,1 0 0,1 0 0,13-43 0,-14 60 0,1 0 0,-1 0 0,2 1 0,0-1 0,0 1 0,1 1 0,1-1 0,-1 1 0,2 0 0,-1 1 0,1 0 0,1 0 0,0 1 0,0 0 0,0 1 0,22-11 0,-24 14 0,-1 0 0,1 1 0,1 1 0,-1-1 0,0 1 0,0 1 0,1-1 0,-1 2 0,1-1 0,9 1 0,-14 1 0,0-1 0,0 1 0,0 0 0,0 0 0,0 1 0,0-1 0,0 1 0,0 0 0,-1 0 0,1 0 0,-1 0 0,1 1 0,-1-1 0,0 1 0,0 0 0,0 0 0,0 0 0,-1 0 0,1 1 0,-1-1 0,0 1 0,2 4 0,16 48 0,-17-48 0,-1 1 0,1-1 0,0 1 0,1-1 0,0 0 0,7 11 0,-8-17 0,-1 1 0,1-1 0,-1 1 0,1-1 0,0 0 0,0 0 0,0 0 0,0 0 0,0-1 0,0 1 0,1-1 0,-1 0 0,0 0 0,1 0 0,-1 0 0,1-1 0,-1 1 0,1-1 0,0 0 0,5 0 0,5-2 0,-1 0 0,0 0 0,0-1 0,0-1 0,-1 0 0,1-1 0,-1 0 0,0-1 0,-1 0 0,1-1 0,-1 0 0,0-1 0,-1 0 0,0-1 0,0 0 0,-1 0 0,0-1 0,-1-1 0,0 1 0,0-1 0,-1 0 0,-1-1 0,0 0 0,0 0 0,3-14 0,-8 22 0,0 1 0,0-1 0,0 1 0,-1-1 0,1 0 0,-1 0 0,0 1 0,0-1 0,-1 0 0,1 0 0,-1 1 0,0-1 0,1 1 0,-2-1 0,1 0 0,0 1 0,-1 0 0,0-1 0,1 1 0,-1 0 0,-1 0 0,1 0 0,-5-5 0,3 5 0,0 0 0,-1-1 0,1 2 0,-1-1 0,0 0 0,0 1 0,0 0 0,0 0 0,0 1 0,-1-1 0,1 1 0,0 0 0,-1 1 0,-9-1 0,9 1 0,0 0 0,0 1 0,0 0 0,0 0 0,0 0 0,1 0 0,-1 1 0,0 0 0,1 0 0,-1 1 0,1 0 0,0-1 0,-9 8 0,11-8 0,0 1 0,1 0 0,-1 0 0,1 0 0,-1 0 0,1 0 0,0 1 0,0-1 0,0 1 0,1-1 0,-1 1 0,1 0 0,0-1 0,0 1 0,0 0 0,1 0 0,-1 0 0,1 0 0,0 0 0,0 0 0,0-1 0,2 8 0,1 2 0,0 1 0,1-1 0,1 0 0,1 0 0,0-1 0,0 1 0,1-1 0,16 20 0,-7-11 0,1-1 0,2 0 0,33 27 0,-49-44-49,0 0 1,0-1-1,0 0 0,0 0 0,0 0 1,0 0-1,1-1 0,-1 1 0,0-1 1,1 1-1,0-1 0,-1-1 0,1 1 1,-1 0-1,1-1 0,0 0 0,0 1 1,-1-2-1,1 1 0,0 0 0,-1-1 1,1 0-1,0 1 0,-1-1 0,1-1 0,-1 1 1,7-4-1,-1-1-6777</inkml:trace>
+  <inkml:trace contextRef="#ctx0" brushRef="#br0" timeOffset="257.12">872 175 24575,'1'2'0,"0"-1"0,0 1 0,0 0 0,0-1 0,0 1 0,0 0 0,0 0 0,-1 0 0,1-1 0,-1 1 0,1 3 0,1 2 0,16 53 0,-4 1 0,-1 1 0,-4 0 0,-2 0 0,-3 1 0,-7 97 0,3-149-227,-1 0-1,0 0 1,-1-1-1,0 1 1,-5 15-1,2-15-6598</inkml:trace>
+  <inkml:trace contextRef="#ctx0" brushRef="#br0" timeOffset="511.43">1058 113 24575,'2'2'0,"-1"-1"0,0 1 0,0 0 0,0 0 0,0-1 0,0 1 0,0 0 0,0 0 0,0 0 0,0 3 0,2 3 0,44 113-682,61 253-1,-103-357-6143</inkml:trace>
+  <inkml:trace contextRef="#ctx0" brushRef="#br0" timeOffset="984.8">1344 450 24575,'0'0'0,"3"8"0,10 37 0,-4-12 0,1-1 0,25 53 0,-31-77 0,0 0 0,1 0 0,0-1 0,0 0 0,0 0 0,1 0 0,0-1 0,0 0 0,1 0 0,0-1 0,0 1 0,0-1 0,0-1 0,1 0 0,13 6 0,-13-8 0,-1-1 0,0 0 0,1 0 0,-1-1 0,0 0 0,1 0 0,-1 0 0,1-1 0,-1-1 0,0 1 0,0-1 0,0 0 0,0-1 0,0 1 0,0-1 0,-1-1 0,1 1 0,9-8 0,-3 2 0,-1 0 0,0-1 0,-1 0 0,0-1 0,0 0 0,-1-1 0,-1 0 0,9-14 0,-15 21 0,0-1 0,0 0 0,-1 0 0,1 0 0,-1 0 0,-1 0 0,1 0 0,-1-1 0,0 1 0,0-1 0,-1 1 0,0 0 0,0-1 0,-2-8 0,1 10 0,0 1 0,0 0 0,-1-1 0,1 1 0,-1 0 0,0 0 0,-1 0 0,1 0 0,-1 0 0,1 1 0,-1-1 0,0 1 0,-1 0 0,1 0 0,0 0 0,-1 0 0,0 0 0,0 1 0,1 0 0,-1-1 0,-6-1 0,0 1 9,-1-1-1,0 1 1,0 1-1,0 0 1,0 1 0,0 0-1,0 0 1,0 1-1,0 1 1,0 0-1,0 0 1,0 1-1,-15 5 1,-1 1-306,1 2 0,1 1 0,-1 1 0,-27 18 0,43-24-6529</inkml:trace>
+  <inkml:trace contextRef="#ctx0" brushRef="#br0" timeOffset="1348.78">2104 213 24575,'-2'6'0,"-5"20"0,1 0 0,1 1 0,-2 52 0,7-71 0,0 0 0,1 0 0,0 0 0,1-1 0,-1 1 0,1 0 0,1-1 0,0 1 0,0-1 0,0 0 0,1 0 0,0 0 0,0 0 0,1 0 0,0-1 0,0 0 0,11 10 0,-3-6-170,1 0-1,0-1 0,0 0 1,1-2-1,0 1 0,0-2 1,16 5-1,4 0-6655</inkml:trace>
+  <inkml:trace contextRef="#ctx0" brushRef="#br0" timeOffset="1652.32">2576 26 24575,'0'0'0,"2"1"0,22 27 0,-1 0 0,-1 2 0,-2 0 0,-1 1 0,-1 2 0,-2-1 0,-1 2 0,-1 0 0,-3 1 0,10 42 0,-18-61 9,0 1 1,-2-1-1,0 1 0,0 0 0,-2-1 1,0 1-1,-1 0 0,0-1 0,-2 1 0,0-1 1,-1 0-1,-12 29 0,2-15-257,-1-1 1,-2-1-1,0 0 1,-2-2-1,-34 36 1,14-20-6579</inkml:trace>
+</inkml:ink>
+</file>
+
+<file path=word/ink/ink18.xml><?xml version="1.0" encoding="utf-8"?>
+<inkml:ink xmlns:inkml="http://www.w3.org/2003/InkML">
+  <inkml:definitions>
+    <inkml:context xml:id="ctx0">
+      <inkml:inkSource xml:id="inkSrc0">
+        <inkml:traceFormat>
+          <inkml:channel name="X" type="integer" min="-2.14748E9" max="2.14748E9" units="cm"/>
+          <inkml:channel name="Y" type="integer" min="-2.14748E9" max="2.14748E9" units="cm"/>
+          <inkml:channel name="F" type="integer" max="32767" units="dev"/>
+        </inkml:traceFormat>
+        <inkml:channelProperties>
+          <inkml:channelProperty channel="X" name="resolution" value="1000" units="1/cm"/>
+          <inkml:channelProperty channel="Y" name="resolution" value="1000" units="1/cm"/>
+          <inkml:channelProperty channel="F" name="resolution" value="0" units="1/dev"/>
+        </inkml:channelProperties>
+      </inkml:inkSource>
+      <inkml:timestamp xml:id="ts0" timeString="2026-06-11T14:56:31.493"/>
+    </inkml:context>
+    <inkml:brush xml:id="br0">
+      <inkml:brushProperty name="width" value="0.035" units="cm"/>
+      <inkml:brushProperty name="height" value="0.035" units="cm"/>
+      <inkml:brushProperty name="color" value="#E71224"/>
+    </inkml:brush>
+  </inkml:definitions>
+  <inkml:trace contextRef="#ctx0" brushRef="#br0">87 58 24575,'60'11'0,"0"-3"0,1-2 0,112-5 0,-84-1 0,-42 0 0,628-3 0,-2-35 0,-652 37 0,35-5 0,-52 5 0,-1 0 0,0 1 0,1-1 0,-1 0 0,0-1 0,0 1 0,0-1 0,0 1 0,0-1 0,0 0 0,-1 0 0,5-3 0,-7 4-50,1 1-1,-1-1 1,0 1-1,0-1 0,1 1 1,-1 0-1,0-1 1,0 0-1,0 1 1,1-1-1,-1 1 0,0-1 1,0 1-1,0-1 1,0 1-1,0-1 1,0 1-1,0-1 0,0 1 1,0-1-1,0 0 1,-1 1-1,1-1 1,0 1-1,0-1 1,-1 0-1</inkml:trace>
+  <inkml:trace contextRef="#ctx0" brushRef="#br0" timeOffset="781.35">37 456 24575,'62'3'0,"63"11"0,6 1 0,790-10 0,-3-78 0,-909 72 0,-5 1 0,-1 0 0,1 0 0,-1-1 0,0 1 0,1-1 0,-1 0 0,0 0 0,1 0 0,5-3 0,-9 4 0,-1-1 0,1 1 0,0-1 0,0 1 0,-1 0 0,1-1 0,0 1 0,-1-1 0,1 1 0,0 0 0,-1-1 0,1 1 0,-1 0 0,1 0 0,-1-1 0,1 1 0,-1 0 0,1 0 0,0 0 0,-1-1 0,1 1 0,-1 0 0,1 0 0,-1 0 0,1 0 0,-1 0 0,0 0 0,-18-4 0,-26-5-1365,27 5-5461</inkml:trace>
+  <inkml:trace contextRef="#ctx0" brushRef="#br0" timeOffset="1493.88">0 980 24575,'0'0'0,"0"0"0,0 0 0,0 0 0,11 2 0,550 50 0,3-44 0,610-50 0,-868 26 0,-148 0-1365,-149 15-5461</inkml:trace>
+</inkml:ink>
+</file>
+
+<file path=word/ink/ink19.xml><?xml version="1.0" encoding="utf-8"?>
+<inkml:ink xmlns:inkml="http://www.w3.org/2003/InkML">
+  <inkml:definitions>
+    <inkml:context xml:id="ctx0">
+      <inkml:inkSource xml:id="inkSrc0">
+        <inkml:traceFormat>
+          <inkml:channel name="X" type="integer" min="-2.14748E9" max="2.14748E9" units="cm"/>
+          <inkml:channel name="Y" type="integer" min="-2.14748E9" max="2.14748E9" units="cm"/>
+          <inkml:channel name="F" type="integer" max="32767" units="dev"/>
+        </inkml:traceFormat>
+        <inkml:channelProperties>
+          <inkml:channelProperty channel="X" name="resolution" value="1000" units="1/cm"/>
+          <inkml:channelProperty channel="Y" name="resolution" value="1000" units="1/cm"/>
+          <inkml:channelProperty channel="F" name="resolution" value="0" units="1/dev"/>
+        </inkml:channelProperties>
+      </inkml:inkSource>
+      <inkml:timestamp xml:id="ts0" timeString="2026-06-11T14:56:10.678"/>
+    </inkml:context>
+    <inkml:brush xml:id="br0">
+      <inkml:brushProperty name="width" value="0.035" units="cm"/>
+      <inkml:brushProperty name="height" value="0.035" units="cm"/>
+      <inkml:brushProperty name="color" value="#E71224"/>
+    </inkml:brush>
+  </inkml:definitions>
+  <inkml:trace contextRef="#ctx0" brushRef="#br0">12 150 24575,'0'0'0,"0"0"0,0 0 0,0 0 0,0 0 0,0 0 0,11 0 0,592-28 0,-2-36 0,-600 64-7,86-10-672,146-36 0,-227 44-6147</inkml:trace>
+  <inkml:trace contextRef="#ctx0" brushRef="#br0" timeOffset="643.03">1 735 24575,'0'0'0,"2"-1"0,273-39 0,244-34 0,3 30 0,-54 41 0,-466 3 12,0 0 0,1 0 0,-1 0 0,0-1 0,1 1 0,-1 0 0,0-1 0,0 0 0,4-1 0,-4-4-213,-13-3-1083</inkml:trace>
+</inkml:ink>
+</file>
+
 <file path=word/ink/ink2.xml><?xml version="1.0" encoding="utf-8"?>
 <inkml:ink xmlns:inkml="http://www.w3.org/2003/InkML">
   <inkml:definitions>

--- a/bin/zdocument/Class Document_Backend.docx
+++ b/bin/zdocument/Class Document_Backend.docx
@@ -14968,15 +14968,7 @@
                                   <w:bCs/>
                                   <w:lang w:val="en-US"/>
                                 </w:rPr>
-                                <w:t>S</w:t>
-                              </w:r>
-                              <w:r>
-                                <w:rPr>
-                                  <w:b/>
-                                  <w:bCs/>
-                                  <w:lang w:val="en-US"/>
-                                </w:rPr>
-                                <w:t>3</w:t>
+                                <w:t>S3</w:t>
                               </w:r>
                             </w:p>
                           </w:txbxContent>
@@ -15184,15 +15176,7 @@
                             <w:bCs/>
                             <w:lang w:val="en-US"/>
                           </w:rPr>
-                          <w:t>S</w:t>
-                        </w:r>
-                        <w:r>
-                          <w:rPr>
-                            <w:b/>
-                            <w:bCs/>
-                            <w:lang w:val="en-US"/>
-                          </w:rPr>
-                          <w:t>3</w:t>
+                          <w:t>S3</w:t>
                         </w:r>
                       </w:p>
                     </w:txbxContent>
@@ -15370,15 +15354,7 @@
                                   <w:bCs/>
                                   <w:lang w:val="en-US"/>
                                 </w:rPr>
-                                <w:t>S</w:t>
-                              </w:r>
-                              <w:r>
-                                <w:rPr>
-                                  <w:b/>
-                                  <w:bCs/>
-                                  <w:lang w:val="en-US"/>
-                                </w:rPr>
-                                <w:t>2</w:t>
+                                <w:t>S2</w:t>
                               </w:r>
                             </w:p>
                           </w:txbxContent>
@@ -15585,15 +15561,7 @@
                             <w:bCs/>
                             <w:lang w:val="en-US"/>
                           </w:rPr>
-                          <w:t>S</w:t>
-                        </w:r>
-                        <w:r>
-                          <w:rPr>
-                            <w:b/>
-                            <w:bCs/>
-                            <w:lang w:val="en-US"/>
-                          </w:rPr>
-                          <w:t>2</w:t>
+                          <w:t>S2</w:t>
                         </w:r>
                       </w:p>
                     </w:txbxContent>
@@ -15930,15 +15898,7 @@
                                   <w:bCs/>
                                   <w:lang w:val="en-US"/>
                                 </w:rPr>
-                                <w:t>display</w:t>
-                              </w:r>
-                              <w:r>
-                                <w:rPr>
-                                  <w:b/>
-                                  <w:bCs/>
-                                  <w:lang w:val="en-US"/>
-                                </w:rPr>
-                                <w:t>(</w:t>
+                                <w:t>display(</w:t>
                               </w:r>
                               <w:proofErr w:type="gramEnd"/>
                               <w:r>
@@ -16071,15 +16031,7 @@
                             <w:bCs/>
                             <w:lang w:val="en-US"/>
                           </w:rPr>
-                          <w:t>display</w:t>
-                        </w:r>
-                        <w:r>
-                          <w:rPr>
-                            <w:b/>
-                            <w:bCs/>
-                            <w:lang w:val="en-US"/>
-                          </w:rPr>
-                          <w:t>(</w:t>
+                          <w:t>display(</w:t>
                         </w:r>
                         <w:proofErr w:type="gramEnd"/>
                         <w:r>
@@ -16531,6 +16483,6120 @@
     </w:p>
     <w:p>
       <w:pPr>
+        <w:ind w:left="-284"/>
+        <w:rPr>
+          <w:rFonts w:ascii="Bookman Old Style" w:hAnsi="Bookman Old Style"/>
+          <w:b/>
+          <w:bCs/>
+          <w:color w:val="000000" w:themeColor="text1"/>
+          <w:lang w:val="en-US"/>
+        </w:rPr>
+      </w:pPr>
+    </w:p>
+    <w:p>
+      <w:pPr>
+        <w:ind w:left="-284"/>
+        <w:rPr>
+          <w:rFonts w:ascii="Bookman Old Style" w:hAnsi="Bookman Old Style"/>
+          <w:b/>
+          <w:bCs/>
+          <w:color w:val="EE0000"/>
+          <w:lang w:val="en-US"/>
+        </w:rPr>
+      </w:pPr>
+      <w:r>
+        <w:rPr>
+          <w:rFonts w:ascii="Bookman Old Style" w:hAnsi="Bookman Old Style"/>
+          <w:b/>
+          <w:bCs/>
+          <w:color w:val="EE0000"/>
+          <w:lang w:val="en-US"/>
+        </w:rPr>
+        <w:t>OVERLOADING</w:t>
+      </w:r>
+    </w:p>
+    <w:p>
+      <w:pPr>
+        <w:pStyle w:val="ListParagraph"/>
+        <w:numPr>
+          <w:ilvl w:val="0"/>
+          <w:numId w:val="18"/>
+        </w:numPr>
+        <w:rPr>
+          <w:rFonts w:ascii="Bookman Old Style" w:hAnsi="Bookman Old Style"/>
+          <w:b/>
+          <w:bCs/>
+          <w:color w:val="000000" w:themeColor="text1"/>
+          <w:highlight w:val="yellow"/>
+          <w:lang w:val="en-US"/>
+        </w:rPr>
+      </w:pPr>
+      <w:r>
+        <w:rPr>
+          <w:rFonts w:ascii="Bookman Old Style" w:hAnsi="Bookman Old Style"/>
+          <w:b/>
+          <w:bCs/>
+          <w:color w:val="000000" w:themeColor="text1"/>
+          <w:highlight w:val="yellow"/>
+          <w:lang w:val="en-US"/>
+        </w:rPr>
+        <w:t>Same property different behavior in a same class</w:t>
+      </w:r>
+    </w:p>
+    <w:p>
+      <w:pPr>
+        <w:pStyle w:val="ListParagraph"/>
+        <w:numPr>
+          <w:ilvl w:val="0"/>
+          <w:numId w:val="18"/>
+        </w:numPr>
+        <w:rPr>
+          <w:rFonts w:ascii="Bookman Old Style" w:hAnsi="Bookman Old Style"/>
+          <w:b/>
+          <w:bCs/>
+          <w:color w:val="000000" w:themeColor="text1"/>
+          <w:lang w:val="en-US"/>
+        </w:rPr>
+      </w:pPr>
+      <w:r>
+        <w:rPr>
+          <w:rFonts w:ascii="Bookman Old Style" w:hAnsi="Bookman Old Style"/>
+          <w:b/>
+          <w:bCs/>
+          <w:color w:val="000000" w:themeColor="text1"/>
+          <w:lang w:val="en-US"/>
+        </w:rPr>
+        <w:t>Same function name different arguments in a same class</w:t>
+      </w:r>
+    </w:p>
+    <w:p>
+      <w:pPr>
+        <w:pStyle w:val="ListParagraph"/>
+        <w:numPr>
+          <w:ilvl w:val="0"/>
+          <w:numId w:val="18"/>
+        </w:numPr>
+        <w:rPr>
+          <w:rFonts w:ascii="Bookman Old Style" w:hAnsi="Bookman Old Style"/>
+          <w:b/>
+          <w:bCs/>
+          <w:color w:val="000000" w:themeColor="text1"/>
+          <w:lang w:val="en-US"/>
+        </w:rPr>
+      </w:pPr>
+      <w:r>
+        <w:rPr>
+          <w:rFonts w:ascii="Bookman Old Style" w:hAnsi="Bookman Old Style"/>
+          <w:b/>
+          <w:bCs/>
+          <w:color w:val="000000" w:themeColor="text1"/>
+          <w:lang w:val="en-US"/>
+        </w:rPr>
+        <w:t>It can applicable for normal function, static function and constructor</w:t>
+      </w:r>
+    </w:p>
+    <w:p>
+      <w:pPr>
+        <w:pStyle w:val="ListParagraph"/>
+        <w:numPr>
+          <w:ilvl w:val="0"/>
+          <w:numId w:val="18"/>
+        </w:numPr>
+        <w:rPr>
+          <w:rFonts w:ascii="Bookman Old Style" w:hAnsi="Bookman Old Style"/>
+          <w:b/>
+          <w:bCs/>
+          <w:color w:val="000000" w:themeColor="text1"/>
+          <w:lang w:val="en-US"/>
+        </w:rPr>
+      </w:pPr>
+      <w:r>
+        <w:rPr>
+          <w:rFonts w:ascii="Bookman Old Style" w:hAnsi="Bookman Old Style"/>
+          <w:b/>
+          <w:bCs/>
+          <w:color w:val="000000" w:themeColor="text1"/>
+          <w:lang w:val="en-US"/>
+        </w:rPr>
+        <w:t xml:space="preserve">It’s not an object orientation. It’s a concept like </w:t>
+      </w:r>
+      <w:proofErr w:type="gramStart"/>
+      <w:r>
+        <w:rPr>
+          <w:rFonts w:ascii="Bookman Old Style" w:hAnsi="Bookman Old Style"/>
+          <w:b/>
+          <w:bCs/>
+          <w:color w:val="000000" w:themeColor="text1"/>
+          <w:lang w:val="en-US"/>
+        </w:rPr>
+        <w:t>variable ,</w:t>
+      </w:r>
+      <w:proofErr w:type="gramEnd"/>
+      <w:r>
+        <w:rPr>
+          <w:rFonts w:ascii="Bookman Old Style" w:hAnsi="Bookman Old Style"/>
+          <w:b/>
+          <w:bCs/>
+          <w:color w:val="000000" w:themeColor="text1"/>
+          <w:lang w:val="en-US"/>
+        </w:rPr>
+        <w:t xml:space="preserve"> loops, …</w:t>
+      </w:r>
+    </w:p>
+    <w:p>
+      <w:pPr>
+        <w:pStyle w:val="ListParagraph"/>
+        <w:numPr>
+          <w:ilvl w:val="0"/>
+          <w:numId w:val="18"/>
+        </w:numPr>
+        <w:rPr>
+          <w:rFonts w:ascii="Bookman Old Style" w:hAnsi="Bookman Old Style"/>
+          <w:b/>
+          <w:bCs/>
+          <w:color w:val="000000" w:themeColor="text1"/>
+          <w:lang w:val="en-US"/>
+        </w:rPr>
+      </w:pPr>
+      <w:r>
+        <w:rPr>
+          <w:rFonts w:ascii="Bookman Old Style" w:hAnsi="Bookman Old Style"/>
+          <w:b/>
+          <w:bCs/>
+          <w:color w:val="000000" w:themeColor="text1"/>
+          <w:lang w:val="en-US"/>
+        </w:rPr>
+        <w:t xml:space="preserve">C (Structure orientation): </w:t>
+      </w:r>
+      <w:proofErr w:type="spellStart"/>
+      <w:proofErr w:type="gramStart"/>
+      <w:r>
+        <w:rPr>
+          <w:rFonts w:ascii="Bookman Old Style" w:hAnsi="Bookman Old Style"/>
+          <w:b/>
+          <w:bCs/>
+          <w:color w:val="000000" w:themeColor="text1"/>
+          <w:lang w:val="en-US"/>
+        </w:rPr>
+        <w:t>printf</w:t>
+      </w:r>
+      <w:proofErr w:type="spellEnd"/>
+      <w:r>
+        <w:rPr>
+          <w:rFonts w:ascii="Bookman Old Style" w:hAnsi="Bookman Old Style"/>
+          <w:b/>
+          <w:bCs/>
+          <w:color w:val="000000" w:themeColor="text1"/>
+          <w:lang w:val="en-US"/>
+        </w:rPr>
+        <w:t>(</w:t>
+      </w:r>
+      <w:proofErr w:type="gramEnd"/>
+      <w:r>
+        <w:rPr>
+          <w:rFonts w:ascii="Bookman Old Style" w:hAnsi="Bookman Old Style"/>
+          <w:b/>
+          <w:bCs/>
+          <w:color w:val="000000" w:themeColor="text1"/>
+          <w:lang w:val="en-US"/>
+        </w:rPr>
+        <w:t xml:space="preserve">100), </w:t>
+      </w:r>
+      <w:proofErr w:type="spellStart"/>
+      <w:r>
+        <w:rPr>
+          <w:rFonts w:ascii="Bookman Old Style" w:hAnsi="Bookman Old Style"/>
+          <w:b/>
+          <w:bCs/>
+          <w:color w:val="000000" w:themeColor="text1"/>
+          <w:lang w:val="en-US"/>
+        </w:rPr>
+        <w:t>printf</w:t>
+      </w:r>
+      <w:proofErr w:type="spellEnd"/>
+      <w:r>
+        <w:rPr>
+          <w:rFonts w:ascii="Bookman Old Style" w:hAnsi="Bookman Old Style"/>
+          <w:b/>
+          <w:bCs/>
+          <w:color w:val="000000" w:themeColor="text1"/>
+          <w:lang w:val="en-US"/>
+        </w:rPr>
+        <w:t>(“welcome”)</w:t>
+      </w:r>
+    </w:p>
+    <w:p>
+      <w:pPr>
+        <w:ind w:left="-284"/>
+        <w:rPr>
+          <w:rFonts w:ascii="Bookman Old Style" w:hAnsi="Bookman Old Style"/>
+          <w:b/>
+          <w:bCs/>
+          <w:color w:val="000000" w:themeColor="text1"/>
+          <w:lang w:val="en-US"/>
+        </w:rPr>
+      </w:pPr>
+    </w:p>
+    <w:p>
+      <w:pPr>
+        <w:ind w:left="-284"/>
+        <w:rPr>
+          <w:rFonts w:ascii="Bookman Old Style" w:hAnsi="Bookman Old Style"/>
+          <w:b/>
+          <w:bCs/>
+          <w:color w:val="EE0000"/>
+          <w:lang w:val="en-US"/>
+        </w:rPr>
+      </w:pPr>
+      <w:r>
+        <w:rPr>
+          <w:rFonts w:ascii="Bookman Old Style" w:hAnsi="Bookman Old Style"/>
+          <w:b/>
+          <w:bCs/>
+          <w:color w:val="EE0000"/>
+          <w:lang w:val="en-US"/>
+        </w:rPr>
+        <w:t>FEATURES OF OBJECT ORIENTATION:</w:t>
+      </w:r>
+    </w:p>
+    <w:p>
+      <w:pPr>
+        <w:ind w:left="-284"/>
+        <w:rPr>
+          <w:rFonts w:ascii="Bookman Old Style" w:hAnsi="Bookman Old Style"/>
+          <w:b/>
+          <w:bCs/>
+          <w:color w:val="000000" w:themeColor="text1"/>
+          <w:lang w:val="en-US"/>
+        </w:rPr>
+      </w:pPr>
+      <w:r>
+        <w:rPr>
+          <w:rFonts w:ascii="Bookman Old Style" w:hAnsi="Bookman Old Style"/>
+          <w:b/>
+          <w:bCs/>
+          <w:color w:val="000000" w:themeColor="text1"/>
+          <w:lang w:val="en-US"/>
+        </w:rPr>
+        <w:tab/>
+        <w:t>Class: Inheritance =&gt; Polymorphism =&gt; Overriding =&gt; Abstraction</w:t>
+      </w:r>
+    </w:p>
+    <w:p>
+      <w:pPr>
+        <w:ind w:left="-284"/>
+        <w:rPr>
+          <w:rFonts w:ascii="Bookman Old Style" w:hAnsi="Bookman Old Style"/>
+          <w:b/>
+          <w:bCs/>
+          <w:color w:val="000000" w:themeColor="text1"/>
+          <w:lang w:val="en-US"/>
+        </w:rPr>
+      </w:pPr>
+      <w:r>
+        <w:rPr>
+          <w:rFonts w:ascii="Bookman Old Style" w:hAnsi="Bookman Old Style"/>
+          <w:b/>
+          <w:bCs/>
+          <w:color w:val="000000" w:themeColor="text1"/>
+          <w:lang w:val="en-US"/>
+        </w:rPr>
+        <w:tab/>
+        <w:t>Object: Encapsulation =&gt; Data Binding =&gt; Message Passing</w:t>
+      </w:r>
+    </w:p>
+    <w:p>
+      <w:pPr>
+        <w:rPr>
+          <w:rFonts w:ascii="Bookman Old Style" w:hAnsi="Bookman Old Style"/>
+          <w:b/>
+          <w:bCs/>
+          <w:color w:val="000000" w:themeColor="text1"/>
+          <w:lang w:val="en-US"/>
+        </w:rPr>
+      </w:pPr>
+      <w:r>
+        <w:rPr>
+          <w:rFonts w:ascii="Bookman Old Style" w:hAnsi="Bookman Old Style"/>
+          <w:b/>
+          <w:bCs/>
+          <w:color w:val="000000" w:themeColor="text1"/>
+          <w:lang w:val="en-US"/>
+        </w:rPr>
+        <w:br w:type="page"/>
+      </w:r>
+    </w:p>
+    <w:p>
+      <w:pPr>
+        <w:rPr>
+          <w:rFonts w:ascii="Bookman Old Style" w:hAnsi="Bookman Old Style"/>
+          <w:b/>
+          <w:bCs/>
+          <w:color w:val="EE0000"/>
+          <w:lang w:val="en-US"/>
+        </w:rPr>
+      </w:pPr>
+      <w:r>
+        <w:rPr>
+          <w:rFonts w:ascii="Bookman Old Style" w:hAnsi="Bookman Old Style"/>
+          <w:b/>
+          <w:bCs/>
+          <w:color w:val="EE0000"/>
+          <w:lang w:val="en-US"/>
+        </w:rPr>
+        <w:lastRenderedPageBreak/>
+        <w:t>INHERITANCE:</w:t>
+      </w:r>
+    </w:p>
+    <w:p>
+      <w:pPr>
+        <w:rPr>
+          <w:rFonts w:ascii="Bookman Old Style" w:hAnsi="Bookman Old Style"/>
+          <w:b/>
+          <w:bCs/>
+          <w:color w:val="000000" w:themeColor="text1"/>
+          <w:lang w:val="en-US"/>
+        </w:rPr>
+      </w:pPr>
+      <w:r>
+        <w:rPr>
+          <w:rFonts w:ascii="Bookman Old Style" w:hAnsi="Bookman Old Style"/>
+          <w:b/>
+          <w:bCs/>
+          <w:noProof/>
+          <w:color w:val="000000" w:themeColor="text1"/>
+          <w:lang w:val="en-US"/>
+        </w:rPr>
+        <mc:AlternateContent>
+          <mc:Choice Requires="wps">
+            <w:drawing>
+              <wp:anchor distT="0" distB="0" distL="114300" distR="114300" simplePos="0" relativeHeight="251893760" behindDoc="0" locked="0" layoutInCell="1" allowOverlap="1" wp14:anchorId="610B7388" wp14:editId="511BF10C">
+                <wp:simplePos x="0" y="0"/>
+                <wp:positionH relativeFrom="column">
+                  <wp:posOffset>3590346</wp:posOffset>
+                </wp:positionH>
+                <wp:positionV relativeFrom="paragraph">
+                  <wp:posOffset>1139825</wp:posOffset>
+                </wp:positionV>
+                <wp:extent cx="1607736" cy="306475"/>
+                <wp:effectExtent l="742950" t="0" r="12065" b="55880"/>
+                <wp:wrapNone/>
+                <wp:docPr id="1398825918" name="Callout: Bent Line 67"/>
+                <wp:cNvGraphicFramePr/>
+                <a:graphic xmlns:a="http://schemas.openxmlformats.org/drawingml/2006/main">
+                  <a:graphicData uri="http://schemas.microsoft.com/office/word/2010/wordprocessingShape">
+                    <wps:wsp>
+                      <wps:cNvSpPr/>
+                      <wps:spPr>
+                        <a:xfrm>
+                          <a:off x="0" y="0"/>
+                          <a:ext cx="1607736" cy="306475"/>
+                        </a:xfrm>
+                        <a:prstGeom prst="borderCallout2">
+                          <a:avLst/>
+                        </a:prstGeom>
+                      </wps:spPr>
+                      <wps:style>
+                        <a:lnRef idx="2">
+                          <a:schemeClr val="accent1">
+                            <a:shade val="15000"/>
+                          </a:schemeClr>
+                        </a:lnRef>
+                        <a:fillRef idx="1">
+                          <a:schemeClr val="accent1"/>
+                        </a:fillRef>
+                        <a:effectRef idx="0">
+                          <a:schemeClr val="accent1"/>
+                        </a:effectRef>
+                        <a:fontRef idx="minor">
+                          <a:schemeClr val="lt1"/>
+                        </a:fontRef>
+                      </wps:style>
+                      <wps:txbx>
+                        <w:txbxContent>
+                          <w:p>
+                            <w:pPr>
+                              <w:jc w:val="center"/>
+                              <w:rPr>
+                                <w:lang w:val="en-US"/>
+                              </w:rPr>
+                            </w:pPr>
+                            <w:r>
+                              <w:rPr>
+                                <w:lang w:val="en-US"/>
+                              </w:rPr>
+                              <w:t>Child/Derived/Sub</w:t>
+                            </w:r>
+                          </w:p>
+                          <w:p>
+                            <w:pPr>
+                              <w:jc w:val="center"/>
+                            </w:pPr>
+                          </w:p>
+                        </w:txbxContent>
+                      </wps:txbx>
+                      <wps:bodyPr rot="0" spcFirstLastPara="0" vertOverflow="overflow" horzOverflow="overflow" vert="horz" wrap="square" lIns="91440" tIns="45720" rIns="91440" bIns="45720" numCol="1" spcCol="0" rtlCol="0" fromWordArt="0" anchor="ctr" anchorCtr="0" forceAA="0" compatLnSpc="1">
+                        <a:prstTxWarp prst="textNoShape">
+                          <a:avLst/>
+                        </a:prstTxWarp>
+                        <a:noAutofit/>
+                      </wps:bodyPr>
+                    </wps:wsp>
+                  </a:graphicData>
+                </a:graphic>
+                <wp14:sizeRelV relativeFrom="margin">
+                  <wp14:pctHeight>0</wp14:pctHeight>
+                </wp14:sizeRelV>
+              </wp:anchor>
+            </w:drawing>
+          </mc:Choice>
+          <mc:Fallback>
+            <w:pict>
+              <v:shapetype w14:anchorId="610B7388" id="_x0000_t48" coordsize="21600,21600" o:spt="48" adj="-10080,24300,-3600,4050,-1800,4050" path="m@0@1l@2@3@4@5nfem,l21600,r,21600l,21600xe">
+                <v:stroke joinstyle="miter"/>
+                <v:formulas>
+                  <v:f eqn="val #0"/>
+                  <v:f eqn="val #1"/>
+                  <v:f eqn="val #2"/>
+                  <v:f eqn="val #3"/>
+                  <v:f eqn="val #4"/>
+                  <v:f eqn="val #5"/>
+                </v:formulas>
+                <v:path arrowok="t" o:extrusionok="f" gradientshapeok="t" o:connecttype="custom" o:connectlocs="@0,@1;10800,0;10800,21600;0,10800;21600,10800"/>
+                <v:handles>
+                  <v:h position="#0,#1"/>
+                  <v:h position="#2,#3"/>
+                  <v:h position="#4,#5"/>
+                </v:handles>
+                <o:callout v:ext="edit" on="t"/>
+              </v:shapetype>
+              <v:shape id="Callout: Bent Line 67" o:spid="_x0000_s1081" type="#_x0000_t48" style="position:absolute;margin-left:282.7pt;margin-top:89.75pt;width:126.6pt;height:24.15pt;z-index:251893760;visibility:visible;mso-wrap-style:square;mso-height-percent:0;mso-wrap-distance-left:9pt;mso-wrap-distance-top:0;mso-wrap-distance-right:9pt;mso-wrap-distance-bottom:0;mso-position-horizontal:absolute;mso-position-horizontal-relative:text;mso-position-vertical:absolute;mso-position-vertical-relative:text;mso-height-percent:0;mso-height-relative:margin;v-text-anchor:middle" o:gfxdata="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" fillcolor="#4472c4 [3204]" strokecolor="#09101d [484]" strokeweight="1pt">
+                <v:textbox>
+                  <w:txbxContent>
+                    <w:p>
+                      <w:pPr>
+                        <w:jc w:val="center"/>
+                        <w:rPr>
+                          <w:lang w:val="en-US"/>
+                        </w:rPr>
+                      </w:pPr>
+                      <w:r>
+                        <w:rPr>
+                          <w:lang w:val="en-US"/>
+                        </w:rPr>
+                        <w:t>Child/Derived/Sub</w:t>
+                      </w:r>
+                    </w:p>
+                    <w:p>
+                      <w:pPr>
+                        <w:jc w:val="center"/>
+                      </w:pPr>
+                    </w:p>
+                  </w:txbxContent>
+                </v:textbox>
+                <o:callout v:ext="edit" minusy="t"/>
+              </v:shape>
+            </w:pict>
+          </mc:Fallback>
+        </mc:AlternateContent>
+      </w:r>
+      <w:r>
+        <w:rPr>
+          <w:rFonts w:ascii="Bookman Old Style" w:hAnsi="Bookman Old Style"/>
+          <w:b/>
+          <w:bCs/>
+          <w:noProof/>
+          <w:color w:val="000000" w:themeColor="text1"/>
+          <w:lang w:val="en-US"/>
+        </w:rPr>
+        <mc:AlternateContent>
+          <mc:Choice Requires="wps">
+            <w:drawing>
+              <wp:anchor distT="0" distB="0" distL="114300" distR="114300" simplePos="0" relativeHeight="251892736" behindDoc="0" locked="0" layoutInCell="1" allowOverlap="1" wp14:anchorId="22801882" wp14:editId="14B291FA">
+                <wp:simplePos x="0" y="0"/>
+                <wp:positionH relativeFrom="column">
+                  <wp:posOffset>1424982</wp:posOffset>
+                </wp:positionH>
+                <wp:positionV relativeFrom="paragraph">
+                  <wp:posOffset>583160</wp:posOffset>
+                </wp:positionV>
+                <wp:extent cx="1923415" cy="331470"/>
+                <wp:effectExtent l="590550" t="0" r="19685" b="373380"/>
+                <wp:wrapNone/>
+                <wp:docPr id="1792095324" name="Callout: Bent Line 66"/>
+                <wp:cNvGraphicFramePr/>
+                <a:graphic xmlns:a="http://schemas.openxmlformats.org/drawingml/2006/main">
+                  <a:graphicData uri="http://schemas.microsoft.com/office/word/2010/wordprocessingShape">
+                    <wps:wsp>
+                      <wps:cNvSpPr/>
+                      <wps:spPr>
+                        <a:xfrm>
+                          <a:off x="0" y="0"/>
+                          <a:ext cx="1923415" cy="331470"/>
+                        </a:xfrm>
+                        <a:prstGeom prst="borderCallout2">
+                          <a:avLst>
+                            <a:gd name="adj1" fmla="val 18750"/>
+                            <a:gd name="adj2" fmla="val -8333"/>
+                            <a:gd name="adj3" fmla="val 18750"/>
+                            <a:gd name="adj4" fmla="val -16667"/>
+                            <a:gd name="adj5" fmla="val 212412"/>
+                            <a:gd name="adj6" fmla="val -30366"/>
+                          </a:avLst>
+                        </a:prstGeom>
+                      </wps:spPr>
+                      <wps:style>
+                        <a:lnRef idx="2">
+                          <a:schemeClr val="accent1">
+                            <a:shade val="15000"/>
+                          </a:schemeClr>
+                        </a:lnRef>
+                        <a:fillRef idx="1">
+                          <a:schemeClr val="accent1"/>
+                        </a:fillRef>
+                        <a:effectRef idx="0">
+                          <a:schemeClr val="accent1"/>
+                        </a:effectRef>
+                        <a:fontRef idx="minor">
+                          <a:schemeClr val="lt1"/>
+                        </a:fontRef>
+                      </wps:style>
+                      <wps:txbx>
+                        <w:txbxContent>
+                          <w:p>
+                            <w:pPr>
+                              <w:jc w:val="center"/>
+                              <w:rPr>
+                                <w:lang w:val="en-US"/>
+                              </w:rPr>
+                            </w:pPr>
+                            <w:r>
+                              <w:rPr>
+                                <w:lang w:val="en-US"/>
+                              </w:rPr>
+                              <w:t>Parent/Base/Super</w:t>
+                            </w:r>
+                          </w:p>
+                        </w:txbxContent>
+                      </wps:txbx>
+                      <wps:bodyPr rot="0" spcFirstLastPara="0" vertOverflow="overflow" horzOverflow="overflow" vert="horz" wrap="square" lIns="91440" tIns="45720" rIns="91440" bIns="45720" numCol="1" spcCol="0" rtlCol="0" fromWordArt="0" anchor="ctr" anchorCtr="0" forceAA="0" compatLnSpc="1">
+                        <a:prstTxWarp prst="textNoShape">
+                          <a:avLst/>
+                        </a:prstTxWarp>
+                        <a:noAutofit/>
+                      </wps:bodyPr>
+                    </wps:wsp>
+                  </a:graphicData>
+                </a:graphic>
+                <wp14:sizeRelH relativeFrom="margin">
+                  <wp14:pctWidth>0</wp14:pctWidth>
+                </wp14:sizeRelH>
+                <wp14:sizeRelV relativeFrom="margin">
+                  <wp14:pctHeight>0</wp14:pctHeight>
+                </wp14:sizeRelV>
+              </wp:anchor>
+            </w:drawing>
+          </mc:Choice>
+          <mc:Fallback>
+            <w:pict>
+              <v:shape w14:anchorId="22801882" id="Callout: Bent Line 66" o:spid="_x0000_s1082" type="#_x0000_t48" style="position:absolute;margin-left:112.2pt;margin-top:45.9pt;width:151.45pt;height:26.1pt;z-index:251892736;visibility:visible;mso-wrap-style:square;mso-width-percent:0;mso-height-percent:0;mso-wrap-distance-left:9pt;mso-wrap-distance-top:0;mso-wrap-distance-right:9pt;mso-wrap-distance-bottom:0;mso-position-horizontal:absolute;mso-position-horizontal-relative:text;mso-position-vertical:absolute;mso-position-vertical-relative:text;mso-width-percent:0;mso-height-percent:0;mso-width-relative:margin;mso-height-relative:margin;v-text-anchor:middle" o:gfxdata="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" adj="-6559,45881" fillcolor="#4472c4 [3204]" strokecolor="#09101d [484]" strokeweight="1pt">
+                <v:textbox>
+                  <w:txbxContent>
+                    <w:p>
+                      <w:pPr>
+                        <w:jc w:val="center"/>
+                        <w:rPr>
+                          <w:lang w:val="en-US"/>
+                        </w:rPr>
+                      </w:pPr>
+                      <w:r>
+                        <w:rPr>
+                          <w:lang w:val="en-US"/>
+                        </w:rPr>
+                        <w:t>Parent/Base/Super</w:t>
+                      </w:r>
+                    </w:p>
+                  </w:txbxContent>
+                </v:textbox>
+                <o:callout v:ext="edit" minusy="t"/>
+              </v:shape>
+            </w:pict>
+          </mc:Fallback>
+        </mc:AlternateContent>
+      </w:r>
+      <w:r>
+        <w:rPr>
+          <w:rFonts w:ascii="Bookman Old Style" w:hAnsi="Bookman Old Style"/>
+          <w:b/>
+          <w:bCs/>
+          <w:noProof/>
+          <w:color w:val="000000" w:themeColor="text1"/>
+          <w:lang w:val="en-US"/>
+        </w:rPr>
+        <mc:AlternateContent>
+          <mc:Choice Requires="wps">
+            <w:drawing>
+              <wp:anchor distT="0" distB="0" distL="114300" distR="114300" simplePos="0" relativeHeight="251891712" behindDoc="0" locked="0" layoutInCell="1" allowOverlap="1" wp14:anchorId="7E20D000" wp14:editId="164B6C5F">
+                <wp:simplePos x="0" y="0"/>
+                <wp:positionH relativeFrom="column">
+                  <wp:posOffset>1240937</wp:posOffset>
+                </wp:positionH>
+                <wp:positionV relativeFrom="paragraph">
+                  <wp:posOffset>1417173</wp:posOffset>
+                </wp:positionV>
+                <wp:extent cx="743612" cy="0"/>
+                <wp:effectExtent l="0" t="76200" r="18415" b="95250"/>
+                <wp:wrapNone/>
+                <wp:docPr id="630113523" name="Straight Arrow Connector 65"/>
+                <wp:cNvGraphicFramePr/>
+                <a:graphic xmlns:a="http://schemas.openxmlformats.org/drawingml/2006/main">
+                  <a:graphicData uri="http://schemas.microsoft.com/office/word/2010/wordprocessingShape">
+                    <wps:wsp>
+                      <wps:cNvCnPr/>
+                      <wps:spPr>
+                        <a:xfrm>
+                          <a:off x="0" y="0"/>
+                          <a:ext cx="743612" cy="0"/>
+                        </a:xfrm>
+                        <a:prstGeom prst="straightConnector1">
+                          <a:avLst/>
+                        </a:prstGeom>
+                        <a:ln>
+                          <a:tailEnd type="triangle"/>
+                        </a:ln>
+                      </wps:spPr>
+                      <wps:style>
+                        <a:lnRef idx="1">
+                          <a:schemeClr val="accent1"/>
+                        </a:lnRef>
+                        <a:fillRef idx="0">
+                          <a:schemeClr val="accent1"/>
+                        </a:fillRef>
+                        <a:effectRef idx="0">
+                          <a:schemeClr val="accent1"/>
+                        </a:effectRef>
+                        <a:fontRef idx="minor">
+                          <a:schemeClr val="tx1"/>
+                        </a:fontRef>
+                      </wps:style>
+                      <wps:bodyPr/>
+                    </wps:wsp>
+                  </a:graphicData>
+                </a:graphic>
+              </wp:anchor>
+            </w:drawing>
+          </mc:Choice>
+          <mc:Fallback>
+            <w:pict>
+              <v:shapetype w14:anchorId="69382145" id="_x0000_t32" coordsize="21600,21600" o:spt="32" o:oned="t" path="m,l21600,21600e" filled="f">
+                <v:path arrowok="t" fillok="f" o:connecttype="none"/>
+                <o:lock v:ext="edit" shapetype="t"/>
+              </v:shapetype>
+              <v:shape id="Straight Arrow Connector 65" o:spid="_x0000_s1026" type="#_x0000_t32" style="position:absolute;margin-left:97.7pt;margin-top:111.6pt;width:58.55pt;height:0;z-index:251891712;visibility:visible;mso-wrap-style:square;mso-wrap-distance-left:9pt;mso-wrap-distance-top:0;mso-wrap-distance-right:9pt;mso-wrap-distance-bottom:0;mso-position-horizontal:absolute;mso-position-horizontal-relative:text;mso-position-vertical:absolute;mso-position-vertical-relative:text" o:gfxdata="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" strokecolor="#4472c4 [3204]" strokeweight=".5pt">
+                <v:stroke endarrow="block" joinstyle="miter"/>
+              </v:shape>
+            </w:pict>
+          </mc:Fallback>
+        </mc:AlternateContent>
+      </w:r>
+      <w:r>
+        <w:rPr>
+          <w:rFonts w:ascii="Bookman Old Style" w:hAnsi="Bookman Old Style"/>
+          <w:b/>
+          <w:bCs/>
+          <w:noProof/>
+          <w:color w:val="000000" w:themeColor="text1"/>
+          <w:lang w:val="en-US"/>
+        </w:rPr>
+        <mc:AlternateContent>
+          <mc:Choice Requires="wps">
+            <w:drawing>
+              <wp:anchor distT="0" distB="0" distL="114300" distR="114300" simplePos="0" relativeHeight="251890688" behindDoc="0" locked="0" layoutInCell="1" allowOverlap="1" wp14:anchorId="241DE33F" wp14:editId="230E5067">
+                <wp:simplePos x="0" y="0"/>
+                <wp:positionH relativeFrom="column">
+                  <wp:posOffset>1984550</wp:posOffset>
+                </wp:positionH>
+                <wp:positionV relativeFrom="paragraph">
+                  <wp:posOffset>1276141</wp:posOffset>
+                </wp:positionV>
+                <wp:extent cx="854110" cy="321547"/>
+                <wp:effectExtent l="0" t="0" r="22225" b="21590"/>
+                <wp:wrapNone/>
+                <wp:docPr id="1355770265" name="Text Box 64"/>
+                <wp:cNvGraphicFramePr/>
+                <a:graphic xmlns:a="http://schemas.openxmlformats.org/drawingml/2006/main">
+                  <a:graphicData uri="http://schemas.microsoft.com/office/word/2010/wordprocessingShape">
+                    <wps:wsp>
+                      <wps:cNvSpPr txBox="1"/>
+                      <wps:spPr>
+                        <a:xfrm>
+                          <a:off x="0" y="0"/>
+                          <a:ext cx="854110" cy="321547"/>
+                        </a:xfrm>
+                        <a:prstGeom prst="rect">
+                          <a:avLst/>
+                        </a:prstGeom>
+                        <a:solidFill>
+                          <a:schemeClr val="lt1"/>
+                        </a:solidFill>
+                        <a:ln w="6350">
+                          <a:solidFill>
+                            <a:prstClr val="black"/>
+                          </a:solidFill>
+                        </a:ln>
+                      </wps:spPr>
+                      <wps:txbx>
+                        <w:txbxContent>
+                          <w:p>
+                            <w:pPr>
+                              <w:jc w:val="center"/>
+                              <w:rPr>
+                                <w:b/>
+                                <w:bCs/>
+                                <w:lang w:val="en-US"/>
+                              </w:rPr>
+                            </w:pPr>
+                            <w:r>
+                              <w:rPr>
+                                <w:b/>
+                                <w:bCs/>
+                                <w:lang w:val="en-US"/>
+                              </w:rPr>
+                              <w:t>Class-B</w:t>
+                            </w:r>
+                          </w:p>
+                        </w:txbxContent>
+                      </wps:txbx>
+                      <wps:bodyPr rot="0" spcFirstLastPara="0" vertOverflow="overflow" horzOverflow="overflow" vert="horz" wrap="square" lIns="91440" tIns="45720" rIns="91440" bIns="45720" numCol="1" spcCol="0" rtlCol="0" fromWordArt="0" anchor="t" anchorCtr="0" forceAA="0" compatLnSpc="1">
+                        <a:prstTxWarp prst="textNoShape">
+                          <a:avLst/>
+                        </a:prstTxWarp>
+                        <a:noAutofit/>
+                      </wps:bodyPr>
+                    </wps:wsp>
+                  </a:graphicData>
+                </a:graphic>
+                <wp14:sizeRelV relativeFrom="margin">
+                  <wp14:pctHeight>0</wp14:pctHeight>
+                </wp14:sizeRelV>
+              </wp:anchor>
+            </w:drawing>
+          </mc:Choice>
+          <mc:Fallback>
+            <w:pict>
+              <v:shape w14:anchorId="241DE33F" id="Text Box 64" o:spid="_x0000_s1083" type="#_x0000_t202" style="position:absolute;margin-left:156.25pt;margin-top:100.5pt;width:67.25pt;height:25.3pt;z-index:251890688;visibility:visible;mso-wrap-style:square;mso-height-percent:0;mso-wrap-distance-left:9pt;mso-wrap-distance-top:0;mso-wrap-distance-right:9pt;mso-wrap-distance-bottom:0;mso-position-horizontal:absolute;mso-position-horizontal-relative:text;mso-position-vertical:absolute;mso-position-vertical-relative:text;mso-height-percent:0;mso-height-relative:margin;v-text-anchor:top" o:gfxdata="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" fillcolor="white [3201]" strokeweight=".5pt">
+                <v:textbox>
+                  <w:txbxContent>
+                    <w:p>
+                      <w:pPr>
+                        <w:jc w:val="center"/>
+                        <w:rPr>
+                          <w:b/>
+                          <w:bCs/>
+                          <w:lang w:val="en-US"/>
+                        </w:rPr>
+                      </w:pPr>
+                      <w:r>
+                        <w:rPr>
+                          <w:b/>
+                          <w:bCs/>
+                          <w:lang w:val="en-US"/>
+                        </w:rPr>
+                        <w:t>Class-B</w:t>
+                      </w:r>
+                    </w:p>
+                  </w:txbxContent>
+                </v:textbox>
+              </v:shape>
+            </w:pict>
+          </mc:Fallback>
+        </mc:AlternateContent>
+      </w:r>
+      <w:r>
+        <w:rPr>
+          <w:rFonts w:ascii="Bookman Old Style" w:hAnsi="Bookman Old Style"/>
+          <w:b/>
+          <w:bCs/>
+          <w:noProof/>
+          <w:color w:val="000000" w:themeColor="text1"/>
+          <w:lang w:val="en-US"/>
+        </w:rPr>
+        <mc:AlternateContent>
+          <mc:Choice Requires="wps">
+            <w:drawing>
+              <wp:anchor distT="0" distB="0" distL="114300" distR="114300" simplePos="0" relativeHeight="251888640" behindDoc="0" locked="0" layoutInCell="1" allowOverlap="1" wp14:anchorId="47F7C992" wp14:editId="6A1E2DBB">
+                <wp:simplePos x="0" y="0"/>
+                <wp:positionH relativeFrom="column">
+                  <wp:posOffset>386862</wp:posOffset>
+                </wp:positionH>
+                <wp:positionV relativeFrom="paragraph">
+                  <wp:posOffset>1276497</wp:posOffset>
+                </wp:positionV>
+                <wp:extent cx="854110" cy="321547"/>
+                <wp:effectExtent l="0" t="0" r="22225" b="21590"/>
+                <wp:wrapNone/>
+                <wp:docPr id="836897232" name="Text Box 64"/>
+                <wp:cNvGraphicFramePr/>
+                <a:graphic xmlns:a="http://schemas.openxmlformats.org/drawingml/2006/main">
+                  <a:graphicData uri="http://schemas.microsoft.com/office/word/2010/wordprocessingShape">
+                    <wps:wsp>
+                      <wps:cNvSpPr txBox="1"/>
+                      <wps:spPr>
+                        <a:xfrm>
+                          <a:off x="0" y="0"/>
+                          <a:ext cx="854110" cy="321547"/>
+                        </a:xfrm>
+                        <a:prstGeom prst="rect">
+                          <a:avLst/>
+                        </a:prstGeom>
+                        <a:solidFill>
+                          <a:schemeClr val="lt1"/>
+                        </a:solidFill>
+                        <a:ln w="6350">
+                          <a:solidFill>
+                            <a:prstClr val="black"/>
+                          </a:solidFill>
+                        </a:ln>
+                      </wps:spPr>
+                      <wps:txbx>
+                        <w:txbxContent>
+                          <w:p>
+                            <w:pPr>
+                              <w:jc w:val="center"/>
+                              <w:rPr>
+                                <w:b/>
+                                <w:bCs/>
+                                <w:lang w:val="en-US"/>
+                              </w:rPr>
+                            </w:pPr>
+                            <w:r>
+                              <w:rPr>
+                                <w:b/>
+                                <w:bCs/>
+                                <w:lang w:val="en-US"/>
+                              </w:rPr>
+                              <w:t>Class-A</w:t>
+                            </w:r>
+                          </w:p>
+                        </w:txbxContent>
+                      </wps:txbx>
+                      <wps:bodyPr rot="0" spcFirstLastPara="0" vertOverflow="overflow" horzOverflow="overflow" vert="horz" wrap="square" lIns="91440" tIns="45720" rIns="91440" bIns="45720" numCol="1" spcCol="0" rtlCol="0" fromWordArt="0" anchor="t" anchorCtr="0" forceAA="0" compatLnSpc="1">
+                        <a:prstTxWarp prst="textNoShape">
+                          <a:avLst/>
+                        </a:prstTxWarp>
+                        <a:noAutofit/>
+                      </wps:bodyPr>
+                    </wps:wsp>
+                  </a:graphicData>
+                </a:graphic>
+                <wp14:sizeRelV relativeFrom="margin">
+                  <wp14:pctHeight>0</wp14:pctHeight>
+                </wp14:sizeRelV>
+              </wp:anchor>
+            </w:drawing>
+          </mc:Choice>
+          <mc:Fallback>
+            <w:pict>
+              <v:shape w14:anchorId="47F7C992" id="_x0000_s1084" type="#_x0000_t202" style="position:absolute;margin-left:30.45pt;margin-top:100.5pt;width:67.25pt;height:25.3pt;z-index:251888640;visibility:visible;mso-wrap-style:square;mso-height-percent:0;mso-wrap-distance-left:9pt;mso-wrap-distance-top:0;mso-wrap-distance-right:9pt;mso-wrap-distance-bottom:0;mso-position-horizontal:absolute;mso-position-horizontal-relative:text;mso-position-vertical:absolute;mso-position-vertical-relative:text;mso-height-percent:0;mso-height-relative:margin;v-text-anchor:top" o:gfxdata="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" fillcolor="white [3201]" strokeweight=".5pt">
+                <v:textbox>
+                  <w:txbxContent>
+                    <w:p>
+                      <w:pPr>
+                        <w:jc w:val="center"/>
+                        <w:rPr>
+                          <w:b/>
+                          <w:bCs/>
+                          <w:lang w:val="en-US"/>
+                        </w:rPr>
+                      </w:pPr>
+                      <w:r>
+                        <w:rPr>
+                          <w:b/>
+                          <w:bCs/>
+                          <w:lang w:val="en-US"/>
+                        </w:rPr>
+                        <w:t>Class-A</w:t>
+                      </w:r>
+                    </w:p>
+                  </w:txbxContent>
+                </v:textbox>
+              </v:shape>
+            </w:pict>
+          </mc:Fallback>
+        </mc:AlternateContent>
+      </w:r>
+      <w:r>
+        <w:rPr>
+          <w:rFonts w:ascii="Bookman Old Style" w:hAnsi="Bookman Old Style"/>
+          <w:b/>
+          <w:bCs/>
+          <w:color w:val="000000" w:themeColor="text1"/>
+          <w:lang w:val="en-US"/>
+        </w:rPr>
+        <w:tab/>
+        <w:t>Copy of properties and its value can be moved from one class to another class. Like a xerox</w:t>
+      </w:r>
+      <w:r>
+        <w:rPr>
+          <w:rFonts w:ascii="Bookman Old Style" w:hAnsi="Bookman Old Style"/>
+          <w:b/>
+          <w:bCs/>
+          <w:color w:val="000000" w:themeColor="text1"/>
+          <w:lang w:val="en-US"/>
+        </w:rPr>
+        <w:tab/>
+      </w:r>
+    </w:p>
+    <w:p>
+      <w:pPr>
+        <w:rPr>
+          <w:rFonts w:ascii="Bookman Old Style" w:hAnsi="Bookman Old Style"/>
+          <w:b/>
+          <w:bCs/>
+          <w:color w:val="000000" w:themeColor="text1"/>
+          <w:lang w:val="en-US"/>
+        </w:rPr>
+      </w:pPr>
+    </w:p>
+    <w:p>
+      <w:pPr>
+        <w:rPr>
+          <w:rFonts w:ascii="Bookman Old Style" w:hAnsi="Bookman Old Style"/>
+          <w:b/>
+          <w:bCs/>
+          <w:color w:val="000000" w:themeColor="text1"/>
+          <w:lang w:val="en-US"/>
+        </w:rPr>
+      </w:pPr>
+    </w:p>
+    <w:p>
+      <w:pPr>
+        <w:rPr>
+          <w:rFonts w:ascii="Bookman Old Style" w:hAnsi="Bookman Old Style"/>
+          <w:b/>
+          <w:bCs/>
+          <w:color w:val="000000" w:themeColor="text1"/>
+          <w:lang w:val="en-US"/>
+        </w:rPr>
+      </w:pPr>
+    </w:p>
+    <w:p>
+      <w:pPr>
+        <w:rPr>
+          <w:rFonts w:ascii="Bookman Old Style" w:hAnsi="Bookman Old Style"/>
+          <w:b/>
+          <w:bCs/>
+          <w:color w:val="000000" w:themeColor="text1"/>
+          <w:lang w:val="en-US"/>
+        </w:rPr>
+      </w:pPr>
+    </w:p>
+    <w:p>
+      <w:pPr>
+        <w:rPr>
+          <w:rFonts w:ascii="Bookman Old Style" w:hAnsi="Bookman Old Style"/>
+          <w:b/>
+          <w:bCs/>
+          <w:color w:val="000000" w:themeColor="text1"/>
+          <w:lang w:val="en-US"/>
+        </w:rPr>
+      </w:pPr>
+    </w:p>
+    <w:p>
+      <w:pPr>
+        <w:rPr>
+          <w:rFonts w:ascii="Bookman Old Style" w:hAnsi="Bookman Old Style"/>
+          <w:b/>
+          <w:bCs/>
+          <w:color w:val="00B050"/>
+          <w:lang w:val="en-US"/>
+        </w:rPr>
+      </w:pPr>
+      <w:r>
+        <w:rPr>
+          <w:rFonts w:ascii="Bookman Old Style" w:hAnsi="Bookman Old Style"/>
+          <w:b/>
+          <w:bCs/>
+          <w:color w:val="00B050"/>
+          <w:lang w:val="en-US"/>
+        </w:rPr>
+        <w:t>Why Inheritance?</w:t>
+      </w:r>
+    </w:p>
+    <w:p>
+      <w:pPr>
+        <w:pStyle w:val="ListParagraph"/>
+        <w:numPr>
+          <w:ilvl w:val="0"/>
+          <w:numId w:val="19"/>
+        </w:numPr>
+        <w:rPr>
+          <w:rFonts w:ascii="Bookman Old Style" w:hAnsi="Bookman Old Style"/>
+          <w:b/>
+          <w:bCs/>
+          <w:color w:val="000000" w:themeColor="text1"/>
+          <w:lang w:val="en-US"/>
+        </w:rPr>
+      </w:pPr>
+      <w:r>
+        <w:rPr>
+          <w:rFonts w:ascii="Bookman Old Style" w:hAnsi="Bookman Old Style"/>
+          <w:b/>
+          <w:bCs/>
+          <w:color w:val="000000" w:themeColor="text1"/>
+          <w:lang w:val="en-US"/>
+        </w:rPr>
+        <w:t>Code reusable</w:t>
+      </w:r>
+    </w:p>
+    <w:p>
+      <w:pPr>
+        <w:rPr>
+          <w:rFonts w:ascii="Bookman Old Style" w:hAnsi="Bookman Old Style"/>
+          <w:b/>
+          <w:bCs/>
+          <w:color w:val="00B050"/>
+          <w:lang w:val="en-US"/>
+        </w:rPr>
+      </w:pPr>
+      <w:r>
+        <w:rPr>
+          <w:rFonts w:ascii="Bookman Old Style" w:hAnsi="Bookman Old Style"/>
+          <w:b/>
+          <w:bCs/>
+          <w:color w:val="00B050"/>
+          <w:lang w:val="en-US"/>
+        </w:rPr>
+        <w:t>Types:</w:t>
+      </w:r>
+    </w:p>
+    <w:p>
+      <w:pPr>
+        <w:rPr>
+          <w:rFonts w:ascii="Bookman Old Style" w:hAnsi="Bookman Old Style"/>
+          <w:b/>
+          <w:bCs/>
+          <w:color w:val="000000" w:themeColor="text1"/>
+          <w:lang w:val="en-US"/>
+        </w:rPr>
+      </w:pPr>
+      <w:r>
+        <w:rPr>
+          <w:rFonts w:ascii="Bookman Old Style" w:hAnsi="Bookman Old Style"/>
+          <w:b/>
+          <w:bCs/>
+          <w:noProof/>
+          <w:color w:val="000000" w:themeColor="text1"/>
+          <w:lang w:val="en-US"/>
+        </w:rPr>
+        <mc:AlternateContent>
+          <mc:Choice Requires="wps">
+            <w:drawing>
+              <wp:anchor distT="0" distB="0" distL="114300" distR="114300" simplePos="0" relativeHeight="251907072" behindDoc="0" locked="0" layoutInCell="1" allowOverlap="1" wp14:anchorId="34A67FB5" wp14:editId="7886C891">
+                <wp:simplePos x="0" y="0"/>
+                <wp:positionH relativeFrom="column">
+                  <wp:posOffset>2989385</wp:posOffset>
+                </wp:positionH>
+                <wp:positionV relativeFrom="paragraph">
+                  <wp:posOffset>450110</wp:posOffset>
+                </wp:positionV>
+                <wp:extent cx="321547" cy="0"/>
+                <wp:effectExtent l="0" t="76200" r="21590" b="95250"/>
+                <wp:wrapNone/>
+                <wp:docPr id="1031148918" name="Straight Arrow Connector 71"/>
+                <wp:cNvGraphicFramePr/>
+                <a:graphic xmlns:a="http://schemas.openxmlformats.org/drawingml/2006/main">
+                  <a:graphicData uri="http://schemas.microsoft.com/office/word/2010/wordprocessingShape">
+                    <wps:wsp>
+                      <wps:cNvCnPr/>
+                      <wps:spPr>
+                        <a:xfrm>
+                          <a:off x="0" y="0"/>
+                          <a:ext cx="321547" cy="0"/>
+                        </a:xfrm>
+                        <a:prstGeom prst="straightConnector1">
+                          <a:avLst/>
+                        </a:prstGeom>
+                        <a:ln>
+                          <a:tailEnd type="triangle"/>
+                        </a:ln>
+                      </wps:spPr>
+                      <wps:style>
+                        <a:lnRef idx="1">
+                          <a:schemeClr val="accent1"/>
+                        </a:lnRef>
+                        <a:fillRef idx="0">
+                          <a:schemeClr val="accent1"/>
+                        </a:fillRef>
+                        <a:effectRef idx="0">
+                          <a:schemeClr val="accent1"/>
+                        </a:effectRef>
+                        <a:fontRef idx="minor">
+                          <a:schemeClr val="tx1"/>
+                        </a:fontRef>
+                      </wps:style>
+                      <wps:bodyPr/>
+                    </wps:wsp>
+                  </a:graphicData>
+                </a:graphic>
+              </wp:anchor>
+            </w:drawing>
+          </mc:Choice>
+          <mc:Fallback>
+            <w:pict>
+              <v:shape w14:anchorId="3E489B00" id="Straight Arrow Connector 71" o:spid="_x0000_s1026" type="#_x0000_t32" style="position:absolute;margin-left:235.4pt;margin-top:35.45pt;width:25.3pt;height:0;z-index:251907072;visibility:visible;mso-wrap-style:square;mso-wrap-distance-left:9pt;mso-wrap-distance-top:0;mso-wrap-distance-right:9pt;mso-wrap-distance-bottom:0;mso-position-horizontal:absolute;mso-position-horizontal-relative:text;mso-position-vertical:absolute;mso-position-vertical-relative:text" o:gfxdata="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" strokecolor="#4472c4 [3204]" strokeweight=".5pt">
+                <v:stroke endarrow="block" joinstyle="miter"/>
+              </v:shape>
+            </w:pict>
+          </mc:Fallback>
+        </mc:AlternateContent>
+      </w:r>
+      <w:r>
+        <w:rPr>
+          <w:rFonts w:ascii="Bookman Old Style" w:hAnsi="Bookman Old Style"/>
+          <w:b/>
+          <w:bCs/>
+          <w:noProof/>
+          <w:color w:val="000000" w:themeColor="text1"/>
+          <w:lang w:val="en-US"/>
+        </w:rPr>
+        <mc:AlternateContent>
+          <mc:Choice Requires="wps">
+            <w:drawing>
+              <wp:anchor distT="0" distB="0" distL="114300" distR="114300" simplePos="0" relativeHeight="251906048" behindDoc="0" locked="0" layoutInCell="1" allowOverlap="1" wp14:anchorId="36778B4B" wp14:editId="1587DE3B">
+                <wp:simplePos x="0" y="0"/>
+                <wp:positionH relativeFrom="column">
+                  <wp:posOffset>3712210</wp:posOffset>
+                </wp:positionH>
+                <wp:positionV relativeFrom="paragraph">
+                  <wp:posOffset>445079</wp:posOffset>
+                </wp:positionV>
+                <wp:extent cx="321310" cy="4445"/>
+                <wp:effectExtent l="0" t="76200" r="21590" b="90805"/>
+                <wp:wrapNone/>
+                <wp:docPr id="925649479" name="Straight Arrow Connector 70"/>
+                <wp:cNvGraphicFramePr/>
+                <a:graphic xmlns:a="http://schemas.openxmlformats.org/drawingml/2006/main">
+                  <a:graphicData uri="http://schemas.microsoft.com/office/word/2010/wordprocessingShape">
+                    <wps:wsp>
+                      <wps:cNvCnPr/>
+                      <wps:spPr>
+                        <a:xfrm>
+                          <a:off x="0" y="0"/>
+                          <a:ext cx="321310" cy="4445"/>
+                        </a:xfrm>
+                        <a:prstGeom prst="straightConnector1">
+                          <a:avLst/>
+                        </a:prstGeom>
+                        <a:ln>
+                          <a:tailEnd type="triangle"/>
+                        </a:ln>
+                      </wps:spPr>
+                      <wps:style>
+                        <a:lnRef idx="1">
+                          <a:schemeClr val="accent1"/>
+                        </a:lnRef>
+                        <a:fillRef idx="0">
+                          <a:schemeClr val="accent1"/>
+                        </a:fillRef>
+                        <a:effectRef idx="0">
+                          <a:schemeClr val="accent1"/>
+                        </a:effectRef>
+                        <a:fontRef idx="minor">
+                          <a:schemeClr val="tx1"/>
+                        </a:fontRef>
+                      </wps:style>
+                      <wps:bodyPr/>
+                    </wps:wsp>
+                  </a:graphicData>
+                </a:graphic>
+              </wp:anchor>
+            </w:drawing>
+          </mc:Choice>
+          <mc:Fallback>
+            <w:pict>
+              <v:shape w14:anchorId="3A6EE232" id="Straight Arrow Connector 70" o:spid="_x0000_s1026" type="#_x0000_t32" style="position:absolute;margin-left:292.3pt;margin-top:35.05pt;width:25.3pt;height:.35pt;z-index:251906048;visibility:visible;mso-wrap-style:square;mso-wrap-distance-left:9pt;mso-wrap-distance-top:0;mso-wrap-distance-right:9pt;mso-wrap-distance-bottom:0;mso-position-horizontal:absolute;mso-position-horizontal-relative:text;mso-position-vertical:absolute;mso-position-vertical-relative:text" o:gfxdata="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" strokecolor="#4472c4 [3204]" strokeweight=".5pt">
+                <v:stroke endarrow="block" joinstyle="miter"/>
+              </v:shape>
+            </w:pict>
+          </mc:Fallback>
+        </mc:AlternateContent>
+      </w:r>
+      <w:r>
+        <w:rPr>
+          <w:rFonts w:ascii="Bookman Old Style" w:hAnsi="Bookman Old Style"/>
+          <w:b/>
+          <w:bCs/>
+          <w:noProof/>
+          <w:color w:val="000000" w:themeColor="text1"/>
+          <w:lang w:val="en-US"/>
+        </w:rPr>
+        <mc:AlternateContent>
+          <mc:Choice Requires="wps">
+            <w:drawing>
+              <wp:anchor distT="0" distB="0" distL="114300" distR="114300" simplePos="0" relativeHeight="251901952" behindDoc="0" locked="0" layoutInCell="1" allowOverlap="1" wp14:anchorId="3CFF9C06" wp14:editId="1B9E2129">
+                <wp:simplePos x="0" y="0"/>
+                <wp:positionH relativeFrom="column">
+                  <wp:posOffset>2259965</wp:posOffset>
+                </wp:positionH>
+                <wp:positionV relativeFrom="paragraph">
+                  <wp:posOffset>446461</wp:posOffset>
+                </wp:positionV>
+                <wp:extent cx="321310" cy="4445"/>
+                <wp:effectExtent l="0" t="76200" r="21590" b="90805"/>
+                <wp:wrapNone/>
+                <wp:docPr id="1191878370" name="Straight Arrow Connector 70"/>
+                <wp:cNvGraphicFramePr/>
+                <a:graphic xmlns:a="http://schemas.openxmlformats.org/drawingml/2006/main">
+                  <a:graphicData uri="http://schemas.microsoft.com/office/word/2010/wordprocessingShape">
+                    <wps:wsp>
+                      <wps:cNvCnPr/>
+                      <wps:spPr>
+                        <a:xfrm>
+                          <a:off x="0" y="0"/>
+                          <a:ext cx="321310" cy="4445"/>
+                        </a:xfrm>
+                        <a:prstGeom prst="straightConnector1">
+                          <a:avLst/>
+                        </a:prstGeom>
+                        <a:ln>
+                          <a:tailEnd type="triangle"/>
+                        </a:ln>
+                      </wps:spPr>
+                      <wps:style>
+                        <a:lnRef idx="1">
+                          <a:schemeClr val="accent1"/>
+                        </a:lnRef>
+                        <a:fillRef idx="0">
+                          <a:schemeClr val="accent1"/>
+                        </a:fillRef>
+                        <a:effectRef idx="0">
+                          <a:schemeClr val="accent1"/>
+                        </a:effectRef>
+                        <a:fontRef idx="minor">
+                          <a:schemeClr val="tx1"/>
+                        </a:fontRef>
+                      </wps:style>
+                      <wps:bodyPr/>
+                    </wps:wsp>
+                  </a:graphicData>
+                </a:graphic>
+              </wp:anchor>
+            </w:drawing>
+          </mc:Choice>
+          <mc:Fallback>
+            <w:pict>
+              <v:shape w14:anchorId="558133B4" id="Straight Arrow Connector 70" o:spid="_x0000_s1026" type="#_x0000_t32" style="position:absolute;margin-left:177.95pt;margin-top:35.15pt;width:25.3pt;height:.35pt;z-index:251901952;visibility:visible;mso-wrap-style:square;mso-wrap-distance-left:9pt;mso-wrap-distance-top:0;mso-wrap-distance-right:9pt;mso-wrap-distance-bottom:0;mso-position-horizontal:absolute;mso-position-horizontal-relative:text;mso-position-vertical:absolute;mso-position-vertical-relative:text" o:gfxdata="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" strokecolor="#4472c4 [3204]" strokeweight=".5pt">
+                <v:stroke endarrow="block" joinstyle="miter"/>
+              </v:shape>
+            </w:pict>
+          </mc:Fallback>
+        </mc:AlternateContent>
+      </w:r>
+      <w:r>
+        <w:rPr>
+          <w:rFonts w:ascii="Bookman Old Style" w:hAnsi="Bookman Old Style"/>
+          <w:b/>
+          <w:bCs/>
+          <w:noProof/>
+          <w:color w:val="000000" w:themeColor="text1"/>
+          <w:lang w:val="en-US"/>
+        </w:rPr>
+        <mc:AlternateContent>
+          <mc:Choice Requires="wps">
+            <w:drawing>
+              <wp:anchor distT="0" distB="0" distL="114300" distR="114300" simplePos="0" relativeHeight="251905024" behindDoc="0" locked="0" layoutInCell="1" allowOverlap="1" wp14:anchorId="360F802C" wp14:editId="6613469B">
+                <wp:simplePos x="0" y="0"/>
+                <wp:positionH relativeFrom="column">
+                  <wp:posOffset>4033520</wp:posOffset>
+                </wp:positionH>
+                <wp:positionV relativeFrom="paragraph">
+                  <wp:posOffset>291465</wp:posOffset>
+                </wp:positionV>
+                <wp:extent cx="391795" cy="331470"/>
+                <wp:effectExtent l="0" t="0" r="27305" b="11430"/>
+                <wp:wrapNone/>
+                <wp:docPr id="343392415" name="Text Box 68"/>
+                <wp:cNvGraphicFramePr/>
+                <a:graphic xmlns:a="http://schemas.openxmlformats.org/drawingml/2006/main">
+                  <a:graphicData uri="http://schemas.microsoft.com/office/word/2010/wordprocessingShape">
+                    <wps:wsp>
+                      <wps:cNvSpPr txBox="1"/>
+                      <wps:spPr>
+                        <a:xfrm>
+                          <a:off x="0" y="0"/>
+                          <a:ext cx="391795" cy="331470"/>
+                        </a:xfrm>
+                        <a:prstGeom prst="rect">
+                          <a:avLst/>
+                        </a:prstGeom>
+                        <a:solidFill>
+                          <a:schemeClr val="lt1"/>
+                        </a:solidFill>
+                        <a:ln w="6350">
+                          <a:solidFill>
+                            <a:prstClr val="black"/>
+                          </a:solidFill>
+                        </a:ln>
+                      </wps:spPr>
+                      <wps:txbx>
+                        <w:txbxContent>
+                          <w:p>
+                            <w:pPr>
+                              <w:jc w:val="center"/>
+                              <w:rPr>
+                                <w:b/>
+                                <w:bCs/>
+                                <w:lang w:val="en-US"/>
+                              </w:rPr>
+                            </w:pPr>
+                            <w:r>
+                              <w:rPr>
+                                <w:b/>
+                                <w:bCs/>
+                                <w:lang w:val="en-US"/>
+                              </w:rPr>
+                              <w:t>D</w:t>
+                            </w:r>
+                          </w:p>
+                        </w:txbxContent>
+                      </wps:txbx>
+                      <wps:bodyPr rot="0" spcFirstLastPara="0" vertOverflow="overflow" horzOverflow="overflow" vert="horz" wrap="square" lIns="91440" tIns="45720" rIns="91440" bIns="45720" numCol="1" spcCol="0" rtlCol="0" fromWordArt="0" anchor="t" anchorCtr="0" forceAA="0" compatLnSpc="1">
+                        <a:prstTxWarp prst="textNoShape">
+                          <a:avLst/>
+                        </a:prstTxWarp>
+                        <a:noAutofit/>
+                      </wps:bodyPr>
+                    </wps:wsp>
+                  </a:graphicData>
+                </a:graphic>
+              </wp:anchor>
+            </w:drawing>
+          </mc:Choice>
+          <mc:Fallback>
+            <w:pict>
+              <v:shape w14:anchorId="360F802C" id="Text Box 68" o:spid="_x0000_s1085" type="#_x0000_t202" style="position:absolute;margin-left:317.6pt;margin-top:22.95pt;width:30.85pt;height:26.1pt;z-index:251905024;visibility:visible;mso-wrap-style:square;mso-wrap-distance-left:9pt;mso-wrap-distance-top:0;mso-wrap-distance-right:9pt;mso-wrap-distance-bottom:0;mso-position-horizontal:absolute;mso-position-horizontal-relative:text;mso-position-vertical:absolute;mso-position-vertical-relative:text;v-text-anchor:top" o:gfxdata="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" fillcolor="white [3201]" strokeweight=".5pt">
+                <v:textbox>
+                  <w:txbxContent>
+                    <w:p>
+                      <w:pPr>
+                        <w:jc w:val="center"/>
+                        <w:rPr>
+                          <w:b/>
+                          <w:bCs/>
+                          <w:lang w:val="en-US"/>
+                        </w:rPr>
+                      </w:pPr>
+                      <w:r>
+                        <w:rPr>
+                          <w:b/>
+                          <w:bCs/>
+                          <w:lang w:val="en-US"/>
+                        </w:rPr>
+                        <w:t>D</w:t>
+                      </w:r>
+                    </w:p>
+                  </w:txbxContent>
+                </v:textbox>
+              </v:shape>
+            </w:pict>
+          </mc:Fallback>
+        </mc:AlternateContent>
+      </w:r>
+      <w:r>
+        <w:rPr>
+          <w:rFonts w:ascii="Bookman Old Style" w:hAnsi="Bookman Old Style"/>
+          <w:b/>
+          <w:bCs/>
+          <w:noProof/>
+          <w:color w:val="000000" w:themeColor="text1"/>
+          <w:lang w:val="en-US"/>
+        </w:rPr>
+        <mc:AlternateContent>
+          <mc:Choice Requires="wps">
+            <w:drawing>
+              <wp:anchor distT="0" distB="0" distL="114300" distR="114300" simplePos="0" relativeHeight="251904000" behindDoc="0" locked="0" layoutInCell="1" allowOverlap="1" wp14:anchorId="182607A2" wp14:editId="2728DF82">
+                <wp:simplePos x="0" y="0"/>
+                <wp:positionH relativeFrom="column">
+                  <wp:posOffset>3310932</wp:posOffset>
+                </wp:positionH>
+                <wp:positionV relativeFrom="paragraph">
+                  <wp:posOffset>290767</wp:posOffset>
+                </wp:positionV>
+                <wp:extent cx="391886" cy="331596"/>
+                <wp:effectExtent l="0" t="0" r="27305" b="11430"/>
+                <wp:wrapNone/>
+                <wp:docPr id="1129893418" name="Text Box 68"/>
+                <wp:cNvGraphicFramePr/>
+                <a:graphic xmlns:a="http://schemas.openxmlformats.org/drawingml/2006/main">
+                  <a:graphicData uri="http://schemas.microsoft.com/office/word/2010/wordprocessingShape">
+                    <wps:wsp>
+                      <wps:cNvSpPr txBox="1"/>
+                      <wps:spPr>
+                        <a:xfrm>
+                          <a:off x="0" y="0"/>
+                          <a:ext cx="391886" cy="331596"/>
+                        </a:xfrm>
+                        <a:prstGeom prst="rect">
+                          <a:avLst/>
+                        </a:prstGeom>
+                        <a:solidFill>
+                          <a:schemeClr val="lt1"/>
+                        </a:solidFill>
+                        <a:ln w="6350">
+                          <a:solidFill>
+                            <a:prstClr val="black"/>
+                          </a:solidFill>
+                        </a:ln>
+                      </wps:spPr>
+                      <wps:txbx>
+                        <w:txbxContent>
+                          <w:p>
+                            <w:pPr>
+                              <w:jc w:val="center"/>
+                              <w:rPr>
+                                <w:b/>
+                                <w:bCs/>
+                                <w:lang w:val="en-US"/>
+                              </w:rPr>
+                            </w:pPr>
+                            <w:r>
+                              <w:rPr>
+                                <w:b/>
+                                <w:bCs/>
+                                <w:lang w:val="en-US"/>
+                              </w:rPr>
+                              <w:t>C</w:t>
+                            </w:r>
+                          </w:p>
+                        </w:txbxContent>
+                      </wps:txbx>
+                      <wps:bodyPr rot="0" spcFirstLastPara="0" vertOverflow="overflow" horzOverflow="overflow" vert="horz" wrap="square" lIns="91440" tIns="45720" rIns="91440" bIns="45720" numCol="1" spcCol="0" rtlCol="0" fromWordArt="0" anchor="t" anchorCtr="0" forceAA="0" compatLnSpc="1">
+                        <a:prstTxWarp prst="textNoShape">
+                          <a:avLst/>
+                        </a:prstTxWarp>
+                        <a:noAutofit/>
+                      </wps:bodyPr>
+                    </wps:wsp>
+                  </a:graphicData>
+                </a:graphic>
+              </wp:anchor>
+            </w:drawing>
+          </mc:Choice>
+          <mc:Fallback>
+            <w:pict>
+              <v:shape w14:anchorId="182607A2" id="_x0000_s1086" type="#_x0000_t202" style="position:absolute;margin-left:260.7pt;margin-top:22.9pt;width:30.85pt;height:26.1pt;z-index:251904000;visibility:visible;mso-wrap-style:square;mso-wrap-distance-left:9pt;mso-wrap-distance-top:0;mso-wrap-distance-right:9pt;mso-wrap-distance-bottom:0;mso-position-horizontal:absolute;mso-position-horizontal-relative:text;mso-position-vertical:absolute;mso-position-vertical-relative:text;v-text-anchor:top" o:gfxdata="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" fillcolor="white [3201]" strokeweight=".5pt">
+                <v:textbox>
+                  <w:txbxContent>
+                    <w:p>
+                      <w:pPr>
+                        <w:jc w:val="center"/>
+                        <w:rPr>
+                          <w:b/>
+                          <w:bCs/>
+                          <w:lang w:val="en-US"/>
+                        </w:rPr>
+                      </w:pPr>
+                      <w:r>
+                        <w:rPr>
+                          <w:b/>
+                          <w:bCs/>
+                          <w:lang w:val="en-US"/>
+                        </w:rPr>
+                        <w:t>C</w:t>
+                      </w:r>
+                    </w:p>
+                  </w:txbxContent>
+                </v:textbox>
+              </v:shape>
+            </w:pict>
+          </mc:Fallback>
+        </mc:AlternateContent>
+      </w:r>
+      <w:r>
+        <w:rPr>
+          <w:rFonts w:ascii="Bookman Old Style" w:hAnsi="Bookman Old Style"/>
+          <w:b/>
+          <w:bCs/>
+          <w:noProof/>
+          <w:color w:val="000000" w:themeColor="text1"/>
+          <w:lang w:val="en-US"/>
+        </w:rPr>
+        <mc:AlternateContent>
+          <mc:Choice Requires="wps">
+            <w:drawing>
+              <wp:anchor distT="0" distB="0" distL="114300" distR="114300" simplePos="0" relativeHeight="251899904" behindDoc="0" locked="0" layoutInCell="1" allowOverlap="1" wp14:anchorId="2C301256" wp14:editId="336B22E2">
+                <wp:simplePos x="0" y="0"/>
+                <wp:positionH relativeFrom="column">
+                  <wp:posOffset>1858645</wp:posOffset>
+                </wp:positionH>
+                <wp:positionV relativeFrom="paragraph">
+                  <wp:posOffset>265430</wp:posOffset>
+                </wp:positionV>
+                <wp:extent cx="391795" cy="331470"/>
+                <wp:effectExtent l="0" t="0" r="27305" b="11430"/>
+                <wp:wrapNone/>
+                <wp:docPr id="818214179" name="Text Box 68"/>
+                <wp:cNvGraphicFramePr/>
+                <a:graphic xmlns:a="http://schemas.openxmlformats.org/drawingml/2006/main">
+                  <a:graphicData uri="http://schemas.microsoft.com/office/word/2010/wordprocessingShape">
+                    <wps:wsp>
+                      <wps:cNvSpPr txBox="1"/>
+                      <wps:spPr>
+                        <a:xfrm>
+                          <a:off x="0" y="0"/>
+                          <a:ext cx="391795" cy="331470"/>
+                        </a:xfrm>
+                        <a:prstGeom prst="rect">
+                          <a:avLst/>
+                        </a:prstGeom>
+                        <a:solidFill>
+                          <a:schemeClr val="lt1"/>
+                        </a:solidFill>
+                        <a:ln w="6350">
+                          <a:solidFill>
+                            <a:prstClr val="black"/>
+                          </a:solidFill>
+                        </a:ln>
+                      </wps:spPr>
+                      <wps:txbx>
+                        <w:txbxContent>
+                          <w:p>
+                            <w:pPr>
+                              <w:jc w:val="center"/>
+                              <w:rPr>
+                                <w:b/>
+                                <w:bCs/>
+                                <w:lang w:val="en-US"/>
+                              </w:rPr>
+                            </w:pPr>
+                            <w:r>
+                              <w:rPr>
+                                <w:b/>
+                                <w:bCs/>
+                                <w:lang w:val="en-US"/>
+                              </w:rPr>
+                              <w:t>A</w:t>
+                            </w:r>
+                          </w:p>
+                        </w:txbxContent>
+                      </wps:txbx>
+                      <wps:bodyPr rot="0" spcFirstLastPara="0" vertOverflow="overflow" horzOverflow="overflow" vert="horz" wrap="square" lIns="91440" tIns="45720" rIns="91440" bIns="45720" numCol="1" spcCol="0" rtlCol="0" fromWordArt="0" anchor="t" anchorCtr="0" forceAA="0" compatLnSpc="1">
+                        <a:prstTxWarp prst="textNoShape">
+                          <a:avLst/>
+                        </a:prstTxWarp>
+                        <a:noAutofit/>
+                      </wps:bodyPr>
+                    </wps:wsp>
+                  </a:graphicData>
+                </a:graphic>
+              </wp:anchor>
+            </w:drawing>
+          </mc:Choice>
+          <mc:Fallback>
+            <w:pict>
+              <v:shape w14:anchorId="2C301256" id="_x0000_s1087" type="#_x0000_t202" style="position:absolute;margin-left:146.35pt;margin-top:20.9pt;width:30.85pt;height:26.1pt;z-index:251899904;visibility:visible;mso-wrap-style:square;mso-wrap-distance-left:9pt;mso-wrap-distance-top:0;mso-wrap-distance-right:9pt;mso-wrap-distance-bottom:0;mso-position-horizontal:absolute;mso-position-horizontal-relative:text;mso-position-vertical:absolute;mso-position-vertical-relative:text;v-text-anchor:top" o:gfxdata="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" fillcolor="white [3201]" strokeweight=".5pt">
+                <v:textbox>
+                  <w:txbxContent>
+                    <w:p>
+                      <w:pPr>
+                        <w:jc w:val="center"/>
+                        <w:rPr>
+                          <w:b/>
+                          <w:bCs/>
+                          <w:lang w:val="en-US"/>
+                        </w:rPr>
+                      </w:pPr>
+                      <w:r>
+                        <w:rPr>
+                          <w:b/>
+                          <w:bCs/>
+                          <w:lang w:val="en-US"/>
+                        </w:rPr>
+                        <w:t>A</w:t>
+                      </w:r>
+                    </w:p>
+                  </w:txbxContent>
+                </v:textbox>
+              </v:shape>
+            </w:pict>
+          </mc:Fallback>
+        </mc:AlternateContent>
+      </w:r>
+      <w:r>
+        <w:rPr>
+          <w:rFonts w:ascii="Bookman Old Style" w:hAnsi="Bookman Old Style"/>
+          <w:b/>
+          <w:bCs/>
+          <w:noProof/>
+          <w:color w:val="000000" w:themeColor="text1"/>
+          <w:lang w:val="en-US"/>
+        </w:rPr>
+        <mc:AlternateContent>
+          <mc:Choice Requires="wps">
+            <w:drawing>
+              <wp:anchor distT="0" distB="0" distL="114300" distR="114300" simplePos="0" relativeHeight="251900928" behindDoc="0" locked="0" layoutInCell="1" allowOverlap="1" wp14:anchorId="601E5DB7" wp14:editId="14E484F5">
+                <wp:simplePos x="0" y="0"/>
+                <wp:positionH relativeFrom="column">
+                  <wp:posOffset>2581275</wp:posOffset>
+                </wp:positionH>
+                <wp:positionV relativeFrom="paragraph">
+                  <wp:posOffset>266700</wp:posOffset>
+                </wp:positionV>
+                <wp:extent cx="391795" cy="331470"/>
+                <wp:effectExtent l="0" t="0" r="27305" b="11430"/>
+                <wp:wrapNone/>
+                <wp:docPr id="1519196085" name="Text Box 68"/>
+                <wp:cNvGraphicFramePr/>
+                <a:graphic xmlns:a="http://schemas.openxmlformats.org/drawingml/2006/main">
+                  <a:graphicData uri="http://schemas.microsoft.com/office/word/2010/wordprocessingShape">
+                    <wps:wsp>
+                      <wps:cNvSpPr txBox="1"/>
+                      <wps:spPr>
+                        <a:xfrm>
+                          <a:off x="0" y="0"/>
+                          <a:ext cx="391795" cy="331470"/>
+                        </a:xfrm>
+                        <a:prstGeom prst="rect">
+                          <a:avLst/>
+                        </a:prstGeom>
+                        <a:solidFill>
+                          <a:schemeClr val="lt1"/>
+                        </a:solidFill>
+                        <a:ln w="6350">
+                          <a:solidFill>
+                            <a:prstClr val="black"/>
+                          </a:solidFill>
+                        </a:ln>
+                      </wps:spPr>
+                      <wps:txbx>
+                        <w:txbxContent>
+                          <w:p>
+                            <w:pPr>
+                              <w:jc w:val="center"/>
+                              <w:rPr>
+                                <w:b/>
+                                <w:bCs/>
+                                <w:lang w:val="en-US"/>
+                              </w:rPr>
+                            </w:pPr>
+                            <w:r>
+                              <w:rPr>
+                                <w:b/>
+                                <w:bCs/>
+                                <w:lang w:val="en-US"/>
+                              </w:rPr>
+                              <w:t>B</w:t>
+                            </w:r>
+                          </w:p>
+                        </w:txbxContent>
+                      </wps:txbx>
+                      <wps:bodyPr rot="0" spcFirstLastPara="0" vertOverflow="overflow" horzOverflow="overflow" vert="horz" wrap="square" lIns="91440" tIns="45720" rIns="91440" bIns="45720" numCol="1" spcCol="0" rtlCol="0" fromWordArt="0" anchor="t" anchorCtr="0" forceAA="0" compatLnSpc="1">
+                        <a:prstTxWarp prst="textNoShape">
+                          <a:avLst/>
+                        </a:prstTxWarp>
+                        <a:noAutofit/>
+                      </wps:bodyPr>
+                    </wps:wsp>
+                  </a:graphicData>
+                </a:graphic>
+              </wp:anchor>
+            </w:drawing>
+          </mc:Choice>
+          <mc:Fallback>
+            <w:pict>
+              <v:shape w14:anchorId="601E5DB7" id="_x0000_s1088" type="#_x0000_t202" style="position:absolute;margin-left:203.25pt;margin-top:21pt;width:30.85pt;height:26.1pt;z-index:251900928;visibility:visible;mso-wrap-style:square;mso-wrap-distance-left:9pt;mso-wrap-distance-top:0;mso-wrap-distance-right:9pt;mso-wrap-distance-bottom:0;mso-position-horizontal:absolute;mso-position-horizontal-relative:text;mso-position-vertical:absolute;mso-position-vertical-relative:text;v-text-anchor:top" o:gfxdata="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" fillcolor="white [3201]" strokeweight=".5pt">
+                <v:textbox>
+                  <w:txbxContent>
+                    <w:p>
+                      <w:pPr>
+                        <w:jc w:val="center"/>
+                        <w:rPr>
+                          <w:b/>
+                          <w:bCs/>
+                          <w:lang w:val="en-US"/>
+                        </w:rPr>
+                      </w:pPr>
+                      <w:r>
+                        <w:rPr>
+                          <w:b/>
+                          <w:bCs/>
+                          <w:lang w:val="en-US"/>
+                        </w:rPr>
+                        <w:t>B</w:t>
+                      </w:r>
+                    </w:p>
+                  </w:txbxContent>
+                </v:textbox>
+              </v:shape>
+            </w:pict>
+          </mc:Fallback>
+        </mc:AlternateContent>
+      </w:r>
+      <w:r>
+        <w:rPr>
+          <w:rFonts w:ascii="Bookman Old Style" w:hAnsi="Bookman Old Style"/>
+          <w:b/>
+          <w:bCs/>
+          <w:noProof/>
+          <w:color w:val="000000" w:themeColor="text1"/>
+          <w:lang w:val="en-US"/>
+        </w:rPr>
+        <mc:AlternateContent>
+          <mc:Choice Requires="wps">
+            <w:drawing>
+              <wp:anchor distT="0" distB="0" distL="114300" distR="114300" simplePos="0" relativeHeight="251897856" behindDoc="0" locked="0" layoutInCell="1" allowOverlap="1" wp14:anchorId="66AF1848" wp14:editId="45A88B86">
+                <wp:simplePos x="0" y="0"/>
+                <wp:positionH relativeFrom="column">
+                  <wp:posOffset>371789</wp:posOffset>
+                </wp:positionH>
+                <wp:positionV relativeFrom="paragraph">
+                  <wp:posOffset>444828</wp:posOffset>
+                </wp:positionV>
+                <wp:extent cx="321547" cy="5024"/>
+                <wp:effectExtent l="0" t="76200" r="21590" b="90805"/>
+                <wp:wrapNone/>
+                <wp:docPr id="1066488802" name="Straight Arrow Connector 70"/>
+                <wp:cNvGraphicFramePr/>
+                <a:graphic xmlns:a="http://schemas.openxmlformats.org/drawingml/2006/main">
+                  <a:graphicData uri="http://schemas.microsoft.com/office/word/2010/wordprocessingShape">
+                    <wps:wsp>
+                      <wps:cNvCnPr/>
+                      <wps:spPr>
+                        <a:xfrm>
+                          <a:off x="0" y="0"/>
+                          <a:ext cx="321547" cy="5024"/>
+                        </a:xfrm>
+                        <a:prstGeom prst="straightConnector1">
+                          <a:avLst/>
+                        </a:prstGeom>
+                        <a:ln>
+                          <a:tailEnd type="triangle"/>
+                        </a:ln>
+                      </wps:spPr>
+                      <wps:style>
+                        <a:lnRef idx="1">
+                          <a:schemeClr val="accent1"/>
+                        </a:lnRef>
+                        <a:fillRef idx="0">
+                          <a:schemeClr val="accent1"/>
+                        </a:fillRef>
+                        <a:effectRef idx="0">
+                          <a:schemeClr val="accent1"/>
+                        </a:effectRef>
+                        <a:fontRef idx="minor">
+                          <a:schemeClr val="tx1"/>
+                        </a:fontRef>
+                      </wps:style>
+                      <wps:bodyPr/>
+                    </wps:wsp>
+                  </a:graphicData>
+                </a:graphic>
+              </wp:anchor>
+            </w:drawing>
+          </mc:Choice>
+          <mc:Fallback>
+            <w:pict>
+              <v:shape w14:anchorId="1830151D" id="Straight Arrow Connector 70" o:spid="_x0000_s1026" type="#_x0000_t32" style="position:absolute;margin-left:29.25pt;margin-top:35.05pt;width:25.3pt;height:.4pt;z-index:251897856;visibility:visible;mso-wrap-style:square;mso-wrap-distance-left:9pt;mso-wrap-distance-top:0;mso-wrap-distance-right:9pt;mso-wrap-distance-bottom:0;mso-position-horizontal:absolute;mso-position-horizontal-relative:text;mso-position-vertical:absolute;mso-position-vertical-relative:text" o:gfxdata="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" strokecolor="#4472c4 [3204]" strokeweight=".5pt">
+                <v:stroke endarrow="block" joinstyle="miter"/>
+              </v:shape>
+            </w:pict>
+          </mc:Fallback>
+        </mc:AlternateContent>
+      </w:r>
+      <w:r>
+        <w:rPr>
+          <w:rFonts w:ascii="Bookman Old Style" w:hAnsi="Bookman Old Style"/>
+          <w:b/>
+          <w:bCs/>
+          <w:noProof/>
+          <w:color w:val="000000" w:themeColor="text1"/>
+          <w:lang w:val="en-US"/>
+        </w:rPr>
+        <mc:AlternateContent>
+          <mc:Choice Requires="wps">
+            <w:drawing>
+              <wp:anchor distT="0" distB="0" distL="114300" distR="114300" simplePos="0" relativeHeight="251896832" behindDoc="0" locked="0" layoutInCell="1" allowOverlap="1" wp14:anchorId="63A0F1C1" wp14:editId="6DFD5B9C">
+                <wp:simplePos x="0" y="0"/>
+                <wp:positionH relativeFrom="column">
+                  <wp:posOffset>692785</wp:posOffset>
+                </wp:positionH>
+                <wp:positionV relativeFrom="paragraph">
+                  <wp:posOffset>275534</wp:posOffset>
+                </wp:positionV>
+                <wp:extent cx="391886" cy="331596"/>
+                <wp:effectExtent l="0" t="0" r="27305" b="11430"/>
+                <wp:wrapNone/>
+                <wp:docPr id="665184087" name="Text Box 68"/>
+                <wp:cNvGraphicFramePr/>
+                <a:graphic xmlns:a="http://schemas.openxmlformats.org/drawingml/2006/main">
+                  <a:graphicData uri="http://schemas.microsoft.com/office/word/2010/wordprocessingShape">
+                    <wps:wsp>
+                      <wps:cNvSpPr txBox="1"/>
+                      <wps:spPr>
+                        <a:xfrm>
+                          <a:off x="0" y="0"/>
+                          <a:ext cx="391886" cy="331596"/>
+                        </a:xfrm>
+                        <a:prstGeom prst="rect">
+                          <a:avLst/>
+                        </a:prstGeom>
+                        <a:solidFill>
+                          <a:schemeClr val="lt1"/>
+                        </a:solidFill>
+                        <a:ln w="6350">
+                          <a:solidFill>
+                            <a:prstClr val="black"/>
+                          </a:solidFill>
+                        </a:ln>
+                      </wps:spPr>
+                      <wps:txbx>
+                        <w:txbxContent>
+                          <w:p>
+                            <w:pPr>
+                              <w:jc w:val="center"/>
+                              <w:rPr>
+                                <w:b/>
+                                <w:bCs/>
+                                <w:lang w:val="en-US"/>
+                              </w:rPr>
+                            </w:pPr>
+                            <w:r>
+                              <w:rPr>
+                                <w:b/>
+                                <w:bCs/>
+                                <w:lang w:val="en-US"/>
+                              </w:rPr>
+                              <w:t>B</w:t>
+                            </w:r>
+                          </w:p>
+                        </w:txbxContent>
+                      </wps:txbx>
+                      <wps:bodyPr rot="0" spcFirstLastPara="0" vertOverflow="overflow" horzOverflow="overflow" vert="horz" wrap="square" lIns="91440" tIns="45720" rIns="91440" bIns="45720" numCol="1" spcCol="0" rtlCol="0" fromWordArt="0" anchor="t" anchorCtr="0" forceAA="0" compatLnSpc="1">
+                        <a:prstTxWarp prst="textNoShape">
+                          <a:avLst/>
+                        </a:prstTxWarp>
+                        <a:noAutofit/>
+                      </wps:bodyPr>
+                    </wps:wsp>
+                  </a:graphicData>
+                </a:graphic>
+              </wp:anchor>
+            </w:drawing>
+          </mc:Choice>
+          <mc:Fallback>
+            <w:pict>
+              <v:shape w14:anchorId="63A0F1C1" id="_x0000_s1089" type="#_x0000_t202" style="position:absolute;margin-left:54.55pt;margin-top:21.7pt;width:30.85pt;height:26.1pt;z-index:251896832;visibility:visible;mso-wrap-style:square;mso-wrap-distance-left:9pt;mso-wrap-distance-top:0;mso-wrap-distance-right:9pt;mso-wrap-distance-bottom:0;mso-position-horizontal:absolute;mso-position-horizontal-relative:text;mso-position-vertical:absolute;mso-position-vertical-relative:text;v-text-anchor:top" o:gfxdata="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" fillcolor="white [3201]" strokeweight=".5pt">
+                <v:textbox>
+                  <w:txbxContent>
+                    <w:p>
+                      <w:pPr>
+                        <w:jc w:val="center"/>
+                        <w:rPr>
+                          <w:b/>
+                          <w:bCs/>
+                          <w:lang w:val="en-US"/>
+                        </w:rPr>
+                      </w:pPr>
+                      <w:r>
+                        <w:rPr>
+                          <w:b/>
+                          <w:bCs/>
+                          <w:lang w:val="en-US"/>
+                        </w:rPr>
+                        <w:t>B</w:t>
+                      </w:r>
+                    </w:p>
+                  </w:txbxContent>
+                </v:textbox>
+              </v:shape>
+            </w:pict>
+          </mc:Fallback>
+        </mc:AlternateContent>
+      </w:r>
+      <w:r>
+        <w:rPr>
+          <w:rFonts w:ascii="Bookman Old Style" w:hAnsi="Bookman Old Style"/>
+          <w:b/>
+          <w:bCs/>
+          <w:noProof/>
+          <w:color w:val="000000" w:themeColor="text1"/>
+          <w:lang w:val="en-US"/>
+        </w:rPr>
+        <mc:AlternateContent>
+          <mc:Choice Requires="wps">
+            <w:drawing>
+              <wp:anchor distT="0" distB="0" distL="114300" distR="114300" simplePos="0" relativeHeight="251894784" behindDoc="0" locked="0" layoutInCell="1" allowOverlap="1" wp14:anchorId="321B6E0F" wp14:editId="2BB057E6">
+                <wp:simplePos x="0" y="0"/>
+                <wp:positionH relativeFrom="column">
+                  <wp:posOffset>-30145</wp:posOffset>
+                </wp:positionH>
+                <wp:positionV relativeFrom="paragraph">
+                  <wp:posOffset>274006</wp:posOffset>
+                </wp:positionV>
+                <wp:extent cx="391886" cy="331596"/>
+                <wp:effectExtent l="0" t="0" r="27305" b="11430"/>
+                <wp:wrapNone/>
+                <wp:docPr id="1713877600" name="Text Box 68"/>
+                <wp:cNvGraphicFramePr/>
+                <a:graphic xmlns:a="http://schemas.openxmlformats.org/drawingml/2006/main">
+                  <a:graphicData uri="http://schemas.microsoft.com/office/word/2010/wordprocessingShape">
+                    <wps:wsp>
+                      <wps:cNvSpPr txBox="1"/>
+                      <wps:spPr>
+                        <a:xfrm>
+                          <a:off x="0" y="0"/>
+                          <a:ext cx="391886" cy="331596"/>
+                        </a:xfrm>
+                        <a:prstGeom prst="rect">
+                          <a:avLst/>
+                        </a:prstGeom>
+                        <a:solidFill>
+                          <a:schemeClr val="lt1"/>
+                        </a:solidFill>
+                        <a:ln w="6350">
+                          <a:solidFill>
+                            <a:prstClr val="black"/>
+                          </a:solidFill>
+                        </a:ln>
+                      </wps:spPr>
+                      <wps:txbx>
+                        <w:txbxContent>
+                          <w:p>
+                            <w:pPr>
+                              <w:jc w:val="center"/>
+                              <w:rPr>
+                                <w:b/>
+                                <w:bCs/>
+                                <w:lang w:val="en-US"/>
+                              </w:rPr>
+                            </w:pPr>
+                            <w:r>
+                              <w:rPr>
+                                <w:b/>
+                                <w:bCs/>
+                                <w:lang w:val="en-US"/>
+                              </w:rPr>
+                              <w:t>A</w:t>
+                            </w:r>
+                          </w:p>
+                        </w:txbxContent>
+                      </wps:txbx>
+                      <wps:bodyPr rot="0" spcFirstLastPara="0" vertOverflow="overflow" horzOverflow="overflow" vert="horz" wrap="square" lIns="91440" tIns="45720" rIns="91440" bIns="45720" numCol="1" spcCol="0" rtlCol="0" fromWordArt="0" anchor="t" anchorCtr="0" forceAA="0" compatLnSpc="1">
+                        <a:prstTxWarp prst="textNoShape">
+                          <a:avLst/>
+                        </a:prstTxWarp>
+                        <a:noAutofit/>
+                      </wps:bodyPr>
+                    </wps:wsp>
+                  </a:graphicData>
+                </a:graphic>
+              </wp:anchor>
+            </w:drawing>
+          </mc:Choice>
+          <mc:Fallback>
+            <w:pict>
+              <v:shape w14:anchorId="321B6E0F" id="_x0000_s1090" type="#_x0000_t202" style="position:absolute;margin-left:-2.35pt;margin-top:21.6pt;width:30.85pt;height:26.1pt;z-index:251894784;visibility:visible;mso-wrap-style:square;mso-wrap-distance-left:9pt;mso-wrap-distance-top:0;mso-wrap-distance-right:9pt;mso-wrap-distance-bottom:0;mso-position-horizontal:absolute;mso-position-horizontal-relative:text;mso-position-vertical:absolute;mso-position-vertical-relative:text;v-text-anchor:top" o:gfxdata="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" fillcolor="white [3201]" strokeweight=".5pt">
+                <v:textbox>
+                  <w:txbxContent>
+                    <w:p>
+                      <w:pPr>
+                        <w:jc w:val="center"/>
+                        <w:rPr>
+                          <w:b/>
+                          <w:bCs/>
+                          <w:lang w:val="en-US"/>
+                        </w:rPr>
+                      </w:pPr>
+                      <w:r>
+                        <w:rPr>
+                          <w:b/>
+                          <w:bCs/>
+                          <w:lang w:val="en-US"/>
+                        </w:rPr>
+                        <w:t>A</w:t>
+                      </w:r>
+                    </w:p>
+                  </w:txbxContent>
+                </v:textbox>
+              </v:shape>
+            </w:pict>
+          </mc:Fallback>
+        </mc:AlternateContent>
+      </w:r>
+      <w:r>
+        <w:rPr>
+          <w:rFonts w:ascii="Bookman Old Style" w:hAnsi="Bookman Old Style"/>
+          <w:b/>
+          <w:bCs/>
+          <w:color w:val="000000" w:themeColor="text1"/>
+          <w:lang w:val="en-US"/>
+        </w:rPr>
+        <w:t>Single Level</w:t>
+      </w:r>
+      <w:r>
+        <w:rPr>
+          <w:rFonts w:ascii="Bookman Old Style" w:hAnsi="Bookman Old Style"/>
+          <w:b/>
+          <w:bCs/>
+          <w:color w:val="000000" w:themeColor="text1"/>
+          <w:lang w:val="en-US"/>
+        </w:rPr>
+        <w:tab/>
+      </w:r>
+      <w:r>
+        <w:rPr>
+          <w:rFonts w:ascii="Bookman Old Style" w:hAnsi="Bookman Old Style"/>
+          <w:b/>
+          <w:bCs/>
+          <w:color w:val="000000" w:themeColor="text1"/>
+          <w:lang w:val="en-US"/>
+        </w:rPr>
+        <w:tab/>
+        <w:t>Multi Level</w:t>
+      </w:r>
+      <w:r>
+        <w:rPr>
+          <w:rFonts w:ascii="Bookman Old Style" w:hAnsi="Bookman Old Style"/>
+          <w:b/>
+          <w:bCs/>
+          <w:color w:val="000000" w:themeColor="text1"/>
+          <w:lang w:val="en-US"/>
+        </w:rPr>
+        <w:tab/>
+      </w:r>
+    </w:p>
+    <w:p>
+      <w:pPr>
+        <w:rPr>
+          <w:rFonts w:ascii="Bookman Old Style" w:hAnsi="Bookman Old Style"/>
+          <w:b/>
+          <w:bCs/>
+          <w:color w:val="000000" w:themeColor="text1"/>
+          <w:lang w:val="en-US"/>
+        </w:rPr>
+      </w:pPr>
+    </w:p>
+    <w:p>
+      <w:pPr>
+        <w:rPr>
+          <w:rFonts w:ascii="Bookman Old Style" w:hAnsi="Bookman Old Style"/>
+          <w:b/>
+          <w:bCs/>
+          <w:color w:val="000000" w:themeColor="text1"/>
+          <w:lang w:val="en-US"/>
+        </w:rPr>
+      </w:pPr>
+    </w:p>
+    <w:p>
+      <w:pPr>
+        <w:rPr>
+          <w:rFonts w:ascii="Bookman Old Style" w:hAnsi="Bookman Old Style"/>
+          <w:b/>
+          <w:bCs/>
+          <w:color w:val="000000" w:themeColor="text1"/>
+          <w:lang w:val="en-US"/>
+        </w:rPr>
+      </w:pPr>
+      <w:r>
+        <w:rPr>
+          <w:rFonts w:ascii="Bookman Old Style" w:hAnsi="Bookman Old Style"/>
+          <w:b/>
+          <w:bCs/>
+          <w:noProof/>
+          <w:color w:val="000000" w:themeColor="text1"/>
+          <w:lang w:val="en-US"/>
+        </w:rPr>
+        <mc:AlternateContent>
+          <mc:Choice Requires="wps">
+            <w:drawing>
+              <wp:anchor distT="0" distB="0" distL="114300" distR="114300" simplePos="0" relativeHeight="251938816" behindDoc="0" locked="0" layoutInCell="1" allowOverlap="1" wp14:anchorId="5A45A648" wp14:editId="4B052C98">
+                <wp:simplePos x="0" y="0"/>
+                <wp:positionH relativeFrom="column">
+                  <wp:posOffset>4647363</wp:posOffset>
+                </wp:positionH>
+                <wp:positionV relativeFrom="paragraph">
+                  <wp:posOffset>1201336</wp:posOffset>
+                </wp:positionV>
+                <wp:extent cx="276329" cy="175972"/>
+                <wp:effectExtent l="38100" t="0" r="28575" b="52705"/>
+                <wp:wrapNone/>
+                <wp:docPr id="476108727" name="Straight Arrow Connector 81"/>
+                <wp:cNvGraphicFramePr/>
+                <a:graphic xmlns:a="http://schemas.openxmlformats.org/drawingml/2006/main">
+                  <a:graphicData uri="http://schemas.microsoft.com/office/word/2010/wordprocessingShape">
+                    <wps:wsp>
+                      <wps:cNvCnPr/>
+                      <wps:spPr>
+                        <a:xfrm flipH="1">
+                          <a:off x="0" y="0"/>
+                          <a:ext cx="276329" cy="175972"/>
+                        </a:xfrm>
+                        <a:prstGeom prst="straightConnector1">
+                          <a:avLst/>
+                        </a:prstGeom>
+                        <a:ln>
+                          <a:tailEnd type="triangle"/>
+                        </a:ln>
+                      </wps:spPr>
+                      <wps:style>
+                        <a:lnRef idx="1">
+                          <a:schemeClr val="accent1"/>
+                        </a:lnRef>
+                        <a:fillRef idx="0">
+                          <a:schemeClr val="accent1"/>
+                        </a:fillRef>
+                        <a:effectRef idx="0">
+                          <a:schemeClr val="accent1"/>
+                        </a:effectRef>
+                        <a:fontRef idx="minor">
+                          <a:schemeClr val="tx1"/>
+                        </a:fontRef>
+                      </wps:style>
+                      <wps:bodyPr/>
+                    </wps:wsp>
+                  </a:graphicData>
+                </a:graphic>
+              </wp:anchor>
+            </w:drawing>
+          </mc:Choice>
+          <mc:Fallback>
+            <w:pict>
+              <v:shape w14:anchorId="157DF5CF" id="Straight Arrow Connector 81" o:spid="_x0000_s1026" type="#_x0000_t32" style="position:absolute;margin-left:365.95pt;margin-top:94.6pt;width:21.75pt;height:13.85pt;flip:x;z-index:251938816;visibility:visible;mso-wrap-style:square;mso-wrap-distance-left:9pt;mso-wrap-distance-top:0;mso-wrap-distance-right:9pt;mso-wrap-distance-bottom:0;mso-position-horizontal:absolute;mso-position-horizontal-relative:text;mso-position-vertical:absolute;mso-position-vertical-relative:text" o:gfxdata="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" strokecolor="#4472c4 [3204]" strokeweight=".5pt">
+                <v:stroke endarrow="block" joinstyle="miter"/>
+              </v:shape>
+            </w:pict>
+          </mc:Fallback>
+        </mc:AlternateContent>
+      </w:r>
+      <w:r>
+        <w:rPr>
+          <w:rFonts w:ascii="Bookman Old Style" w:hAnsi="Bookman Old Style"/>
+          <w:b/>
+          <w:bCs/>
+          <w:noProof/>
+          <w:color w:val="000000" w:themeColor="text1"/>
+          <w:lang w:val="en-US"/>
+        </w:rPr>
+        <mc:AlternateContent>
+          <mc:Choice Requires="wps">
+            <w:drawing>
+              <wp:anchor distT="0" distB="0" distL="114300" distR="114300" simplePos="0" relativeHeight="251937792" behindDoc="0" locked="0" layoutInCell="1" allowOverlap="1" wp14:anchorId="7AD9888D" wp14:editId="2BE0FB6E">
+                <wp:simplePos x="0" y="0"/>
+                <wp:positionH relativeFrom="column">
+                  <wp:posOffset>4345912</wp:posOffset>
+                </wp:positionH>
+                <wp:positionV relativeFrom="paragraph">
+                  <wp:posOffset>1216534</wp:posOffset>
+                </wp:positionV>
+                <wp:extent cx="291402" cy="185895"/>
+                <wp:effectExtent l="0" t="0" r="71120" b="62230"/>
+                <wp:wrapNone/>
+                <wp:docPr id="1282886433" name="Straight Arrow Connector 80"/>
+                <wp:cNvGraphicFramePr/>
+                <a:graphic xmlns:a="http://schemas.openxmlformats.org/drawingml/2006/main">
+                  <a:graphicData uri="http://schemas.microsoft.com/office/word/2010/wordprocessingShape">
+                    <wps:wsp>
+                      <wps:cNvCnPr/>
+                      <wps:spPr>
+                        <a:xfrm>
+                          <a:off x="0" y="0"/>
+                          <a:ext cx="291402" cy="185895"/>
+                        </a:xfrm>
+                        <a:prstGeom prst="straightConnector1">
+                          <a:avLst/>
+                        </a:prstGeom>
+                        <a:ln>
+                          <a:tailEnd type="triangle"/>
+                        </a:ln>
+                      </wps:spPr>
+                      <wps:style>
+                        <a:lnRef idx="1">
+                          <a:schemeClr val="accent1"/>
+                        </a:lnRef>
+                        <a:fillRef idx="0">
+                          <a:schemeClr val="accent1"/>
+                        </a:fillRef>
+                        <a:effectRef idx="0">
+                          <a:schemeClr val="accent1"/>
+                        </a:effectRef>
+                        <a:fontRef idx="minor">
+                          <a:schemeClr val="tx1"/>
+                        </a:fontRef>
+                      </wps:style>
+                      <wps:bodyPr/>
+                    </wps:wsp>
+                  </a:graphicData>
+                </a:graphic>
+              </wp:anchor>
+            </w:drawing>
+          </mc:Choice>
+          <mc:Fallback>
+            <w:pict>
+              <v:shape w14:anchorId="00689DC4" id="Straight Arrow Connector 80" o:spid="_x0000_s1026" type="#_x0000_t32" style="position:absolute;margin-left:342.2pt;margin-top:95.8pt;width:22.95pt;height:14.65pt;z-index:251937792;visibility:visible;mso-wrap-style:square;mso-wrap-distance-left:9pt;mso-wrap-distance-top:0;mso-wrap-distance-right:9pt;mso-wrap-distance-bottom:0;mso-position-horizontal:absolute;mso-position-horizontal-relative:text;mso-position-vertical:absolute;mso-position-vertical-relative:text" o:gfxdata="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" strokecolor="#4472c4 [3204]" strokeweight=".5pt">
+                <v:stroke endarrow="block" joinstyle="miter"/>
+              </v:shape>
+            </w:pict>
+          </mc:Fallback>
+        </mc:AlternateContent>
+      </w:r>
+      <w:r>
+        <w:rPr>
+          <w:rFonts w:ascii="Bookman Old Style" w:hAnsi="Bookman Old Style"/>
+          <w:b/>
+          <w:bCs/>
+          <w:noProof/>
+          <w:color w:val="000000" w:themeColor="text1"/>
+          <w:lang w:val="en-US"/>
+        </w:rPr>
+        <mc:AlternateContent>
+          <mc:Choice Requires="wps">
+            <w:drawing>
+              <wp:anchor distT="0" distB="0" distL="114300" distR="114300" simplePos="0" relativeHeight="251936768" behindDoc="0" locked="0" layoutInCell="1" allowOverlap="1" wp14:anchorId="6ECD62BF" wp14:editId="04EA4E82">
+                <wp:simplePos x="0" y="0"/>
+                <wp:positionH relativeFrom="column">
+                  <wp:posOffset>4637314</wp:posOffset>
+                </wp:positionH>
+                <wp:positionV relativeFrom="paragraph">
+                  <wp:posOffset>668899</wp:posOffset>
+                </wp:positionV>
+                <wp:extent cx="261257" cy="195943"/>
+                <wp:effectExtent l="0" t="0" r="81915" b="52070"/>
+                <wp:wrapNone/>
+                <wp:docPr id="1239881771" name="Straight Arrow Connector 79"/>
+                <wp:cNvGraphicFramePr/>
+                <a:graphic xmlns:a="http://schemas.openxmlformats.org/drawingml/2006/main">
+                  <a:graphicData uri="http://schemas.microsoft.com/office/word/2010/wordprocessingShape">
+                    <wps:wsp>
+                      <wps:cNvCnPr/>
+                      <wps:spPr>
+                        <a:xfrm>
+                          <a:off x="0" y="0"/>
+                          <a:ext cx="261257" cy="195943"/>
+                        </a:xfrm>
+                        <a:prstGeom prst="straightConnector1">
+                          <a:avLst/>
+                        </a:prstGeom>
+                        <a:ln>
+                          <a:tailEnd type="triangle"/>
+                        </a:ln>
+                      </wps:spPr>
+                      <wps:style>
+                        <a:lnRef idx="1">
+                          <a:schemeClr val="accent1"/>
+                        </a:lnRef>
+                        <a:fillRef idx="0">
+                          <a:schemeClr val="accent1"/>
+                        </a:fillRef>
+                        <a:effectRef idx="0">
+                          <a:schemeClr val="accent1"/>
+                        </a:effectRef>
+                        <a:fontRef idx="minor">
+                          <a:schemeClr val="tx1"/>
+                        </a:fontRef>
+                      </wps:style>
+                      <wps:bodyPr/>
+                    </wps:wsp>
+                  </a:graphicData>
+                </a:graphic>
+              </wp:anchor>
+            </w:drawing>
+          </mc:Choice>
+          <mc:Fallback>
+            <w:pict>
+              <v:shape w14:anchorId="19958766" id="Straight Arrow Connector 79" o:spid="_x0000_s1026" type="#_x0000_t32" style="position:absolute;margin-left:365.15pt;margin-top:52.65pt;width:20.55pt;height:15.45pt;z-index:251936768;visibility:visible;mso-wrap-style:square;mso-wrap-distance-left:9pt;mso-wrap-distance-top:0;mso-wrap-distance-right:9pt;mso-wrap-distance-bottom:0;mso-position-horizontal:absolute;mso-position-horizontal-relative:text;mso-position-vertical:absolute;mso-position-vertical-relative:text" o:gfxdata="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" strokecolor="#4472c4 [3204]" strokeweight=".5pt">
+                <v:stroke endarrow="block" joinstyle="miter"/>
+              </v:shape>
+            </w:pict>
+          </mc:Fallback>
+        </mc:AlternateContent>
+      </w:r>
+      <w:r>
+        <w:rPr>
+          <w:rFonts w:ascii="Bookman Old Style" w:hAnsi="Bookman Old Style"/>
+          <w:b/>
+          <w:bCs/>
+          <w:noProof/>
+          <w:color w:val="000000" w:themeColor="text1"/>
+          <w:lang w:val="en-US"/>
+        </w:rPr>
+        <mc:AlternateContent>
+          <mc:Choice Requires="wps">
+            <w:drawing>
+              <wp:anchor distT="0" distB="0" distL="114300" distR="114300" simplePos="0" relativeHeight="251935744" behindDoc="0" locked="0" layoutInCell="1" allowOverlap="1" wp14:anchorId="54F63797" wp14:editId="6F9243D4">
+                <wp:simplePos x="0" y="0"/>
+                <wp:positionH relativeFrom="column">
+                  <wp:posOffset>4426299</wp:posOffset>
+                </wp:positionH>
+                <wp:positionV relativeFrom="paragraph">
+                  <wp:posOffset>673923</wp:posOffset>
+                </wp:positionV>
+                <wp:extent cx="205991" cy="216040"/>
+                <wp:effectExtent l="38100" t="0" r="22860" b="50800"/>
+                <wp:wrapNone/>
+                <wp:docPr id="1295600424" name="Straight Arrow Connector 78"/>
+                <wp:cNvGraphicFramePr/>
+                <a:graphic xmlns:a="http://schemas.openxmlformats.org/drawingml/2006/main">
+                  <a:graphicData uri="http://schemas.microsoft.com/office/word/2010/wordprocessingShape">
+                    <wps:wsp>
+                      <wps:cNvCnPr/>
+                      <wps:spPr>
+                        <a:xfrm flipH="1">
+                          <a:off x="0" y="0"/>
+                          <a:ext cx="205991" cy="216040"/>
+                        </a:xfrm>
+                        <a:prstGeom prst="straightConnector1">
+                          <a:avLst/>
+                        </a:prstGeom>
+                        <a:ln>
+                          <a:tailEnd type="triangle"/>
+                        </a:ln>
+                      </wps:spPr>
+                      <wps:style>
+                        <a:lnRef idx="1">
+                          <a:schemeClr val="accent1"/>
+                        </a:lnRef>
+                        <a:fillRef idx="0">
+                          <a:schemeClr val="accent1"/>
+                        </a:fillRef>
+                        <a:effectRef idx="0">
+                          <a:schemeClr val="accent1"/>
+                        </a:effectRef>
+                        <a:fontRef idx="minor">
+                          <a:schemeClr val="tx1"/>
+                        </a:fontRef>
+                      </wps:style>
+                      <wps:bodyPr/>
+                    </wps:wsp>
+                  </a:graphicData>
+                </a:graphic>
+              </wp:anchor>
+            </w:drawing>
+          </mc:Choice>
+          <mc:Fallback>
+            <w:pict>
+              <v:shape w14:anchorId="1628811D" id="Straight Arrow Connector 78" o:spid="_x0000_s1026" type="#_x0000_t32" style="position:absolute;margin-left:348.55pt;margin-top:53.05pt;width:16.2pt;height:17pt;flip:x;z-index:251935744;visibility:visible;mso-wrap-style:square;mso-wrap-distance-left:9pt;mso-wrap-distance-top:0;mso-wrap-distance-right:9pt;mso-wrap-distance-bottom:0;mso-position-horizontal:absolute;mso-position-horizontal-relative:text;mso-position-vertical:absolute;mso-position-vertical-relative:text" o:gfxdata="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" strokecolor="#4472c4 [3204]" strokeweight=".5pt">
+                <v:stroke endarrow="block" joinstyle="miter"/>
+              </v:shape>
+            </w:pict>
+          </mc:Fallback>
+        </mc:AlternateContent>
+      </w:r>
+      <w:r>
+        <w:rPr>
+          <w:rFonts w:ascii="Bookman Old Style" w:hAnsi="Bookman Old Style"/>
+          <w:b/>
+          <w:bCs/>
+          <w:noProof/>
+          <w:color w:val="000000" w:themeColor="text1"/>
+          <w:lang w:val="en-US"/>
+        </w:rPr>
+        <mc:AlternateContent>
+          <mc:Choice Requires="wps">
+            <w:drawing>
+              <wp:anchor distT="0" distB="0" distL="114300" distR="114300" simplePos="0" relativeHeight="251929600" behindDoc="0" locked="0" layoutInCell="1" allowOverlap="1" wp14:anchorId="72A3D214" wp14:editId="706FC92D">
+                <wp:simplePos x="0" y="0"/>
+                <wp:positionH relativeFrom="column">
+                  <wp:posOffset>4425747</wp:posOffset>
+                </wp:positionH>
+                <wp:positionV relativeFrom="paragraph">
+                  <wp:posOffset>355900</wp:posOffset>
+                </wp:positionV>
+                <wp:extent cx="391795" cy="331470"/>
+                <wp:effectExtent l="0" t="0" r="27305" b="11430"/>
+                <wp:wrapNone/>
+                <wp:docPr id="444470827" name="Text Box 68"/>
+                <wp:cNvGraphicFramePr/>
+                <a:graphic xmlns:a="http://schemas.openxmlformats.org/drawingml/2006/main">
+                  <a:graphicData uri="http://schemas.microsoft.com/office/word/2010/wordprocessingShape">
+                    <wps:wsp>
+                      <wps:cNvSpPr txBox="1"/>
+                      <wps:spPr>
+                        <a:xfrm>
+                          <a:off x="0" y="0"/>
+                          <a:ext cx="391795" cy="331470"/>
+                        </a:xfrm>
+                        <a:prstGeom prst="rect">
+                          <a:avLst/>
+                        </a:prstGeom>
+                        <a:solidFill>
+                          <a:schemeClr val="lt1"/>
+                        </a:solidFill>
+                        <a:ln w="6350">
+                          <a:solidFill>
+                            <a:prstClr val="black"/>
+                          </a:solidFill>
+                        </a:ln>
+                      </wps:spPr>
+                      <wps:txbx>
+                        <w:txbxContent>
+                          <w:p>
+                            <w:pPr>
+                              <w:jc w:val="center"/>
+                              <w:rPr>
+                                <w:b/>
+                                <w:bCs/>
+                                <w:lang w:val="en-US"/>
+                              </w:rPr>
+                            </w:pPr>
+                            <w:r>
+                              <w:rPr>
+                                <w:b/>
+                                <w:bCs/>
+                                <w:lang w:val="en-US"/>
+                              </w:rPr>
+                              <w:t>A</w:t>
+                            </w:r>
+                          </w:p>
+                        </w:txbxContent>
+                      </wps:txbx>
+                      <wps:bodyPr rot="0" spcFirstLastPara="0" vertOverflow="overflow" horzOverflow="overflow" vert="horz" wrap="square" lIns="91440" tIns="45720" rIns="91440" bIns="45720" numCol="1" spcCol="0" rtlCol="0" fromWordArt="0" anchor="t" anchorCtr="0" forceAA="0" compatLnSpc="1">
+                        <a:prstTxWarp prst="textNoShape">
+                          <a:avLst/>
+                        </a:prstTxWarp>
+                        <a:noAutofit/>
+                      </wps:bodyPr>
+                    </wps:wsp>
+                  </a:graphicData>
+                </a:graphic>
+              </wp:anchor>
+            </w:drawing>
+          </mc:Choice>
+          <mc:Fallback>
+            <w:pict>
+              <v:shape w14:anchorId="72A3D214" id="_x0000_s1091" type="#_x0000_t202" style="position:absolute;margin-left:348.5pt;margin-top:28pt;width:30.85pt;height:26.1pt;z-index:251929600;visibility:visible;mso-wrap-style:square;mso-wrap-distance-left:9pt;mso-wrap-distance-top:0;mso-wrap-distance-right:9pt;mso-wrap-distance-bottom:0;mso-position-horizontal:absolute;mso-position-horizontal-relative:text;mso-position-vertical:absolute;mso-position-vertical-relative:text;v-text-anchor:top" o:gfxdata="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" fillcolor="white [3201]" strokeweight=".5pt">
+                <v:textbox>
+                  <w:txbxContent>
+                    <w:p>
+                      <w:pPr>
+                        <w:jc w:val="center"/>
+                        <w:rPr>
+                          <w:b/>
+                          <w:bCs/>
+                          <w:lang w:val="en-US"/>
+                        </w:rPr>
+                      </w:pPr>
+                      <w:r>
+                        <w:rPr>
+                          <w:b/>
+                          <w:bCs/>
+                          <w:lang w:val="en-US"/>
+                        </w:rPr>
+                        <w:t>A</w:t>
+                      </w:r>
+                    </w:p>
+                  </w:txbxContent>
+                </v:textbox>
+              </v:shape>
+            </w:pict>
+          </mc:Fallback>
+        </mc:AlternateContent>
+      </w:r>
+      <w:r>
+        <w:rPr>
+          <w:rFonts w:ascii="Bookman Old Style" w:hAnsi="Bookman Old Style"/>
+          <w:b/>
+          <w:bCs/>
+          <w:noProof/>
+          <w:color w:val="000000" w:themeColor="text1"/>
+          <w:lang w:val="en-US"/>
+        </w:rPr>
+        <mc:AlternateContent>
+          <mc:Choice Requires="wps">
+            <w:drawing>
+              <wp:anchor distT="0" distB="0" distL="114300" distR="114300" simplePos="0" relativeHeight="251934720" behindDoc="0" locked="0" layoutInCell="1" allowOverlap="1" wp14:anchorId="475038D1" wp14:editId="3F7CC9C1">
+                <wp:simplePos x="0" y="0"/>
+                <wp:positionH relativeFrom="column">
+                  <wp:posOffset>4451419</wp:posOffset>
+                </wp:positionH>
+                <wp:positionV relativeFrom="paragraph">
+                  <wp:posOffset>1396086</wp:posOffset>
+                </wp:positionV>
+                <wp:extent cx="391795" cy="331470"/>
+                <wp:effectExtent l="0" t="0" r="27305" b="11430"/>
+                <wp:wrapNone/>
+                <wp:docPr id="162102077" name="Text Box 68"/>
+                <wp:cNvGraphicFramePr/>
+                <a:graphic xmlns:a="http://schemas.openxmlformats.org/drawingml/2006/main">
+                  <a:graphicData uri="http://schemas.microsoft.com/office/word/2010/wordprocessingShape">
+                    <wps:wsp>
+                      <wps:cNvSpPr txBox="1"/>
+                      <wps:spPr>
+                        <a:xfrm>
+                          <a:off x="0" y="0"/>
+                          <a:ext cx="391795" cy="331470"/>
+                        </a:xfrm>
+                        <a:prstGeom prst="rect">
+                          <a:avLst/>
+                        </a:prstGeom>
+                        <a:solidFill>
+                          <a:schemeClr val="lt1"/>
+                        </a:solidFill>
+                        <a:ln w="6350">
+                          <a:solidFill>
+                            <a:prstClr val="black"/>
+                          </a:solidFill>
+                        </a:ln>
+                      </wps:spPr>
+                      <wps:txbx>
+                        <w:txbxContent>
+                          <w:p>
+                            <w:pPr>
+                              <w:jc w:val="center"/>
+                              <w:rPr>
+                                <w:b/>
+                                <w:bCs/>
+                                <w:lang w:val="en-US"/>
+                              </w:rPr>
+                            </w:pPr>
+                            <w:r>
+                              <w:rPr>
+                                <w:b/>
+                                <w:bCs/>
+                                <w:lang w:val="en-US"/>
+                              </w:rPr>
+                              <w:t>D</w:t>
+                            </w:r>
+                          </w:p>
+                        </w:txbxContent>
+                      </wps:txbx>
+                      <wps:bodyPr rot="0" spcFirstLastPara="0" vertOverflow="overflow" horzOverflow="overflow" vert="horz" wrap="square" lIns="91440" tIns="45720" rIns="91440" bIns="45720" numCol="1" spcCol="0" rtlCol="0" fromWordArt="0" anchor="t" anchorCtr="0" forceAA="0" compatLnSpc="1">
+                        <a:prstTxWarp prst="textNoShape">
+                          <a:avLst/>
+                        </a:prstTxWarp>
+                        <a:noAutofit/>
+                      </wps:bodyPr>
+                    </wps:wsp>
+                  </a:graphicData>
+                </a:graphic>
+              </wp:anchor>
+            </w:drawing>
+          </mc:Choice>
+          <mc:Fallback>
+            <w:pict>
+              <v:shape w14:anchorId="475038D1" id="_x0000_s1092" type="#_x0000_t202" style="position:absolute;margin-left:350.5pt;margin-top:109.95pt;width:30.85pt;height:26.1pt;z-index:251934720;visibility:visible;mso-wrap-style:square;mso-wrap-distance-left:9pt;mso-wrap-distance-top:0;mso-wrap-distance-right:9pt;mso-wrap-distance-bottom:0;mso-position-horizontal:absolute;mso-position-horizontal-relative:text;mso-position-vertical:absolute;mso-position-vertical-relative:text;v-text-anchor:top" o:gfxdata="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" fillcolor="white [3201]" strokeweight=".5pt">
+                <v:textbox>
+                  <w:txbxContent>
+                    <w:p>
+                      <w:pPr>
+                        <w:jc w:val="center"/>
+                        <w:rPr>
+                          <w:b/>
+                          <w:bCs/>
+                          <w:lang w:val="en-US"/>
+                        </w:rPr>
+                      </w:pPr>
+                      <w:r>
+                        <w:rPr>
+                          <w:b/>
+                          <w:bCs/>
+                          <w:lang w:val="en-US"/>
+                        </w:rPr>
+                        <w:t>D</w:t>
+                      </w:r>
+                    </w:p>
+                  </w:txbxContent>
+                </v:textbox>
+              </v:shape>
+            </w:pict>
+          </mc:Fallback>
+        </mc:AlternateContent>
+      </w:r>
+      <w:r>
+        <w:rPr>
+          <w:rFonts w:ascii="Bookman Old Style" w:hAnsi="Bookman Old Style"/>
+          <w:b/>
+          <w:bCs/>
+          <w:noProof/>
+          <w:color w:val="000000" w:themeColor="text1"/>
+          <w:lang w:val="en-US"/>
+        </w:rPr>
+        <mc:AlternateContent>
+          <mc:Choice Requires="wps">
+            <w:drawing>
+              <wp:anchor distT="0" distB="0" distL="114300" distR="114300" simplePos="0" relativeHeight="251932672" behindDoc="0" locked="0" layoutInCell="1" allowOverlap="1" wp14:anchorId="0E2AE9F3" wp14:editId="510698E5">
+                <wp:simplePos x="0" y="0"/>
+                <wp:positionH relativeFrom="column">
+                  <wp:posOffset>4712970</wp:posOffset>
+                </wp:positionH>
+                <wp:positionV relativeFrom="paragraph">
+                  <wp:posOffset>868045</wp:posOffset>
+                </wp:positionV>
+                <wp:extent cx="391795" cy="331470"/>
+                <wp:effectExtent l="0" t="0" r="27305" b="11430"/>
+                <wp:wrapNone/>
+                <wp:docPr id="191529501" name="Text Box 68"/>
+                <wp:cNvGraphicFramePr/>
+                <a:graphic xmlns:a="http://schemas.openxmlformats.org/drawingml/2006/main">
+                  <a:graphicData uri="http://schemas.microsoft.com/office/word/2010/wordprocessingShape">
+                    <wps:wsp>
+                      <wps:cNvSpPr txBox="1"/>
+                      <wps:spPr>
+                        <a:xfrm>
+                          <a:off x="0" y="0"/>
+                          <a:ext cx="391795" cy="331470"/>
+                        </a:xfrm>
+                        <a:prstGeom prst="rect">
+                          <a:avLst/>
+                        </a:prstGeom>
+                        <a:solidFill>
+                          <a:schemeClr val="lt1"/>
+                        </a:solidFill>
+                        <a:ln w="6350">
+                          <a:solidFill>
+                            <a:prstClr val="black"/>
+                          </a:solidFill>
+                        </a:ln>
+                      </wps:spPr>
+                      <wps:txbx>
+                        <w:txbxContent>
+                          <w:p>
+                            <w:pPr>
+                              <w:jc w:val="center"/>
+                              <w:rPr>
+                                <w:b/>
+                                <w:bCs/>
+                                <w:lang w:val="en-US"/>
+                              </w:rPr>
+                            </w:pPr>
+                            <w:r>
+                              <w:rPr>
+                                <w:b/>
+                                <w:bCs/>
+                                <w:lang w:val="en-US"/>
+                              </w:rPr>
+                              <w:t>C</w:t>
+                            </w:r>
+                          </w:p>
+                        </w:txbxContent>
+                      </wps:txbx>
+                      <wps:bodyPr rot="0" spcFirstLastPara="0" vertOverflow="overflow" horzOverflow="overflow" vert="horz" wrap="square" lIns="91440" tIns="45720" rIns="91440" bIns="45720" numCol="1" spcCol="0" rtlCol="0" fromWordArt="0" anchor="t" anchorCtr="0" forceAA="0" compatLnSpc="1">
+                        <a:prstTxWarp prst="textNoShape">
+                          <a:avLst/>
+                        </a:prstTxWarp>
+                        <a:noAutofit/>
+                      </wps:bodyPr>
+                    </wps:wsp>
+                  </a:graphicData>
+                </a:graphic>
+              </wp:anchor>
+            </w:drawing>
+          </mc:Choice>
+          <mc:Fallback>
+            <w:pict>
+              <v:shape w14:anchorId="0E2AE9F3" id="_x0000_s1093" type="#_x0000_t202" style="position:absolute;margin-left:371.1pt;margin-top:68.35pt;width:30.85pt;height:26.1pt;z-index:251932672;visibility:visible;mso-wrap-style:square;mso-wrap-distance-left:9pt;mso-wrap-distance-top:0;mso-wrap-distance-right:9pt;mso-wrap-distance-bottom:0;mso-position-horizontal:absolute;mso-position-horizontal-relative:text;mso-position-vertical:absolute;mso-position-vertical-relative:text;v-text-anchor:top" o:gfxdata="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" fillcolor="white [3201]" strokeweight=".5pt">
+                <v:textbox>
+                  <w:txbxContent>
+                    <w:p>
+                      <w:pPr>
+                        <w:jc w:val="center"/>
+                        <w:rPr>
+                          <w:b/>
+                          <w:bCs/>
+                          <w:lang w:val="en-US"/>
+                        </w:rPr>
+                      </w:pPr>
+                      <w:r>
+                        <w:rPr>
+                          <w:b/>
+                          <w:bCs/>
+                          <w:lang w:val="en-US"/>
+                        </w:rPr>
+                        <w:t>C</w:t>
+                      </w:r>
+                    </w:p>
+                  </w:txbxContent>
+                </v:textbox>
+              </v:shape>
+            </w:pict>
+          </mc:Fallback>
+        </mc:AlternateContent>
+      </w:r>
+      <w:r>
+        <w:rPr>
+          <w:rFonts w:ascii="Bookman Old Style" w:hAnsi="Bookman Old Style"/>
+          <w:b/>
+          <w:bCs/>
+          <w:noProof/>
+          <w:color w:val="000000" w:themeColor="text1"/>
+          <w:lang w:val="en-US"/>
+        </w:rPr>
+        <mc:AlternateContent>
+          <mc:Choice Requires="wps">
+            <w:drawing>
+              <wp:anchor distT="0" distB="0" distL="114300" distR="114300" simplePos="0" relativeHeight="251931648" behindDoc="0" locked="0" layoutInCell="1" allowOverlap="1" wp14:anchorId="7CF29430" wp14:editId="7D0F8E17">
+                <wp:simplePos x="0" y="0"/>
+                <wp:positionH relativeFrom="column">
+                  <wp:posOffset>4134897</wp:posOffset>
+                </wp:positionH>
+                <wp:positionV relativeFrom="paragraph">
+                  <wp:posOffset>879343</wp:posOffset>
+                </wp:positionV>
+                <wp:extent cx="391886" cy="331596"/>
+                <wp:effectExtent l="0" t="0" r="27305" b="11430"/>
+                <wp:wrapNone/>
+                <wp:docPr id="118353809" name="Text Box 68"/>
+                <wp:cNvGraphicFramePr/>
+                <a:graphic xmlns:a="http://schemas.openxmlformats.org/drawingml/2006/main">
+                  <a:graphicData uri="http://schemas.microsoft.com/office/word/2010/wordprocessingShape">
+                    <wps:wsp>
+                      <wps:cNvSpPr txBox="1"/>
+                      <wps:spPr>
+                        <a:xfrm>
+                          <a:off x="0" y="0"/>
+                          <a:ext cx="391886" cy="331596"/>
+                        </a:xfrm>
+                        <a:prstGeom prst="rect">
+                          <a:avLst/>
+                        </a:prstGeom>
+                        <a:solidFill>
+                          <a:schemeClr val="lt1"/>
+                        </a:solidFill>
+                        <a:ln w="6350">
+                          <a:solidFill>
+                            <a:prstClr val="black"/>
+                          </a:solidFill>
+                        </a:ln>
+                      </wps:spPr>
+                      <wps:txbx>
+                        <w:txbxContent>
+                          <w:p>
+                            <w:pPr>
+                              <w:jc w:val="center"/>
+                              <w:rPr>
+                                <w:b/>
+                                <w:bCs/>
+                                <w:lang w:val="en-US"/>
+                              </w:rPr>
+                            </w:pPr>
+                            <w:r>
+                              <w:rPr>
+                                <w:b/>
+                                <w:bCs/>
+                                <w:lang w:val="en-US"/>
+                              </w:rPr>
+                              <w:t>B</w:t>
+                            </w:r>
+                          </w:p>
+                        </w:txbxContent>
+                      </wps:txbx>
+                      <wps:bodyPr rot="0" spcFirstLastPara="0" vertOverflow="overflow" horzOverflow="overflow" vert="horz" wrap="square" lIns="91440" tIns="45720" rIns="91440" bIns="45720" numCol="1" spcCol="0" rtlCol="0" fromWordArt="0" anchor="t" anchorCtr="0" forceAA="0" compatLnSpc="1">
+                        <a:prstTxWarp prst="textNoShape">
+                          <a:avLst/>
+                        </a:prstTxWarp>
+                        <a:noAutofit/>
+                      </wps:bodyPr>
+                    </wps:wsp>
+                  </a:graphicData>
+                </a:graphic>
+              </wp:anchor>
+            </w:drawing>
+          </mc:Choice>
+          <mc:Fallback>
+            <w:pict>
+              <v:shape w14:anchorId="7CF29430" id="_x0000_s1094" type="#_x0000_t202" style="position:absolute;margin-left:325.6pt;margin-top:69.25pt;width:30.85pt;height:26.1pt;z-index:251931648;visibility:visible;mso-wrap-style:square;mso-wrap-distance-left:9pt;mso-wrap-distance-top:0;mso-wrap-distance-right:9pt;mso-wrap-distance-bottom:0;mso-position-horizontal:absolute;mso-position-horizontal-relative:text;mso-position-vertical:absolute;mso-position-vertical-relative:text;v-text-anchor:top" o:gfxdata="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" fillcolor="white [3201]" strokeweight=".5pt">
+                <v:textbox>
+                  <w:txbxContent>
+                    <w:p>
+                      <w:pPr>
+                        <w:jc w:val="center"/>
+                        <w:rPr>
+                          <w:b/>
+                          <w:bCs/>
+                          <w:lang w:val="en-US"/>
+                        </w:rPr>
+                      </w:pPr>
+                      <w:r>
+                        <w:rPr>
+                          <w:b/>
+                          <w:bCs/>
+                          <w:lang w:val="en-US"/>
+                        </w:rPr>
+                        <w:t>B</w:t>
+                      </w:r>
+                    </w:p>
+                  </w:txbxContent>
+                </v:textbox>
+              </v:shape>
+            </w:pict>
+          </mc:Fallback>
+        </mc:AlternateContent>
+      </w:r>
+      <w:r>
+        <w:rPr>
+          <w:rFonts w:ascii="Bookman Old Style" w:hAnsi="Bookman Old Style"/>
+          <w:b/>
+          <w:bCs/>
+          <w:noProof/>
+          <w:color w:val="000000" w:themeColor="text1"/>
+          <w:lang w:val="en-US"/>
+        </w:rPr>
+        <mc:AlternateContent>
+          <mc:Choice Requires="wps">
+            <w:drawing>
+              <wp:anchor distT="0" distB="0" distL="114300" distR="114300" simplePos="0" relativeHeight="251927552" behindDoc="0" locked="0" layoutInCell="1" allowOverlap="1" wp14:anchorId="7C62E515" wp14:editId="7A1ECA1E">
+                <wp:simplePos x="0" y="0"/>
+                <wp:positionH relativeFrom="column">
+                  <wp:posOffset>2876759</wp:posOffset>
+                </wp:positionH>
+                <wp:positionV relativeFrom="paragraph">
+                  <wp:posOffset>668774</wp:posOffset>
+                </wp:positionV>
+                <wp:extent cx="383931" cy="246038"/>
+                <wp:effectExtent l="38100" t="0" r="16510" b="59055"/>
+                <wp:wrapNone/>
+                <wp:docPr id="1982800438" name="Straight Arrow Connector 77"/>
+                <wp:cNvGraphicFramePr/>
+                <a:graphic xmlns:a="http://schemas.openxmlformats.org/drawingml/2006/main">
+                  <a:graphicData uri="http://schemas.microsoft.com/office/word/2010/wordprocessingShape">
+                    <wps:wsp>
+                      <wps:cNvCnPr/>
+                      <wps:spPr>
+                        <a:xfrm flipH="1">
+                          <a:off x="0" y="0"/>
+                          <a:ext cx="383931" cy="246038"/>
+                        </a:xfrm>
+                        <a:prstGeom prst="straightConnector1">
+                          <a:avLst/>
+                        </a:prstGeom>
+                        <a:ln>
+                          <a:tailEnd type="triangle"/>
+                        </a:ln>
+                      </wps:spPr>
+                      <wps:style>
+                        <a:lnRef idx="1">
+                          <a:schemeClr val="accent1"/>
+                        </a:lnRef>
+                        <a:fillRef idx="0">
+                          <a:schemeClr val="accent1"/>
+                        </a:fillRef>
+                        <a:effectRef idx="0">
+                          <a:schemeClr val="accent1"/>
+                        </a:effectRef>
+                        <a:fontRef idx="minor">
+                          <a:schemeClr val="tx1"/>
+                        </a:fontRef>
+                      </wps:style>
+                      <wps:bodyPr/>
+                    </wps:wsp>
+                  </a:graphicData>
+                </a:graphic>
+                <wp14:sizeRelH relativeFrom="margin">
+                  <wp14:pctWidth>0</wp14:pctWidth>
+                </wp14:sizeRelH>
+                <wp14:sizeRelV relativeFrom="margin">
+                  <wp14:pctHeight>0</wp14:pctHeight>
+                </wp14:sizeRelV>
+              </wp:anchor>
+            </w:drawing>
+          </mc:Choice>
+          <mc:Fallback>
+            <w:pict>
+              <v:shape w14:anchorId="7317AB00" id="Straight Arrow Connector 77" o:spid="_x0000_s1026" type="#_x0000_t32" style="position:absolute;margin-left:226.5pt;margin-top:52.65pt;width:30.25pt;height:19.35pt;flip:x;z-index:251927552;visibility:visible;mso-wrap-style:square;mso-width-percent:0;mso-height-percent:0;mso-wrap-distance-left:9pt;mso-wrap-distance-top:0;mso-wrap-distance-right:9pt;mso-wrap-distance-bottom:0;mso-position-horizontal:absolute;mso-position-horizontal-relative:text;mso-position-vertical:absolute;mso-position-vertical-relative:text;mso-width-percent:0;mso-height-percent:0;mso-width-relative:margin;mso-height-relative:margin" o:gfxdata="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" strokecolor="#4472c4 [3204]" strokeweight=".5pt">
+                <v:stroke endarrow="block" joinstyle="miter"/>
+              </v:shape>
+            </w:pict>
+          </mc:Fallback>
+        </mc:AlternateContent>
+      </w:r>
+      <w:r>
+        <w:rPr>
+          <w:rFonts w:ascii="Bookman Old Style" w:hAnsi="Bookman Old Style"/>
+          <w:b/>
+          <w:bCs/>
+          <w:noProof/>
+          <w:color w:val="000000" w:themeColor="text1"/>
+          <w:lang w:val="en-US"/>
+        </w:rPr>
+        <mc:AlternateContent>
+          <mc:Choice Requires="wps">
+            <w:drawing>
+              <wp:anchor distT="0" distB="0" distL="114300" distR="114300" simplePos="0" relativeHeight="251926528" behindDoc="0" locked="0" layoutInCell="1" allowOverlap="1" wp14:anchorId="7FEB41AE" wp14:editId="0A3CE706">
+                <wp:simplePos x="0" y="0"/>
+                <wp:positionH relativeFrom="column">
+                  <wp:posOffset>2672862</wp:posOffset>
+                </wp:positionH>
+                <wp:positionV relativeFrom="paragraph">
+                  <wp:posOffset>658851</wp:posOffset>
+                </wp:positionV>
+                <wp:extent cx="0" cy="271305"/>
+                <wp:effectExtent l="76200" t="0" r="57150" b="52705"/>
+                <wp:wrapNone/>
+                <wp:docPr id="252160587" name="Straight Arrow Connector 76"/>
+                <wp:cNvGraphicFramePr/>
+                <a:graphic xmlns:a="http://schemas.openxmlformats.org/drawingml/2006/main">
+                  <a:graphicData uri="http://schemas.microsoft.com/office/word/2010/wordprocessingShape">
+                    <wps:wsp>
+                      <wps:cNvCnPr/>
+                      <wps:spPr>
+                        <a:xfrm>
+                          <a:off x="0" y="0"/>
+                          <a:ext cx="0" cy="271305"/>
+                        </a:xfrm>
+                        <a:prstGeom prst="straightConnector1">
+                          <a:avLst/>
+                        </a:prstGeom>
+                        <a:ln>
+                          <a:tailEnd type="triangle"/>
+                        </a:ln>
+                      </wps:spPr>
+                      <wps:style>
+                        <a:lnRef idx="1">
+                          <a:schemeClr val="accent1"/>
+                        </a:lnRef>
+                        <a:fillRef idx="0">
+                          <a:schemeClr val="accent1"/>
+                        </a:fillRef>
+                        <a:effectRef idx="0">
+                          <a:schemeClr val="accent1"/>
+                        </a:effectRef>
+                        <a:fontRef idx="minor">
+                          <a:schemeClr val="tx1"/>
+                        </a:fontRef>
+                      </wps:style>
+                      <wps:bodyPr/>
+                    </wps:wsp>
+                  </a:graphicData>
+                </a:graphic>
+              </wp:anchor>
+            </w:drawing>
+          </mc:Choice>
+          <mc:Fallback>
+            <w:pict>
+              <v:shape w14:anchorId="3EF258AB" id="Straight Arrow Connector 76" o:spid="_x0000_s1026" type="#_x0000_t32" style="position:absolute;margin-left:210.45pt;margin-top:51.9pt;width:0;height:21.35pt;z-index:251926528;visibility:visible;mso-wrap-style:square;mso-wrap-distance-left:9pt;mso-wrap-distance-top:0;mso-wrap-distance-right:9pt;mso-wrap-distance-bottom:0;mso-position-horizontal:absolute;mso-position-horizontal-relative:text;mso-position-vertical:absolute;mso-position-vertical-relative:text" o:gfxdata="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" strokecolor="#4472c4 [3204]" strokeweight=".5pt">
+                <v:stroke endarrow="block" joinstyle="miter"/>
+              </v:shape>
+            </w:pict>
+          </mc:Fallback>
+        </mc:AlternateContent>
+      </w:r>
+      <w:r>
+        <w:rPr>
+          <w:rFonts w:ascii="Bookman Old Style" w:hAnsi="Bookman Old Style"/>
+          <w:b/>
+          <w:bCs/>
+          <w:noProof/>
+          <w:color w:val="000000" w:themeColor="text1"/>
+          <w:lang w:val="en-US"/>
+        </w:rPr>
+        <mc:AlternateContent>
+          <mc:Choice Requires="wps">
+            <w:drawing>
+              <wp:anchor distT="0" distB="0" distL="114300" distR="114300" simplePos="0" relativeHeight="251925504" behindDoc="0" locked="0" layoutInCell="1" allowOverlap="1" wp14:anchorId="761D4922" wp14:editId="5D778A0C">
+                <wp:simplePos x="0" y="0"/>
+                <wp:positionH relativeFrom="column">
+                  <wp:posOffset>2064936</wp:posOffset>
+                </wp:positionH>
+                <wp:positionV relativeFrom="paragraph">
+                  <wp:posOffset>653701</wp:posOffset>
+                </wp:positionV>
+                <wp:extent cx="437104" cy="280963"/>
+                <wp:effectExtent l="0" t="0" r="77470" b="62230"/>
+                <wp:wrapNone/>
+                <wp:docPr id="9295292" name="Straight Arrow Connector 75"/>
+                <wp:cNvGraphicFramePr/>
+                <a:graphic xmlns:a="http://schemas.openxmlformats.org/drawingml/2006/main">
+                  <a:graphicData uri="http://schemas.microsoft.com/office/word/2010/wordprocessingShape">
+                    <wps:wsp>
+                      <wps:cNvCnPr/>
+                      <wps:spPr>
+                        <a:xfrm>
+                          <a:off x="0" y="0"/>
+                          <a:ext cx="437104" cy="280963"/>
+                        </a:xfrm>
+                        <a:prstGeom prst="straightConnector1">
+                          <a:avLst/>
+                        </a:prstGeom>
+                        <a:ln>
+                          <a:tailEnd type="triangle"/>
+                        </a:ln>
+                      </wps:spPr>
+                      <wps:style>
+                        <a:lnRef idx="1">
+                          <a:schemeClr val="accent1"/>
+                        </a:lnRef>
+                        <a:fillRef idx="0">
+                          <a:schemeClr val="accent1"/>
+                        </a:fillRef>
+                        <a:effectRef idx="0">
+                          <a:schemeClr val="accent1"/>
+                        </a:effectRef>
+                        <a:fontRef idx="minor">
+                          <a:schemeClr val="tx1"/>
+                        </a:fontRef>
+                      </wps:style>
+                      <wps:bodyPr/>
+                    </wps:wsp>
+                  </a:graphicData>
+                </a:graphic>
+              </wp:anchor>
+            </w:drawing>
+          </mc:Choice>
+          <mc:Fallback>
+            <w:pict>
+              <v:shape w14:anchorId="78124947" id="Straight Arrow Connector 75" o:spid="_x0000_s1026" type="#_x0000_t32" style="position:absolute;margin-left:162.6pt;margin-top:51.45pt;width:34.4pt;height:22.1pt;z-index:251925504;visibility:visible;mso-wrap-style:square;mso-wrap-distance-left:9pt;mso-wrap-distance-top:0;mso-wrap-distance-right:9pt;mso-wrap-distance-bottom:0;mso-position-horizontal:absolute;mso-position-horizontal-relative:text;mso-position-vertical:absolute;mso-position-vertical-relative:text" o:gfxdata="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" strokecolor="#4472c4 [3204]" strokeweight=".5pt">
+                <v:stroke endarrow="block" joinstyle="miter"/>
+              </v:shape>
+            </w:pict>
+          </mc:Fallback>
+        </mc:AlternateContent>
+      </w:r>
+      <w:r>
+        <w:rPr>
+          <w:rFonts w:ascii="Bookman Old Style" w:hAnsi="Bookman Old Style"/>
+          <w:b/>
+          <w:bCs/>
+          <w:noProof/>
+          <w:color w:val="000000" w:themeColor="text1"/>
+          <w:lang w:val="en-US"/>
+        </w:rPr>
+        <mc:AlternateContent>
+          <mc:Choice Requires="wps">
+            <w:drawing>
+              <wp:anchor distT="0" distB="0" distL="114300" distR="114300" simplePos="0" relativeHeight="251924480" behindDoc="0" locked="0" layoutInCell="1" allowOverlap="1" wp14:anchorId="361AD3AD" wp14:editId="4DF7E964">
+                <wp:simplePos x="0" y="0"/>
+                <wp:positionH relativeFrom="column">
+                  <wp:posOffset>2481943</wp:posOffset>
+                </wp:positionH>
+                <wp:positionV relativeFrom="paragraph">
+                  <wp:posOffset>918789</wp:posOffset>
+                </wp:positionV>
+                <wp:extent cx="391795" cy="331470"/>
+                <wp:effectExtent l="0" t="0" r="27305" b="11430"/>
+                <wp:wrapNone/>
+                <wp:docPr id="925679728" name="Text Box 68"/>
+                <wp:cNvGraphicFramePr/>
+                <a:graphic xmlns:a="http://schemas.openxmlformats.org/drawingml/2006/main">
+                  <a:graphicData uri="http://schemas.microsoft.com/office/word/2010/wordprocessingShape">
+                    <wps:wsp>
+                      <wps:cNvSpPr txBox="1"/>
+                      <wps:spPr>
+                        <a:xfrm>
+                          <a:off x="0" y="0"/>
+                          <a:ext cx="391795" cy="331470"/>
+                        </a:xfrm>
+                        <a:prstGeom prst="rect">
+                          <a:avLst/>
+                        </a:prstGeom>
+                        <a:solidFill>
+                          <a:schemeClr val="lt1"/>
+                        </a:solidFill>
+                        <a:ln w="6350">
+                          <a:solidFill>
+                            <a:prstClr val="black"/>
+                          </a:solidFill>
+                        </a:ln>
+                      </wps:spPr>
+                      <wps:txbx>
+                        <w:txbxContent>
+                          <w:p>
+                            <w:pPr>
+                              <w:jc w:val="center"/>
+                              <w:rPr>
+                                <w:b/>
+                                <w:bCs/>
+                                <w:lang w:val="en-US"/>
+                              </w:rPr>
+                            </w:pPr>
+                            <w:r>
+                              <w:rPr>
+                                <w:b/>
+                                <w:bCs/>
+                                <w:lang w:val="en-US"/>
+                              </w:rPr>
+                              <w:t>D</w:t>
+                            </w:r>
+                          </w:p>
+                        </w:txbxContent>
+                      </wps:txbx>
+                      <wps:bodyPr rot="0" spcFirstLastPara="0" vertOverflow="overflow" horzOverflow="overflow" vert="horz" wrap="square" lIns="91440" tIns="45720" rIns="91440" bIns="45720" numCol="1" spcCol="0" rtlCol="0" fromWordArt="0" anchor="t" anchorCtr="0" forceAA="0" compatLnSpc="1">
+                        <a:prstTxWarp prst="textNoShape">
+                          <a:avLst/>
+                        </a:prstTxWarp>
+                        <a:noAutofit/>
+                      </wps:bodyPr>
+                    </wps:wsp>
+                  </a:graphicData>
+                </a:graphic>
+              </wp:anchor>
+            </w:drawing>
+          </mc:Choice>
+          <mc:Fallback>
+            <w:pict>
+              <v:shape w14:anchorId="361AD3AD" id="_x0000_s1095" type="#_x0000_t202" style="position:absolute;margin-left:195.45pt;margin-top:72.35pt;width:30.85pt;height:26.1pt;z-index:251924480;visibility:visible;mso-wrap-style:square;mso-wrap-distance-left:9pt;mso-wrap-distance-top:0;mso-wrap-distance-right:9pt;mso-wrap-distance-bottom:0;mso-position-horizontal:absolute;mso-position-horizontal-relative:text;mso-position-vertical:absolute;mso-position-vertical-relative:text;v-text-anchor:top" o:gfxdata="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" fillcolor="white [3201]" strokeweight=".5pt">
+                <v:textbox>
+                  <w:txbxContent>
+                    <w:p>
+                      <w:pPr>
+                        <w:jc w:val="center"/>
+                        <w:rPr>
+                          <w:b/>
+                          <w:bCs/>
+                          <w:lang w:val="en-US"/>
+                        </w:rPr>
+                      </w:pPr>
+                      <w:r>
+                        <w:rPr>
+                          <w:b/>
+                          <w:bCs/>
+                          <w:lang w:val="en-US"/>
+                        </w:rPr>
+                        <w:t>D</w:t>
+                      </w:r>
+                    </w:p>
+                  </w:txbxContent>
+                </v:textbox>
+              </v:shape>
+            </w:pict>
+          </mc:Fallback>
+        </mc:AlternateContent>
+      </w:r>
+      <w:r>
+        <w:rPr>
+          <w:rFonts w:ascii="Bookman Old Style" w:hAnsi="Bookman Old Style"/>
+          <w:b/>
+          <w:bCs/>
+          <w:noProof/>
+          <w:color w:val="000000" w:themeColor="text1"/>
+          <w:lang w:val="en-US"/>
+        </w:rPr>
+        <mc:AlternateContent>
+          <mc:Choice Requires="wps">
+            <w:drawing>
+              <wp:anchor distT="0" distB="0" distL="114300" distR="114300" simplePos="0" relativeHeight="251922432" behindDoc="0" locked="0" layoutInCell="1" allowOverlap="1" wp14:anchorId="6CF9858D" wp14:editId="3AC184E9">
+                <wp:simplePos x="0" y="0"/>
+                <wp:positionH relativeFrom="column">
+                  <wp:posOffset>3054322</wp:posOffset>
+                </wp:positionH>
+                <wp:positionV relativeFrom="paragraph">
+                  <wp:posOffset>335748</wp:posOffset>
+                </wp:positionV>
+                <wp:extent cx="391886" cy="331596"/>
+                <wp:effectExtent l="0" t="0" r="27305" b="11430"/>
+                <wp:wrapNone/>
+                <wp:docPr id="393941918" name="Text Box 68"/>
+                <wp:cNvGraphicFramePr/>
+                <a:graphic xmlns:a="http://schemas.openxmlformats.org/drawingml/2006/main">
+                  <a:graphicData uri="http://schemas.microsoft.com/office/word/2010/wordprocessingShape">
+                    <wps:wsp>
+                      <wps:cNvSpPr txBox="1"/>
+                      <wps:spPr>
+                        <a:xfrm>
+                          <a:off x="0" y="0"/>
+                          <a:ext cx="391886" cy="331596"/>
+                        </a:xfrm>
+                        <a:prstGeom prst="rect">
+                          <a:avLst/>
+                        </a:prstGeom>
+                        <a:solidFill>
+                          <a:schemeClr val="lt1"/>
+                        </a:solidFill>
+                        <a:ln w="6350">
+                          <a:solidFill>
+                            <a:prstClr val="black"/>
+                          </a:solidFill>
+                        </a:ln>
+                      </wps:spPr>
+                      <wps:txbx>
+                        <w:txbxContent>
+                          <w:p>
+                            <w:pPr>
+                              <w:jc w:val="center"/>
+                              <w:rPr>
+                                <w:b/>
+                                <w:bCs/>
+                                <w:lang w:val="en-US"/>
+                              </w:rPr>
+                            </w:pPr>
+                            <w:r>
+                              <w:rPr>
+                                <w:b/>
+                                <w:bCs/>
+                                <w:lang w:val="en-US"/>
+                              </w:rPr>
+                              <w:t>C</w:t>
+                            </w:r>
+                          </w:p>
+                        </w:txbxContent>
+                      </wps:txbx>
+                      <wps:bodyPr rot="0" spcFirstLastPara="0" vertOverflow="overflow" horzOverflow="overflow" vert="horz" wrap="square" lIns="91440" tIns="45720" rIns="91440" bIns="45720" numCol="1" spcCol="0" rtlCol="0" fromWordArt="0" anchor="t" anchorCtr="0" forceAA="0" compatLnSpc="1">
+                        <a:prstTxWarp prst="textNoShape">
+                          <a:avLst/>
+                        </a:prstTxWarp>
+                        <a:noAutofit/>
+                      </wps:bodyPr>
+                    </wps:wsp>
+                  </a:graphicData>
+                </a:graphic>
+              </wp:anchor>
+            </w:drawing>
+          </mc:Choice>
+          <mc:Fallback>
+            <w:pict>
+              <v:shape w14:anchorId="6CF9858D" id="_x0000_s1096" type="#_x0000_t202" style="position:absolute;margin-left:240.5pt;margin-top:26.45pt;width:30.85pt;height:26.1pt;z-index:251922432;visibility:visible;mso-wrap-style:square;mso-wrap-distance-left:9pt;mso-wrap-distance-top:0;mso-wrap-distance-right:9pt;mso-wrap-distance-bottom:0;mso-position-horizontal:absolute;mso-position-horizontal-relative:text;mso-position-vertical:absolute;mso-position-vertical-relative:text;v-text-anchor:top" o:gfxdata="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" fillcolor="white [3201]" strokeweight=".5pt">
+                <v:textbox>
+                  <w:txbxContent>
+                    <w:p>
+                      <w:pPr>
+                        <w:jc w:val="center"/>
+                        <w:rPr>
+                          <w:b/>
+                          <w:bCs/>
+                          <w:lang w:val="en-US"/>
+                        </w:rPr>
+                      </w:pPr>
+                      <w:r>
+                        <w:rPr>
+                          <w:b/>
+                          <w:bCs/>
+                          <w:lang w:val="en-US"/>
+                        </w:rPr>
+                        <w:t>C</w:t>
+                      </w:r>
+                    </w:p>
+                  </w:txbxContent>
+                </v:textbox>
+              </v:shape>
+            </w:pict>
+          </mc:Fallback>
+        </mc:AlternateContent>
+      </w:r>
+      <w:r>
+        <w:rPr>
+          <w:rFonts w:ascii="Bookman Old Style" w:hAnsi="Bookman Old Style"/>
+          <w:b/>
+          <w:bCs/>
+          <w:noProof/>
+          <w:color w:val="000000" w:themeColor="text1"/>
+          <w:lang w:val="en-US"/>
+        </w:rPr>
+        <mc:AlternateContent>
+          <mc:Choice Requires="wps">
+            <w:drawing>
+              <wp:anchor distT="0" distB="0" distL="114300" distR="114300" simplePos="0" relativeHeight="251920384" behindDoc="0" locked="0" layoutInCell="1" allowOverlap="1" wp14:anchorId="1F716773" wp14:editId="2D14A17B">
+                <wp:simplePos x="0" y="0"/>
+                <wp:positionH relativeFrom="column">
+                  <wp:posOffset>2460639</wp:posOffset>
+                </wp:positionH>
+                <wp:positionV relativeFrom="paragraph">
+                  <wp:posOffset>321945</wp:posOffset>
+                </wp:positionV>
+                <wp:extent cx="391886" cy="331596"/>
+                <wp:effectExtent l="0" t="0" r="27305" b="11430"/>
+                <wp:wrapNone/>
+                <wp:docPr id="1504327926" name="Text Box 68"/>
+                <wp:cNvGraphicFramePr/>
+                <a:graphic xmlns:a="http://schemas.openxmlformats.org/drawingml/2006/main">
+                  <a:graphicData uri="http://schemas.microsoft.com/office/word/2010/wordprocessingShape">
+                    <wps:wsp>
+                      <wps:cNvSpPr txBox="1"/>
+                      <wps:spPr>
+                        <a:xfrm>
+                          <a:off x="0" y="0"/>
+                          <a:ext cx="391886" cy="331596"/>
+                        </a:xfrm>
+                        <a:prstGeom prst="rect">
+                          <a:avLst/>
+                        </a:prstGeom>
+                        <a:solidFill>
+                          <a:schemeClr val="lt1"/>
+                        </a:solidFill>
+                        <a:ln w="6350">
+                          <a:solidFill>
+                            <a:prstClr val="black"/>
+                          </a:solidFill>
+                        </a:ln>
+                      </wps:spPr>
+                      <wps:txbx>
+                        <w:txbxContent>
+                          <w:p>
+                            <w:pPr>
+                              <w:jc w:val="center"/>
+                              <w:rPr>
+                                <w:b/>
+                                <w:bCs/>
+                                <w:lang w:val="en-US"/>
+                              </w:rPr>
+                            </w:pPr>
+                            <w:r>
+                              <w:rPr>
+                                <w:b/>
+                                <w:bCs/>
+                                <w:lang w:val="en-US"/>
+                              </w:rPr>
+                              <w:t>B</w:t>
+                            </w:r>
+                          </w:p>
+                        </w:txbxContent>
+                      </wps:txbx>
+                      <wps:bodyPr rot="0" spcFirstLastPara="0" vertOverflow="overflow" horzOverflow="overflow" vert="horz" wrap="square" lIns="91440" tIns="45720" rIns="91440" bIns="45720" numCol="1" spcCol="0" rtlCol="0" fromWordArt="0" anchor="t" anchorCtr="0" forceAA="0" compatLnSpc="1">
+                        <a:prstTxWarp prst="textNoShape">
+                          <a:avLst/>
+                        </a:prstTxWarp>
+                        <a:noAutofit/>
+                      </wps:bodyPr>
+                    </wps:wsp>
+                  </a:graphicData>
+                </a:graphic>
+              </wp:anchor>
+            </w:drawing>
+          </mc:Choice>
+          <mc:Fallback>
+            <w:pict>
+              <v:shape w14:anchorId="1F716773" id="_x0000_s1097" type="#_x0000_t202" style="position:absolute;margin-left:193.75pt;margin-top:25.35pt;width:30.85pt;height:26.1pt;z-index:251920384;visibility:visible;mso-wrap-style:square;mso-wrap-distance-left:9pt;mso-wrap-distance-top:0;mso-wrap-distance-right:9pt;mso-wrap-distance-bottom:0;mso-position-horizontal:absolute;mso-position-horizontal-relative:text;mso-position-vertical:absolute;mso-position-vertical-relative:text;v-text-anchor:top" o:gfxdata="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" fillcolor="white [3201]" strokeweight=".5pt">
+                <v:textbox>
+                  <w:txbxContent>
+                    <w:p>
+                      <w:pPr>
+                        <w:jc w:val="center"/>
+                        <w:rPr>
+                          <w:b/>
+                          <w:bCs/>
+                          <w:lang w:val="en-US"/>
+                        </w:rPr>
+                      </w:pPr>
+                      <w:r>
+                        <w:rPr>
+                          <w:b/>
+                          <w:bCs/>
+                          <w:lang w:val="en-US"/>
+                        </w:rPr>
+                        <w:t>B</w:t>
+                      </w:r>
+                    </w:p>
+                  </w:txbxContent>
+                </v:textbox>
+              </v:shape>
+            </w:pict>
+          </mc:Fallback>
+        </mc:AlternateContent>
+      </w:r>
+      <w:r>
+        <w:rPr>
+          <w:rFonts w:ascii="Bookman Old Style" w:hAnsi="Bookman Old Style"/>
+          <w:b/>
+          <w:bCs/>
+          <w:noProof/>
+          <w:color w:val="000000" w:themeColor="text1"/>
+          <w:lang w:val="en-US"/>
+        </w:rPr>
+        <mc:AlternateContent>
+          <mc:Choice Requires="wps">
+            <w:drawing>
+              <wp:anchor distT="0" distB="0" distL="114300" distR="114300" simplePos="0" relativeHeight="251919360" behindDoc="0" locked="0" layoutInCell="1" allowOverlap="1" wp14:anchorId="7E59343F" wp14:editId="0B83C66D">
+                <wp:simplePos x="0" y="0"/>
+                <wp:positionH relativeFrom="column">
+                  <wp:posOffset>1853565</wp:posOffset>
+                </wp:positionH>
+                <wp:positionV relativeFrom="paragraph">
+                  <wp:posOffset>320675</wp:posOffset>
+                </wp:positionV>
+                <wp:extent cx="391795" cy="331470"/>
+                <wp:effectExtent l="0" t="0" r="27305" b="11430"/>
+                <wp:wrapNone/>
+                <wp:docPr id="1251709199" name="Text Box 68"/>
+                <wp:cNvGraphicFramePr/>
+                <a:graphic xmlns:a="http://schemas.openxmlformats.org/drawingml/2006/main">
+                  <a:graphicData uri="http://schemas.microsoft.com/office/word/2010/wordprocessingShape">
+                    <wps:wsp>
+                      <wps:cNvSpPr txBox="1"/>
+                      <wps:spPr>
+                        <a:xfrm>
+                          <a:off x="0" y="0"/>
+                          <a:ext cx="391795" cy="331470"/>
+                        </a:xfrm>
+                        <a:prstGeom prst="rect">
+                          <a:avLst/>
+                        </a:prstGeom>
+                        <a:solidFill>
+                          <a:schemeClr val="lt1"/>
+                        </a:solidFill>
+                        <a:ln w="6350">
+                          <a:solidFill>
+                            <a:prstClr val="black"/>
+                          </a:solidFill>
+                        </a:ln>
+                      </wps:spPr>
+                      <wps:txbx>
+                        <w:txbxContent>
+                          <w:p>
+                            <w:pPr>
+                              <w:jc w:val="center"/>
+                              <w:rPr>
+                                <w:b/>
+                                <w:bCs/>
+                                <w:lang w:val="en-US"/>
+                              </w:rPr>
+                            </w:pPr>
+                            <w:r>
+                              <w:rPr>
+                                <w:b/>
+                                <w:bCs/>
+                                <w:lang w:val="en-US"/>
+                              </w:rPr>
+                              <w:t>A</w:t>
+                            </w:r>
+                          </w:p>
+                        </w:txbxContent>
+                      </wps:txbx>
+                      <wps:bodyPr rot="0" spcFirstLastPara="0" vertOverflow="overflow" horzOverflow="overflow" vert="horz" wrap="square" lIns="91440" tIns="45720" rIns="91440" bIns="45720" numCol="1" spcCol="0" rtlCol="0" fromWordArt="0" anchor="t" anchorCtr="0" forceAA="0" compatLnSpc="1">
+                        <a:prstTxWarp prst="textNoShape">
+                          <a:avLst/>
+                        </a:prstTxWarp>
+                        <a:noAutofit/>
+                      </wps:bodyPr>
+                    </wps:wsp>
+                  </a:graphicData>
+                </a:graphic>
+              </wp:anchor>
+            </w:drawing>
+          </mc:Choice>
+          <mc:Fallback>
+            <w:pict>
+              <v:shape w14:anchorId="7E59343F" id="_x0000_s1098" type="#_x0000_t202" style="position:absolute;margin-left:145.95pt;margin-top:25.25pt;width:30.85pt;height:26.1pt;z-index:251919360;visibility:visible;mso-wrap-style:square;mso-wrap-distance-left:9pt;mso-wrap-distance-top:0;mso-wrap-distance-right:9pt;mso-wrap-distance-bottom:0;mso-position-horizontal:absolute;mso-position-horizontal-relative:text;mso-position-vertical:absolute;mso-position-vertical-relative:text;v-text-anchor:top" o:gfxdata="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" fillcolor="white [3201]" strokeweight=".5pt">
+                <v:textbox>
+                  <w:txbxContent>
+                    <w:p>
+                      <w:pPr>
+                        <w:jc w:val="center"/>
+                        <w:rPr>
+                          <w:b/>
+                          <w:bCs/>
+                          <w:lang w:val="en-US"/>
+                        </w:rPr>
+                      </w:pPr>
+                      <w:r>
+                        <w:rPr>
+                          <w:b/>
+                          <w:bCs/>
+                          <w:lang w:val="en-US"/>
+                        </w:rPr>
+                        <w:t>A</w:t>
+                      </w:r>
+                    </w:p>
+                  </w:txbxContent>
+                </v:textbox>
+              </v:shape>
+            </w:pict>
+          </mc:Fallback>
+        </mc:AlternateContent>
+      </w:r>
+      <w:r>
+        <w:rPr>
+          <w:rFonts w:ascii="Bookman Old Style" w:hAnsi="Bookman Old Style"/>
+          <w:b/>
+          <w:bCs/>
+          <w:noProof/>
+          <w:color w:val="000000" w:themeColor="text1"/>
+          <w:lang w:val="en-US"/>
+        </w:rPr>
+        <mc:AlternateContent>
+          <mc:Choice Requires="wps">
+            <w:drawing>
+              <wp:anchor distT="0" distB="0" distL="114300" distR="114300" simplePos="0" relativeHeight="251917312" behindDoc="0" locked="0" layoutInCell="1" allowOverlap="1" wp14:anchorId="671DE0AA" wp14:editId="595FF5CC">
+                <wp:simplePos x="0" y="0"/>
+                <wp:positionH relativeFrom="column">
+                  <wp:posOffset>489732</wp:posOffset>
+                </wp:positionH>
+                <wp:positionV relativeFrom="paragraph">
+                  <wp:posOffset>638754</wp:posOffset>
+                </wp:positionV>
+                <wp:extent cx="510079" cy="296427"/>
+                <wp:effectExtent l="0" t="0" r="80645" b="66040"/>
+                <wp:wrapNone/>
+                <wp:docPr id="853566632" name="Straight Arrow Connector 74"/>
+                <wp:cNvGraphicFramePr/>
+                <a:graphic xmlns:a="http://schemas.openxmlformats.org/drawingml/2006/main">
+                  <a:graphicData uri="http://schemas.microsoft.com/office/word/2010/wordprocessingShape">
+                    <wps:wsp>
+                      <wps:cNvCnPr/>
+                      <wps:spPr>
+                        <a:xfrm>
+                          <a:off x="0" y="0"/>
+                          <a:ext cx="510079" cy="296427"/>
+                        </a:xfrm>
+                        <a:prstGeom prst="straightConnector1">
+                          <a:avLst/>
+                        </a:prstGeom>
+                        <a:ln>
+                          <a:tailEnd type="triangle"/>
+                        </a:ln>
+                      </wps:spPr>
+                      <wps:style>
+                        <a:lnRef idx="1">
+                          <a:schemeClr val="accent1"/>
+                        </a:lnRef>
+                        <a:fillRef idx="0">
+                          <a:schemeClr val="accent1"/>
+                        </a:fillRef>
+                        <a:effectRef idx="0">
+                          <a:schemeClr val="accent1"/>
+                        </a:effectRef>
+                        <a:fontRef idx="minor">
+                          <a:schemeClr val="tx1"/>
+                        </a:fontRef>
+                      </wps:style>
+                      <wps:bodyPr/>
+                    </wps:wsp>
+                  </a:graphicData>
+                </a:graphic>
+              </wp:anchor>
+            </w:drawing>
+          </mc:Choice>
+          <mc:Fallback>
+            <w:pict>
+              <v:shape w14:anchorId="0EF51722" id="Straight Arrow Connector 74" o:spid="_x0000_s1026" type="#_x0000_t32" style="position:absolute;margin-left:38.55pt;margin-top:50.3pt;width:40.15pt;height:23.35pt;z-index:251917312;visibility:visible;mso-wrap-style:square;mso-wrap-distance-left:9pt;mso-wrap-distance-top:0;mso-wrap-distance-right:9pt;mso-wrap-distance-bottom:0;mso-position-horizontal:absolute;mso-position-horizontal-relative:text;mso-position-vertical:absolute;mso-position-vertical-relative:text" o:gfxdata="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" strokecolor="#4472c4 [3204]" strokeweight=".5pt">
+                <v:stroke endarrow="block" joinstyle="miter"/>
+              </v:shape>
+            </w:pict>
+          </mc:Fallback>
+        </mc:AlternateContent>
+      </w:r>
+      <w:r>
+        <w:rPr>
+          <w:rFonts w:ascii="Bookman Old Style" w:hAnsi="Bookman Old Style"/>
+          <w:b/>
+          <w:bCs/>
+          <w:noProof/>
+          <w:color w:val="000000" w:themeColor="text1"/>
+          <w:lang w:val="en-US"/>
+        </w:rPr>
+        <mc:AlternateContent>
+          <mc:Choice Requires="wps">
+            <w:drawing>
+              <wp:anchor distT="0" distB="0" distL="114300" distR="114300" simplePos="0" relativeHeight="251916288" behindDoc="0" locked="0" layoutInCell="1" allowOverlap="1" wp14:anchorId="22F61F86" wp14:editId="516587C6">
+                <wp:simplePos x="0" y="0"/>
+                <wp:positionH relativeFrom="column">
+                  <wp:posOffset>-30145</wp:posOffset>
+                </wp:positionH>
+                <wp:positionV relativeFrom="paragraph">
+                  <wp:posOffset>623682</wp:posOffset>
+                </wp:positionV>
+                <wp:extent cx="522514" cy="321547"/>
+                <wp:effectExtent l="38100" t="0" r="30480" b="59690"/>
+                <wp:wrapNone/>
+                <wp:docPr id="1557904766" name="Straight Arrow Connector 73"/>
+                <wp:cNvGraphicFramePr/>
+                <a:graphic xmlns:a="http://schemas.openxmlformats.org/drawingml/2006/main">
+                  <a:graphicData uri="http://schemas.microsoft.com/office/word/2010/wordprocessingShape">
+                    <wps:wsp>
+                      <wps:cNvCnPr/>
+                      <wps:spPr>
+                        <a:xfrm flipH="1">
+                          <a:off x="0" y="0"/>
+                          <a:ext cx="522514" cy="321547"/>
+                        </a:xfrm>
+                        <a:prstGeom prst="straightConnector1">
+                          <a:avLst/>
+                        </a:prstGeom>
+                        <a:ln>
+                          <a:tailEnd type="triangle"/>
+                        </a:ln>
+                      </wps:spPr>
+                      <wps:style>
+                        <a:lnRef idx="1">
+                          <a:schemeClr val="accent1"/>
+                        </a:lnRef>
+                        <a:fillRef idx="0">
+                          <a:schemeClr val="accent1"/>
+                        </a:fillRef>
+                        <a:effectRef idx="0">
+                          <a:schemeClr val="accent1"/>
+                        </a:effectRef>
+                        <a:fontRef idx="minor">
+                          <a:schemeClr val="tx1"/>
+                        </a:fontRef>
+                      </wps:style>
+                      <wps:bodyPr/>
+                    </wps:wsp>
+                  </a:graphicData>
+                </a:graphic>
+              </wp:anchor>
+            </w:drawing>
+          </mc:Choice>
+          <mc:Fallback>
+            <w:pict>
+              <v:shape w14:anchorId="78A393E6" id="Straight Arrow Connector 73" o:spid="_x0000_s1026" type="#_x0000_t32" style="position:absolute;margin-left:-2.35pt;margin-top:49.1pt;width:41.15pt;height:25.3pt;flip:x;z-index:251916288;visibility:visible;mso-wrap-style:square;mso-wrap-distance-left:9pt;mso-wrap-distance-top:0;mso-wrap-distance-right:9pt;mso-wrap-distance-bottom:0;mso-position-horizontal:absolute;mso-position-horizontal-relative:text;mso-position-vertical:absolute;mso-position-vertical-relative:text" o:gfxdata="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" strokecolor="#4472c4 [3204]" strokeweight=".5pt">
+                <v:stroke endarrow="block" joinstyle="miter"/>
+              </v:shape>
+            </w:pict>
+          </mc:Fallback>
+        </mc:AlternateContent>
+      </w:r>
+      <w:r>
+        <w:rPr>
+          <w:rFonts w:ascii="Bookman Old Style" w:hAnsi="Bookman Old Style"/>
+          <w:b/>
+          <w:bCs/>
+          <w:noProof/>
+          <w:color w:val="000000" w:themeColor="text1"/>
+          <w:lang w:val="en-US"/>
+        </w:rPr>
+        <mc:AlternateContent>
+          <mc:Choice Requires="wps">
+            <w:drawing>
+              <wp:anchor distT="0" distB="0" distL="114300" distR="114300" simplePos="0" relativeHeight="251915264" behindDoc="0" locked="0" layoutInCell="1" allowOverlap="1" wp14:anchorId="56D852E6" wp14:editId="3F1689A7">
+                <wp:simplePos x="0" y="0"/>
+                <wp:positionH relativeFrom="column">
+                  <wp:posOffset>497393</wp:posOffset>
+                </wp:positionH>
+                <wp:positionV relativeFrom="paragraph">
+                  <wp:posOffset>623556</wp:posOffset>
+                </wp:positionV>
+                <wp:extent cx="5025" cy="336745"/>
+                <wp:effectExtent l="76200" t="0" r="71755" b="63500"/>
+                <wp:wrapNone/>
+                <wp:docPr id="2106047763" name="Straight Arrow Connector 72"/>
+                <wp:cNvGraphicFramePr/>
+                <a:graphic xmlns:a="http://schemas.openxmlformats.org/drawingml/2006/main">
+                  <a:graphicData uri="http://schemas.microsoft.com/office/word/2010/wordprocessingShape">
+                    <wps:wsp>
+                      <wps:cNvCnPr/>
+                      <wps:spPr>
+                        <a:xfrm>
+                          <a:off x="0" y="0"/>
+                          <a:ext cx="5025" cy="336745"/>
+                        </a:xfrm>
+                        <a:prstGeom prst="straightConnector1">
+                          <a:avLst/>
+                        </a:prstGeom>
+                        <a:ln>
+                          <a:tailEnd type="triangle"/>
+                        </a:ln>
+                      </wps:spPr>
+                      <wps:style>
+                        <a:lnRef idx="1">
+                          <a:schemeClr val="accent1"/>
+                        </a:lnRef>
+                        <a:fillRef idx="0">
+                          <a:schemeClr val="accent1"/>
+                        </a:fillRef>
+                        <a:effectRef idx="0">
+                          <a:schemeClr val="accent1"/>
+                        </a:effectRef>
+                        <a:fontRef idx="minor">
+                          <a:schemeClr val="tx1"/>
+                        </a:fontRef>
+                      </wps:style>
+                      <wps:bodyPr/>
+                    </wps:wsp>
+                  </a:graphicData>
+                </a:graphic>
+              </wp:anchor>
+            </w:drawing>
+          </mc:Choice>
+          <mc:Fallback>
+            <w:pict>
+              <v:shape w14:anchorId="7A0A2B31" id="Straight Arrow Connector 72" o:spid="_x0000_s1026" type="#_x0000_t32" style="position:absolute;margin-left:39.15pt;margin-top:49.1pt;width:.4pt;height:26.5pt;z-index:251915264;visibility:visible;mso-wrap-style:square;mso-wrap-distance-left:9pt;mso-wrap-distance-top:0;mso-wrap-distance-right:9pt;mso-wrap-distance-bottom:0;mso-position-horizontal:absolute;mso-position-horizontal-relative:text;mso-position-vertical:absolute;mso-position-vertical-relative:text" o:gfxdata="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" strokecolor="#4472c4 [3204]" strokeweight=".5pt">
+                <v:stroke endarrow="block" joinstyle="miter"/>
+              </v:shape>
+            </w:pict>
+          </mc:Fallback>
+        </mc:AlternateContent>
+      </w:r>
+      <w:r>
+        <w:rPr>
+          <w:rFonts w:ascii="Bookman Old Style" w:hAnsi="Bookman Old Style"/>
+          <w:b/>
+          <w:bCs/>
+          <w:noProof/>
+          <w:color w:val="000000" w:themeColor="text1"/>
+          <w:lang w:val="en-US"/>
+        </w:rPr>
+        <mc:AlternateContent>
+          <mc:Choice Requires="wps">
+            <w:drawing>
+              <wp:anchor distT="0" distB="0" distL="114300" distR="114300" simplePos="0" relativeHeight="251914240" behindDoc="0" locked="0" layoutInCell="1" allowOverlap="1" wp14:anchorId="67DA0A18" wp14:editId="5EAB9386">
+                <wp:simplePos x="0" y="0"/>
+                <wp:positionH relativeFrom="column">
+                  <wp:posOffset>874207</wp:posOffset>
+                </wp:positionH>
+                <wp:positionV relativeFrom="paragraph">
+                  <wp:posOffset>928837</wp:posOffset>
+                </wp:positionV>
+                <wp:extent cx="391795" cy="331470"/>
+                <wp:effectExtent l="0" t="0" r="27305" b="11430"/>
+                <wp:wrapNone/>
+                <wp:docPr id="1012858034" name="Text Box 68"/>
+                <wp:cNvGraphicFramePr/>
+                <a:graphic xmlns:a="http://schemas.openxmlformats.org/drawingml/2006/main">
+                  <a:graphicData uri="http://schemas.microsoft.com/office/word/2010/wordprocessingShape">
+                    <wps:wsp>
+                      <wps:cNvSpPr txBox="1"/>
+                      <wps:spPr>
+                        <a:xfrm>
+                          <a:off x="0" y="0"/>
+                          <a:ext cx="391795" cy="331470"/>
+                        </a:xfrm>
+                        <a:prstGeom prst="rect">
+                          <a:avLst/>
+                        </a:prstGeom>
+                        <a:solidFill>
+                          <a:schemeClr val="lt1"/>
+                        </a:solidFill>
+                        <a:ln w="6350">
+                          <a:solidFill>
+                            <a:prstClr val="black"/>
+                          </a:solidFill>
+                        </a:ln>
+                      </wps:spPr>
+                      <wps:txbx>
+                        <w:txbxContent>
+                          <w:p>
+                            <w:pPr>
+                              <w:jc w:val="center"/>
+                              <w:rPr>
+                                <w:b/>
+                                <w:bCs/>
+                                <w:lang w:val="en-US"/>
+                              </w:rPr>
+                            </w:pPr>
+                            <w:r>
+                              <w:rPr>
+                                <w:b/>
+                                <w:bCs/>
+                                <w:lang w:val="en-US"/>
+                              </w:rPr>
+                              <w:t>D</w:t>
+                            </w:r>
+                          </w:p>
+                        </w:txbxContent>
+                      </wps:txbx>
+                      <wps:bodyPr rot="0" spcFirstLastPara="0" vertOverflow="overflow" horzOverflow="overflow" vert="horz" wrap="square" lIns="91440" tIns="45720" rIns="91440" bIns="45720" numCol="1" spcCol="0" rtlCol="0" fromWordArt="0" anchor="t" anchorCtr="0" forceAA="0" compatLnSpc="1">
+                        <a:prstTxWarp prst="textNoShape">
+                          <a:avLst/>
+                        </a:prstTxWarp>
+                        <a:noAutofit/>
+                      </wps:bodyPr>
+                    </wps:wsp>
+                  </a:graphicData>
+                </a:graphic>
+              </wp:anchor>
+            </w:drawing>
+          </mc:Choice>
+          <mc:Fallback>
+            <w:pict>
+              <v:shape w14:anchorId="67DA0A18" id="_x0000_s1099" type="#_x0000_t202" style="position:absolute;margin-left:68.85pt;margin-top:73.15pt;width:30.85pt;height:26.1pt;z-index:251914240;visibility:visible;mso-wrap-style:square;mso-wrap-distance-left:9pt;mso-wrap-distance-top:0;mso-wrap-distance-right:9pt;mso-wrap-distance-bottom:0;mso-position-horizontal:absolute;mso-position-horizontal-relative:text;mso-position-vertical:absolute;mso-position-vertical-relative:text;v-text-anchor:top" o:gfxdata="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" fillcolor="white [3201]" strokeweight=".5pt">
+                <v:textbox>
+                  <w:txbxContent>
+                    <w:p>
+                      <w:pPr>
+                        <w:jc w:val="center"/>
+                        <w:rPr>
+                          <w:b/>
+                          <w:bCs/>
+                          <w:lang w:val="en-US"/>
+                        </w:rPr>
+                      </w:pPr>
+                      <w:r>
+                        <w:rPr>
+                          <w:b/>
+                          <w:bCs/>
+                          <w:lang w:val="en-US"/>
+                        </w:rPr>
+                        <w:t>D</w:t>
+                      </w:r>
+                    </w:p>
+                  </w:txbxContent>
+                </v:textbox>
+              </v:shape>
+            </w:pict>
+          </mc:Fallback>
+        </mc:AlternateContent>
+      </w:r>
+      <w:r>
+        <w:rPr>
+          <w:rFonts w:ascii="Bookman Old Style" w:hAnsi="Bookman Old Style"/>
+          <w:b/>
+          <w:bCs/>
+          <w:noProof/>
+          <w:color w:val="000000" w:themeColor="text1"/>
+          <w:lang w:val="en-US"/>
+        </w:rPr>
+        <mc:AlternateContent>
+          <mc:Choice Requires="wps">
+            <w:drawing>
+              <wp:anchor distT="0" distB="0" distL="114300" distR="114300" simplePos="0" relativeHeight="251912192" behindDoc="0" locked="0" layoutInCell="1" allowOverlap="1" wp14:anchorId="4A3C1EE1" wp14:editId="77475CEF">
+                <wp:simplePos x="0" y="0"/>
+                <wp:positionH relativeFrom="column">
+                  <wp:posOffset>300990</wp:posOffset>
+                </wp:positionH>
+                <wp:positionV relativeFrom="paragraph">
+                  <wp:posOffset>939109</wp:posOffset>
+                </wp:positionV>
+                <wp:extent cx="391886" cy="331596"/>
+                <wp:effectExtent l="0" t="0" r="27305" b="11430"/>
+                <wp:wrapNone/>
+                <wp:docPr id="1720437697" name="Text Box 68"/>
+                <wp:cNvGraphicFramePr/>
+                <a:graphic xmlns:a="http://schemas.openxmlformats.org/drawingml/2006/main">
+                  <a:graphicData uri="http://schemas.microsoft.com/office/word/2010/wordprocessingShape">
+                    <wps:wsp>
+                      <wps:cNvSpPr txBox="1"/>
+                      <wps:spPr>
+                        <a:xfrm>
+                          <a:off x="0" y="0"/>
+                          <a:ext cx="391886" cy="331596"/>
+                        </a:xfrm>
+                        <a:prstGeom prst="rect">
+                          <a:avLst/>
+                        </a:prstGeom>
+                        <a:solidFill>
+                          <a:schemeClr val="lt1"/>
+                        </a:solidFill>
+                        <a:ln w="6350">
+                          <a:solidFill>
+                            <a:prstClr val="black"/>
+                          </a:solidFill>
+                        </a:ln>
+                      </wps:spPr>
+                      <wps:txbx>
+                        <w:txbxContent>
+                          <w:p>
+                            <w:pPr>
+                              <w:jc w:val="center"/>
+                              <w:rPr>
+                                <w:b/>
+                                <w:bCs/>
+                                <w:lang w:val="en-US"/>
+                              </w:rPr>
+                            </w:pPr>
+                            <w:r>
+                              <w:rPr>
+                                <w:b/>
+                                <w:bCs/>
+                                <w:lang w:val="en-US"/>
+                              </w:rPr>
+                              <w:t>C</w:t>
+                            </w:r>
+                          </w:p>
+                        </w:txbxContent>
+                      </wps:txbx>
+                      <wps:bodyPr rot="0" spcFirstLastPara="0" vertOverflow="overflow" horzOverflow="overflow" vert="horz" wrap="square" lIns="91440" tIns="45720" rIns="91440" bIns="45720" numCol="1" spcCol="0" rtlCol="0" fromWordArt="0" anchor="t" anchorCtr="0" forceAA="0" compatLnSpc="1">
+                        <a:prstTxWarp prst="textNoShape">
+                          <a:avLst/>
+                        </a:prstTxWarp>
+                        <a:noAutofit/>
+                      </wps:bodyPr>
+                    </wps:wsp>
+                  </a:graphicData>
+                </a:graphic>
+              </wp:anchor>
+            </w:drawing>
+          </mc:Choice>
+          <mc:Fallback>
+            <w:pict>
+              <v:shape w14:anchorId="4A3C1EE1" id="_x0000_s1100" type="#_x0000_t202" style="position:absolute;margin-left:23.7pt;margin-top:73.95pt;width:30.85pt;height:26.1pt;z-index:251912192;visibility:visible;mso-wrap-style:square;mso-wrap-distance-left:9pt;mso-wrap-distance-top:0;mso-wrap-distance-right:9pt;mso-wrap-distance-bottom:0;mso-position-horizontal:absolute;mso-position-horizontal-relative:text;mso-position-vertical:absolute;mso-position-vertical-relative:text;v-text-anchor:top" o:gfxdata="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" fillcolor="white [3201]" strokeweight=".5pt">
+                <v:textbox>
+                  <w:txbxContent>
+                    <w:p>
+                      <w:pPr>
+                        <w:jc w:val="center"/>
+                        <w:rPr>
+                          <w:b/>
+                          <w:bCs/>
+                          <w:lang w:val="en-US"/>
+                        </w:rPr>
+                      </w:pPr>
+                      <w:r>
+                        <w:rPr>
+                          <w:b/>
+                          <w:bCs/>
+                          <w:lang w:val="en-US"/>
+                        </w:rPr>
+                        <w:t>C</w:t>
+                      </w:r>
+                    </w:p>
+                  </w:txbxContent>
+                </v:textbox>
+              </v:shape>
+            </w:pict>
+          </mc:Fallback>
+        </mc:AlternateContent>
+      </w:r>
+      <w:r>
+        <w:rPr>
+          <w:rFonts w:ascii="Bookman Old Style" w:hAnsi="Bookman Old Style"/>
+          <w:b/>
+          <w:bCs/>
+          <w:noProof/>
+          <w:color w:val="000000" w:themeColor="text1"/>
+          <w:lang w:val="en-US"/>
+        </w:rPr>
+        <mc:AlternateContent>
+          <mc:Choice Requires="wps">
+            <w:drawing>
+              <wp:anchor distT="0" distB="0" distL="114300" distR="114300" simplePos="0" relativeHeight="251910144" behindDoc="0" locked="0" layoutInCell="1" allowOverlap="1" wp14:anchorId="7B9C9763" wp14:editId="07C53430">
+                <wp:simplePos x="0" y="0"/>
+                <wp:positionH relativeFrom="column">
+                  <wp:posOffset>-277753</wp:posOffset>
+                </wp:positionH>
+                <wp:positionV relativeFrom="paragraph">
+                  <wp:posOffset>949632</wp:posOffset>
+                </wp:positionV>
+                <wp:extent cx="391886" cy="331596"/>
+                <wp:effectExtent l="0" t="0" r="27305" b="11430"/>
+                <wp:wrapNone/>
+                <wp:docPr id="2037183865" name="Text Box 68"/>
+                <wp:cNvGraphicFramePr/>
+                <a:graphic xmlns:a="http://schemas.openxmlformats.org/drawingml/2006/main">
+                  <a:graphicData uri="http://schemas.microsoft.com/office/word/2010/wordprocessingShape">
+                    <wps:wsp>
+                      <wps:cNvSpPr txBox="1"/>
+                      <wps:spPr>
+                        <a:xfrm>
+                          <a:off x="0" y="0"/>
+                          <a:ext cx="391886" cy="331596"/>
+                        </a:xfrm>
+                        <a:prstGeom prst="rect">
+                          <a:avLst/>
+                        </a:prstGeom>
+                        <a:solidFill>
+                          <a:schemeClr val="lt1"/>
+                        </a:solidFill>
+                        <a:ln w="6350">
+                          <a:solidFill>
+                            <a:prstClr val="black"/>
+                          </a:solidFill>
+                        </a:ln>
+                      </wps:spPr>
+                      <wps:txbx>
+                        <w:txbxContent>
+                          <w:p>
+                            <w:pPr>
+                              <w:jc w:val="center"/>
+                              <w:rPr>
+                                <w:b/>
+                                <w:bCs/>
+                                <w:lang w:val="en-US"/>
+                              </w:rPr>
+                            </w:pPr>
+                            <w:r>
+                              <w:rPr>
+                                <w:b/>
+                                <w:bCs/>
+                                <w:lang w:val="en-US"/>
+                              </w:rPr>
+                              <w:t>B</w:t>
+                            </w:r>
+                          </w:p>
+                        </w:txbxContent>
+                      </wps:txbx>
+                      <wps:bodyPr rot="0" spcFirstLastPara="0" vertOverflow="overflow" horzOverflow="overflow" vert="horz" wrap="square" lIns="91440" tIns="45720" rIns="91440" bIns="45720" numCol="1" spcCol="0" rtlCol="0" fromWordArt="0" anchor="t" anchorCtr="0" forceAA="0" compatLnSpc="1">
+                        <a:prstTxWarp prst="textNoShape">
+                          <a:avLst/>
+                        </a:prstTxWarp>
+                        <a:noAutofit/>
+                      </wps:bodyPr>
+                    </wps:wsp>
+                  </a:graphicData>
+                </a:graphic>
+              </wp:anchor>
+            </w:drawing>
+          </mc:Choice>
+          <mc:Fallback>
+            <w:pict>
+              <v:shape w14:anchorId="7B9C9763" id="_x0000_s1101" type="#_x0000_t202" style="position:absolute;margin-left:-21.85pt;margin-top:74.75pt;width:30.85pt;height:26.1pt;z-index:251910144;visibility:visible;mso-wrap-style:square;mso-wrap-distance-left:9pt;mso-wrap-distance-top:0;mso-wrap-distance-right:9pt;mso-wrap-distance-bottom:0;mso-position-horizontal:absolute;mso-position-horizontal-relative:text;mso-position-vertical:absolute;mso-position-vertical-relative:text;v-text-anchor:top" o:gfxdata="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" fillcolor="white [3201]" strokeweight=".5pt">
+                <v:textbox>
+                  <w:txbxContent>
+                    <w:p>
+                      <w:pPr>
+                        <w:jc w:val="center"/>
+                        <w:rPr>
+                          <w:b/>
+                          <w:bCs/>
+                          <w:lang w:val="en-US"/>
+                        </w:rPr>
+                      </w:pPr>
+                      <w:r>
+                        <w:rPr>
+                          <w:b/>
+                          <w:bCs/>
+                          <w:lang w:val="en-US"/>
+                        </w:rPr>
+                        <w:t>B</w:t>
+                      </w:r>
+                    </w:p>
+                  </w:txbxContent>
+                </v:textbox>
+              </v:shape>
+            </w:pict>
+          </mc:Fallback>
+        </mc:AlternateContent>
+      </w:r>
+      <w:r>
+        <w:rPr>
+          <w:rFonts w:ascii="Bookman Old Style" w:hAnsi="Bookman Old Style"/>
+          <w:b/>
+          <w:bCs/>
+          <w:noProof/>
+          <w:color w:val="000000" w:themeColor="text1"/>
+          <w:lang w:val="en-US"/>
+        </w:rPr>
+        <mc:AlternateContent>
+          <mc:Choice Requires="wps">
+            <w:drawing>
+              <wp:anchor distT="0" distB="0" distL="114300" distR="114300" simplePos="0" relativeHeight="251909120" behindDoc="0" locked="0" layoutInCell="1" allowOverlap="1" wp14:anchorId="7A0AFAFD" wp14:editId="336FD68D">
+                <wp:simplePos x="0" y="0"/>
+                <wp:positionH relativeFrom="column">
+                  <wp:posOffset>290830</wp:posOffset>
+                </wp:positionH>
+                <wp:positionV relativeFrom="paragraph">
+                  <wp:posOffset>290195</wp:posOffset>
+                </wp:positionV>
+                <wp:extent cx="391795" cy="331470"/>
+                <wp:effectExtent l="0" t="0" r="27305" b="11430"/>
+                <wp:wrapNone/>
+                <wp:docPr id="59228465" name="Text Box 68"/>
+                <wp:cNvGraphicFramePr/>
+                <a:graphic xmlns:a="http://schemas.openxmlformats.org/drawingml/2006/main">
+                  <a:graphicData uri="http://schemas.microsoft.com/office/word/2010/wordprocessingShape">
+                    <wps:wsp>
+                      <wps:cNvSpPr txBox="1"/>
+                      <wps:spPr>
+                        <a:xfrm>
+                          <a:off x="0" y="0"/>
+                          <a:ext cx="391795" cy="331470"/>
+                        </a:xfrm>
+                        <a:prstGeom prst="rect">
+                          <a:avLst/>
+                        </a:prstGeom>
+                        <a:solidFill>
+                          <a:schemeClr val="lt1"/>
+                        </a:solidFill>
+                        <a:ln w="6350">
+                          <a:solidFill>
+                            <a:prstClr val="black"/>
+                          </a:solidFill>
+                        </a:ln>
+                      </wps:spPr>
+                      <wps:txbx>
+                        <w:txbxContent>
+                          <w:p>
+                            <w:pPr>
+                              <w:jc w:val="center"/>
+                              <w:rPr>
+                                <w:b/>
+                                <w:bCs/>
+                                <w:lang w:val="en-US"/>
+                              </w:rPr>
+                            </w:pPr>
+                            <w:r>
+                              <w:rPr>
+                                <w:b/>
+                                <w:bCs/>
+                                <w:lang w:val="en-US"/>
+                              </w:rPr>
+                              <w:t>A</w:t>
+                            </w:r>
+                          </w:p>
+                        </w:txbxContent>
+                      </wps:txbx>
+                      <wps:bodyPr rot="0" spcFirstLastPara="0" vertOverflow="overflow" horzOverflow="overflow" vert="horz" wrap="square" lIns="91440" tIns="45720" rIns="91440" bIns="45720" numCol="1" spcCol="0" rtlCol="0" fromWordArt="0" anchor="t" anchorCtr="0" forceAA="0" compatLnSpc="1">
+                        <a:prstTxWarp prst="textNoShape">
+                          <a:avLst/>
+                        </a:prstTxWarp>
+                        <a:noAutofit/>
+                      </wps:bodyPr>
+                    </wps:wsp>
+                  </a:graphicData>
+                </a:graphic>
+              </wp:anchor>
+            </w:drawing>
+          </mc:Choice>
+          <mc:Fallback>
+            <w:pict>
+              <v:shape w14:anchorId="7A0AFAFD" id="_x0000_s1102" type="#_x0000_t202" style="position:absolute;margin-left:22.9pt;margin-top:22.85pt;width:30.85pt;height:26.1pt;z-index:251909120;visibility:visible;mso-wrap-style:square;mso-wrap-distance-left:9pt;mso-wrap-distance-top:0;mso-wrap-distance-right:9pt;mso-wrap-distance-bottom:0;mso-position-horizontal:absolute;mso-position-horizontal-relative:text;mso-position-vertical:absolute;mso-position-vertical-relative:text;v-text-anchor:top" o:gfxdata="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" fillcolor="white [3201]" strokeweight=".5pt">
+                <v:textbox>
+                  <w:txbxContent>
+                    <w:p>
+                      <w:pPr>
+                        <w:jc w:val="center"/>
+                        <w:rPr>
+                          <w:b/>
+                          <w:bCs/>
+                          <w:lang w:val="en-US"/>
+                        </w:rPr>
+                      </w:pPr>
+                      <w:r>
+                        <w:rPr>
+                          <w:b/>
+                          <w:bCs/>
+                          <w:lang w:val="en-US"/>
+                        </w:rPr>
+                        <w:t>A</w:t>
+                      </w:r>
+                    </w:p>
+                  </w:txbxContent>
+                </v:textbox>
+              </v:shape>
+            </w:pict>
+          </mc:Fallback>
+        </mc:AlternateContent>
+      </w:r>
+      <w:r>
+        <w:rPr>
+          <w:rFonts w:ascii="Bookman Old Style" w:hAnsi="Bookman Old Style"/>
+          <w:b/>
+          <w:bCs/>
+          <w:color w:val="000000" w:themeColor="text1"/>
+          <w:lang w:val="en-US"/>
+        </w:rPr>
+        <w:t>Hierarchy Level</w:t>
+      </w:r>
+      <w:r>
+        <w:rPr>
+          <w:rFonts w:ascii="Bookman Old Style" w:hAnsi="Bookman Old Style"/>
+          <w:b/>
+          <w:bCs/>
+          <w:color w:val="000000" w:themeColor="text1"/>
+          <w:lang w:val="en-US"/>
+        </w:rPr>
+        <w:tab/>
+      </w:r>
+      <w:r>
+        <w:rPr>
+          <w:rFonts w:ascii="Bookman Old Style" w:hAnsi="Bookman Old Style"/>
+          <w:b/>
+          <w:bCs/>
+          <w:color w:val="000000" w:themeColor="text1"/>
+          <w:lang w:val="en-US"/>
+        </w:rPr>
+        <w:tab/>
+        <w:t xml:space="preserve">            Multiple</w:t>
+      </w:r>
+      <w:r>
+        <w:rPr>
+          <w:rFonts w:ascii="Bookman Old Style" w:hAnsi="Bookman Old Style"/>
+          <w:b/>
+          <w:bCs/>
+          <w:color w:val="000000" w:themeColor="text1"/>
+          <w:lang w:val="en-US"/>
+        </w:rPr>
+        <w:tab/>
+      </w:r>
+      <w:r>
+        <w:rPr>
+          <w:rFonts w:ascii="Bookman Old Style" w:hAnsi="Bookman Old Style"/>
+          <w:b/>
+          <w:bCs/>
+          <w:color w:val="000000" w:themeColor="text1"/>
+          <w:lang w:val="en-US"/>
+        </w:rPr>
+        <w:tab/>
+        <w:t xml:space="preserve">              Hybrid</w:t>
+      </w:r>
+      <w:r>
+        <w:rPr>
+          <w:rFonts w:ascii="Bookman Old Style" w:hAnsi="Bookman Old Style"/>
+          <w:b/>
+          <w:bCs/>
+          <w:color w:val="000000" w:themeColor="text1"/>
+          <w:lang w:val="en-US"/>
+        </w:rPr>
+        <w:tab/>
+      </w:r>
+    </w:p>
+    <w:p>
+      <w:pPr>
+        <w:rPr>
+          <w:rFonts w:ascii="Bookman Old Style" w:hAnsi="Bookman Old Style"/>
+          <w:b/>
+          <w:bCs/>
+          <w:color w:val="000000" w:themeColor="text1"/>
+          <w:lang w:val="en-US"/>
+        </w:rPr>
+      </w:pPr>
+    </w:p>
+    <w:p>
+      <w:pPr>
+        <w:rPr>
+          <w:rFonts w:ascii="Bookman Old Style" w:hAnsi="Bookman Old Style"/>
+          <w:b/>
+          <w:bCs/>
+          <w:color w:val="000000" w:themeColor="text1"/>
+          <w:lang w:val="en-US"/>
+        </w:rPr>
+      </w:pPr>
+    </w:p>
+    <w:p>
+      <w:pPr>
+        <w:rPr>
+          <w:rFonts w:ascii="Bookman Old Style" w:hAnsi="Bookman Old Style"/>
+          <w:b/>
+          <w:bCs/>
+          <w:color w:val="000000" w:themeColor="text1"/>
+          <w:lang w:val="en-US"/>
+        </w:rPr>
+      </w:pPr>
+    </w:p>
+    <w:p>
+      <w:pPr>
+        <w:rPr>
+          <w:rFonts w:ascii="Bookman Old Style" w:hAnsi="Bookman Old Style"/>
+          <w:b/>
+          <w:bCs/>
+          <w:color w:val="000000" w:themeColor="text1"/>
+          <w:lang w:val="en-US"/>
+        </w:rPr>
+      </w:pPr>
+    </w:p>
+    <w:p>
+      <w:pPr>
+        <w:rPr>
+          <w:rFonts w:ascii="Bookman Old Style" w:hAnsi="Bookman Old Style"/>
+          <w:b/>
+          <w:bCs/>
+          <w:color w:val="000000" w:themeColor="text1"/>
+          <w:lang w:val="en-US"/>
+        </w:rPr>
+      </w:pPr>
+    </w:p>
+    <w:p>
+      <w:pPr>
+        <w:rPr>
+          <w:rFonts w:ascii="Bookman Old Style" w:hAnsi="Bookman Old Style"/>
+          <w:b/>
+          <w:bCs/>
+          <w:color w:val="EE0000"/>
+          <w:lang w:val="en-US"/>
+        </w:rPr>
+      </w:pPr>
+      <w:r>
+        <w:rPr>
+          <w:rFonts w:ascii="Bookman Old Style" w:hAnsi="Bookman Old Style"/>
+          <w:b/>
+          <w:bCs/>
+          <w:color w:val="EE0000"/>
+          <w:lang w:val="en-US"/>
+        </w:rPr>
+        <w:t>POLYMORPHISM:</w:t>
+      </w:r>
+    </w:p>
+    <w:p>
+      <w:pPr>
+        <w:pStyle w:val="ListParagraph"/>
+        <w:numPr>
+          <w:ilvl w:val="0"/>
+          <w:numId w:val="20"/>
+        </w:numPr>
+        <w:rPr>
+          <w:rFonts w:ascii="Bookman Old Style" w:hAnsi="Bookman Old Style"/>
+          <w:b/>
+          <w:bCs/>
+          <w:color w:val="000000" w:themeColor="text1"/>
+          <w:highlight w:val="yellow"/>
+          <w:lang w:val="en-US"/>
+        </w:rPr>
+      </w:pPr>
+      <w:r>
+        <w:rPr>
+          <w:rFonts w:ascii="Bookman Old Style" w:hAnsi="Bookman Old Style"/>
+          <w:b/>
+          <w:bCs/>
+          <w:color w:val="000000" w:themeColor="text1"/>
+          <w:highlight w:val="yellow"/>
+          <w:lang w:val="en-US"/>
+        </w:rPr>
+        <w:t>Same property different behavior in a different class through inheritance.</w:t>
+      </w:r>
+    </w:p>
+    <w:p>
+      <w:pPr>
+        <w:pStyle w:val="ListParagraph"/>
+        <w:numPr>
+          <w:ilvl w:val="0"/>
+          <w:numId w:val="20"/>
+        </w:numPr>
+        <w:rPr>
+          <w:rFonts w:ascii="Bookman Old Style" w:hAnsi="Bookman Old Style"/>
+          <w:b/>
+          <w:bCs/>
+          <w:color w:val="000000" w:themeColor="text1"/>
+          <w:lang w:val="en-US"/>
+        </w:rPr>
+      </w:pPr>
+      <w:r>
+        <w:rPr>
+          <w:rFonts w:ascii="Bookman Old Style" w:hAnsi="Bookman Old Style"/>
+          <w:b/>
+          <w:bCs/>
+          <w:color w:val="000000" w:themeColor="text1"/>
+          <w:lang w:val="en-US"/>
+        </w:rPr>
+        <w:t>Same function name different arguments in a different through inheritance</w:t>
+      </w:r>
+    </w:p>
+    <w:p>
+      <w:pPr>
+        <w:pStyle w:val="ListParagraph"/>
+        <w:numPr>
+          <w:ilvl w:val="0"/>
+          <w:numId w:val="20"/>
+        </w:numPr>
+        <w:rPr>
+          <w:rFonts w:ascii="Bookman Old Style" w:hAnsi="Bookman Old Style"/>
+          <w:b/>
+          <w:bCs/>
+          <w:color w:val="000000" w:themeColor="text1"/>
+          <w:lang w:val="en-US"/>
+        </w:rPr>
+      </w:pPr>
+      <w:r>
+        <w:rPr>
+          <w:rFonts w:ascii="Bookman Old Style" w:hAnsi="Bookman Old Style"/>
+          <w:b/>
+          <w:bCs/>
+          <w:color w:val="000000" w:themeColor="text1"/>
+          <w:lang w:val="en-US"/>
+        </w:rPr>
+        <w:t>It’s an object orientation</w:t>
+      </w:r>
+    </w:p>
+    <w:p>
+      <w:pPr>
+        <w:pStyle w:val="ListParagraph"/>
+        <w:numPr>
+          <w:ilvl w:val="0"/>
+          <w:numId w:val="20"/>
+        </w:numPr>
+        <w:rPr>
+          <w:rFonts w:ascii="Bookman Old Style" w:hAnsi="Bookman Old Style"/>
+          <w:b/>
+          <w:bCs/>
+          <w:color w:val="000000" w:themeColor="text1"/>
+          <w:lang w:val="en-US"/>
+        </w:rPr>
+      </w:pPr>
+      <w:r>
+        <w:rPr>
+          <w:rFonts w:ascii="Bookman Old Style" w:hAnsi="Bookman Old Style"/>
+          <w:b/>
+          <w:bCs/>
+          <w:color w:val="000000" w:themeColor="text1"/>
+          <w:lang w:val="en-US"/>
+        </w:rPr>
+        <w:t>Polymorphism achieved through overloading</w:t>
+      </w:r>
+    </w:p>
+    <w:p>
+      <w:pPr>
+        <w:rPr>
+          <w:rFonts w:ascii="Bookman Old Style" w:hAnsi="Bookman Old Style"/>
+          <w:b/>
+          <w:bCs/>
+          <w:color w:val="EE0000"/>
+          <w:lang w:val="en-US"/>
+        </w:rPr>
+      </w:pPr>
+      <w:r>
+        <w:rPr>
+          <w:rFonts w:ascii="Bookman Old Style" w:hAnsi="Bookman Old Style"/>
+          <w:b/>
+          <w:bCs/>
+          <w:color w:val="EE0000"/>
+          <w:lang w:val="en-US"/>
+        </w:rPr>
+        <w:t>OVERRIDING:</w:t>
+      </w:r>
+    </w:p>
+    <w:p>
+      <w:pPr>
+        <w:rPr>
+          <w:rFonts w:ascii="Bookman Old Style" w:hAnsi="Bookman Old Style"/>
+          <w:b/>
+          <w:bCs/>
+          <w:color w:val="000000" w:themeColor="text1"/>
+          <w:highlight w:val="yellow"/>
+          <w:lang w:val="en-US"/>
+        </w:rPr>
+      </w:pPr>
+      <w:r>
+        <w:rPr>
+          <w:rFonts w:ascii="Bookman Old Style" w:hAnsi="Bookman Old Style"/>
+          <w:b/>
+          <w:bCs/>
+          <w:color w:val="000000" w:themeColor="text1"/>
+          <w:lang w:val="en-US"/>
+        </w:rPr>
+        <w:tab/>
+        <w:t xml:space="preserve">Same function name different arguments in a different class through inheritance. So, super class function or variable can be overridden by sub class function or variable. Therefore, Sub class function or variable </w:t>
+      </w:r>
+      <w:r>
+        <w:rPr>
+          <w:rFonts w:ascii="Bookman Old Style" w:hAnsi="Bookman Old Style"/>
+          <w:b/>
+          <w:bCs/>
+          <w:color w:val="000000" w:themeColor="text1"/>
+          <w:lang w:val="en-US"/>
+        </w:rPr>
+        <w:t>can be executed.</w:t>
+      </w:r>
+      <w:r>
+        <w:rPr>
+          <w:rFonts w:ascii="Bookman Old Style" w:hAnsi="Bookman Old Style"/>
+          <w:b/>
+          <w:bCs/>
+          <w:color w:val="000000" w:themeColor="text1"/>
+          <w:lang w:val="en-US"/>
+        </w:rPr>
+        <w:t xml:space="preserve"> Also called as </w:t>
+      </w:r>
+      <w:r>
+        <w:rPr>
+          <w:rFonts w:ascii="Bookman Old Style" w:hAnsi="Bookman Old Style"/>
+          <w:b/>
+          <w:bCs/>
+          <w:color w:val="000000" w:themeColor="text1"/>
+          <w:highlight w:val="yellow"/>
+          <w:lang w:val="en-US"/>
+        </w:rPr>
+        <w:t>Runtime Polymorphism</w:t>
+      </w:r>
+    </w:p>
+    <w:p>
+      <w:pPr>
+        <w:rPr>
+          <w:rFonts w:ascii="Bookman Old Style" w:hAnsi="Bookman Old Style"/>
+          <w:b/>
+          <w:bCs/>
+          <w:color w:val="EE0000"/>
+          <w:lang w:val="en-US"/>
+        </w:rPr>
+      </w:pPr>
+      <w:r>
+        <w:rPr>
+          <w:rFonts w:ascii="Bookman Old Style" w:hAnsi="Bookman Old Style"/>
+          <w:b/>
+          <w:bCs/>
+          <w:color w:val="EE0000"/>
+          <w:lang w:val="en-US"/>
+        </w:rPr>
+        <w:lastRenderedPageBreak/>
+        <w:t>ABSTRACTION:</w:t>
+      </w:r>
+    </w:p>
+    <w:p>
+      <w:pPr>
+        <w:pStyle w:val="ListParagraph"/>
+        <w:numPr>
+          <w:ilvl w:val="0"/>
+          <w:numId w:val="21"/>
+        </w:numPr>
+        <w:rPr>
+          <w:rFonts w:ascii="Bookman Old Style" w:hAnsi="Bookman Old Style"/>
+          <w:b/>
+          <w:bCs/>
+          <w:color w:val="000000" w:themeColor="text1"/>
+          <w:lang w:val="en-US"/>
+        </w:rPr>
+      </w:pPr>
+      <w:r>
+        <w:rPr>
+          <w:rFonts w:ascii="Bookman Old Style" w:hAnsi="Bookman Old Style"/>
+          <w:b/>
+          <w:bCs/>
+          <w:color w:val="000000" w:themeColor="text1"/>
+          <w:lang w:val="en-US"/>
+        </w:rPr>
+        <w:t>It’s a blue print or prototype</w:t>
+      </w:r>
+    </w:p>
+    <w:p>
+      <w:pPr>
+        <w:pStyle w:val="ListParagraph"/>
+        <w:numPr>
+          <w:ilvl w:val="0"/>
+          <w:numId w:val="21"/>
+        </w:numPr>
+        <w:rPr>
+          <w:rFonts w:ascii="Bookman Old Style" w:hAnsi="Bookman Old Style"/>
+          <w:b/>
+          <w:bCs/>
+          <w:color w:val="000000" w:themeColor="text1"/>
+          <w:lang w:val="en-US"/>
+        </w:rPr>
+      </w:pPr>
+      <w:r>
+        <w:rPr>
+          <w:rFonts w:ascii="Bookman Old Style" w:hAnsi="Bookman Old Style"/>
+          <w:b/>
+          <w:bCs/>
+          <w:color w:val="000000" w:themeColor="text1"/>
+          <w:lang w:val="en-US"/>
+        </w:rPr>
+        <w:t>Function declaration from super class</w:t>
+      </w:r>
+    </w:p>
+    <w:p>
+      <w:pPr>
+        <w:pStyle w:val="ListParagraph"/>
+        <w:numPr>
+          <w:ilvl w:val="0"/>
+          <w:numId w:val="21"/>
+        </w:numPr>
+        <w:rPr>
+          <w:rFonts w:ascii="Bookman Old Style" w:hAnsi="Bookman Old Style"/>
+          <w:b/>
+          <w:bCs/>
+          <w:color w:val="000000" w:themeColor="text1"/>
+          <w:lang w:val="en-US"/>
+        </w:rPr>
+      </w:pPr>
+      <w:r>
+        <w:rPr>
+          <w:rFonts w:ascii="Bookman Old Style" w:hAnsi="Bookman Old Style"/>
+          <w:b/>
+          <w:bCs/>
+          <w:color w:val="000000" w:themeColor="text1"/>
+          <w:lang w:val="en-US"/>
+        </w:rPr>
+        <w:t>Function definition to sub class</w:t>
+      </w:r>
+    </w:p>
+    <w:p>
+      <w:pPr>
+        <w:pStyle w:val="ListParagraph"/>
+        <w:numPr>
+          <w:ilvl w:val="0"/>
+          <w:numId w:val="21"/>
+        </w:numPr>
+        <w:rPr>
+          <w:rFonts w:ascii="Bookman Old Style" w:hAnsi="Bookman Old Style"/>
+          <w:b/>
+          <w:bCs/>
+          <w:color w:val="000000" w:themeColor="text1"/>
+          <w:lang w:val="en-US"/>
+        </w:rPr>
+      </w:pPr>
+      <w:r>
+        <w:rPr>
+          <w:rFonts w:ascii="Bookman Old Style" w:hAnsi="Bookman Old Style"/>
+          <w:b/>
+          <w:bCs/>
+          <w:color w:val="000000" w:themeColor="text1"/>
+          <w:lang w:val="en-US"/>
+        </w:rPr>
+        <w:t>Why Abstraction?</w:t>
+      </w:r>
+    </w:p>
+    <w:p>
+      <w:pPr>
+        <w:pStyle w:val="ListParagraph"/>
+        <w:numPr>
+          <w:ilvl w:val="1"/>
+          <w:numId w:val="21"/>
+        </w:numPr>
+        <w:rPr>
+          <w:rFonts w:ascii="Bookman Old Style" w:hAnsi="Bookman Old Style"/>
+          <w:b/>
+          <w:bCs/>
+          <w:color w:val="000000" w:themeColor="text1"/>
+          <w:lang w:val="en-US"/>
+        </w:rPr>
+      </w:pPr>
+      <w:r>
+        <w:rPr>
+          <w:rFonts w:ascii="Bookman Old Style" w:hAnsi="Bookman Old Style"/>
+          <w:b/>
+          <w:bCs/>
+          <w:color w:val="000000" w:themeColor="text1"/>
+          <w:lang w:val="en-US"/>
+        </w:rPr>
+        <w:t>Remote access</w:t>
+      </w:r>
+    </w:p>
+    <w:p>
+      <w:pPr>
+        <w:rPr>
+          <w:rFonts w:ascii="Bookman Old Style" w:hAnsi="Bookman Old Style"/>
+          <w:b/>
+          <w:bCs/>
+          <w:color w:val="EE0000"/>
+          <w:lang w:val="en-US"/>
+        </w:rPr>
+      </w:pPr>
+      <w:r>
+        <w:rPr>
+          <w:rFonts w:ascii="Bookman Old Style" w:hAnsi="Bookman Old Style"/>
+          <w:b/>
+          <w:bCs/>
+          <w:color w:val="EE0000"/>
+          <w:lang w:val="en-US"/>
+        </w:rPr>
+        <w:t>INTERFACE</w:t>
+      </w:r>
+      <w:r>
+        <w:rPr>
+          <w:rFonts w:ascii="Bookman Old Style" w:hAnsi="Bookman Old Style"/>
+          <w:b/>
+          <w:bCs/>
+          <w:color w:val="EE0000"/>
+          <w:lang w:val="en-US"/>
+        </w:rPr>
+        <w:t>:</w:t>
+      </w:r>
+    </w:p>
+    <w:p>
+      <w:pPr>
+        <w:pStyle w:val="ListParagraph"/>
+        <w:numPr>
+          <w:ilvl w:val="0"/>
+          <w:numId w:val="22"/>
+        </w:numPr>
+        <w:rPr>
+          <w:rFonts w:ascii="Bookman Old Style" w:hAnsi="Bookman Old Style"/>
+          <w:b/>
+          <w:bCs/>
+          <w:lang w:val="en-US"/>
+        </w:rPr>
+      </w:pPr>
+      <w:r>
+        <w:rPr>
+          <w:rFonts w:ascii="Bookman Old Style" w:hAnsi="Bookman Old Style"/>
+          <w:b/>
+          <w:bCs/>
+          <w:lang w:val="en-US"/>
+        </w:rPr>
+        <w:t xml:space="preserve">Remote </w:t>
+      </w:r>
+    </w:p>
+    <w:p>
+      <w:pPr>
+        <w:pStyle w:val="ListParagraph"/>
+        <w:numPr>
+          <w:ilvl w:val="0"/>
+          <w:numId w:val="22"/>
+        </w:numPr>
+        <w:rPr>
+          <w:rFonts w:ascii="Bookman Old Style" w:hAnsi="Bookman Old Style"/>
+          <w:b/>
+          <w:bCs/>
+          <w:lang w:val="en-US"/>
+        </w:rPr>
+      </w:pPr>
+      <w:r>
+        <w:rPr>
+          <w:rFonts w:ascii="Bookman Old Style" w:hAnsi="Bookman Old Style"/>
+          <w:b/>
+          <w:bCs/>
+          <w:lang w:val="en-US"/>
+        </w:rPr>
+        <w:t>Like a class but it contains abstract methods and constants</w:t>
+      </w:r>
+    </w:p>
+    <w:p>
+      <w:pPr>
+        <w:rPr>
+          <w:rFonts w:ascii="Bookman Old Style" w:hAnsi="Bookman Old Style"/>
+          <w:b/>
+          <w:bCs/>
+          <w:lang w:val="en-US"/>
+        </w:rPr>
+      </w:pPr>
+      <w:r>
+        <w:rPr>
+          <w:rFonts w:ascii="Bookman Old Style" w:hAnsi="Bookman Old Style"/>
+          <w:b/>
+          <w:bCs/>
+          <w:lang w:val="en-US"/>
+        </w:rPr>
+        <w:tab/>
+      </w:r>
+      <w:r>
+        <w:rPr>
+          <w:rFonts w:ascii="Bookman Old Style" w:hAnsi="Bookman Old Style"/>
+          <w:b/>
+          <w:bCs/>
+          <w:color w:val="00B050"/>
+          <w:lang w:val="en-US"/>
+        </w:rPr>
+        <w:t>Syntax:</w:t>
+      </w:r>
+    </w:p>
+    <w:p>
+      <w:pPr>
+        <w:rPr>
+          <w:rFonts w:ascii="Bookman Old Style" w:hAnsi="Bookman Old Style"/>
+          <w:b/>
+          <w:bCs/>
+          <w:lang w:val="en-US"/>
+        </w:rPr>
+      </w:pPr>
+      <w:r>
+        <w:rPr>
+          <w:rFonts w:ascii="Bookman Old Style" w:hAnsi="Bookman Old Style"/>
+          <w:b/>
+          <w:bCs/>
+          <w:lang w:val="en-US"/>
+        </w:rPr>
+        <w:tab/>
+      </w:r>
+      <w:r>
+        <w:rPr>
+          <w:rFonts w:ascii="Bookman Old Style" w:hAnsi="Bookman Old Style"/>
+          <w:b/>
+          <w:bCs/>
+          <w:lang w:val="en-US"/>
+        </w:rPr>
+        <w:tab/>
+        <w:t>Interface</w:t>
+      </w:r>
+      <w:r>
+        <w:rPr>
+          <w:rFonts w:ascii="Bookman Old Style" w:hAnsi="Bookman Old Style"/>
+          <w:b/>
+          <w:bCs/>
+          <w:lang w:val="en-US"/>
+        </w:rPr>
+        <w:tab/>
+      </w:r>
+      <w:proofErr w:type="spellStart"/>
+      <w:r>
+        <w:rPr>
+          <w:rFonts w:ascii="Bookman Old Style" w:hAnsi="Bookman Old Style"/>
+          <w:b/>
+          <w:bCs/>
+          <w:lang w:val="en-US"/>
+        </w:rPr>
+        <w:t>interface_name</w:t>
+      </w:r>
+      <w:proofErr w:type="spellEnd"/>
+      <w:r>
+        <w:rPr>
+          <w:rFonts w:ascii="Bookman Old Style" w:hAnsi="Bookman Old Style"/>
+          <w:b/>
+          <w:bCs/>
+          <w:lang w:val="en-US"/>
+        </w:rPr>
+        <w:t xml:space="preserve"> {</w:t>
+      </w:r>
+    </w:p>
+    <w:p>
+      <w:pPr>
+        <w:rPr>
+          <w:rFonts w:ascii="Bookman Old Style" w:hAnsi="Bookman Old Style"/>
+          <w:b/>
+          <w:bCs/>
+          <w:lang w:val="en-US"/>
+        </w:rPr>
+      </w:pPr>
+      <w:r>
+        <w:rPr>
+          <w:rFonts w:ascii="Bookman Old Style" w:hAnsi="Bookman Old Style"/>
+          <w:b/>
+          <w:bCs/>
+          <w:lang w:val="en-US"/>
+        </w:rPr>
+        <w:tab/>
+      </w:r>
+      <w:r>
+        <w:rPr>
+          <w:rFonts w:ascii="Bookman Old Style" w:hAnsi="Bookman Old Style"/>
+          <w:b/>
+          <w:bCs/>
+          <w:lang w:val="en-US"/>
+        </w:rPr>
+        <w:tab/>
+      </w:r>
+      <w:r>
+        <w:rPr>
+          <w:rFonts w:ascii="Bookman Old Style" w:hAnsi="Bookman Old Style"/>
+          <w:b/>
+          <w:bCs/>
+          <w:lang w:val="en-US"/>
+        </w:rPr>
+        <w:tab/>
+      </w:r>
+      <w:r>
+        <w:rPr>
+          <w:rFonts w:ascii="Bookman Old Style" w:hAnsi="Bookman Old Style"/>
+          <w:b/>
+          <w:bCs/>
+          <w:lang w:val="en-US"/>
+        </w:rPr>
+        <w:tab/>
+        <w:t>Abstract methods</w:t>
+      </w:r>
+    </w:p>
+    <w:p>
+      <w:pPr>
+        <w:rPr>
+          <w:rFonts w:ascii="Bookman Old Style" w:hAnsi="Bookman Old Style"/>
+          <w:b/>
+          <w:bCs/>
+          <w:lang w:val="en-US"/>
+        </w:rPr>
+      </w:pPr>
+      <w:r>
+        <w:rPr>
+          <w:rFonts w:ascii="Bookman Old Style" w:hAnsi="Bookman Old Style"/>
+          <w:b/>
+          <w:bCs/>
+          <w:lang w:val="en-US"/>
+        </w:rPr>
+        <w:tab/>
+      </w:r>
+      <w:r>
+        <w:rPr>
+          <w:rFonts w:ascii="Bookman Old Style" w:hAnsi="Bookman Old Style"/>
+          <w:b/>
+          <w:bCs/>
+          <w:lang w:val="en-US"/>
+        </w:rPr>
+        <w:tab/>
+      </w:r>
+      <w:r>
+        <w:rPr>
+          <w:rFonts w:ascii="Bookman Old Style" w:hAnsi="Bookman Old Style"/>
+          <w:b/>
+          <w:bCs/>
+          <w:lang w:val="en-US"/>
+        </w:rPr>
+        <w:tab/>
+      </w:r>
+      <w:r>
+        <w:rPr>
+          <w:rFonts w:ascii="Bookman Old Style" w:hAnsi="Bookman Old Style"/>
+          <w:b/>
+          <w:bCs/>
+          <w:lang w:val="en-US"/>
+        </w:rPr>
+        <w:tab/>
+        <w:t>Constants</w:t>
+      </w:r>
+    </w:p>
+    <w:p>
+      <w:pPr>
+        <w:rPr>
+          <w:rFonts w:ascii="Bookman Old Style" w:hAnsi="Bookman Old Style"/>
+          <w:b/>
+          <w:bCs/>
+          <w:lang w:val="en-US"/>
+        </w:rPr>
+      </w:pPr>
+      <w:r>
+        <w:rPr>
+          <w:rFonts w:ascii="Bookman Old Style" w:hAnsi="Bookman Old Style"/>
+          <w:b/>
+          <w:bCs/>
+          <w:lang w:val="en-US"/>
+        </w:rPr>
+        <w:tab/>
+      </w:r>
+      <w:r>
+        <w:rPr>
+          <w:rFonts w:ascii="Bookman Old Style" w:hAnsi="Bookman Old Style"/>
+          <w:b/>
+          <w:bCs/>
+          <w:lang w:val="en-US"/>
+        </w:rPr>
+        <w:tab/>
+        <w:t>}</w:t>
+      </w:r>
+    </w:p>
+    <w:p>
+      <w:pPr>
+        <w:rPr>
+          <w:rFonts w:ascii="Bookman Old Style" w:hAnsi="Bookman Old Style"/>
+          <w:b/>
+          <w:bCs/>
+          <w:lang w:val="en-US"/>
+        </w:rPr>
+      </w:pPr>
+      <w:r>
+        <w:rPr>
+          <w:rFonts w:ascii="Bookman Old Style" w:hAnsi="Bookman Old Style"/>
+          <w:b/>
+          <w:bCs/>
+          <w:noProof/>
+          <w:lang w:val="en-US"/>
+        </w:rPr>
+        <mc:AlternateContent>
+          <mc:Choice Requires="wps">
+            <w:drawing>
+              <wp:anchor distT="0" distB="0" distL="114300" distR="114300" simplePos="0" relativeHeight="251940864" behindDoc="0" locked="0" layoutInCell="1" allowOverlap="1" wp14:anchorId="6703CDC6" wp14:editId="01422E94">
+                <wp:simplePos x="0" y="0"/>
+                <wp:positionH relativeFrom="column">
+                  <wp:posOffset>5667270</wp:posOffset>
+                </wp:positionH>
+                <wp:positionV relativeFrom="paragraph">
+                  <wp:posOffset>125730</wp:posOffset>
+                </wp:positionV>
+                <wp:extent cx="487345" cy="406958"/>
+                <wp:effectExtent l="38100" t="19050" r="27305" b="31750"/>
+                <wp:wrapNone/>
+                <wp:docPr id="1255317662" name="Sun 102"/>
+                <wp:cNvGraphicFramePr/>
+                <a:graphic xmlns:a="http://schemas.openxmlformats.org/drawingml/2006/main">
+                  <a:graphicData uri="http://schemas.microsoft.com/office/word/2010/wordprocessingShape">
+                    <wps:wsp>
+                      <wps:cNvSpPr/>
+                      <wps:spPr>
+                        <a:xfrm>
+                          <a:off x="0" y="0"/>
+                          <a:ext cx="487345" cy="406958"/>
+                        </a:xfrm>
+                        <a:prstGeom prst="sun">
+                          <a:avLst/>
+                        </a:prstGeom>
+                      </wps:spPr>
+                      <wps:style>
+                        <a:lnRef idx="2">
+                          <a:schemeClr val="accent1">
+                            <a:shade val="15000"/>
+                          </a:schemeClr>
+                        </a:lnRef>
+                        <a:fillRef idx="1">
+                          <a:schemeClr val="accent1"/>
+                        </a:fillRef>
+                        <a:effectRef idx="0">
+                          <a:schemeClr val="accent1"/>
+                        </a:effectRef>
+                        <a:fontRef idx="minor">
+                          <a:schemeClr val="lt1"/>
+                        </a:fontRef>
+                      </wps:style>
+                      <wps:bodyPr rot="0" spcFirstLastPara="0" vertOverflow="overflow" horzOverflow="overflow" vert="horz" wrap="square" lIns="91440" tIns="45720" rIns="91440" bIns="45720" numCol="1" spcCol="0" rtlCol="0" fromWordArt="0" anchor="ctr" anchorCtr="0" forceAA="0" compatLnSpc="1">
+                        <a:prstTxWarp prst="textNoShape">
+                          <a:avLst/>
+                        </a:prstTxWarp>
+                        <a:noAutofit/>
+                      </wps:bodyPr>
+                    </wps:wsp>
+                  </a:graphicData>
+                </a:graphic>
+              </wp:anchor>
+            </w:drawing>
+          </mc:Choice>
+          <mc:Fallback>
+            <w:pict>
+              <v:shapetype w14:anchorId="40275B86" id="_x0000_t183" coordsize="21600,21600" o:spt="183" adj="5400" path="m21600,10800l@15@14@15@18xem18436,3163l@17@12@16@13xem10800,l@14@10@18@10xem3163,3163l@12@13@13@12xem,10800l@10@18@10@14xem3163,18436l@13@16@12@17xem10800,21600l@18@15@14@15xem18436,18436l@16@17@17@16xem10800@19qx@19,10800,10800@20@20,10800,10800@19xe">
+                <v:stroke joinstyle="miter"/>
+                <v:formulas>
+                  <v:f eqn="sum 10800 0 #0"/>
+                  <v:f eqn="prod @0 30274 32768"/>
+                  <v:f eqn="prod @0 12540 32768"/>
+                  <v:f eqn="sum @1 10800 0"/>
+                  <v:f eqn="sum @2 10800 0"/>
+                  <v:f eqn="sum 10800 0 @1"/>
+                  <v:f eqn="sum 10800 0 @2"/>
+                  <v:f eqn="prod @0 23170 32768"/>
+                  <v:f eqn="sum @7 10800 0"/>
+                  <v:f eqn="sum 10800 0 @7"/>
+                  <v:f eqn="prod @5 3 4"/>
+                  <v:f eqn="prod @6 3 4"/>
+                  <v:f eqn="sum @10 791 0"/>
+                  <v:f eqn="sum @11 791 0"/>
+                  <v:f eqn="sum @11 2700 0"/>
+                  <v:f eqn="sum 21600 0 @10"/>
+                  <v:f eqn="sum 21600 0 @12"/>
+                  <v:f eqn="sum 21600 0 @13"/>
+                  <v:f eqn="sum 21600 0 @14"/>
+                  <v:f eqn="val #0"/>
+                  <v:f eqn="sum 21600 0 #0"/>
+                </v:formulas>
+                <v:path o:connecttype="rect" textboxrect="@9,@9,@8,@8"/>
+                <v:handles>
+                  <v:h position="#0,center" xrange="2700,10125"/>
+                </v:handles>
+              </v:shapetype>
+              <v:shape id="Sun 102" o:spid="_x0000_s1026" type="#_x0000_t183" style="position:absolute;margin-left:446.25pt;margin-top:9.9pt;width:38.35pt;height:32.05pt;z-index:251940864;visibility:visible;mso-wrap-style:square;mso-wrap-distance-left:9pt;mso-wrap-distance-top:0;mso-wrap-distance-right:9pt;mso-wrap-distance-bottom:0;mso-position-horizontal:absolute;mso-position-horizontal-relative:text;mso-position-vertical:absolute;mso-position-vertical-relative:text;v-text-anchor:middle" o:gfxdata="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" fillcolor="#4472c4 [3204]" strokecolor="#09101d [484]" strokeweight="1pt"/>
+            </w:pict>
+          </mc:Fallback>
+        </mc:AlternateContent>
+      </w:r>
+      <w:r>
+        <w:rPr>
+          <w:rFonts w:ascii="Bookman Old Style" w:hAnsi="Bookman Old Style"/>
+          <w:b/>
+          <w:bCs/>
+          <w:noProof/>
+          <w:lang w:val="en-US"/>
+        </w:rPr>
+        <mc:AlternateContent>
+          <mc:Choice Requires="wps">
+            <w:drawing>
+              <wp:anchor distT="0" distB="0" distL="114300" distR="114300" simplePos="0" relativeHeight="251939840" behindDoc="0" locked="0" layoutInCell="1" allowOverlap="1" wp14:anchorId="5B3DB1EE" wp14:editId="58D3AEF8">
+                <wp:simplePos x="0" y="0"/>
+                <wp:positionH relativeFrom="column">
+                  <wp:posOffset>-100484</wp:posOffset>
+                </wp:positionH>
+                <wp:positionV relativeFrom="paragraph">
+                  <wp:posOffset>45343</wp:posOffset>
+                </wp:positionV>
+                <wp:extent cx="6516357" cy="1522325"/>
+                <wp:effectExtent l="0" t="0" r="18415" b="20955"/>
+                <wp:wrapNone/>
+                <wp:docPr id="118752085" name="Text Box 101"/>
+                <wp:cNvGraphicFramePr/>
+                <a:graphic xmlns:a="http://schemas.openxmlformats.org/drawingml/2006/main">
+                  <a:graphicData uri="http://schemas.microsoft.com/office/word/2010/wordprocessingShape">
+                    <wps:wsp>
+                      <wps:cNvSpPr txBox="1"/>
+                      <wps:spPr>
+                        <a:xfrm>
+                          <a:off x="0" y="0"/>
+                          <a:ext cx="6516357" cy="1522325"/>
+                        </a:xfrm>
+                        <a:prstGeom prst="rect">
+                          <a:avLst/>
+                        </a:prstGeom>
+                        <a:solidFill>
+                          <a:schemeClr val="lt1"/>
+                        </a:solidFill>
+                        <a:ln w="6350">
+                          <a:solidFill>
+                            <a:prstClr val="black"/>
+                          </a:solidFill>
+                        </a:ln>
+                      </wps:spPr>
+                      <wps:txbx>
+                        <w:txbxContent>
+                          <w:p>
+                            <w:pPr>
+                              <w:rPr>
+                                <w:rFonts w:ascii="Aptos Narrow" w:hAnsi="Aptos Narrow"/>
+                                <w:b/>
+                                <w:bCs/>
+                                <w:color w:val="BF8F00" w:themeColor="accent4" w:themeShade="BF"/>
+                                <w:lang w:val="en-US"/>
+                              </w:rPr>
+                            </w:pPr>
+                            <w:r>
+                              <w:rPr>
+                                <w:rFonts w:ascii="Aptos Narrow" w:hAnsi="Aptos Narrow"/>
+                                <w:b/>
+                                <w:bCs/>
+                                <w:color w:val="BF8F00" w:themeColor="accent4" w:themeShade="BF"/>
+                                <w:lang w:val="en-US"/>
+                              </w:rPr>
+                              <w:t>Key Points:</w:t>
+                            </w:r>
+                          </w:p>
+                          <w:p>
+                            <w:pPr>
+                              <w:pStyle w:val="ListParagraph"/>
+                              <w:numPr>
+                                <w:ilvl w:val="0"/>
+                                <w:numId w:val="23"/>
+                              </w:numPr>
+                              <w:rPr>
+                                <w:rFonts w:ascii="Aptos Narrow" w:hAnsi="Aptos Narrow"/>
+                                <w:b/>
+                                <w:bCs/>
+                                <w:lang w:val="en-US"/>
+                              </w:rPr>
+                            </w:pPr>
+                            <w:r>
+                              <w:rPr>
+                                <w:rFonts w:ascii="Aptos Narrow" w:hAnsi="Aptos Narrow"/>
+                                <w:b/>
+                                <w:bCs/>
+                                <w:lang w:val="en-US"/>
+                              </w:rPr>
+                              <w:t>Implements all abstract methods</w:t>
+                            </w:r>
+                          </w:p>
+                          <w:p>
+                            <w:pPr>
+                              <w:pStyle w:val="ListParagraph"/>
+                              <w:numPr>
+                                <w:ilvl w:val="0"/>
+                                <w:numId w:val="23"/>
+                              </w:numPr>
+                              <w:rPr>
+                                <w:rFonts w:ascii="Aptos Narrow" w:hAnsi="Aptos Narrow"/>
+                                <w:b/>
+                                <w:bCs/>
+                                <w:lang w:val="en-US"/>
+                              </w:rPr>
+                            </w:pPr>
+                            <w:r>
+                              <w:rPr>
+                                <w:rFonts w:ascii="Aptos Narrow" w:hAnsi="Aptos Narrow"/>
+                                <w:b/>
+                                <w:bCs/>
+                                <w:lang w:val="en-US"/>
+                              </w:rPr>
+                              <w:t>“abstract” and “final” keywords are optional in an interface</w:t>
+                            </w:r>
+                          </w:p>
+                          <w:p>
+                            <w:pPr>
+                              <w:pStyle w:val="ListParagraph"/>
+                              <w:numPr>
+                                <w:ilvl w:val="0"/>
+                                <w:numId w:val="23"/>
+                              </w:numPr>
+                              <w:rPr>
+                                <w:rFonts w:ascii="Aptos Narrow" w:hAnsi="Aptos Narrow"/>
+                                <w:b/>
+                                <w:bCs/>
+                                <w:lang w:val="en-US"/>
+                              </w:rPr>
+                            </w:pPr>
+                            <w:r>
+                              <w:rPr>
+                                <w:rFonts w:ascii="Aptos Narrow" w:hAnsi="Aptos Narrow"/>
+                                <w:b/>
+                                <w:bCs/>
+                                <w:lang w:val="en-US"/>
+                              </w:rPr>
+                              <w:t xml:space="preserve">Abstract methods </w:t>
+                            </w:r>
+                            <w:proofErr w:type="gramStart"/>
+                            <w:r>
+                              <w:rPr>
+                                <w:rFonts w:ascii="Aptos Narrow" w:hAnsi="Aptos Narrow"/>
+                                <w:b/>
+                                <w:bCs/>
+                                <w:lang w:val="en-US"/>
+                              </w:rPr>
+                              <w:t>does</w:t>
+                            </w:r>
+                            <w:proofErr w:type="gramEnd"/>
+                            <w:r>
+                              <w:rPr>
+                                <w:rFonts w:ascii="Aptos Narrow" w:hAnsi="Aptos Narrow"/>
+                                <w:b/>
+                                <w:bCs/>
+                                <w:lang w:val="en-US"/>
+                              </w:rPr>
+                              <w:t xml:space="preserve"> not have “private” access</w:t>
+                            </w:r>
+                          </w:p>
+                          <w:p>
+                            <w:pPr>
+                              <w:pStyle w:val="ListParagraph"/>
+                              <w:numPr>
+                                <w:ilvl w:val="0"/>
+                                <w:numId w:val="23"/>
+                              </w:numPr>
+                              <w:rPr>
+                                <w:rFonts w:ascii="Aptos Narrow" w:hAnsi="Aptos Narrow"/>
+                                <w:b/>
+                                <w:bCs/>
+                                <w:lang w:val="en-US"/>
+                              </w:rPr>
+                            </w:pPr>
+                            <w:r>
+                              <w:rPr>
+                                <w:rFonts w:ascii="Aptos Narrow" w:hAnsi="Aptos Narrow"/>
+                                <w:b/>
+                                <w:bCs/>
+                                <w:lang w:val="en-US"/>
+                              </w:rPr>
+                              <w:t xml:space="preserve">If an interface contains only one abstract </w:t>
+                            </w:r>
+                            <w:proofErr w:type="gramStart"/>
+                            <w:r>
+                              <w:rPr>
+                                <w:rFonts w:ascii="Aptos Narrow" w:hAnsi="Aptos Narrow"/>
+                                <w:b/>
+                                <w:bCs/>
+                                <w:lang w:val="en-US"/>
+                              </w:rPr>
+                              <w:t>method</w:t>
+                            </w:r>
+                            <w:proofErr w:type="gramEnd"/>
+                            <w:r>
+                              <w:rPr>
+                                <w:rFonts w:ascii="Aptos Narrow" w:hAnsi="Aptos Narrow"/>
+                                <w:b/>
+                                <w:bCs/>
+                                <w:lang w:val="en-US"/>
+                              </w:rPr>
+                              <w:t xml:space="preserve"> then the interface is called as </w:t>
+                            </w:r>
+                            <w:r>
+                              <w:rPr>
+                                <w:rFonts w:ascii="Aptos Narrow" w:hAnsi="Aptos Narrow"/>
+                                <w:b/>
+                                <w:bCs/>
+                                <w:highlight w:val="yellow"/>
+                                <w:lang w:val="en-US"/>
+                              </w:rPr>
+                              <w:t>functional interface</w:t>
+                            </w:r>
+                            <w:r>
+                              <w:rPr>
+                                <w:rFonts w:ascii="Aptos Narrow" w:hAnsi="Aptos Narrow"/>
+                                <w:b/>
+                                <w:bCs/>
+                                <w:lang w:val="en-US"/>
+                              </w:rPr>
+                              <w:t xml:space="preserve"> </w:t>
+                            </w:r>
+                          </w:p>
+                        </w:txbxContent>
+                      </wps:txbx>
+                      <wps:bodyPr rot="0" spcFirstLastPara="0" vertOverflow="overflow" horzOverflow="overflow" vert="horz" wrap="square" lIns="91440" tIns="45720" rIns="91440" bIns="45720" numCol="1" spcCol="0" rtlCol="0" fromWordArt="0" anchor="t" anchorCtr="0" forceAA="0" compatLnSpc="1">
+                        <a:prstTxWarp prst="textNoShape">
+                          <a:avLst/>
+                        </a:prstTxWarp>
+                        <a:noAutofit/>
+                      </wps:bodyPr>
+                    </wps:wsp>
+                  </a:graphicData>
+                </a:graphic>
+                <wp14:sizeRelV relativeFrom="margin">
+                  <wp14:pctHeight>0</wp14:pctHeight>
+                </wp14:sizeRelV>
+              </wp:anchor>
+            </w:drawing>
+          </mc:Choice>
+          <mc:Fallback>
+            <w:pict>
+              <v:shape w14:anchorId="5B3DB1EE" id="Text Box 101" o:spid="_x0000_s1103" type="#_x0000_t202" style="position:absolute;margin-left:-7.9pt;margin-top:3.55pt;width:513.1pt;height:119.85pt;z-index:251939840;visibility:visible;mso-wrap-style:square;mso-height-percent:0;mso-wrap-distance-left:9pt;mso-wrap-distance-top:0;mso-wrap-distance-right:9pt;mso-wrap-distance-bottom:0;mso-position-horizontal:absolute;mso-position-horizontal-relative:text;mso-position-vertical:absolute;mso-position-vertical-relative:text;mso-height-percent:0;mso-height-relative:margin;v-text-anchor:top" o:gfxdata="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" fillcolor="white [3201]" strokeweight=".5pt">
+                <v:textbox>
+                  <w:txbxContent>
+                    <w:p>
+                      <w:pPr>
+                        <w:rPr>
+                          <w:rFonts w:ascii="Aptos Narrow" w:hAnsi="Aptos Narrow"/>
+                          <w:b/>
+                          <w:bCs/>
+                          <w:color w:val="BF8F00" w:themeColor="accent4" w:themeShade="BF"/>
+                          <w:lang w:val="en-US"/>
+                        </w:rPr>
+                      </w:pPr>
+                      <w:r>
+                        <w:rPr>
+                          <w:rFonts w:ascii="Aptos Narrow" w:hAnsi="Aptos Narrow"/>
+                          <w:b/>
+                          <w:bCs/>
+                          <w:color w:val="BF8F00" w:themeColor="accent4" w:themeShade="BF"/>
+                          <w:lang w:val="en-US"/>
+                        </w:rPr>
+                        <w:t>Key Points:</w:t>
+                      </w:r>
+                    </w:p>
+                    <w:p>
+                      <w:pPr>
+                        <w:pStyle w:val="ListParagraph"/>
+                        <w:numPr>
+                          <w:ilvl w:val="0"/>
+                          <w:numId w:val="23"/>
+                        </w:numPr>
+                        <w:rPr>
+                          <w:rFonts w:ascii="Aptos Narrow" w:hAnsi="Aptos Narrow"/>
+                          <w:b/>
+                          <w:bCs/>
+                          <w:lang w:val="en-US"/>
+                        </w:rPr>
+                      </w:pPr>
+                      <w:r>
+                        <w:rPr>
+                          <w:rFonts w:ascii="Aptos Narrow" w:hAnsi="Aptos Narrow"/>
+                          <w:b/>
+                          <w:bCs/>
+                          <w:lang w:val="en-US"/>
+                        </w:rPr>
+                        <w:t>Implements all abstract methods</w:t>
+                      </w:r>
+                    </w:p>
+                    <w:p>
+                      <w:pPr>
+                        <w:pStyle w:val="ListParagraph"/>
+                        <w:numPr>
+                          <w:ilvl w:val="0"/>
+                          <w:numId w:val="23"/>
+                        </w:numPr>
+                        <w:rPr>
+                          <w:rFonts w:ascii="Aptos Narrow" w:hAnsi="Aptos Narrow"/>
+                          <w:b/>
+                          <w:bCs/>
+                          <w:lang w:val="en-US"/>
+                        </w:rPr>
+                      </w:pPr>
+                      <w:r>
+                        <w:rPr>
+                          <w:rFonts w:ascii="Aptos Narrow" w:hAnsi="Aptos Narrow"/>
+                          <w:b/>
+                          <w:bCs/>
+                          <w:lang w:val="en-US"/>
+                        </w:rPr>
+                        <w:t>“abstract” and “final” keywords are optional in an interface</w:t>
+                      </w:r>
+                    </w:p>
+                    <w:p>
+                      <w:pPr>
+                        <w:pStyle w:val="ListParagraph"/>
+                        <w:numPr>
+                          <w:ilvl w:val="0"/>
+                          <w:numId w:val="23"/>
+                        </w:numPr>
+                        <w:rPr>
+                          <w:rFonts w:ascii="Aptos Narrow" w:hAnsi="Aptos Narrow"/>
+                          <w:b/>
+                          <w:bCs/>
+                          <w:lang w:val="en-US"/>
+                        </w:rPr>
+                      </w:pPr>
+                      <w:r>
+                        <w:rPr>
+                          <w:rFonts w:ascii="Aptos Narrow" w:hAnsi="Aptos Narrow"/>
+                          <w:b/>
+                          <w:bCs/>
+                          <w:lang w:val="en-US"/>
+                        </w:rPr>
+                        <w:t xml:space="preserve">Abstract methods </w:t>
+                      </w:r>
+                      <w:proofErr w:type="gramStart"/>
+                      <w:r>
+                        <w:rPr>
+                          <w:rFonts w:ascii="Aptos Narrow" w:hAnsi="Aptos Narrow"/>
+                          <w:b/>
+                          <w:bCs/>
+                          <w:lang w:val="en-US"/>
+                        </w:rPr>
+                        <w:t>does</w:t>
+                      </w:r>
+                      <w:proofErr w:type="gramEnd"/>
+                      <w:r>
+                        <w:rPr>
+                          <w:rFonts w:ascii="Aptos Narrow" w:hAnsi="Aptos Narrow"/>
+                          <w:b/>
+                          <w:bCs/>
+                          <w:lang w:val="en-US"/>
+                        </w:rPr>
+                        <w:t xml:space="preserve"> not have “private” access</w:t>
+                      </w:r>
+                    </w:p>
+                    <w:p>
+                      <w:pPr>
+                        <w:pStyle w:val="ListParagraph"/>
+                        <w:numPr>
+                          <w:ilvl w:val="0"/>
+                          <w:numId w:val="23"/>
+                        </w:numPr>
+                        <w:rPr>
+                          <w:rFonts w:ascii="Aptos Narrow" w:hAnsi="Aptos Narrow"/>
+                          <w:b/>
+                          <w:bCs/>
+                          <w:lang w:val="en-US"/>
+                        </w:rPr>
+                      </w:pPr>
+                      <w:r>
+                        <w:rPr>
+                          <w:rFonts w:ascii="Aptos Narrow" w:hAnsi="Aptos Narrow"/>
+                          <w:b/>
+                          <w:bCs/>
+                          <w:lang w:val="en-US"/>
+                        </w:rPr>
+                        <w:t xml:space="preserve">If an interface contains only one abstract </w:t>
+                      </w:r>
+                      <w:proofErr w:type="gramStart"/>
+                      <w:r>
+                        <w:rPr>
+                          <w:rFonts w:ascii="Aptos Narrow" w:hAnsi="Aptos Narrow"/>
+                          <w:b/>
+                          <w:bCs/>
+                          <w:lang w:val="en-US"/>
+                        </w:rPr>
+                        <w:t>method</w:t>
+                      </w:r>
+                      <w:proofErr w:type="gramEnd"/>
+                      <w:r>
+                        <w:rPr>
+                          <w:rFonts w:ascii="Aptos Narrow" w:hAnsi="Aptos Narrow"/>
+                          <w:b/>
+                          <w:bCs/>
+                          <w:lang w:val="en-US"/>
+                        </w:rPr>
+                        <w:t xml:space="preserve"> then the interface is called as </w:t>
+                      </w:r>
+                      <w:r>
+                        <w:rPr>
+                          <w:rFonts w:ascii="Aptos Narrow" w:hAnsi="Aptos Narrow"/>
+                          <w:b/>
+                          <w:bCs/>
+                          <w:highlight w:val="yellow"/>
+                          <w:lang w:val="en-US"/>
+                        </w:rPr>
+                        <w:t>functional interface</w:t>
+                      </w:r>
+                      <w:r>
+                        <w:rPr>
+                          <w:rFonts w:ascii="Aptos Narrow" w:hAnsi="Aptos Narrow"/>
+                          <w:b/>
+                          <w:bCs/>
+                          <w:lang w:val="en-US"/>
+                        </w:rPr>
+                        <w:t xml:space="preserve"> </w:t>
+                      </w:r>
+                    </w:p>
+                  </w:txbxContent>
+                </v:textbox>
+              </v:shape>
+            </w:pict>
+          </mc:Fallback>
+        </mc:AlternateContent>
+      </w:r>
+    </w:p>
+    <w:p>
+      <w:pPr>
+        <w:rPr>
+          <w:rFonts w:ascii="Bookman Old Style" w:hAnsi="Bookman Old Style"/>
+          <w:b/>
+          <w:bCs/>
+          <w:lang w:val="en-US"/>
+        </w:rPr>
+      </w:pPr>
+    </w:p>
+    <w:p>
+      <w:pPr>
+        <w:rPr>
+          <w:rFonts w:ascii="Bookman Old Style" w:hAnsi="Bookman Old Style"/>
+          <w:b/>
+          <w:bCs/>
+          <w:color w:val="000000" w:themeColor="text1"/>
+          <w:lang w:val="en-US"/>
+        </w:rPr>
+      </w:pPr>
+      <w:r>
+        <w:rPr>
+          <w:rFonts w:ascii="Bookman Old Style" w:hAnsi="Bookman Old Style"/>
+          <w:b/>
+          <w:bCs/>
+          <w:color w:val="000000" w:themeColor="text1"/>
+          <w:lang w:val="en-US"/>
+        </w:rPr>
+        <w:tab/>
+      </w:r>
+    </w:p>
+    <w:p>
+      <w:pPr>
+        <w:rPr>
+          <w:rFonts w:ascii="Bookman Old Style" w:hAnsi="Bookman Old Style"/>
+          <w:b/>
+          <w:bCs/>
+          <w:color w:val="000000" w:themeColor="text1"/>
+          <w:lang w:val="en-US"/>
+        </w:rPr>
+      </w:pPr>
+    </w:p>
+    <w:p>
+      <w:pPr>
+        <w:rPr>
+          <w:rFonts w:ascii="Bookman Old Style" w:hAnsi="Bookman Old Style"/>
+          <w:b/>
+          <w:bCs/>
+          <w:color w:val="000000" w:themeColor="text1"/>
+          <w:lang w:val="en-US"/>
+        </w:rPr>
+      </w:pPr>
+    </w:p>
+    <w:p>
+      <w:pPr>
+        <w:rPr>
+          <w:rFonts w:ascii="Bookman Old Style" w:hAnsi="Bookman Old Style"/>
+          <w:b/>
+          <w:bCs/>
+          <w:color w:val="000000" w:themeColor="text1"/>
+          <w:lang w:val="en-US"/>
+        </w:rPr>
+      </w:pPr>
+    </w:p>
+    <w:p>
+      <w:pPr>
+        <w:rPr>
+          <w:rFonts w:ascii="Bookman Old Style" w:hAnsi="Bookman Old Style"/>
+          <w:b/>
+          <w:bCs/>
+          <w:color w:val="EE0000"/>
+          <w:lang w:val="en-US"/>
+        </w:rPr>
+      </w:pPr>
+      <w:r>
+        <w:rPr>
+          <w:rFonts w:ascii="Bookman Old Style" w:hAnsi="Bookman Old Style"/>
+          <w:b/>
+          <w:bCs/>
+          <w:color w:val="EE0000"/>
+          <w:lang w:val="en-US"/>
+        </w:rPr>
+        <w:t>ENCAPSULATION:</w:t>
+      </w:r>
+    </w:p>
+    <w:p>
+      <w:pPr>
+        <w:rPr>
+          <w:rFonts w:ascii="Bookman Old Style" w:hAnsi="Bookman Old Style"/>
+          <w:b/>
+          <w:bCs/>
+          <w:color w:val="000000" w:themeColor="text1"/>
+          <w:lang w:val="en-US"/>
+        </w:rPr>
+      </w:pPr>
+      <w:r>
+        <w:rPr>
+          <w:rFonts w:ascii="Bookman Old Style" w:hAnsi="Bookman Old Style"/>
+          <w:b/>
+          <w:bCs/>
+          <w:color w:val="000000" w:themeColor="text1"/>
+          <w:lang w:val="en-US"/>
+        </w:rPr>
+        <w:tab/>
+      </w:r>
+      <w:r>
+        <w:rPr>
+          <w:rFonts w:ascii="Bookman Old Style" w:hAnsi="Bookman Old Style"/>
+          <w:b/>
+          <w:bCs/>
+          <w:color w:val="000000" w:themeColor="text1"/>
+          <w:lang w:val="en-US"/>
+        </w:rPr>
+        <w:t xml:space="preserve">Wrapping of properties and its value can be grouped into single unit called </w:t>
+      </w:r>
+      <w:r>
+        <w:rPr>
+          <w:rFonts w:ascii="Bookman Old Style" w:hAnsi="Bookman Old Style"/>
+          <w:b/>
+          <w:bCs/>
+          <w:color w:val="000000" w:themeColor="text1"/>
+          <w:highlight w:val="yellow"/>
+          <w:lang w:val="en-US"/>
+        </w:rPr>
+        <w:t>encapsulation</w:t>
+      </w:r>
+      <w:r>
+        <w:rPr>
+          <w:rFonts w:ascii="Bookman Old Style" w:hAnsi="Bookman Old Style"/>
+          <w:b/>
+          <w:bCs/>
+          <w:color w:val="000000" w:themeColor="text1"/>
+          <w:lang w:val="en-US"/>
+        </w:rPr>
+        <w:t>. That is, class or an object</w:t>
+      </w:r>
+    </w:p>
+    <w:p>
+      <w:pPr>
+        <w:rPr>
+          <w:rFonts w:ascii="Bookman Old Style" w:hAnsi="Bookman Old Style"/>
+          <w:b/>
+          <w:bCs/>
+          <w:color w:val="000000" w:themeColor="text1"/>
+          <w:lang w:val="en-US"/>
+        </w:rPr>
+      </w:pPr>
+      <w:r>
+        <w:rPr>
+          <w:rFonts w:ascii="Bookman Old Style" w:hAnsi="Bookman Old Style"/>
+          <w:b/>
+          <w:bCs/>
+          <w:color w:val="000000" w:themeColor="text1"/>
+          <w:lang w:val="en-US"/>
+        </w:rPr>
+        <w:tab/>
+        <w:t>Loosely Coupled and Tightly Coupled</w:t>
+      </w:r>
+    </w:p>
+    <w:p>
+      <w:pPr>
+        <w:rPr>
+          <w:rFonts w:ascii="Bookman Old Style" w:hAnsi="Bookman Old Style"/>
+          <w:b/>
+          <w:bCs/>
+          <w:color w:val="000000" w:themeColor="text1"/>
+          <w:lang w:val="en-US"/>
+        </w:rPr>
+      </w:pPr>
+      <w:r>
+        <w:rPr>
+          <w:rFonts w:ascii="Bookman Old Style" w:hAnsi="Bookman Old Style"/>
+          <w:b/>
+          <w:bCs/>
+          <w:color w:val="000000" w:themeColor="text1"/>
+          <w:lang w:val="en-US"/>
+        </w:rPr>
+        <w:t xml:space="preserve">Tightly Coupled also known as </w:t>
+      </w:r>
+      <w:r>
+        <w:rPr>
+          <w:rFonts w:ascii="Bookman Old Style" w:hAnsi="Bookman Old Style"/>
+          <w:b/>
+          <w:bCs/>
+          <w:color w:val="EE0000"/>
+          <w:lang w:val="en-US"/>
+        </w:rPr>
+        <w:t>DATA BINDING</w:t>
+      </w:r>
+    </w:p>
+    <w:p>
+      <w:pPr>
+        <w:rPr>
+          <w:rFonts w:ascii="Bookman Old Style" w:hAnsi="Bookman Old Style"/>
+          <w:b/>
+          <w:bCs/>
+          <w:color w:val="000000" w:themeColor="text1"/>
+          <w:lang w:val="en-US"/>
+        </w:rPr>
+      </w:pPr>
+      <w:r>
+        <w:rPr>
+          <w:rFonts w:ascii="Bookman Old Style" w:hAnsi="Bookman Old Style"/>
+          <w:b/>
+          <w:bCs/>
+          <w:color w:val="EE0000"/>
+          <w:lang w:val="en-US"/>
+        </w:rPr>
+        <w:t>MESSAGE PASSING:</w:t>
+      </w:r>
+    </w:p>
+    <w:p>
+      <w:pPr>
+        <w:rPr>
+          <w:rFonts w:ascii="Bookman Old Style" w:hAnsi="Bookman Old Style"/>
+          <w:b/>
+          <w:bCs/>
+          <w:color w:val="000000" w:themeColor="text1"/>
+          <w:lang w:val="en-US"/>
+        </w:rPr>
+      </w:pPr>
+      <w:r>
+        <w:rPr>
+          <w:rFonts w:ascii="Bookman Old Style" w:hAnsi="Bookman Old Style"/>
+          <w:b/>
+          <w:bCs/>
+          <w:color w:val="000000" w:themeColor="text1"/>
+          <w:lang w:val="en-US"/>
+        </w:rPr>
+        <w:tab/>
+        <w:t>Traverse object from one class to another class through function arguments or function return type</w:t>
+      </w:r>
+    </w:p>
+    <w:p>
+      <w:pPr>
+        <w:rPr>
+          <w:rFonts w:ascii="Bookman Old Style" w:hAnsi="Bookman Old Style"/>
+          <w:b/>
+          <w:bCs/>
+          <w:color w:val="EE0000"/>
+          <w:lang w:val="en-US"/>
+        </w:rPr>
+      </w:pPr>
+      <w:r>
+        <w:rPr>
+          <w:rFonts w:ascii="Bookman Old Style" w:hAnsi="Bookman Old Style"/>
+          <w:b/>
+          <w:bCs/>
+          <w:color w:val="EE0000"/>
+          <w:lang w:val="en-US"/>
+        </w:rPr>
+        <w:t>SUPER &amp; THIS KEYWORD</w:t>
+      </w:r>
+    </w:p>
+    <w:p>
+      <w:pPr>
+        <w:rPr>
+          <w:rFonts w:ascii="Bookman Old Style" w:hAnsi="Bookman Old Style"/>
+          <w:b/>
+          <w:bCs/>
+          <w:color w:val="000000" w:themeColor="text1"/>
+          <w:lang w:val="en-US"/>
+        </w:rPr>
+      </w:pPr>
+      <w:r>
+        <w:rPr>
+          <w:rFonts w:ascii="Bookman Old Style" w:hAnsi="Bookman Old Style"/>
+          <w:b/>
+          <w:bCs/>
+          <w:color w:val="000000" w:themeColor="text1"/>
+          <w:lang w:val="en-US"/>
+        </w:rPr>
+        <w:tab/>
+      </w:r>
+      <w:r>
+        <w:rPr>
+          <w:rFonts w:ascii="Bookman Old Style" w:hAnsi="Bookman Old Style"/>
+          <w:b/>
+          <w:bCs/>
+          <w:color w:val="00B050"/>
+          <w:lang w:val="en-US"/>
+        </w:rPr>
+        <w:t>Super:</w:t>
+      </w:r>
+      <w:r>
+        <w:rPr>
+          <w:rFonts w:ascii="Bookman Old Style" w:hAnsi="Bookman Old Style"/>
+          <w:b/>
+          <w:bCs/>
+          <w:color w:val="000000" w:themeColor="text1"/>
+          <w:lang w:val="en-US"/>
+        </w:rPr>
+        <w:t xml:space="preserve"> Access Super class functions, variables, …</w:t>
+      </w:r>
+    </w:p>
+    <w:p>
+      <w:pPr>
+        <w:rPr>
+          <w:rFonts w:ascii="Bookman Old Style" w:hAnsi="Bookman Old Style"/>
+          <w:b/>
+          <w:bCs/>
+          <w:color w:val="000000" w:themeColor="text1"/>
+          <w:lang w:val="en-US"/>
+        </w:rPr>
+      </w:pPr>
+      <w:r>
+        <w:rPr>
+          <w:rFonts w:ascii="Bookman Old Style" w:hAnsi="Bookman Old Style"/>
+          <w:b/>
+          <w:bCs/>
+          <w:color w:val="000000" w:themeColor="text1"/>
+          <w:lang w:val="en-US"/>
+        </w:rPr>
+        <w:tab/>
+      </w:r>
+      <w:r>
+        <w:rPr>
+          <w:rFonts w:ascii="Bookman Old Style" w:hAnsi="Bookman Old Style"/>
+          <w:b/>
+          <w:bCs/>
+          <w:color w:val="00B050"/>
+          <w:lang w:val="en-US"/>
+        </w:rPr>
+        <w:t>This:</w:t>
+      </w:r>
+      <w:r>
+        <w:rPr>
+          <w:rFonts w:ascii="Bookman Old Style" w:hAnsi="Bookman Old Style"/>
+          <w:b/>
+          <w:bCs/>
+          <w:color w:val="000000" w:themeColor="text1"/>
+          <w:lang w:val="en-US"/>
+        </w:rPr>
+        <w:t xml:space="preserve"> Current class object</w:t>
+      </w:r>
+    </w:p>
+    <w:p>
+      <w:pPr>
+        <w:rPr>
+          <w:rFonts w:ascii="Bookman Old Style" w:hAnsi="Bookman Old Style"/>
+          <w:b/>
+          <w:bCs/>
+          <w:color w:val="000000" w:themeColor="text1"/>
+          <w:lang w:val="en-US"/>
+        </w:rPr>
+      </w:pPr>
+      <w:r>
+        <w:rPr>
+          <w:rFonts w:ascii="Bookman Old Style" w:hAnsi="Bookman Old Style"/>
+          <w:b/>
+          <w:bCs/>
+          <w:color w:val="000000" w:themeColor="text1"/>
+          <w:lang w:val="en-US"/>
+        </w:rPr>
+        <w:br w:type="page"/>
+      </w:r>
+    </w:p>
+    <w:p>
+      <w:pPr>
+        <w:rPr>
+          <w:rFonts w:ascii="Bookman Old Style" w:hAnsi="Bookman Old Style"/>
+          <w:b/>
+          <w:bCs/>
+          <w:color w:val="EE0000"/>
+          <w:lang w:val="en-US"/>
+        </w:rPr>
+      </w:pPr>
+      <w:r>
+        <w:rPr>
+          <w:rFonts w:ascii="Bookman Old Style" w:hAnsi="Bookman Old Style"/>
+          <w:b/>
+          <w:bCs/>
+          <w:color w:val="EE0000"/>
+          <w:lang w:val="en-US"/>
+        </w:rPr>
+        <w:lastRenderedPageBreak/>
+        <w:t>PACKAGES &amp; ACCESS SPECIFIERS:</w:t>
+      </w:r>
+    </w:p>
+    <w:p>
+      <w:pPr>
+        <w:rPr>
+          <w:rFonts w:ascii="Bookman Old Style" w:hAnsi="Bookman Old Style"/>
+          <w:b/>
+          <w:bCs/>
+          <w:color w:val="EE0000"/>
+          <w:lang w:val="en-US"/>
+        </w:rPr>
+      </w:pPr>
+      <w:r>
+        <w:rPr>
+          <w:rFonts w:ascii="Bookman Old Style" w:hAnsi="Bookman Old Style"/>
+          <w:b/>
+          <w:bCs/>
+          <w:color w:val="EE0000"/>
+          <w:lang w:val="en-US"/>
+        </w:rPr>
+        <w:t>PACKAGES:</w:t>
+      </w:r>
+    </w:p>
+    <w:p>
+      <w:pPr>
+        <w:rPr>
+          <w:rFonts w:ascii="Bookman Old Style" w:hAnsi="Bookman Old Style"/>
+          <w:b/>
+          <w:bCs/>
+          <w:color w:val="000000" w:themeColor="text1"/>
+          <w:lang w:val="en-US"/>
+        </w:rPr>
+      </w:pPr>
+      <w:r>
+        <w:rPr>
+          <w:rFonts w:ascii="Bookman Old Style" w:hAnsi="Bookman Old Style"/>
+          <w:b/>
+          <w:bCs/>
+          <w:color w:val="000000" w:themeColor="text1"/>
+          <w:lang w:val="en-US"/>
+        </w:rPr>
+        <w:tab/>
+        <w:t>Like a folder</w:t>
+      </w:r>
+    </w:p>
+    <w:p>
+      <w:pPr>
+        <w:pStyle w:val="ListParagraph"/>
+        <w:numPr>
+          <w:ilvl w:val="0"/>
+          <w:numId w:val="24"/>
+        </w:numPr>
+        <w:rPr>
+          <w:rFonts w:ascii="Bookman Old Style" w:hAnsi="Bookman Old Style"/>
+          <w:b/>
+          <w:bCs/>
+          <w:color w:val="000000" w:themeColor="text1"/>
+          <w:lang w:val="en-US"/>
+        </w:rPr>
+      </w:pPr>
+      <w:r>
+        <w:rPr>
+          <w:rFonts w:ascii="Bookman Old Style" w:hAnsi="Bookman Old Style"/>
+          <w:b/>
+          <w:bCs/>
+          <w:color w:val="00B050"/>
+          <w:lang w:val="en-US"/>
+        </w:rPr>
+        <w:t>Class:</w:t>
+      </w:r>
+      <w:r>
+        <w:rPr>
+          <w:rFonts w:ascii="Bookman Old Style" w:hAnsi="Bookman Old Style"/>
+          <w:b/>
+          <w:bCs/>
+          <w:color w:val="000000" w:themeColor="text1"/>
+          <w:lang w:val="en-US"/>
+        </w:rPr>
+        <w:t xml:space="preserve"> collection of variables, functions, abstract methods</w:t>
+      </w:r>
+    </w:p>
+    <w:p>
+      <w:pPr>
+        <w:pStyle w:val="ListParagraph"/>
+        <w:numPr>
+          <w:ilvl w:val="0"/>
+          <w:numId w:val="24"/>
+        </w:numPr>
+        <w:rPr>
+          <w:rFonts w:ascii="Bookman Old Style" w:hAnsi="Bookman Old Style"/>
+          <w:b/>
+          <w:bCs/>
+          <w:color w:val="000000" w:themeColor="text1"/>
+          <w:lang w:val="en-US"/>
+        </w:rPr>
+      </w:pPr>
+      <w:r>
+        <w:rPr>
+          <w:rFonts w:ascii="Bookman Old Style" w:hAnsi="Bookman Old Style"/>
+          <w:b/>
+          <w:bCs/>
+          <w:color w:val="00B050"/>
+          <w:lang w:val="en-US"/>
+        </w:rPr>
+        <w:t>Interface:</w:t>
+      </w:r>
+      <w:r>
+        <w:rPr>
+          <w:rFonts w:ascii="Bookman Old Style" w:hAnsi="Bookman Old Style"/>
+          <w:b/>
+          <w:bCs/>
+          <w:color w:val="000000" w:themeColor="text1"/>
+          <w:lang w:val="en-US"/>
+        </w:rPr>
+        <w:t xml:space="preserve"> Collection of abstract methods and constants</w:t>
+      </w:r>
+    </w:p>
+    <w:p>
+      <w:pPr>
+        <w:pStyle w:val="ListParagraph"/>
+        <w:numPr>
+          <w:ilvl w:val="0"/>
+          <w:numId w:val="24"/>
+        </w:numPr>
+        <w:rPr>
+          <w:rFonts w:ascii="Bookman Old Style" w:hAnsi="Bookman Old Style"/>
+          <w:b/>
+          <w:bCs/>
+          <w:color w:val="000000" w:themeColor="text1"/>
+          <w:lang w:val="en-US"/>
+        </w:rPr>
+      </w:pPr>
+      <w:r>
+        <w:rPr>
+          <w:rFonts w:ascii="Bookman Old Style" w:hAnsi="Bookman Old Style"/>
+          <w:b/>
+          <w:bCs/>
+          <w:color w:val="00B050"/>
+          <w:lang w:val="en-US"/>
+        </w:rPr>
+        <w:t>Packages:</w:t>
+      </w:r>
+      <w:r>
+        <w:rPr>
+          <w:rFonts w:ascii="Bookman Old Style" w:hAnsi="Bookman Old Style"/>
+          <w:b/>
+          <w:bCs/>
+          <w:color w:val="000000" w:themeColor="text1"/>
+          <w:lang w:val="en-US"/>
+        </w:rPr>
+        <w:t xml:space="preserve"> Collection of classes, interfaces and other files (xml, audio, video, text file, …)</w:t>
+      </w:r>
+    </w:p>
+    <w:p>
+      <w:pPr>
+        <w:pStyle w:val="ListParagraph"/>
+        <w:numPr>
+          <w:ilvl w:val="0"/>
+          <w:numId w:val="24"/>
+        </w:numPr>
+        <w:rPr>
+          <w:rFonts w:ascii="Bookman Old Style" w:hAnsi="Bookman Old Style"/>
+          <w:b/>
+          <w:bCs/>
+          <w:color w:val="000000" w:themeColor="text1"/>
+          <w:lang w:val="en-US"/>
+        </w:rPr>
+      </w:pPr>
+      <w:r>
+        <w:rPr>
+          <w:rFonts w:ascii="Bookman Old Style" w:hAnsi="Bookman Old Style"/>
+          <w:b/>
+          <w:bCs/>
+          <w:color w:val="00B050"/>
+          <w:lang w:val="en-US"/>
+        </w:rPr>
+        <w:t xml:space="preserve">JAR (Java ARchieve): </w:t>
+      </w:r>
+      <w:r>
+        <w:rPr>
+          <w:rFonts w:ascii="Bookman Old Style" w:hAnsi="Bookman Old Style"/>
+          <w:b/>
+          <w:bCs/>
+          <w:color w:val="000000" w:themeColor="text1"/>
+          <w:lang w:val="en-US"/>
+        </w:rPr>
+        <w:t>Collection of packages</w:t>
+      </w:r>
+    </w:p>
+    <w:p>
+      <w:pPr>
+        <w:pStyle w:val="ListParagraph"/>
+        <w:numPr>
+          <w:ilvl w:val="1"/>
+          <w:numId w:val="24"/>
+        </w:numPr>
+        <w:rPr>
+          <w:rFonts w:ascii="Bookman Old Style" w:hAnsi="Bookman Old Style"/>
+          <w:b/>
+          <w:bCs/>
+          <w:color w:val="000000" w:themeColor="text1"/>
+          <w:lang w:val="en-US"/>
+        </w:rPr>
+      </w:pPr>
+      <w:r>
+        <w:rPr>
+          <w:rFonts w:ascii="Bookman Old Style" w:hAnsi="Bookman Old Style"/>
+          <w:b/>
+          <w:bCs/>
+          <w:color w:val="00B050"/>
+          <w:lang w:val="en-US"/>
+        </w:rPr>
+        <w:t xml:space="preserve">Internal Jar: </w:t>
+      </w:r>
+      <w:r>
+        <w:rPr>
+          <w:rFonts w:ascii="Bookman Old Style" w:hAnsi="Bookman Old Style"/>
+          <w:b/>
+          <w:bCs/>
+          <w:color w:val="000000" w:themeColor="text1"/>
+          <w:lang w:val="en-US"/>
+        </w:rPr>
+        <w:t>JDK and JRE Libraries</w:t>
+      </w:r>
+    </w:p>
+    <w:p>
+      <w:pPr>
+        <w:pStyle w:val="ListParagraph"/>
+        <w:numPr>
+          <w:ilvl w:val="1"/>
+          <w:numId w:val="24"/>
+        </w:numPr>
+        <w:rPr>
+          <w:rFonts w:ascii="Bookman Old Style" w:hAnsi="Bookman Old Style"/>
+          <w:b/>
+          <w:bCs/>
+          <w:color w:val="000000" w:themeColor="text1"/>
+          <w:lang w:val="en-US"/>
+        </w:rPr>
+      </w:pPr>
+      <w:r>
+        <w:rPr>
+          <w:rFonts w:ascii="Bookman Old Style" w:hAnsi="Bookman Old Style"/>
+          <w:b/>
+          <w:bCs/>
+          <w:color w:val="00B050"/>
+          <w:lang w:val="en-US"/>
+        </w:rPr>
+        <w:t xml:space="preserve">External Jar: </w:t>
+      </w:r>
+      <w:r>
+        <w:rPr>
+          <w:rFonts w:ascii="Bookman Old Style" w:hAnsi="Bookman Old Style"/>
+          <w:b/>
+          <w:bCs/>
+          <w:color w:val="000000" w:themeColor="text1"/>
+          <w:lang w:val="en-US"/>
+        </w:rPr>
+        <w:t>Apart from internal jar</w:t>
+      </w:r>
+    </w:p>
+    <w:p>
+      <w:pPr>
+        <w:rPr>
+          <w:rFonts w:ascii="Bookman Old Style" w:hAnsi="Bookman Old Style"/>
+          <w:b/>
+          <w:bCs/>
+          <w:color w:val="000000" w:themeColor="text1"/>
+          <w:lang w:val="en-US"/>
+        </w:rPr>
+      </w:pPr>
+    </w:p>
+    <w:p>
+      <w:pPr>
+        <w:rPr>
+          <w:rFonts w:ascii="Bookman Old Style" w:hAnsi="Bookman Old Style"/>
+          <w:b/>
+          <w:bCs/>
+          <w:color w:val="000000" w:themeColor="text1"/>
+          <w:lang w:val="en-US"/>
+        </w:rPr>
+      </w:pPr>
+    </w:p>
+    <w:p>
+      <w:pPr>
         <w:rPr>
           <w:rFonts w:ascii="Bookman Old Style" w:hAnsi="Bookman Old Style"/>
           <w:b/>
@@ -16553,10 +22619,10 @@
 <file path=word/numbering.xml><?xml version="1.0" encoding="utf-8"?>
 <w:numbering xmlns:wpc="http://schemas.microsoft.com/office/word/2010/wordprocessingCanvas" xmlns:cx="http://schemas.microsoft.com/office/drawing/2014/chartex" xmlns:cx1="http://schemas.microsoft.com/office/drawing/2015/9/8/chartex" xmlns:cx2="http://schemas.microsoft.com/office/drawing/2015/10/21/chartex" xmlns:cx3="http://schemas.microsoft.com/office/drawing/2016/5/9/chartex" xmlns:cx4="http://schemas.microsoft.com/office/drawing/2016/5/10/chartex" xmlns:cx5="http://schemas.microsoft.com/office/drawing/2016/5/11/chartex" xmlns:cx6="http://schemas.microsoft.com/office/drawing/2016/5/12/chartex" xmlns:cx7="http://schemas.microsoft.com/office/drawing/2016/5/13/chartex" xmlns:cx8="http://schemas.microsoft.com/office/drawing/2016/5/14/chartex" xmlns:mc="http://schemas.openxmlformats.org/markup-compatibility/2006" xmlns:aink="http://schemas.microsoft.com/office/drawing/2016/ink" xmlns:am3d="http://schemas.microsoft.com/office/drawing/2017/model3d" xmlns:o="urn:schemas-microsoft-com:office:office" xmlns:oel="http://schemas.microsoft.com/office/2019/extlst" xmlns:r="http://schemas.openxmlformats.org/officeDocument/2006/relationships" xmlns:m="http://schemas.openxmlformats.org/officeDocument/2006/math" xmlns:v="urn:schemas-microsoft-com:vml" xmlns:wp14="http://schemas.microsoft.com/office/word/2010/wordprocessingDrawing" xmlns:wp="http://schemas.openxmlformats.org/drawingml/2006/wordprocessingDrawing" xmlns:w10="urn:schemas-microsoft-com:office:word" xmlns:w="http://schemas.openxmlformats.org/wordprocessingml/2006/main" xmlns:w14="http://schemas.microsoft.com/office/word/2010/wordml" xmlns:w15="http://schemas.microsoft.com/office/word/2012/wordml" xmlns:w16cex="http://schemas.microsoft.com/office/word/2018/wordml/cex" xmlns:w16cid="http://schemas.microsoft.com/office/word/2016/wordml/cid" xmlns:w16="http://schemas.microsoft.com/office/word/2018/wordml" xmlns:w16du="http://schemas.microsoft.com/office/word/2023/wordml/word16du" xmlns:w16sdtdh="http://schemas.microsoft.com/office/word/2020/wordml/sdtdatahash" xmlns:w16sdtfl="http://schemas.microsoft.com/office/word/2024/wordml/sdtformatlock" xmlns:w16se="http://schemas.microsoft.com/office/word/2015/wordml/symex" xmlns:wpg="http://schemas.microsoft.com/office/word/2010/wordprocessingGroup" xmlns:wpi="http://schemas.microsoft.com/office/word/2010/wordprocessingInk" xmlns:wne="http://schemas.microsoft.com/office/word/2006/wordml" xmlns:wps="http://schemas.microsoft.com/office/word/2010/wordprocessingShape" mc:Ignorable="w14 w15 w16se w16cid w16 w16cex w16sdtdh w16sdtfl w16du wp14">
   <w:abstractNum w:abstractNumId="0" w15:restartNumberingAfterBreak="0">
-    <w:nsid w:val="0C427384"/>
+    <w:nsid w:val="03422786"/>
     <w:multiLevelType w:val="hybridMultilevel"/>
-    <w:tmpl w:val="45C64946"/>
-    <w:lvl w:ilvl="0" w:tplc="E7600334">
+    <w:tmpl w:val="87D47576"/>
+    <w:lvl w:ilvl="0" w:tplc="8A7AE624">
       <w:start w:val="1"/>
       <w:numFmt w:val="decimal"/>
       <w:lvlText w:val="%1."/>
@@ -16642,16 +22708,16 @@
     </w:lvl>
   </w:abstractNum>
   <w:abstractNum w:abstractNumId="1" w15:restartNumberingAfterBreak="0">
-    <w:nsid w:val="0F532173"/>
+    <w:nsid w:val="052B6648"/>
     <w:multiLevelType w:val="hybridMultilevel"/>
-    <w:tmpl w:val="E278DA4E"/>
-    <w:lvl w:ilvl="0" w:tplc="4F1C4664">
+    <w:tmpl w:val="F11C5AB2"/>
+    <w:lvl w:ilvl="0" w:tplc="A95A75F6">
       <w:start w:val="1"/>
       <w:numFmt w:val="decimal"/>
       <w:lvlText w:val="%1."/>
       <w:lvlJc w:val="left"/>
       <w:pPr>
-        <w:ind w:left="1800" w:hanging="360"/>
+        <w:ind w:left="1080" w:hanging="360"/>
       </w:pPr>
       <w:rPr>
         <w:rFonts w:hint="default"/>
@@ -16663,7 +22729,7 @@
       <w:lvlText w:val="%2."/>
       <w:lvlJc w:val="left"/>
       <w:pPr>
-        <w:ind w:left="2520" w:hanging="360"/>
+        <w:ind w:left="1800" w:hanging="360"/>
       </w:pPr>
     </w:lvl>
     <w:lvl w:ilvl="2" w:tplc="4009001B" w:tentative="1">
@@ -16672,7 +22738,7 @@
       <w:lvlText w:val="%3."/>
       <w:lvlJc w:val="right"/>
       <w:pPr>
-        <w:ind w:left="3240" w:hanging="180"/>
+        <w:ind w:left="2520" w:hanging="180"/>
       </w:pPr>
     </w:lvl>
     <w:lvl w:ilvl="3" w:tplc="4009000F" w:tentative="1">
@@ -16681,7 +22747,7 @@
       <w:lvlText w:val="%4."/>
       <w:lvlJc w:val="left"/>
       <w:pPr>
-        <w:ind w:left="3960" w:hanging="360"/>
+        <w:ind w:left="3240" w:hanging="360"/>
       </w:pPr>
     </w:lvl>
     <w:lvl w:ilvl="4" w:tplc="40090019" w:tentative="1">
@@ -16690,7 +22756,7 @@
       <w:lvlText w:val="%5."/>
       <w:lvlJc w:val="left"/>
       <w:pPr>
-        <w:ind w:left="4680" w:hanging="360"/>
+        <w:ind w:left="3960" w:hanging="360"/>
       </w:pPr>
     </w:lvl>
     <w:lvl w:ilvl="5" w:tplc="4009001B" w:tentative="1">
@@ -16699,7 +22765,7 @@
       <w:lvlText w:val="%6."/>
       <w:lvlJc w:val="right"/>
       <w:pPr>
-        <w:ind w:left="5400" w:hanging="180"/>
+        <w:ind w:left="4680" w:hanging="180"/>
       </w:pPr>
     </w:lvl>
     <w:lvl w:ilvl="6" w:tplc="4009000F" w:tentative="1">
@@ -16708,7 +22774,7 @@
       <w:lvlText w:val="%7."/>
       <w:lvlJc w:val="left"/>
       <w:pPr>
-        <w:ind w:left="6120" w:hanging="360"/>
+        <w:ind w:left="5400" w:hanging="360"/>
       </w:pPr>
     </w:lvl>
     <w:lvl w:ilvl="7" w:tplc="40090019" w:tentative="1">
@@ -16717,7 +22783,7 @@
       <w:lvlText w:val="%8."/>
       <w:lvlJc w:val="left"/>
       <w:pPr>
-        <w:ind w:left="6840" w:hanging="360"/>
+        <w:ind w:left="6120" w:hanging="360"/>
       </w:pPr>
     </w:lvl>
     <w:lvl w:ilvl="8" w:tplc="4009001B" w:tentative="1">
@@ -16726,21 +22792,21 @@
       <w:lvlText w:val="%9."/>
       <w:lvlJc w:val="right"/>
       <w:pPr>
-        <w:ind w:left="7560" w:hanging="180"/>
+        <w:ind w:left="6840" w:hanging="180"/>
       </w:pPr>
     </w:lvl>
   </w:abstractNum>
   <w:abstractNum w:abstractNumId="2" w15:restartNumberingAfterBreak="0">
-    <w:nsid w:val="18F40B2B"/>
+    <w:nsid w:val="0C427384"/>
     <w:multiLevelType w:val="hybridMultilevel"/>
-    <w:tmpl w:val="E8EC299C"/>
-    <w:lvl w:ilvl="0" w:tplc="4009000F">
+    <w:tmpl w:val="45C64946"/>
+    <w:lvl w:ilvl="0" w:tplc="E7600334">
       <w:start w:val="1"/>
       <w:numFmt w:val="decimal"/>
       <w:lvlText w:val="%1."/>
       <w:lvlJc w:val="left"/>
       <w:pPr>
-        <w:ind w:left="720" w:hanging="360"/>
+        <w:ind w:left="1080" w:hanging="360"/>
       </w:pPr>
       <w:rPr>
         <w:rFonts w:hint="default"/>
@@ -16752,7 +22818,7 @@
       <w:lvlText w:val="%2."/>
       <w:lvlJc w:val="left"/>
       <w:pPr>
-        <w:ind w:left="1440" w:hanging="360"/>
+        <w:ind w:left="1800" w:hanging="360"/>
       </w:pPr>
     </w:lvl>
     <w:lvl w:ilvl="2" w:tplc="4009001B" w:tentative="1">
@@ -16761,7 +22827,7 @@
       <w:lvlText w:val="%3."/>
       <w:lvlJc w:val="right"/>
       <w:pPr>
-        <w:ind w:left="2160" w:hanging="180"/>
+        <w:ind w:left="2520" w:hanging="180"/>
       </w:pPr>
     </w:lvl>
     <w:lvl w:ilvl="3" w:tplc="4009000F" w:tentative="1">
@@ -16770,7 +22836,7 @@
       <w:lvlText w:val="%4."/>
       <w:lvlJc w:val="left"/>
       <w:pPr>
-        <w:ind w:left="2880" w:hanging="360"/>
+        <w:ind w:left="3240" w:hanging="360"/>
       </w:pPr>
     </w:lvl>
     <w:lvl w:ilvl="4" w:tplc="40090019" w:tentative="1">
@@ -16779,7 +22845,7 @@
       <w:lvlText w:val="%5."/>
       <w:lvlJc w:val="left"/>
       <w:pPr>
-        <w:ind w:left="3600" w:hanging="360"/>
+        <w:ind w:left="3960" w:hanging="360"/>
       </w:pPr>
     </w:lvl>
     <w:lvl w:ilvl="5" w:tplc="4009001B" w:tentative="1">
@@ -16788,7 +22854,7 @@
       <w:lvlText w:val="%6."/>
       <w:lvlJc w:val="right"/>
       <w:pPr>
-        <w:ind w:left="4320" w:hanging="180"/>
+        <w:ind w:left="4680" w:hanging="180"/>
       </w:pPr>
     </w:lvl>
     <w:lvl w:ilvl="6" w:tplc="4009000F" w:tentative="1">
@@ -16797,7 +22863,7 @@
       <w:lvlText w:val="%7."/>
       <w:lvlJc w:val="left"/>
       <w:pPr>
-        <w:ind w:left="5040" w:hanging="360"/>
+        <w:ind w:left="5400" w:hanging="360"/>
       </w:pPr>
     </w:lvl>
     <w:lvl w:ilvl="7" w:tplc="40090019" w:tentative="1">
@@ -16806,7 +22872,7 @@
       <w:lvlText w:val="%8."/>
       <w:lvlJc w:val="left"/>
       <w:pPr>
-        <w:ind w:left="5760" w:hanging="360"/>
+        <w:ind w:left="6120" w:hanging="360"/>
       </w:pPr>
     </w:lvl>
     <w:lvl w:ilvl="8" w:tplc="4009001B" w:tentative="1">
@@ -16815,15 +22881,15 @@
       <w:lvlText w:val="%9."/>
       <w:lvlJc w:val="right"/>
       <w:pPr>
-        <w:ind w:left="6480" w:hanging="180"/>
+        <w:ind w:left="6840" w:hanging="180"/>
       </w:pPr>
     </w:lvl>
   </w:abstractNum>
   <w:abstractNum w:abstractNumId="3" w15:restartNumberingAfterBreak="0">
-    <w:nsid w:val="1CE40430"/>
+    <w:nsid w:val="0F532173"/>
     <w:multiLevelType w:val="hybridMultilevel"/>
-    <w:tmpl w:val="0EC8771A"/>
-    <w:lvl w:ilvl="0" w:tplc="39689218">
+    <w:tmpl w:val="E278DA4E"/>
+    <w:lvl w:ilvl="0" w:tplc="4F1C4664">
       <w:start w:val="1"/>
       <w:numFmt w:val="decimal"/>
       <w:lvlText w:val="%1."/>
@@ -16909,16 +22975,16 @@
     </w:lvl>
   </w:abstractNum>
   <w:abstractNum w:abstractNumId="4" w15:restartNumberingAfterBreak="0">
-    <w:nsid w:val="1ECD5931"/>
+    <w:nsid w:val="18F40B2B"/>
     <w:multiLevelType w:val="hybridMultilevel"/>
-    <w:tmpl w:val="1E32DCDC"/>
-    <w:lvl w:ilvl="0" w:tplc="1D349E22">
+    <w:tmpl w:val="E8EC299C"/>
+    <w:lvl w:ilvl="0" w:tplc="4009000F">
       <w:start w:val="1"/>
       <w:numFmt w:val="decimal"/>
       <w:lvlText w:val="%1."/>
       <w:lvlJc w:val="left"/>
       <w:pPr>
-        <w:ind w:left="1800" w:hanging="360"/>
+        <w:ind w:left="720" w:hanging="360"/>
       </w:pPr>
       <w:rPr>
         <w:rFonts w:hint="default"/>
@@ -16930,7 +22996,7 @@
       <w:lvlText w:val="%2."/>
       <w:lvlJc w:val="left"/>
       <w:pPr>
-        <w:ind w:left="2520" w:hanging="360"/>
+        <w:ind w:left="1440" w:hanging="360"/>
       </w:pPr>
     </w:lvl>
     <w:lvl w:ilvl="2" w:tplc="4009001B" w:tentative="1">
@@ -16939,7 +23005,7 @@
       <w:lvlText w:val="%3."/>
       <w:lvlJc w:val="right"/>
       <w:pPr>
-        <w:ind w:left="3240" w:hanging="180"/>
+        <w:ind w:left="2160" w:hanging="180"/>
       </w:pPr>
     </w:lvl>
     <w:lvl w:ilvl="3" w:tplc="4009000F" w:tentative="1">
@@ -16948,7 +23014,7 @@
       <w:lvlText w:val="%4."/>
       <w:lvlJc w:val="left"/>
       <w:pPr>
-        <w:ind w:left="3960" w:hanging="360"/>
+        <w:ind w:left="2880" w:hanging="360"/>
       </w:pPr>
     </w:lvl>
     <w:lvl w:ilvl="4" w:tplc="40090019" w:tentative="1">
@@ -16957,7 +23023,7 @@
       <w:lvlText w:val="%5."/>
       <w:lvlJc w:val="left"/>
       <w:pPr>
-        <w:ind w:left="4680" w:hanging="360"/>
+        <w:ind w:left="3600" w:hanging="360"/>
       </w:pPr>
     </w:lvl>
     <w:lvl w:ilvl="5" w:tplc="4009001B" w:tentative="1">
@@ -16966,7 +23032,7 @@
       <w:lvlText w:val="%6."/>
       <w:lvlJc w:val="right"/>
       <w:pPr>
-        <w:ind w:left="5400" w:hanging="180"/>
+        <w:ind w:left="4320" w:hanging="180"/>
       </w:pPr>
     </w:lvl>
     <w:lvl w:ilvl="6" w:tplc="4009000F" w:tentative="1">
@@ -16975,7 +23041,7 @@
       <w:lvlText w:val="%7."/>
       <w:lvlJc w:val="left"/>
       <w:pPr>
-        <w:ind w:left="6120" w:hanging="360"/>
+        <w:ind w:left="5040" w:hanging="360"/>
       </w:pPr>
     </w:lvl>
     <w:lvl w:ilvl="7" w:tplc="40090019" w:tentative="1">
@@ -16984,7 +23050,7 @@
       <w:lvlText w:val="%8."/>
       <w:lvlJc w:val="left"/>
       <w:pPr>
-        <w:ind w:left="6840" w:hanging="360"/>
+        <w:ind w:left="5760" w:hanging="360"/>
       </w:pPr>
     </w:lvl>
     <w:lvl w:ilvl="8" w:tplc="4009001B" w:tentative="1">
@@ -16993,21 +23059,21 @@
       <w:lvlText w:val="%9."/>
       <w:lvlJc w:val="right"/>
       <w:pPr>
-        <w:ind w:left="7560" w:hanging="180"/>
+        <w:ind w:left="6480" w:hanging="180"/>
       </w:pPr>
     </w:lvl>
   </w:abstractNum>
   <w:abstractNum w:abstractNumId="5" w15:restartNumberingAfterBreak="0">
-    <w:nsid w:val="362039E2"/>
+    <w:nsid w:val="1CE40430"/>
     <w:multiLevelType w:val="hybridMultilevel"/>
-    <w:tmpl w:val="8508F60A"/>
-    <w:lvl w:ilvl="0" w:tplc="4009000F">
+    <w:tmpl w:val="0EC8771A"/>
+    <w:lvl w:ilvl="0" w:tplc="39689218">
       <w:start w:val="1"/>
       <w:numFmt w:val="decimal"/>
       <w:lvlText w:val="%1."/>
       <w:lvlJc w:val="left"/>
       <w:pPr>
-        <w:ind w:left="720" w:hanging="360"/>
+        <w:ind w:left="1800" w:hanging="360"/>
       </w:pPr>
       <w:rPr>
         <w:rFonts w:hint="default"/>
@@ -17019,7 +23085,7 @@
       <w:lvlText w:val="%2."/>
       <w:lvlJc w:val="left"/>
       <w:pPr>
-        <w:ind w:left="1440" w:hanging="360"/>
+        <w:ind w:left="2520" w:hanging="360"/>
       </w:pPr>
     </w:lvl>
     <w:lvl w:ilvl="2" w:tplc="4009001B" w:tentative="1">
@@ -17028,7 +23094,7 @@
       <w:lvlText w:val="%3."/>
       <w:lvlJc w:val="right"/>
       <w:pPr>
-        <w:ind w:left="2160" w:hanging="180"/>
+        <w:ind w:left="3240" w:hanging="180"/>
       </w:pPr>
     </w:lvl>
     <w:lvl w:ilvl="3" w:tplc="4009000F" w:tentative="1">
@@ -17037,7 +23103,7 @@
       <w:lvlText w:val="%4."/>
       <w:lvlJc w:val="left"/>
       <w:pPr>
-        <w:ind w:left="2880" w:hanging="360"/>
+        <w:ind w:left="3960" w:hanging="360"/>
       </w:pPr>
     </w:lvl>
     <w:lvl w:ilvl="4" w:tplc="40090019" w:tentative="1">
@@ -17046,7 +23112,7 @@
       <w:lvlText w:val="%5."/>
       <w:lvlJc w:val="left"/>
       <w:pPr>
-        <w:ind w:left="3600" w:hanging="360"/>
+        <w:ind w:left="4680" w:hanging="360"/>
       </w:pPr>
     </w:lvl>
     <w:lvl w:ilvl="5" w:tplc="4009001B" w:tentative="1">
@@ -17055,7 +23121,7 @@
       <w:lvlText w:val="%6."/>
       <w:lvlJc w:val="right"/>
       <w:pPr>
-        <w:ind w:left="4320" w:hanging="180"/>
+        <w:ind w:left="5400" w:hanging="180"/>
       </w:pPr>
     </w:lvl>
     <w:lvl w:ilvl="6" w:tplc="4009000F" w:tentative="1">
@@ -17064,7 +23130,7 @@
       <w:lvlText w:val="%7."/>
       <w:lvlJc w:val="left"/>
       <w:pPr>
-        <w:ind w:left="5040" w:hanging="360"/>
+        <w:ind w:left="6120" w:hanging="360"/>
       </w:pPr>
     </w:lvl>
     <w:lvl w:ilvl="7" w:tplc="40090019" w:tentative="1">
@@ -17073,7 +23139,7 @@
       <w:lvlText w:val="%8."/>
       <w:lvlJc w:val="left"/>
       <w:pPr>
-        <w:ind w:left="5760" w:hanging="360"/>
+        <w:ind w:left="6840" w:hanging="360"/>
       </w:pPr>
     </w:lvl>
     <w:lvl w:ilvl="8" w:tplc="4009001B" w:tentative="1">
@@ -17082,21 +23148,21 @@
       <w:lvlText w:val="%9."/>
       <w:lvlJc w:val="right"/>
       <w:pPr>
-        <w:ind w:left="6480" w:hanging="180"/>
+        <w:ind w:left="7560" w:hanging="180"/>
       </w:pPr>
     </w:lvl>
   </w:abstractNum>
   <w:abstractNum w:abstractNumId="6" w15:restartNumberingAfterBreak="0">
-    <w:nsid w:val="399B3732"/>
+    <w:nsid w:val="1ECD5931"/>
     <w:multiLevelType w:val="hybridMultilevel"/>
-    <w:tmpl w:val="F36036E2"/>
-    <w:lvl w:ilvl="0" w:tplc="AF34D864">
+    <w:tmpl w:val="1E32DCDC"/>
+    <w:lvl w:ilvl="0" w:tplc="1D349E22">
       <w:start w:val="1"/>
       <w:numFmt w:val="decimal"/>
       <w:lvlText w:val="%1."/>
       <w:lvlJc w:val="left"/>
       <w:pPr>
-        <w:ind w:left="1080" w:hanging="360"/>
+        <w:ind w:left="1800" w:hanging="360"/>
       </w:pPr>
       <w:rPr>
         <w:rFonts w:hint="default"/>
@@ -17108,7 +23174,7 @@
       <w:lvlText w:val="%2."/>
       <w:lvlJc w:val="left"/>
       <w:pPr>
-        <w:ind w:left="1800" w:hanging="360"/>
+        <w:ind w:left="2520" w:hanging="360"/>
       </w:pPr>
     </w:lvl>
     <w:lvl w:ilvl="2" w:tplc="4009001B" w:tentative="1">
@@ -17117,7 +23183,7 @@
       <w:lvlText w:val="%3."/>
       <w:lvlJc w:val="right"/>
       <w:pPr>
-        <w:ind w:left="2520" w:hanging="180"/>
+        <w:ind w:left="3240" w:hanging="180"/>
       </w:pPr>
     </w:lvl>
     <w:lvl w:ilvl="3" w:tplc="4009000F" w:tentative="1">
@@ -17126,7 +23192,7 @@
       <w:lvlText w:val="%4."/>
       <w:lvlJc w:val="left"/>
       <w:pPr>
-        <w:ind w:left="3240" w:hanging="360"/>
+        <w:ind w:left="3960" w:hanging="360"/>
       </w:pPr>
     </w:lvl>
     <w:lvl w:ilvl="4" w:tplc="40090019" w:tentative="1">
@@ -17135,7 +23201,7 @@
       <w:lvlText w:val="%5."/>
       <w:lvlJc w:val="left"/>
       <w:pPr>
-        <w:ind w:left="3960" w:hanging="360"/>
+        <w:ind w:left="4680" w:hanging="360"/>
       </w:pPr>
     </w:lvl>
     <w:lvl w:ilvl="5" w:tplc="4009001B" w:tentative="1">
@@ -17144,7 +23210,7 @@
       <w:lvlText w:val="%6."/>
       <w:lvlJc w:val="right"/>
       <w:pPr>
-        <w:ind w:left="4680" w:hanging="180"/>
+        <w:ind w:left="5400" w:hanging="180"/>
       </w:pPr>
     </w:lvl>
     <w:lvl w:ilvl="6" w:tplc="4009000F" w:tentative="1">
@@ -17153,7 +23219,7 @@
       <w:lvlText w:val="%7."/>
       <w:lvlJc w:val="left"/>
       <w:pPr>
-        <w:ind w:left="5400" w:hanging="360"/>
+        <w:ind w:left="6120" w:hanging="360"/>
       </w:pPr>
     </w:lvl>
     <w:lvl w:ilvl="7" w:tplc="40090019" w:tentative="1">
@@ -17162,7 +23228,7 @@
       <w:lvlText w:val="%8."/>
       <w:lvlJc w:val="left"/>
       <w:pPr>
-        <w:ind w:left="6120" w:hanging="360"/>
+        <w:ind w:left="6840" w:hanging="360"/>
       </w:pPr>
     </w:lvl>
     <w:lvl w:ilvl="8" w:tplc="4009001B" w:tentative="1">
@@ -17171,11 +23237,391 @@
       <w:lvlText w:val="%9."/>
       <w:lvlJc w:val="right"/>
       <w:pPr>
-        <w:ind w:left="6840" w:hanging="180"/>
+        <w:ind w:left="7560" w:hanging="180"/>
       </w:pPr>
     </w:lvl>
   </w:abstractNum>
   <w:abstractNum w:abstractNumId="7" w15:restartNumberingAfterBreak="0">
+    <w:nsid w:val="23996698"/>
+    <w:multiLevelType w:val="hybridMultilevel"/>
+    <w:tmpl w:val="69ECE490"/>
+    <w:lvl w:ilvl="0" w:tplc="4009000D">
+      <w:start w:val="1"/>
+      <w:numFmt w:val="bullet"/>
+      <w:lvlText w:val=""/>
+      <w:lvlJc w:val="left"/>
+      <w:pPr>
+        <w:ind w:left="720" w:hanging="360"/>
+      </w:pPr>
+      <w:rPr>
+        <w:rFonts w:ascii="Wingdings" w:hAnsi="Wingdings" w:hint="default"/>
+      </w:rPr>
+    </w:lvl>
+    <w:lvl w:ilvl="1" w:tplc="40090003">
+      <w:start w:val="1"/>
+      <w:numFmt w:val="bullet"/>
+      <w:lvlText w:val="o"/>
+      <w:lvlJc w:val="left"/>
+      <w:pPr>
+        <w:ind w:left="1440" w:hanging="360"/>
+      </w:pPr>
+      <w:rPr>
+        <w:rFonts w:ascii="Courier New" w:hAnsi="Courier New" w:cs="Courier New" w:hint="default"/>
+      </w:rPr>
+    </w:lvl>
+    <w:lvl w:ilvl="2" w:tplc="40090005" w:tentative="1">
+      <w:start w:val="1"/>
+      <w:numFmt w:val="bullet"/>
+      <w:lvlText w:val=""/>
+      <w:lvlJc w:val="left"/>
+      <w:pPr>
+        <w:ind w:left="2160" w:hanging="360"/>
+      </w:pPr>
+      <w:rPr>
+        <w:rFonts w:ascii="Wingdings" w:hAnsi="Wingdings" w:hint="default"/>
+      </w:rPr>
+    </w:lvl>
+    <w:lvl w:ilvl="3" w:tplc="40090001" w:tentative="1">
+      <w:start w:val="1"/>
+      <w:numFmt w:val="bullet"/>
+      <w:lvlText w:val=""/>
+      <w:lvlJc w:val="left"/>
+      <w:pPr>
+        <w:ind w:left="2880" w:hanging="360"/>
+      </w:pPr>
+      <w:rPr>
+        <w:rFonts w:ascii="Symbol" w:hAnsi="Symbol" w:hint="default"/>
+      </w:rPr>
+    </w:lvl>
+    <w:lvl w:ilvl="4" w:tplc="40090003" w:tentative="1">
+      <w:start w:val="1"/>
+      <w:numFmt w:val="bullet"/>
+      <w:lvlText w:val="o"/>
+      <w:lvlJc w:val="left"/>
+      <w:pPr>
+        <w:ind w:left="3600" w:hanging="360"/>
+      </w:pPr>
+      <w:rPr>
+        <w:rFonts w:ascii="Courier New" w:hAnsi="Courier New" w:cs="Courier New" w:hint="default"/>
+      </w:rPr>
+    </w:lvl>
+    <w:lvl w:ilvl="5" w:tplc="40090005" w:tentative="1">
+      <w:start w:val="1"/>
+      <w:numFmt w:val="bullet"/>
+      <w:lvlText w:val=""/>
+      <w:lvlJc w:val="left"/>
+      <w:pPr>
+        <w:ind w:left="4320" w:hanging="360"/>
+      </w:pPr>
+      <w:rPr>
+        <w:rFonts w:ascii="Wingdings" w:hAnsi="Wingdings" w:hint="default"/>
+      </w:rPr>
+    </w:lvl>
+    <w:lvl w:ilvl="6" w:tplc="40090001" w:tentative="1">
+      <w:start w:val="1"/>
+      <w:numFmt w:val="bullet"/>
+      <w:lvlText w:val=""/>
+      <w:lvlJc w:val="left"/>
+      <w:pPr>
+        <w:ind w:left="5040" w:hanging="360"/>
+      </w:pPr>
+      <w:rPr>
+        <w:rFonts w:ascii="Symbol" w:hAnsi="Symbol" w:hint="default"/>
+      </w:rPr>
+    </w:lvl>
+    <w:lvl w:ilvl="7" w:tplc="40090003" w:tentative="1">
+      <w:start w:val="1"/>
+      <w:numFmt w:val="bullet"/>
+      <w:lvlText w:val="o"/>
+      <w:lvlJc w:val="left"/>
+      <w:pPr>
+        <w:ind w:left="5760" w:hanging="360"/>
+      </w:pPr>
+      <w:rPr>
+        <w:rFonts w:ascii="Courier New" w:hAnsi="Courier New" w:cs="Courier New" w:hint="default"/>
+      </w:rPr>
+    </w:lvl>
+    <w:lvl w:ilvl="8" w:tplc="40090005" w:tentative="1">
+      <w:start w:val="1"/>
+      <w:numFmt w:val="bullet"/>
+      <w:lvlText w:val=""/>
+      <w:lvlJc w:val="left"/>
+      <w:pPr>
+        <w:ind w:left="6480" w:hanging="360"/>
+      </w:pPr>
+      <w:rPr>
+        <w:rFonts w:ascii="Wingdings" w:hAnsi="Wingdings" w:hint="default"/>
+      </w:rPr>
+    </w:lvl>
+  </w:abstractNum>
+  <w:abstractNum w:abstractNumId="8" w15:restartNumberingAfterBreak="0">
+    <w:nsid w:val="27A348F8"/>
+    <w:multiLevelType w:val="hybridMultilevel"/>
+    <w:tmpl w:val="18E6A024"/>
+    <w:lvl w:ilvl="0" w:tplc="FD683E94">
+      <w:start w:val="1"/>
+      <w:numFmt w:val="decimal"/>
+      <w:lvlText w:val="%1."/>
+      <w:lvlJc w:val="left"/>
+      <w:pPr>
+        <w:ind w:left="1080" w:hanging="360"/>
+      </w:pPr>
+      <w:rPr>
+        <w:rFonts w:hint="default"/>
+      </w:rPr>
+    </w:lvl>
+    <w:lvl w:ilvl="1" w:tplc="40090019">
+      <w:start w:val="1"/>
+      <w:numFmt w:val="lowerLetter"/>
+      <w:lvlText w:val="%2."/>
+      <w:lvlJc w:val="left"/>
+      <w:pPr>
+        <w:ind w:left="1800" w:hanging="360"/>
+      </w:pPr>
+    </w:lvl>
+    <w:lvl w:ilvl="2" w:tplc="4009001B" w:tentative="1">
+      <w:start w:val="1"/>
+      <w:numFmt w:val="lowerRoman"/>
+      <w:lvlText w:val="%3."/>
+      <w:lvlJc w:val="right"/>
+      <w:pPr>
+        <w:ind w:left="2520" w:hanging="180"/>
+      </w:pPr>
+    </w:lvl>
+    <w:lvl w:ilvl="3" w:tplc="4009000F" w:tentative="1">
+      <w:start w:val="1"/>
+      <w:numFmt w:val="decimal"/>
+      <w:lvlText w:val="%4."/>
+      <w:lvlJc w:val="left"/>
+      <w:pPr>
+        <w:ind w:left="3240" w:hanging="360"/>
+      </w:pPr>
+    </w:lvl>
+    <w:lvl w:ilvl="4" w:tplc="40090019" w:tentative="1">
+      <w:start w:val="1"/>
+      <w:numFmt w:val="lowerLetter"/>
+      <w:lvlText w:val="%5."/>
+      <w:lvlJc w:val="left"/>
+      <w:pPr>
+        <w:ind w:left="3960" w:hanging="360"/>
+      </w:pPr>
+    </w:lvl>
+    <w:lvl w:ilvl="5" w:tplc="4009001B" w:tentative="1">
+      <w:start w:val="1"/>
+      <w:numFmt w:val="lowerRoman"/>
+      <w:lvlText w:val="%6."/>
+      <w:lvlJc w:val="right"/>
+      <w:pPr>
+        <w:ind w:left="4680" w:hanging="180"/>
+      </w:pPr>
+    </w:lvl>
+    <w:lvl w:ilvl="6" w:tplc="4009000F" w:tentative="1">
+      <w:start w:val="1"/>
+      <w:numFmt w:val="decimal"/>
+      <w:lvlText w:val="%7."/>
+      <w:lvlJc w:val="left"/>
+      <w:pPr>
+        <w:ind w:left="5400" w:hanging="360"/>
+      </w:pPr>
+    </w:lvl>
+    <w:lvl w:ilvl="7" w:tplc="40090019" w:tentative="1">
+      <w:start w:val="1"/>
+      <w:numFmt w:val="lowerLetter"/>
+      <w:lvlText w:val="%8."/>
+      <w:lvlJc w:val="left"/>
+      <w:pPr>
+        <w:ind w:left="6120" w:hanging="360"/>
+      </w:pPr>
+    </w:lvl>
+    <w:lvl w:ilvl="8" w:tplc="4009001B" w:tentative="1">
+      <w:start w:val="1"/>
+      <w:numFmt w:val="lowerRoman"/>
+      <w:lvlText w:val="%9."/>
+      <w:lvlJc w:val="right"/>
+      <w:pPr>
+        <w:ind w:left="6840" w:hanging="180"/>
+      </w:pPr>
+    </w:lvl>
+  </w:abstractNum>
+  <w:abstractNum w:abstractNumId="9" w15:restartNumberingAfterBreak="0">
+    <w:nsid w:val="362039E2"/>
+    <w:multiLevelType w:val="hybridMultilevel"/>
+    <w:tmpl w:val="8508F60A"/>
+    <w:lvl w:ilvl="0" w:tplc="4009000F">
+      <w:start w:val="1"/>
+      <w:numFmt w:val="decimal"/>
+      <w:lvlText w:val="%1."/>
+      <w:lvlJc w:val="left"/>
+      <w:pPr>
+        <w:ind w:left="720" w:hanging="360"/>
+      </w:pPr>
+      <w:rPr>
+        <w:rFonts w:hint="default"/>
+      </w:rPr>
+    </w:lvl>
+    <w:lvl w:ilvl="1" w:tplc="40090019" w:tentative="1">
+      <w:start w:val="1"/>
+      <w:numFmt w:val="lowerLetter"/>
+      <w:lvlText w:val="%2."/>
+      <w:lvlJc w:val="left"/>
+      <w:pPr>
+        <w:ind w:left="1440" w:hanging="360"/>
+      </w:pPr>
+    </w:lvl>
+    <w:lvl w:ilvl="2" w:tplc="4009001B" w:tentative="1">
+      <w:start w:val="1"/>
+      <w:numFmt w:val="lowerRoman"/>
+      <w:lvlText w:val="%3."/>
+      <w:lvlJc w:val="right"/>
+      <w:pPr>
+        <w:ind w:left="2160" w:hanging="180"/>
+      </w:pPr>
+    </w:lvl>
+    <w:lvl w:ilvl="3" w:tplc="4009000F" w:tentative="1">
+      <w:start w:val="1"/>
+      <w:numFmt w:val="decimal"/>
+      <w:lvlText w:val="%4."/>
+      <w:lvlJc w:val="left"/>
+      <w:pPr>
+        <w:ind w:left="2880" w:hanging="360"/>
+      </w:pPr>
+    </w:lvl>
+    <w:lvl w:ilvl="4" w:tplc="40090019" w:tentative="1">
+      <w:start w:val="1"/>
+      <w:numFmt w:val="lowerLetter"/>
+      <w:lvlText w:val="%5."/>
+      <w:lvlJc w:val="left"/>
+      <w:pPr>
+        <w:ind w:left="3600" w:hanging="360"/>
+      </w:pPr>
+    </w:lvl>
+    <w:lvl w:ilvl="5" w:tplc="4009001B" w:tentative="1">
+      <w:start w:val="1"/>
+      <w:numFmt w:val="lowerRoman"/>
+      <w:lvlText w:val="%6."/>
+      <w:lvlJc w:val="right"/>
+      <w:pPr>
+        <w:ind w:left="4320" w:hanging="180"/>
+      </w:pPr>
+    </w:lvl>
+    <w:lvl w:ilvl="6" w:tplc="4009000F" w:tentative="1">
+      <w:start w:val="1"/>
+      <w:numFmt w:val="decimal"/>
+      <w:lvlText w:val="%7."/>
+      <w:lvlJc w:val="left"/>
+      <w:pPr>
+        <w:ind w:left="5040" w:hanging="360"/>
+      </w:pPr>
+    </w:lvl>
+    <w:lvl w:ilvl="7" w:tplc="40090019" w:tentative="1">
+      <w:start w:val="1"/>
+      <w:numFmt w:val="lowerLetter"/>
+      <w:lvlText w:val="%8."/>
+      <w:lvlJc w:val="left"/>
+      <w:pPr>
+        <w:ind w:left="5760" w:hanging="360"/>
+      </w:pPr>
+    </w:lvl>
+    <w:lvl w:ilvl="8" w:tplc="4009001B" w:tentative="1">
+      <w:start w:val="1"/>
+      <w:numFmt w:val="lowerRoman"/>
+      <w:lvlText w:val="%9."/>
+      <w:lvlJc w:val="right"/>
+      <w:pPr>
+        <w:ind w:left="6480" w:hanging="180"/>
+      </w:pPr>
+    </w:lvl>
+  </w:abstractNum>
+  <w:abstractNum w:abstractNumId="10" w15:restartNumberingAfterBreak="0">
+    <w:nsid w:val="399B3732"/>
+    <w:multiLevelType w:val="hybridMultilevel"/>
+    <w:tmpl w:val="F36036E2"/>
+    <w:lvl w:ilvl="0" w:tplc="AF34D864">
+      <w:start w:val="1"/>
+      <w:numFmt w:val="decimal"/>
+      <w:lvlText w:val="%1."/>
+      <w:lvlJc w:val="left"/>
+      <w:pPr>
+        <w:ind w:left="1080" w:hanging="360"/>
+      </w:pPr>
+      <w:rPr>
+        <w:rFonts w:hint="default"/>
+      </w:rPr>
+    </w:lvl>
+    <w:lvl w:ilvl="1" w:tplc="40090019" w:tentative="1">
+      <w:start w:val="1"/>
+      <w:numFmt w:val="lowerLetter"/>
+      <w:lvlText w:val="%2."/>
+      <w:lvlJc w:val="left"/>
+      <w:pPr>
+        <w:ind w:left="1800" w:hanging="360"/>
+      </w:pPr>
+    </w:lvl>
+    <w:lvl w:ilvl="2" w:tplc="4009001B" w:tentative="1">
+      <w:start w:val="1"/>
+      <w:numFmt w:val="lowerRoman"/>
+      <w:lvlText w:val="%3."/>
+      <w:lvlJc w:val="right"/>
+      <w:pPr>
+        <w:ind w:left="2520" w:hanging="180"/>
+      </w:pPr>
+    </w:lvl>
+    <w:lvl w:ilvl="3" w:tplc="4009000F" w:tentative="1">
+      <w:start w:val="1"/>
+      <w:numFmt w:val="decimal"/>
+      <w:lvlText w:val="%4."/>
+      <w:lvlJc w:val="left"/>
+      <w:pPr>
+        <w:ind w:left="3240" w:hanging="360"/>
+      </w:pPr>
+    </w:lvl>
+    <w:lvl w:ilvl="4" w:tplc="40090019" w:tentative="1">
+      <w:start w:val="1"/>
+      <w:numFmt w:val="lowerLetter"/>
+      <w:lvlText w:val="%5."/>
+      <w:lvlJc w:val="left"/>
+      <w:pPr>
+        <w:ind w:left="3960" w:hanging="360"/>
+      </w:pPr>
+    </w:lvl>
+    <w:lvl w:ilvl="5" w:tplc="4009001B" w:tentative="1">
+      <w:start w:val="1"/>
+      <w:numFmt w:val="lowerRoman"/>
+      <w:lvlText w:val="%6."/>
+      <w:lvlJc w:val="right"/>
+      <w:pPr>
+        <w:ind w:left="4680" w:hanging="180"/>
+      </w:pPr>
+    </w:lvl>
+    <w:lvl w:ilvl="6" w:tplc="4009000F" w:tentative="1">
+      <w:start w:val="1"/>
+      <w:numFmt w:val="decimal"/>
+      <w:lvlText w:val="%7."/>
+      <w:lvlJc w:val="left"/>
+      <w:pPr>
+        <w:ind w:left="5400" w:hanging="360"/>
+      </w:pPr>
+    </w:lvl>
+    <w:lvl w:ilvl="7" w:tplc="40090019" w:tentative="1">
+      <w:start w:val="1"/>
+      <w:numFmt w:val="lowerLetter"/>
+      <w:lvlText w:val="%8."/>
+      <w:lvlJc w:val="left"/>
+      <w:pPr>
+        <w:ind w:left="6120" w:hanging="360"/>
+      </w:pPr>
+    </w:lvl>
+    <w:lvl w:ilvl="8" w:tplc="4009001B" w:tentative="1">
+      <w:start w:val="1"/>
+      <w:numFmt w:val="lowerRoman"/>
+      <w:lvlText w:val="%9."/>
+      <w:lvlJc w:val="right"/>
+      <w:pPr>
+        <w:ind w:left="6840" w:hanging="180"/>
+      </w:pPr>
+    </w:lvl>
+  </w:abstractNum>
+  <w:abstractNum w:abstractNumId="11" w15:restartNumberingAfterBreak="0">
     <w:nsid w:val="43571F1A"/>
     <w:multiLevelType w:val="hybridMultilevel"/>
     <w:tmpl w:val="D146F79E"/>
@@ -17288,7 +23734,7 @@
       </w:rPr>
     </w:lvl>
   </w:abstractNum>
-  <w:abstractNum w:abstractNumId="8" w15:restartNumberingAfterBreak="0">
+  <w:abstractNum w:abstractNumId="12" w15:restartNumberingAfterBreak="0">
     <w:nsid w:val="45C37FD9"/>
     <w:multiLevelType w:val="hybridMultilevel"/>
     <w:tmpl w:val="7A44F792"/>
@@ -17377,7 +23823,7 @@
       </w:pPr>
     </w:lvl>
   </w:abstractNum>
-  <w:abstractNum w:abstractNumId="9" w15:restartNumberingAfterBreak="0">
+  <w:abstractNum w:abstractNumId="13" w15:restartNumberingAfterBreak="0">
     <w:nsid w:val="4D557950"/>
     <w:multiLevelType w:val="hybridMultilevel"/>
     <w:tmpl w:val="F934CA56"/>
@@ -17466,7 +23912,96 @@
       </w:pPr>
     </w:lvl>
   </w:abstractNum>
-  <w:abstractNum w:abstractNumId="10" w15:restartNumberingAfterBreak="0">
+  <w:abstractNum w:abstractNumId="14" w15:restartNumberingAfterBreak="0">
+    <w:nsid w:val="52AE190B"/>
+    <w:multiLevelType w:val="hybridMultilevel"/>
+    <w:tmpl w:val="919A46DE"/>
+    <w:lvl w:ilvl="0" w:tplc="52ACEF28">
+      <w:start w:val="1"/>
+      <w:numFmt w:val="decimal"/>
+      <w:lvlText w:val="%1."/>
+      <w:lvlJc w:val="left"/>
+      <w:pPr>
+        <w:ind w:left="1080" w:hanging="360"/>
+      </w:pPr>
+      <w:rPr>
+        <w:rFonts w:hint="default"/>
+      </w:rPr>
+    </w:lvl>
+    <w:lvl w:ilvl="1" w:tplc="40090019">
+      <w:start w:val="1"/>
+      <w:numFmt w:val="lowerLetter"/>
+      <w:lvlText w:val="%2."/>
+      <w:lvlJc w:val="left"/>
+      <w:pPr>
+        <w:ind w:left="1800" w:hanging="360"/>
+      </w:pPr>
+    </w:lvl>
+    <w:lvl w:ilvl="2" w:tplc="4009001B" w:tentative="1">
+      <w:start w:val="1"/>
+      <w:numFmt w:val="lowerRoman"/>
+      <w:lvlText w:val="%3."/>
+      <w:lvlJc w:val="right"/>
+      <w:pPr>
+        <w:ind w:left="2520" w:hanging="180"/>
+      </w:pPr>
+    </w:lvl>
+    <w:lvl w:ilvl="3" w:tplc="4009000F" w:tentative="1">
+      <w:start w:val="1"/>
+      <w:numFmt w:val="decimal"/>
+      <w:lvlText w:val="%4."/>
+      <w:lvlJc w:val="left"/>
+      <w:pPr>
+        <w:ind w:left="3240" w:hanging="360"/>
+      </w:pPr>
+    </w:lvl>
+    <w:lvl w:ilvl="4" w:tplc="40090019" w:tentative="1">
+      <w:start w:val="1"/>
+      <w:numFmt w:val="lowerLetter"/>
+      <w:lvlText w:val="%5."/>
+      <w:lvlJc w:val="left"/>
+      <w:pPr>
+        <w:ind w:left="3960" w:hanging="360"/>
+      </w:pPr>
+    </w:lvl>
+    <w:lvl w:ilvl="5" w:tplc="4009001B" w:tentative="1">
+      <w:start w:val="1"/>
+      <w:numFmt w:val="lowerRoman"/>
+      <w:lvlText w:val="%6."/>
+      <w:lvlJc w:val="right"/>
+      <w:pPr>
+        <w:ind w:left="4680" w:hanging="180"/>
+      </w:pPr>
+    </w:lvl>
+    <w:lvl w:ilvl="6" w:tplc="4009000F" w:tentative="1">
+      <w:start w:val="1"/>
+      <w:numFmt w:val="decimal"/>
+      <w:lvlText w:val="%7."/>
+      <w:lvlJc w:val="left"/>
+      <w:pPr>
+        <w:ind w:left="5400" w:hanging="360"/>
+      </w:pPr>
+    </w:lvl>
+    <w:lvl w:ilvl="7" w:tplc="40090019" w:tentative="1">
+      <w:start w:val="1"/>
+      <w:numFmt w:val="lowerLetter"/>
+      <w:lvlText w:val="%8."/>
+      <w:lvlJc w:val="left"/>
+      <w:pPr>
+        <w:ind w:left="6120" w:hanging="360"/>
+      </w:pPr>
+    </w:lvl>
+    <w:lvl w:ilvl="8" w:tplc="4009001B" w:tentative="1">
+      <w:start w:val="1"/>
+      <w:numFmt w:val="lowerRoman"/>
+      <w:lvlText w:val="%9."/>
+      <w:lvlJc w:val="right"/>
+      <w:pPr>
+        <w:ind w:left="6840" w:hanging="180"/>
+      </w:pPr>
+    </w:lvl>
+  </w:abstractNum>
+  <w:abstractNum w:abstractNumId="15" w15:restartNumberingAfterBreak="0">
     <w:nsid w:val="57CC749E"/>
     <w:multiLevelType w:val="hybridMultilevel"/>
     <w:tmpl w:val="495EE9BC"/>
@@ -17555,7 +24090,7 @@
       </w:pPr>
     </w:lvl>
   </w:abstractNum>
-  <w:abstractNum w:abstractNumId="11" w15:restartNumberingAfterBreak="0">
+  <w:abstractNum w:abstractNumId="16" w15:restartNumberingAfterBreak="0">
     <w:nsid w:val="59B11A05"/>
     <w:multiLevelType w:val="hybridMultilevel"/>
     <w:tmpl w:val="F3F0E2FE"/>
@@ -17644,7 +24179,7 @@
       </w:pPr>
     </w:lvl>
   </w:abstractNum>
-  <w:abstractNum w:abstractNumId="12" w15:restartNumberingAfterBreak="0">
+  <w:abstractNum w:abstractNumId="17" w15:restartNumberingAfterBreak="0">
     <w:nsid w:val="60822EC6"/>
     <w:multiLevelType w:val="hybridMultilevel"/>
     <w:tmpl w:val="33E8D0B2"/>
@@ -17733,11 +24268,11 @@
       </w:pPr>
     </w:lvl>
   </w:abstractNum>
-  <w:abstractNum w:abstractNumId="13" w15:restartNumberingAfterBreak="0">
-    <w:nsid w:val="66994129"/>
+  <w:abstractNum w:abstractNumId="18" w15:restartNumberingAfterBreak="0">
+    <w:nsid w:val="60AA2606"/>
     <w:multiLevelType w:val="hybridMultilevel"/>
-    <w:tmpl w:val="7FE642BE"/>
-    <w:lvl w:ilvl="0" w:tplc="9CE22018">
+    <w:tmpl w:val="9BB4E3DA"/>
+    <w:lvl w:ilvl="0" w:tplc="C94AC3FE">
       <w:start w:val="1"/>
       <w:numFmt w:val="decimal"/>
       <w:lvlText w:val="%1."/>
@@ -17822,17 +24357,17 @@
       </w:pPr>
     </w:lvl>
   </w:abstractNum>
-  <w:abstractNum w:abstractNumId="14" w15:restartNumberingAfterBreak="0">
-    <w:nsid w:val="74EA00A5"/>
+  <w:abstractNum w:abstractNumId="19" w15:restartNumberingAfterBreak="0">
+    <w:nsid w:val="66994129"/>
     <w:multiLevelType w:val="hybridMultilevel"/>
-    <w:tmpl w:val="538C8188"/>
-    <w:lvl w:ilvl="0" w:tplc="95681BC2">
+    <w:tmpl w:val="7FE642BE"/>
+    <w:lvl w:ilvl="0" w:tplc="9CE22018">
       <w:start w:val="1"/>
       <w:numFmt w:val="decimal"/>
       <w:lvlText w:val="%1."/>
       <w:lvlJc w:val="left"/>
       <w:pPr>
-        <w:ind w:left="364" w:hanging="360"/>
+        <w:ind w:left="1080" w:hanging="360"/>
       </w:pPr>
       <w:rPr>
         <w:rFonts w:hint="default"/>
@@ -17844,7 +24379,7 @@
       <w:lvlText w:val="%2."/>
       <w:lvlJc w:val="left"/>
       <w:pPr>
-        <w:ind w:left="1084" w:hanging="360"/>
+        <w:ind w:left="1800" w:hanging="360"/>
       </w:pPr>
     </w:lvl>
     <w:lvl w:ilvl="2" w:tplc="4009001B" w:tentative="1">
@@ -17853,7 +24388,7 @@
       <w:lvlText w:val="%3."/>
       <w:lvlJc w:val="right"/>
       <w:pPr>
-        <w:ind w:left="1804" w:hanging="180"/>
+        <w:ind w:left="2520" w:hanging="180"/>
       </w:pPr>
     </w:lvl>
     <w:lvl w:ilvl="3" w:tplc="4009000F" w:tentative="1">
@@ -17862,7 +24397,7 @@
       <w:lvlText w:val="%4."/>
       <w:lvlJc w:val="left"/>
       <w:pPr>
-        <w:ind w:left="2524" w:hanging="360"/>
+        <w:ind w:left="3240" w:hanging="360"/>
       </w:pPr>
     </w:lvl>
     <w:lvl w:ilvl="4" w:tplc="40090019" w:tentative="1">
@@ -17871,7 +24406,7 @@
       <w:lvlText w:val="%5."/>
       <w:lvlJc w:val="left"/>
       <w:pPr>
-        <w:ind w:left="3244" w:hanging="360"/>
+        <w:ind w:left="3960" w:hanging="360"/>
       </w:pPr>
     </w:lvl>
     <w:lvl w:ilvl="5" w:tplc="4009001B" w:tentative="1">
@@ -17880,7 +24415,7 @@
       <w:lvlText w:val="%6."/>
       <w:lvlJc w:val="right"/>
       <w:pPr>
-        <w:ind w:left="3964" w:hanging="180"/>
+        <w:ind w:left="4680" w:hanging="180"/>
       </w:pPr>
     </w:lvl>
     <w:lvl w:ilvl="6" w:tplc="4009000F" w:tentative="1">
@@ -17889,7 +24424,7 @@
       <w:lvlText w:val="%7."/>
       <w:lvlJc w:val="left"/>
       <w:pPr>
-        <w:ind w:left="4684" w:hanging="360"/>
+        <w:ind w:left="5400" w:hanging="360"/>
       </w:pPr>
     </w:lvl>
     <w:lvl w:ilvl="7" w:tplc="40090019" w:tentative="1">
@@ -17898,7 +24433,7 @@
       <w:lvlText w:val="%8."/>
       <w:lvlJc w:val="left"/>
       <w:pPr>
-        <w:ind w:left="5404" w:hanging="360"/>
+        <w:ind w:left="6120" w:hanging="360"/>
       </w:pPr>
     </w:lvl>
     <w:lvl w:ilvl="8" w:tplc="4009001B" w:tentative="1">
@@ -17907,15 +24442,15 @@
       <w:lvlText w:val="%9."/>
       <w:lvlJc w:val="right"/>
       <w:pPr>
-        <w:ind w:left="6124" w:hanging="180"/>
+        <w:ind w:left="6840" w:hanging="180"/>
       </w:pPr>
     </w:lvl>
   </w:abstractNum>
-  <w:abstractNum w:abstractNumId="15" w15:restartNumberingAfterBreak="0">
-    <w:nsid w:val="77374A46"/>
+  <w:abstractNum w:abstractNumId="20" w15:restartNumberingAfterBreak="0">
+    <w:nsid w:val="74EA00A5"/>
     <w:multiLevelType w:val="hybridMultilevel"/>
-    <w:tmpl w:val="042AFF0C"/>
-    <w:lvl w:ilvl="0" w:tplc="B7EAFE36">
+    <w:tmpl w:val="538C8188"/>
+    <w:lvl w:ilvl="0" w:tplc="95681BC2">
       <w:start w:val="1"/>
       <w:numFmt w:val="decimal"/>
       <w:lvlText w:val="%1."/>
@@ -18000,17 +24535,17 @@
       </w:pPr>
     </w:lvl>
   </w:abstractNum>
-  <w:abstractNum w:abstractNumId="16" w15:restartNumberingAfterBreak="0">
-    <w:nsid w:val="78C3212F"/>
+  <w:abstractNum w:abstractNumId="21" w15:restartNumberingAfterBreak="0">
+    <w:nsid w:val="77374A46"/>
     <w:multiLevelType w:val="hybridMultilevel"/>
-    <w:tmpl w:val="05F027C6"/>
-    <w:lvl w:ilvl="0" w:tplc="95AED44C">
+    <w:tmpl w:val="042AFF0C"/>
+    <w:lvl w:ilvl="0" w:tplc="B7EAFE36">
       <w:start w:val="1"/>
       <w:numFmt w:val="decimal"/>
       <w:lvlText w:val="%1."/>
       <w:lvlJc w:val="left"/>
       <w:pPr>
-        <w:ind w:left="1084" w:hanging="360"/>
+        <w:ind w:left="364" w:hanging="360"/>
       </w:pPr>
       <w:rPr>
         <w:rFonts w:hint="default"/>
@@ -18022,7 +24557,7 @@
       <w:lvlText w:val="%2."/>
       <w:lvlJc w:val="left"/>
       <w:pPr>
-        <w:ind w:left="1804" w:hanging="360"/>
+        <w:ind w:left="1084" w:hanging="360"/>
       </w:pPr>
     </w:lvl>
     <w:lvl w:ilvl="2" w:tplc="4009001B" w:tentative="1">
@@ -18031,7 +24566,7 @@
       <w:lvlText w:val="%3."/>
       <w:lvlJc w:val="right"/>
       <w:pPr>
-        <w:ind w:left="2524" w:hanging="180"/>
+        <w:ind w:left="1804" w:hanging="180"/>
       </w:pPr>
     </w:lvl>
     <w:lvl w:ilvl="3" w:tplc="4009000F" w:tentative="1">
@@ -18040,7 +24575,7 @@
       <w:lvlText w:val="%4."/>
       <w:lvlJc w:val="left"/>
       <w:pPr>
-        <w:ind w:left="3244" w:hanging="360"/>
+        <w:ind w:left="2524" w:hanging="360"/>
       </w:pPr>
     </w:lvl>
     <w:lvl w:ilvl="4" w:tplc="40090019" w:tentative="1">
@@ -18049,7 +24584,7 @@
       <w:lvlText w:val="%5."/>
       <w:lvlJc w:val="left"/>
       <w:pPr>
-        <w:ind w:left="3964" w:hanging="360"/>
+        <w:ind w:left="3244" w:hanging="360"/>
       </w:pPr>
     </w:lvl>
     <w:lvl w:ilvl="5" w:tplc="4009001B" w:tentative="1">
@@ -18058,7 +24593,7 @@
       <w:lvlText w:val="%6."/>
       <w:lvlJc w:val="right"/>
       <w:pPr>
-        <w:ind w:left="4684" w:hanging="180"/>
+        <w:ind w:left="3964" w:hanging="180"/>
       </w:pPr>
     </w:lvl>
     <w:lvl w:ilvl="6" w:tplc="4009000F" w:tentative="1">
@@ -18067,7 +24602,7 @@
       <w:lvlText w:val="%7."/>
       <w:lvlJc w:val="left"/>
       <w:pPr>
-        <w:ind w:left="5404" w:hanging="360"/>
+        <w:ind w:left="4684" w:hanging="360"/>
       </w:pPr>
     </w:lvl>
     <w:lvl w:ilvl="7" w:tplc="40090019" w:tentative="1">
@@ -18076,7 +24611,7 @@
       <w:lvlText w:val="%8."/>
       <w:lvlJc w:val="left"/>
       <w:pPr>
-        <w:ind w:left="6124" w:hanging="360"/>
+        <w:ind w:left="5404" w:hanging="360"/>
       </w:pPr>
     </w:lvl>
     <w:lvl w:ilvl="8" w:tplc="4009001B" w:tentative="1">
@@ -18085,60 +24620,259 @@
       <w:lvlText w:val="%9."/>
       <w:lvlJc w:val="right"/>
       <w:pPr>
+        <w:ind w:left="6124" w:hanging="180"/>
+      </w:pPr>
+    </w:lvl>
+  </w:abstractNum>
+  <w:abstractNum w:abstractNumId="22" w15:restartNumberingAfterBreak="0">
+    <w:nsid w:val="78C3212F"/>
+    <w:multiLevelType w:val="hybridMultilevel"/>
+    <w:tmpl w:val="05F027C6"/>
+    <w:lvl w:ilvl="0" w:tplc="95AED44C">
+      <w:start w:val="1"/>
+      <w:numFmt w:val="decimal"/>
+      <w:lvlText w:val="%1."/>
+      <w:lvlJc w:val="left"/>
+      <w:pPr>
+        <w:ind w:left="1084" w:hanging="360"/>
+      </w:pPr>
+      <w:rPr>
+        <w:rFonts w:hint="default"/>
+      </w:rPr>
+    </w:lvl>
+    <w:lvl w:ilvl="1" w:tplc="40090019" w:tentative="1">
+      <w:start w:val="1"/>
+      <w:numFmt w:val="lowerLetter"/>
+      <w:lvlText w:val="%2."/>
+      <w:lvlJc w:val="left"/>
+      <w:pPr>
+        <w:ind w:left="1804" w:hanging="360"/>
+      </w:pPr>
+    </w:lvl>
+    <w:lvl w:ilvl="2" w:tplc="4009001B" w:tentative="1">
+      <w:start w:val="1"/>
+      <w:numFmt w:val="lowerRoman"/>
+      <w:lvlText w:val="%3."/>
+      <w:lvlJc w:val="right"/>
+      <w:pPr>
+        <w:ind w:left="2524" w:hanging="180"/>
+      </w:pPr>
+    </w:lvl>
+    <w:lvl w:ilvl="3" w:tplc="4009000F" w:tentative="1">
+      <w:start w:val="1"/>
+      <w:numFmt w:val="decimal"/>
+      <w:lvlText w:val="%4."/>
+      <w:lvlJc w:val="left"/>
+      <w:pPr>
+        <w:ind w:left="3244" w:hanging="360"/>
+      </w:pPr>
+    </w:lvl>
+    <w:lvl w:ilvl="4" w:tplc="40090019" w:tentative="1">
+      <w:start w:val="1"/>
+      <w:numFmt w:val="lowerLetter"/>
+      <w:lvlText w:val="%5."/>
+      <w:lvlJc w:val="left"/>
+      <w:pPr>
+        <w:ind w:left="3964" w:hanging="360"/>
+      </w:pPr>
+    </w:lvl>
+    <w:lvl w:ilvl="5" w:tplc="4009001B" w:tentative="1">
+      <w:start w:val="1"/>
+      <w:numFmt w:val="lowerRoman"/>
+      <w:lvlText w:val="%6."/>
+      <w:lvlJc w:val="right"/>
+      <w:pPr>
+        <w:ind w:left="4684" w:hanging="180"/>
+      </w:pPr>
+    </w:lvl>
+    <w:lvl w:ilvl="6" w:tplc="4009000F" w:tentative="1">
+      <w:start w:val="1"/>
+      <w:numFmt w:val="decimal"/>
+      <w:lvlText w:val="%7."/>
+      <w:lvlJc w:val="left"/>
+      <w:pPr>
+        <w:ind w:left="5404" w:hanging="360"/>
+      </w:pPr>
+    </w:lvl>
+    <w:lvl w:ilvl="7" w:tplc="40090019" w:tentative="1">
+      <w:start w:val="1"/>
+      <w:numFmt w:val="lowerLetter"/>
+      <w:lvlText w:val="%8."/>
+      <w:lvlJc w:val="left"/>
+      <w:pPr>
+        <w:ind w:left="6124" w:hanging="360"/>
+      </w:pPr>
+    </w:lvl>
+    <w:lvl w:ilvl="8" w:tplc="4009001B" w:tentative="1">
+      <w:start w:val="1"/>
+      <w:numFmt w:val="lowerRoman"/>
+      <w:lvlText w:val="%9."/>
+      <w:lvlJc w:val="right"/>
+      <w:pPr>
         <w:ind w:left="6844" w:hanging="180"/>
+      </w:pPr>
+    </w:lvl>
+  </w:abstractNum>
+  <w:abstractNum w:abstractNumId="23" w15:restartNumberingAfterBreak="0">
+    <w:nsid w:val="7FF818F9"/>
+    <w:multiLevelType w:val="hybridMultilevel"/>
+    <w:tmpl w:val="9C7E044E"/>
+    <w:lvl w:ilvl="0" w:tplc="81146FFC">
+      <w:start w:val="1"/>
+      <w:numFmt w:val="decimal"/>
+      <w:lvlText w:val="%1."/>
+      <w:lvlJc w:val="left"/>
+      <w:pPr>
+        <w:ind w:left="1080" w:hanging="360"/>
+      </w:pPr>
+      <w:rPr>
+        <w:rFonts w:hint="default"/>
+      </w:rPr>
+    </w:lvl>
+    <w:lvl w:ilvl="1" w:tplc="40090019" w:tentative="1">
+      <w:start w:val="1"/>
+      <w:numFmt w:val="lowerLetter"/>
+      <w:lvlText w:val="%2."/>
+      <w:lvlJc w:val="left"/>
+      <w:pPr>
+        <w:ind w:left="1800" w:hanging="360"/>
+      </w:pPr>
+    </w:lvl>
+    <w:lvl w:ilvl="2" w:tplc="4009001B" w:tentative="1">
+      <w:start w:val="1"/>
+      <w:numFmt w:val="lowerRoman"/>
+      <w:lvlText w:val="%3."/>
+      <w:lvlJc w:val="right"/>
+      <w:pPr>
+        <w:ind w:left="2520" w:hanging="180"/>
+      </w:pPr>
+    </w:lvl>
+    <w:lvl w:ilvl="3" w:tplc="4009000F" w:tentative="1">
+      <w:start w:val="1"/>
+      <w:numFmt w:val="decimal"/>
+      <w:lvlText w:val="%4."/>
+      <w:lvlJc w:val="left"/>
+      <w:pPr>
+        <w:ind w:left="3240" w:hanging="360"/>
+      </w:pPr>
+    </w:lvl>
+    <w:lvl w:ilvl="4" w:tplc="40090019" w:tentative="1">
+      <w:start w:val="1"/>
+      <w:numFmt w:val="lowerLetter"/>
+      <w:lvlText w:val="%5."/>
+      <w:lvlJc w:val="left"/>
+      <w:pPr>
+        <w:ind w:left="3960" w:hanging="360"/>
+      </w:pPr>
+    </w:lvl>
+    <w:lvl w:ilvl="5" w:tplc="4009001B" w:tentative="1">
+      <w:start w:val="1"/>
+      <w:numFmt w:val="lowerRoman"/>
+      <w:lvlText w:val="%6."/>
+      <w:lvlJc w:val="right"/>
+      <w:pPr>
+        <w:ind w:left="4680" w:hanging="180"/>
+      </w:pPr>
+    </w:lvl>
+    <w:lvl w:ilvl="6" w:tplc="4009000F" w:tentative="1">
+      <w:start w:val="1"/>
+      <w:numFmt w:val="decimal"/>
+      <w:lvlText w:val="%7."/>
+      <w:lvlJc w:val="left"/>
+      <w:pPr>
+        <w:ind w:left="5400" w:hanging="360"/>
+      </w:pPr>
+    </w:lvl>
+    <w:lvl w:ilvl="7" w:tplc="40090019" w:tentative="1">
+      <w:start w:val="1"/>
+      <w:numFmt w:val="lowerLetter"/>
+      <w:lvlText w:val="%8."/>
+      <w:lvlJc w:val="left"/>
+      <w:pPr>
+        <w:ind w:left="6120" w:hanging="360"/>
+      </w:pPr>
+    </w:lvl>
+    <w:lvl w:ilvl="8" w:tplc="4009001B" w:tentative="1">
+      <w:start w:val="1"/>
+      <w:numFmt w:val="lowerRoman"/>
+      <w:lvlText w:val="%9."/>
+      <w:lvlJc w:val="right"/>
+      <w:pPr>
+        <w:ind w:left="6840" w:hanging="180"/>
       </w:pPr>
     </w:lvl>
   </w:abstractNum>
   <w:num w:numId="1" w16cid:durableId="238365774">
+    <w:abstractNumId w:val="13"/>
+  </w:num>
+  <w:num w:numId="2" w16cid:durableId="1002048439">
+    <w:abstractNumId w:val="6"/>
+  </w:num>
+  <w:num w:numId="3" w16cid:durableId="483664882">
+    <w:abstractNumId w:val="3"/>
+  </w:num>
+  <w:num w:numId="4" w16cid:durableId="360740328">
+    <w:abstractNumId w:val="15"/>
+  </w:num>
+  <w:num w:numId="5" w16cid:durableId="1935435232">
+    <w:abstractNumId w:val="17"/>
+  </w:num>
+  <w:num w:numId="6" w16cid:durableId="2140412542">
+    <w:abstractNumId w:val="12"/>
+  </w:num>
+  <w:num w:numId="7" w16cid:durableId="1925992286">
+    <w:abstractNumId w:val="5"/>
+  </w:num>
+  <w:num w:numId="8" w16cid:durableId="1638147036">
+    <w:abstractNumId w:val="2"/>
+  </w:num>
+  <w:num w:numId="9" w16cid:durableId="460391549">
+    <w:abstractNumId w:val="10"/>
+  </w:num>
+  <w:num w:numId="10" w16cid:durableId="1048845448">
+    <w:abstractNumId w:val="11"/>
+  </w:num>
+  <w:num w:numId="11" w16cid:durableId="368071004">
+    <w:abstractNumId w:val="4"/>
+  </w:num>
+  <w:num w:numId="12" w16cid:durableId="2139564245">
+    <w:abstractNumId w:val="16"/>
+  </w:num>
+  <w:num w:numId="13" w16cid:durableId="1640257743">
+    <w:abstractNumId w:val="19"/>
+  </w:num>
+  <w:num w:numId="14" w16cid:durableId="1754008971">
     <w:abstractNumId w:val="9"/>
   </w:num>
-  <w:num w:numId="2" w16cid:durableId="1002048439">
-    <w:abstractNumId w:val="4"/>
+  <w:num w:numId="15" w16cid:durableId="1878227914">
+    <w:abstractNumId w:val="20"/>
   </w:num>
-  <w:num w:numId="3" w16cid:durableId="483664882">
+  <w:num w:numId="16" w16cid:durableId="209345183">
+    <w:abstractNumId w:val="21"/>
+  </w:num>
+  <w:num w:numId="17" w16cid:durableId="328949207">
+    <w:abstractNumId w:val="22"/>
+  </w:num>
+  <w:num w:numId="18" w16cid:durableId="816070194">
+    <w:abstractNumId w:val="23"/>
+  </w:num>
+  <w:num w:numId="19" w16cid:durableId="609161746">
+    <w:abstractNumId w:val="18"/>
+  </w:num>
+  <w:num w:numId="20" w16cid:durableId="215315842">
+    <w:abstractNumId w:val="0"/>
+  </w:num>
+  <w:num w:numId="21" w16cid:durableId="700328803">
+    <w:abstractNumId w:val="14"/>
+  </w:num>
+  <w:num w:numId="22" w16cid:durableId="1757938558">
+    <w:abstractNumId w:val="7"/>
+  </w:num>
+  <w:num w:numId="23" w16cid:durableId="58983068">
     <w:abstractNumId w:val="1"/>
   </w:num>
-  <w:num w:numId="4" w16cid:durableId="360740328">
-    <w:abstractNumId w:val="10"/>
-  </w:num>
-  <w:num w:numId="5" w16cid:durableId="1935435232">
-    <w:abstractNumId w:val="12"/>
-  </w:num>
-  <w:num w:numId="6" w16cid:durableId="2140412542">
+  <w:num w:numId="24" w16cid:durableId="1883246976">
     <w:abstractNumId w:val="8"/>
-  </w:num>
-  <w:num w:numId="7" w16cid:durableId="1925992286">
-    <w:abstractNumId w:val="3"/>
-  </w:num>
-  <w:num w:numId="8" w16cid:durableId="1638147036">
-    <w:abstractNumId w:val="0"/>
-  </w:num>
-  <w:num w:numId="9" w16cid:durableId="460391549">
-    <w:abstractNumId w:val="6"/>
-  </w:num>
-  <w:num w:numId="10" w16cid:durableId="1048845448">
-    <w:abstractNumId w:val="7"/>
-  </w:num>
-  <w:num w:numId="11" w16cid:durableId="368071004">
-    <w:abstractNumId w:val="2"/>
-  </w:num>
-  <w:num w:numId="12" w16cid:durableId="2139564245">
-    <w:abstractNumId w:val="11"/>
-  </w:num>
-  <w:num w:numId="13" w16cid:durableId="1640257743">
-    <w:abstractNumId w:val="13"/>
-  </w:num>
-  <w:num w:numId="14" w16cid:durableId="1754008971">
-    <w:abstractNumId w:val="5"/>
-  </w:num>
-  <w:num w:numId="15" w16cid:durableId="1878227914">
-    <w:abstractNumId w:val="14"/>
-  </w:num>
-  <w:num w:numId="16" w16cid:durableId="209345183">
-    <w:abstractNumId w:val="15"/>
-  </w:num>
-  <w:num w:numId="17" w16cid:durableId="328949207">
-    <w:abstractNumId w:val="16"/>
   </w:num>
 </w:numbering>
 </file>
@@ -19296,7 +26030,7 @@
   <inkml:trace contextRef="#ctx0" brushRef="#br0" timeOffset="7940.29">4196 2169 24575,'0'0'0,"0"0"0,0 0 0,0 0 0,0 0 0,0 6 0,2 11 0,3 11 0,5 11 0,2 7 0,2 7 0,1 0 0,-3-8 0,-3-12 0,-4-10 0,-1-9 0,-3-6-8191</inkml:trace>
   <inkml:trace contextRef="#ctx0" brushRef="#br0" timeOffset="8117.12">4120 1856 24575,'0'0'0,"0"0"0</inkml:trace>
   <inkml:trace contextRef="#ctx0" brushRef="#br0" timeOffset="8768.34">4344 2019 24575,'4'10'0,"24"56"0,4-1 0,3-1 0,2-2 0,50 62 0,-86-132 0,-9-24 0,-8-47 0,16 63 0,0 1 0,1 0 0,0 0 0,1 0 0,1 0 0,8-27 0,-8 33 0,0 0 0,1 0 0,0 0 0,1 1 0,0 0 0,0-1 0,1 2 0,0-1 0,0 1 0,0 0 0,15-12 0,-18 17 0,1 0 0,0 0 0,0 1 0,0-1 0,0 1 0,1-1 0,-1 2 0,0-1 0,1 0 0,-1 1 0,0-1 0,1 1 0,-1 1 0,0-1 0,1 0 0,-1 1 0,0 0 0,1 0 0,-1 0 0,0 1 0,0 0 0,6 3 0,10 5 0,0 1 0,-1 1 0,19 15 0,-26-19 0,12 10-124,0 1 0,-1 1 0,0 1 0,-2 1 0,-1 0 0,-1 2-1,-1 1 1,0 0 0,-2 1 0,23 51 0,-32-60-6702</inkml:trace>
-  <inkml:trace contextRef="#ctx0" brushRef="#br0" timeOffset="8973.35">5129 2180 24575,'0'0'0,"2"6"0,3 11 0,3 9 0,0 0 0,-2-5 0,-1-3 0,-2-6 0,-1-3-8191</inkml:trace>
+  <inkml:trace contextRef="#ctx0" brushRef="#br0" timeOffset="8973.34">5129 2180 24575,'0'0'0,"2"6"0,3 11 0,3 9 0,0 0 0,-2-5 0,-1-3 0,-2-6 0,-1-3-8191</inkml:trace>
   <inkml:trace contextRef="#ctx0" brushRef="#br0" timeOffset="9130.14">4817 1757 24575,'0'0'0,"0"0"0</inkml:trace>
   <inkml:trace contextRef="#ctx0" brushRef="#br0" timeOffset="9480.34">5340 1831 24575,'0'0'0,"0"3"0,12 49 0,1 0 0,3 0 0,34 72 0,-36-92 0,-2-2 0,1 0 0,2-2 0,25 39 0,-35-59 0,1-1 0,-1 0 0,1 0 0,1 0 0,-1-1 0,1 0 0,0 0 0,0-1 0,1 0 0,0 0 0,0-1 0,0 0 0,0 0 0,0-1 0,1 0 0,17 4 0,-22-7-62,1 0 0,0 0 0,0 0 0,-1-1 0,1 1 0,0-1 0,-1 0 0,1 0 0,-1-1 0,1 0 0,-1 1 0,0-1-1,1-1 1,-1 1 0,0-1 0,-1 1 0,1-1 0,0 0 0,-1-1 0,1 1 0,2-5 0,6-7-6764</inkml:trace>
   <inkml:trace contextRef="#ctx0" brushRef="#br0" timeOffset="9704.23">5340 2106 24575,'0'0'0,"0"0"0,6 0 0,11-2 0,11-3 0,17-5 0,17-4 0,7-5 0,-5 1 0,-14 4 0,-13 1 0,-11 4 0,-10 3 0,-7 3-8191</inkml:trace>
